--- a/Group 2 - Solution Design Specification.docx
+++ b/Group 2 - Solution Design Specification.docx
@@ -177,7 +177,25 @@
           <w:sz w:val="26"/>
           <w:szCs w:val="26"/>
         </w:rPr>
-        <w:t xml:space="preserve"> and gap to overtake based on historical data using Machine Learning.</w:t>
+        <w:t xml:space="preserve"> and </w:t>
+      </w:r>
+      <w:proofErr w:type="gramStart"/>
+      <w:r>
+        <w:rPr>
+          <w:rFonts w:ascii="Times New Roman" w:eastAsia="Times New Roman" w:hAnsi="Times New Roman" w:cs="Times New Roman"/>
+          <w:sz w:val="26"/>
+          <w:szCs w:val="26"/>
+        </w:rPr>
+        <w:t>gap</w:t>
+      </w:r>
+      <w:proofErr w:type="gramEnd"/>
+      <w:r>
+        <w:rPr>
+          <w:rFonts w:ascii="Times New Roman" w:eastAsia="Times New Roman" w:hAnsi="Times New Roman" w:cs="Times New Roman"/>
+          <w:sz w:val="26"/>
+          <w:szCs w:val="26"/>
+        </w:rPr>
+        <w:t xml:space="preserve"> to overtake based on historical data using Machine Learning.</w:t>
       </w:r>
     </w:p>
     <w:p>
@@ -649,7 +667,25 @@
           <w:sz w:val="26"/>
           <w:szCs w:val="26"/>
         </w:rPr>
-        <w:t xml:space="preserve"> Data from Kafka is consumed by Apache Spark (Structured Streaming). This layer will perform real-time feature engineering and data cleansing. Simultaneously, Spark MLlib will be used to train and deploy machine learning models (such as Random Forest or Gradient Boosting) to predict various attributes.</w:t>
+        <w:t xml:space="preserve"> Data from Kafka is consumed by Apache Spark (Structured Streaming). This layer will perform real-time feature engineering and data cleansing. Simultaneously, Spark </w:t>
+      </w:r>
+      <w:proofErr w:type="spellStart"/>
+      <w:r>
+        <w:rPr>
+          <w:rFonts w:ascii="Times New Roman" w:eastAsia="Times New Roman" w:hAnsi="Times New Roman" w:cs="Times New Roman"/>
+          <w:sz w:val="26"/>
+          <w:szCs w:val="26"/>
+        </w:rPr>
+        <w:t>MLlib</w:t>
+      </w:r>
+      <w:proofErr w:type="spellEnd"/>
+      <w:r>
+        <w:rPr>
+          <w:rFonts w:ascii="Times New Roman" w:eastAsia="Times New Roman" w:hAnsi="Times New Roman" w:cs="Times New Roman"/>
+          <w:sz w:val="26"/>
+          <w:szCs w:val="26"/>
+        </w:rPr>
+        <w:t xml:space="preserve"> will be used to train and deploy machine learning models (such as Random Forest or Gradient Boosting) to predict various attributes.</w:t>
       </w:r>
     </w:p>
     <w:p>
@@ -680,7 +716,25 @@
           <w:sz w:val="26"/>
           <w:szCs w:val="26"/>
         </w:rPr>
-        <w:t xml:space="preserve"> Processed data will be synced to a database with low query latency. The team will configure InfluxDB (optimized for telemetry time-series data) for storage.</w:t>
+        <w:t xml:space="preserve"> Processed data will be synced to a database with low query latency. The team will configure </w:t>
+      </w:r>
+      <w:proofErr w:type="spellStart"/>
+      <w:r>
+        <w:rPr>
+          <w:rFonts w:ascii="Times New Roman" w:eastAsia="Times New Roman" w:hAnsi="Times New Roman" w:cs="Times New Roman"/>
+          <w:sz w:val="26"/>
+          <w:szCs w:val="26"/>
+        </w:rPr>
+        <w:t>InfluxDB</w:t>
+      </w:r>
+      <w:proofErr w:type="spellEnd"/>
+      <w:r>
+        <w:rPr>
+          <w:rFonts w:ascii="Times New Roman" w:eastAsia="Times New Roman" w:hAnsi="Times New Roman" w:cs="Times New Roman"/>
+          <w:sz w:val="26"/>
+          <w:szCs w:val="26"/>
+        </w:rPr>
+        <w:t xml:space="preserve"> (optimized for telemetry time-series data) for storage.</w:t>
       </w:r>
     </w:p>
     <w:p>
@@ -712,7 +766,25 @@
           <w:sz w:val="26"/>
           <w:szCs w:val="26"/>
         </w:rPr>
-        <w:t xml:space="preserve"> The User Interface (UI) layer will be a Web Dashboard built with Streamlit, allowing data retrieval from the Storage Layer to display simulated live GPS tracking, heatmaps, and ML predictions.</w:t>
+        <w:t xml:space="preserve"> The User Interface (UI) layer will be a Web Dashboard built with </w:t>
+      </w:r>
+      <w:proofErr w:type="spellStart"/>
+      <w:r>
+        <w:rPr>
+          <w:rFonts w:ascii="Times New Roman" w:eastAsia="Times New Roman" w:hAnsi="Times New Roman" w:cs="Times New Roman"/>
+          <w:sz w:val="26"/>
+          <w:szCs w:val="26"/>
+        </w:rPr>
+        <w:t>Streamlit</w:t>
+      </w:r>
+      <w:proofErr w:type="spellEnd"/>
+      <w:r>
+        <w:rPr>
+          <w:rFonts w:ascii="Times New Roman" w:eastAsia="Times New Roman" w:hAnsi="Times New Roman" w:cs="Times New Roman"/>
+          <w:sz w:val="26"/>
+          <w:szCs w:val="26"/>
+        </w:rPr>
+        <w:t>, allowing data retrieval from the Storage Layer to display simulated live GPS tracking, heatmaps, and ML predictions.</w:t>
       </w:r>
     </w:p>
     <w:p>
@@ -781,7 +853,43 @@
           <w:sz w:val="26"/>
           <w:szCs w:val="26"/>
         </w:rPr>
-        <w:t xml:space="preserve"> FastF1 API (Raw Data) ➔ Kafka Producer ➔ Kafka Topics ➔ Spark Structured Streaming (ETL &amp; ML Predict) ➔ InfluxDB ➔ Streamlit Dashboard.</w:t>
+        <w:t xml:space="preserve"> FastF1 API (Raw Data) ➔ Kafka Producer ➔ Kafka Topics ➔ Spark Structured Streaming (ETL &amp; ML Predict) ➔ </w:t>
+      </w:r>
+      <w:proofErr w:type="spellStart"/>
+      <w:r>
+        <w:rPr>
+          <w:rFonts w:ascii="Arial Unicode MS" w:eastAsia="Arial Unicode MS" w:hAnsi="Arial Unicode MS" w:cs="Arial Unicode MS"/>
+          <w:sz w:val="26"/>
+          <w:szCs w:val="26"/>
+        </w:rPr>
+        <w:t>InfluxDB</w:t>
+      </w:r>
+      <w:proofErr w:type="spellEnd"/>
+      <w:r>
+        <w:rPr>
+          <w:rFonts w:ascii="Arial Unicode MS" w:eastAsia="Arial Unicode MS" w:hAnsi="Arial Unicode MS" w:cs="Arial Unicode MS"/>
+          <w:sz w:val="26"/>
+          <w:szCs w:val="26"/>
+        </w:rPr>
+        <w:t xml:space="preserve"> ➔ </w:t>
+      </w:r>
+      <w:proofErr w:type="spellStart"/>
+      <w:r>
+        <w:rPr>
+          <w:rFonts w:ascii="Arial Unicode MS" w:eastAsia="Arial Unicode MS" w:hAnsi="Arial Unicode MS" w:cs="Arial Unicode MS"/>
+          <w:sz w:val="26"/>
+          <w:szCs w:val="26"/>
+        </w:rPr>
+        <w:t>Streamlit</w:t>
+      </w:r>
+      <w:proofErr w:type="spellEnd"/>
+      <w:r>
+        <w:rPr>
+          <w:rFonts w:ascii="Arial Unicode MS" w:eastAsia="Arial Unicode MS" w:hAnsi="Arial Unicode MS" w:cs="Arial Unicode MS"/>
+          <w:sz w:val="26"/>
+          <w:szCs w:val="26"/>
+        </w:rPr>
+        <w:t xml:space="preserve"> Dashboard.</w:t>
       </w:r>
     </w:p>
     <w:p>
@@ -885,6 +993,7 @@
           <w:szCs w:val="26"/>
         </w:rPr>
       </w:pPr>
+      <w:proofErr w:type="spellStart"/>
       <w:r>
         <w:rPr>
           <w:rFonts w:ascii="Times New Roman" w:eastAsia="Times New Roman" w:hAnsi="Times New Roman" w:cs="Times New Roman"/>
@@ -894,6 +1003,7 @@
         </w:rPr>
         <w:t>DriverID</w:t>
       </w:r>
+      <w:proofErr w:type="spellEnd"/>
       <w:r>
         <w:rPr>
           <w:rFonts w:ascii="Times New Roman" w:eastAsia="Times New Roman" w:hAnsi="Times New Roman" w:cs="Times New Roman"/>
@@ -1064,6 +1174,7 @@
           <w:szCs w:val="26"/>
         </w:rPr>
       </w:pPr>
+      <w:proofErr w:type="gramStart"/>
       <w:r>
         <w:rPr>
           <w:rFonts w:ascii="Times New Roman" w:eastAsia="Times New Roman" w:hAnsi="Times New Roman" w:cs="Times New Roman"/>
@@ -1080,7 +1191,16 @@
           <w:sz w:val="26"/>
           <w:szCs w:val="26"/>
         </w:rPr>
-        <w:t xml:space="preserve"> Structured data, updated every time a driver completes a sector or lap.</w:t>
+        <w:t xml:space="preserve"> Structured data,</w:t>
+      </w:r>
+      <w:proofErr w:type="gramEnd"/>
+      <w:r>
+        <w:rPr>
+          <w:rFonts w:ascii="Times New Roman" w:eastAsia="Times New Roman" w:hAnsi="Times New Roman" w:cs="Times New Roman"/>
+          <w:sz w:val="26"/>
+          <w:szCs w:val="26"/>
+        </w:rPr>
+        <w:t xml:space="preserve"> updated every time a driver completes a sector or lap.</w:t>
       </w:r>
     </w:p>
     <w:p>
@@ -1096,6 +1216,7 @@
           <w:szCs w:val="26"/>
         </w:rPr>
       </w:pPr>
+      <w:proofErr w:type="spellStart"/>
       <w:r>
         <w:rPr>
           <w:rFonts w:ascii="Times New Roman" w:eastAsia="Times New Roman" w:hAnsi="Times New Roman" w:cs="Times New Roman"/>
@@ -1105,6 +1226,7 @@
         </w:rPr>
         <w:t>LapNumber</w:t>
       </w:r>
+      <w:proofErr w:type="spellEnd"/>
       <w:r>
         <w:rPr>
           <w:rFonts w:ascii="Times New Roman" w:eastAsia="Times New Roman" w:hAnsi="Times New Roman" w:cs="Times New Roman"/>
@@ -1126,6 +1248,7 @@
           <w:szCs w:val="26"/>
         </w:rPr>
       </w:pPr>
+      <w:proofErr w:type="spellStart"/>
       <w:r>
         <w:rPr>
           <w:rFonts w:ascii="Times New Roman" w:eastAsia="Times New Roman" w:hAnsi="Times New Roman" w:cs="Times New Roman"/>
@@ -1135,6 +1258,7 @@
         </w:rPr>
         <w:t>DriverID</w:t>
       </w:r>
+      <w:proofErr w:type="spellEnd"/>
       <w:r>
         <w:rPr>
           <w:rFonts w:ascii="Times New Roman" w:eastAsia="Times New Roman" w:hAnsi="Times New Roman" w:cs="Times New Roman"/>
@@ -1186,6 +1310,7 @@
           <w:szCs w:val="26"/>
         </w:rPr>
       </w:pPr>
+      <w:proofErr w:type="spellStart"/>
       <w:r>
         <w:rPr>
           <w:rFonts w:ascii="Times New Roman" w:eastAsia="Times New Roman" w:hAnsi="Times New Roman" w:cs="Times New Roman"/>
@@ -1195,6 +1320,7 @@
         </w:rPr>
         <w:t>LapTime</w:t>
       </w:r>
+      <w:proofErr w:type="spellEnd"/>
       <w:r>
         <w:rPr>
           <w:rFonts w:ascii="Times New Roman" w:eastAsia="Times New Roman" w:hAnsi="Times New Roman" w:cs="Times New Roman"/>
@@ -1216,6 +1342,7 @@
           <w:szCs w:val="26"/>
         </w:rPr>
       </w:pPr>
+      <w:proofErr w:type="spellStart"/>
       <w:r>
         <w:rPr>
           <w:rFonts w:ascii="Times New Roman" w:eastAsia="Times New Roman" w:hAnsi="Times New Roman" w:cs="Times New Roman"/>
@@ -1225,6 +1352,7 @@
         </w:rPr>
         <w:t>TireCompound</w:t>
       </w:r>
+      <w:proofErr w:type="spellEnd"/>
       <w:r>
         <w:rPr>
           <w:rFonts w:ascii="Times New Roman" w:eastAsia="Times New Roman" w:hAnsi="Times New Roman" w:cs="Times New Roman"/>
@@ -1247,6 +1375,7 @@
           <w:szCs w:val="26"/>
         </w:rPr>
       </w:pPr>
+      <w:proofErr w:type="spellStart"/>
       <w:r>
         <w:rPr>
           <w:rFonts w:ascii="Times New Roman" w:eastAsia="Times New Roman" w:hAnsi="Times New Roman" w:cs="Times New Roman"/>
@@ -1256,6 +1385,7 @@
         </w:rPr>
         <w:t>TireAge</w:t>
       </w:r>
+      <w:proofErr w:type="spellEnd"/>
       <w:r>
         <w:rPr>
           <w:rFonts w:ascii="Times New Roman" w:eastAsia="Times New Roman" w:hAnsi="Times New Roman" w:cs="Times New Roman"/>
@@ -1337,6 +1467,7 @@
           <w:szCs w:val="26"/>
         </w:rPr>
       </w:pPr>
+      <w:proofErr w:type="spellStart"/>
       <w:r>
         <w:rPr>
           <w:rFonts w:ascii="Times New Roman" w:eastAsia="Times New Roman" w:hAnsi="Times New Roman" w:cs="Times New Roman"/>
@@ -1346,6 +1477,7 @@
         </w:rPr>
         <w:t>AirTemp</w:t>
       </w:r>
+      <w:proofErr w:type="spellEnd"/>
       <w:r>
         <w:rPr>
           <w:rFonts w:ascii="Times New Roman" w:eastAsia="Times New Roman" w:hAnsi="Times New Roman" w:cs="Times New Roman"/>
@@ -1367,6 +1499,7 @@
           <w:szCs w:val="26"/>
         </w:rPr>
       </w:pPr>
+      <w:proofErr w:type="spellStart"/>
       <w:r>
         <w:rPr>
           <w:rFonts w:ascii="Times New Roman" w:eastAsia="Times New Roman" w:hAnsi="Times New Roman" w:cs="Times New Roman"/>
@@ -1376,6 +1509,7 @@
         </w:rPr>
         <w:t>TrackTemp</w:t>
       </w:r>
+      <w:proofErr w:type="spellEnd"/>
       <w:r>
         <w:rPr>
           <w:rFonts w:ascii="Times New Roman" w:eastAsia="Times New Roman" w:hAnsi="Times New Roman" w:cs="Times New Roman"/>
@@ -1428,6 +1562,7 @@
           <w:szCs w:val="26"/>
         </w:rPr>
       </w:pPr>
+      <w:proofErr w:type="spellStart"/>
       <w:r>
         <w:rPr>
           <w:rFonts w:ascii="Times New Roman" w:eastAsia="Times New Roman" w:hAnsi="Times New Roman" w:cs="Times New Roman"/>
@@ -1437,6 +1572,7 @@
         </w:rPr>
         <w:t>WindSpeed</w:t>
       </w:r>
+      <w:proofErr w:type="spellEnd"/>
       <w:r>
         <w:rPr>
           <w:rFonts w:ascii="Times New Roman" w:eastAsia="Times New Roman" w:hAnsi="Times New Roman" w:cs="Times New Roman"/>
@@ -1483,7 +1619,29 @@
           <w:szCs w:val="26"/>
         </w:rPr>
         <w:lastRenderedPageBreak/>
-        <w:t>4. Predictive Modeling Design (Spark MLlib)</w:t>
+        <w:t xml:space="preserve">4. Predictive Modeling Design (Spark </w:t>
+      </w:r>
+      <w:proofErr w:type="spellStart"/>
+      <w:r>
+        <w:rPr>
+          <w:rFonts w:ascii="Times New Roman" w:eastAsia="Times New Roman" w:hAnsi="Times New Roman" w:cs="Times New Roman"/>
+          <w:b/>
+          <w:bCs/>
+          <w:sz w:val="26"/>
+          <w:szCs w:val="26"/>
+        </w:rPr>
+        <w:t>MLlib</w:t>
+      </w:r>
+      <w:proofErr w:type="spellEnd"/>
+      <w:r>
+        <w:rPr>
+          <w:rFonts w:ascii="Times New Roman" w:eastAsia="Times New Roman" w:hAnsi="Times New Roman" w:cs="Times New Roman"/>
+          <w:b/>
+          <w:bCs/>
+          <w:sz w:val="26"/>
+          <w:szCs w:val="26"/>
+        </w:rPr>
+        <w:t>)</w:t>
       </w:r>
     </w:p>
     <w:p>
@@ -1654,6 +1812,7 @@
           <w:szCs w:val="26"/>
         </w:rPr>
       </w:pPr>
+      <w:proofErr w:type="spellStart"/>
       <w:r>
         <w:rPr>
           <w:rFonts w:ascii="Times New Roman" w:eastAsia="Times New Roman" w:hAnsi="Times New Roman" w:cs="Times New Roman"/>
@@ -1663,6 +1822,7 @@
         </w:rPr>
         <w:t>Next_LapTime</w:t>
       </w:r>
+      <w:proofErr w:type="spellEnd"/>
       <w:r>
         <w:rPr>
           <w:rFonts w:ascii="Times New Roman" w:eastAsia="Times New Roman" w:hAnsi="Times New Roman" w:cs="Times New Roman"/>
@@ -1685,6 +1845,7 @@
           <w:szCs w:val="26"/>
         </w:rPr>
       </w:pPr>
+      <w:proofErr w:type="spellStart"/>
       <w:r>
         <w:rPr>
           <w:rFonts w:ascii="Times New Roman" w:eastAsia="Times New Roman" w:hAnsi="Times New Roman" w:cs="Times New Roman"/>
@@ -1692,7 +1853,17 @@
           <w:sz w:val="26"/>
           <w:szCs w:val="26"/>
         </w:rPr>
-        <w:t xml:space="preserve">Estimated_TireLife </w:t>
+        <w:t>Estimated_TireLife</w:t>
+      </w:r>
+      <w:proofErr w:type="spellEnd"/>
+      <w:r>
+        <w:rPr>
+          <w:rFonts w:ascii="Times New Roman" w:eastAsia="Times New Roman" w:hAnsi="Times New Roman" w:cs="Times New Roman"/>
+          <w:color w:val="188038"/>
+          <w:sz w:val="26"/>
+          <w:szCs w:val="26"/>
+        </w:rPr>
+        <w:t xml:space="preserve"> </w:t>
       </w:r>
       <w:r>
         <w:rPr>
@@ -1717,13 +1888,23 @@
           <w:szCs w:val="26"/>
         </w:rPr>
       </w:pPr>
-      <w:r>
-        <w:rPr>
-          <w:rFonts w:ascii="Times New Roman" w:eastAsia="Times New Roman" w:hAnsi="Times New Roman" w:cs="Times New Roman"/>
-          <w:sz w:val="26"/>
-          <w:szCs w:val="26"/>
-        </w:rPr>
-        <w:t>Gap_toOvertake (Estimated distances/number of laps before a possible overtake situation - gap less than 10 seconds - between any two drivers)</w:t>
+      <w:proofErr w:type="spellStart"/>
+      <w:r>
+        <w:rPr>
+          <w:rFonts w:ascii="Times New Roman" w:eastAsia="Times New Roman" w:hAnsi="Times New Roman" w:cs="Times New Roman"/>
+          <w:sz w:val="26"/>
+          <w:szCs w:val="26"/>
+        </w:rPr>
+        <w:t>Gap_toOvertake</w:t>
+      </w:r>
+      <w:proofErr w:type="spellEnd"/>
+      <w:r>
+        <w:rPr>
+          <w:rFonts w:ascii="Times New Roman" w:eastAsia="Times New Roman" w:hAnsi="Times New Roman" w:cs="Times New Roman"/>
+          <w:sz w:val="26"/>
+          <w:szCs w:val="26"/>
+        </w:rPr>
+        <w:t xml:space="preserve"> (Estimated distances/number of laps before a possible overtake situation - gap less than 10 seconds - between any two drivers)</w:t>
       </w:r>
     </w:p>
     <w:p>
@@ -1752,7 +1933,25 @@
           <w:sz w:val="26"/>
           <w:szCs w:val="26"/>
         </w:rPr>
-        <w:t xml:space="preserve"> To allow Spark MLlib to learn tire wear and individual drivers/car characteristics, the input features (Feature Vector) will be designed to include:</w:t>
+        <w:t xml:space="preserve"> To allow Spark </w:t>
+      </w:r>
+      <w:proofErr w:type="spellStart"/>
+      <w:r>
+        <w:rPr>
+          <w:rFonts w:ascii="Times New Roman" w:eastAsia="Times New Roman" w:hAnsi="Times New Roman" w:cs="Times New Roman"/>
+          <w:sz w:val="26"/>
+          <w:szCs w:val="26"/>
+        </w:rPr>
+        <w:t>MLlib</w:t>
+      </w:r>
+      <w:proofErr w:type="spellEnd"/>
+      <w:r>
+        <w:rPr>
+          <w:rFonts w:ascii="Times New Roman" w:eastAsia="Times New Roman" w:hAnsi="Times New Roman" w:cs="Times New Roman"/>
+          <w:sz w:val="26"/>
+          <w:szCs w:val="26"/>
+        </w:rPr>
+        <w:t xml:space="preserve"> to learn tire wear and individual drivers/car characteristics, the input features (Feature Vector) will be designed to include:</w:t>
       </w:r>
     </w:p>
     <w:p>
@@ -1792,6 +1991,7 @@
           <w:szCs w:val="26"/>
         </w:rPr>
       </w:pPr>
+      <w:proofErr w:type="spellStart"/>
       <w:r>
         <w:rPr>
           <w:rFonts w:ascii="Times New Roman" w:eastAsia="Times New Roman" w:hAnsi="Times New Roman" w:cs="Times New Roman"/>
@@ -1801,6 +2001,7 @@
         </w:rPr>
         <w:t>TireAge</w:t>
       </w:r>
+      <w:proofErr w:type="spellEnd"/>
       <w:r>
         <w:rPr>
           <w:rFonts w:ascii="Times New Roman" w:eastAsia="Times New Roman" w:hAnsi="Times New Roman" w:cs="Times New Roman"/>
@@ -1822,6 +2023,7 @@
           <w:szCs w:val="26"/>
         </w:rPr>
       </w:pPr>
+      <w:proofErr w:type="spellStart"/>
       <w:r>
         <w:rPr>
           <w:rFonts w:ascii="Times New Roman" w:eastAsia="Times New Roman" w:hAnsi="Times New Roman" w:cs="Times New Roman"/>
@@ -1831,6 +2033,7 @@
         </w:rPr>
         <w:t>Prev_LapTime</w:t>
       </w:r>
+      <w:proofErr w:type="spellEnd"/>
       <w:r>
         <w:rPr>
           <w:rFonts w:ascii="Times New Roman" w:eastAsia="Times New Roman" w:hAnsi="Times New Roman" w:cs="Times New Roman"/>
@@ -1876,6 +2079,7 @@
           <w:szCs w:val="26"/>
         </w:rPr>
       </w:pPr>
+      <w:proofErr w:type="spellStart"/>
       <w:r>
         <w:rPr>
           <w:rFonts w:ascii="Times New Roman" w:eastAsia="Times New Roman" w:hAnsi="Times New Roman" w:cs="Times New Roman"/>
@@ -1885,6 +2089,7 @@
         </w:rPr>
         <w:t>TireCompound</w:t>
       </w:r>
+      <w:proofErr w:type="spellEnd"/>
       <w:r>
         <w:rPr>
           <w:rFonts w:ascii="Times New Roman" w:eastAsia="Times New Roman" w:hAnsi="Times New Roman" w:cs="Times New Roman"/>
@@ -1907,6 +2112,7 @@
           <w:szCs w:val="26"/>
         </w:rPr>
       </w:pPr>
+      <w:proofErr w:type="spellStart"/>
       <w:r>
         <w:rPr>
           <w:rFonts w:ascii="Times New Roman" w:eastAsia="Times New Roman" w:hAnsi="Times New Roman" w:cs="Times New Roman"/>
@@ -1916,6 +2122,7 @@
         </w:rPr>
         <w:t>DriverID</w:t>
       </w:r>
+      <w:proofErr w:type="spellEnd"/>
       <w:r>
         <w:rPr>
           <w:rFonts w:ascii="Times New Roman" w:eastAsia="Times New Roman" w:hAnsi="Times New Roman" w:cs="Times New Roman"/>
@@ -1924,6 +2131,7 @@
         </w:rPr>
         <w:t xml:space="preserve"> / </w:t>
       </w:r>
+      <w:proofErr w:type="spellStart"/>
       <w:r>
         <w:rPr>
           <w:rFonts w:ascii="Times New Roman" w:eastAsia="Times New Roman" w:hAnsi="Times New Roman" w:cs="Times New Roman"/>
@@ -1933,6 +2141,7 @@
         </w:rPr>
         <w:t>TeamID</w:t>
       </w:r>
+      <w:proofErr w:type="spellEnd"/>
       <w:r>
         <w:rPr>
           <w:rFonts w:ascii="Times New Roman" w:eastAsia="Times New Roman" w:hAnsi="Times New Roman" w:cs="Times New Roman"/>
@@ -1970,6 +2179,7 @@
         </w:rPr>
         <w:t xml:space="preserve"> The system will use Gradient-Boosted Trees Regressor (</w:t>
       </w:r>
+      <w:proofErr w:type="spellStart"/>
       <w:r>
         <w:rPr>
           <w:rFonts w:ascii="Times New Roman" w:eastAsia="Times New Roman" w:hAnsi="Times New Roman" w:cs="Times New Roman"/>
@@ -1979,6 +2189,7 @@
         </w:rPr>
         <w:t>GBTRegressor</w:t>
       </w:r>
+      <w:proofErr w:type="spellEnd"/>
       <w:r>
         <w:rPr>
           <w:rFonts w:ascii="Times New Roman" w:eastAsia="Times New Roman" w:hAnsi="Times New Roman" w:cs="Times New Roman"/>
@@ -1987,6 +2198,8 @@
         </w:rPr>
         <w:t xml:space="preserve">) or Random Forest Regressor provided by the </w:t>
       </w:r>
+      <w:proofErr w:type="spellStart"/>
+      <w:proofErr w:type="gramStart"/>
       <w:r>
         <w:rPr>
           <w:rFonts w:ascii="Times New Roman" w:eastAsia="Times New Roman" w:hAnsi="Times New Roman" w:cs="Times New Roman"/>
@@ -1996,6 +2209,8 @@
         </w:rPr>
         <w:t>pyspark.ml.regression</w:t>
       </w:r>
+      <w:proofErr w:type="spellEnd"/>
+      <w:proofErr w:type="gramEnd"/>
       <w:r>
         <w:rPr>
           <w:rFonts w:ascii="Times New Roman" w:eastAsia="Times New Roman" w:hAnsi="Times New Roman" w:cs="Times New Roman"/>
@@ -2072,7 +2287,25 @@
           <w:sz w:val="26"/>
           <w:szCs w:val="26"/>
         </w:rPr>
-        <w:t>Spark MLlib supports distributed training for Random Forest/GBT, allowing the team to rapidly train the model on historical data from past seasons.</w:t>
+        <w:t xml:space="preserve">Spark </w:t>
+      </w:r>
+      <w:proofErr w:type="spellStart"/>
+      <w:r>
+        <w:rPr>
+          <w:rFonts w:ascii="Times New Roman" w:eastAsia="Times New Roman" w:hAnsi="Times New Roman" w:cs="Times New Roman"/>
+          <w:sz w:val="26"/>
+          <w:szCs w:val="26"/>
+        </w:rPr>
+        <w:t>MLlib</w:t>
+      </w:r>
+      <w:proofErr w:type="spellEnd"/>
+      <w:r>
+        <w:rPr>
+          <w:rFonts w:ascii="Times New Roman" w:eastAsia="Times New Roman" w:hAnsi="Times New Roman" w:cs="Times New Roman"/>
+          <w:sz w:val="26"/>
+          <w:szCs w:val="26"/>
+        </w:rPr>
+        <w:t xml:space="preserve"> supports distributed training for Random Forest/GBT, allowing the team to rapidly train the model on historical data from past seasons.</w:t>
       </w:r>
     </w:p>
     <w:p>
@@ -2104,6 +2337,8 @@
         </w:rPr>
         <w:t xml:space="preserve"> The model training process (Offline Training) will be encapsulated using </w:t>
       </w:r>
+      <w:proofErr w:type="spellStart"/>
+      <w:proofErr w:type="gramStart"/>
       <w:r>
         <w:rPr>
           <w:rFonts w:ascii="Times New Roman" w:eastAsia="Times New Roman" w:hAnsi="Times New Roman" w:cs="Times New Roman"/>
@@ -2113,6 +2348,8 @@
         </w:rPr>
         <w:t>pyspark.ml.Pipeline</w:t>
       </w:r>
+      <w:proofErr w:type="spellEnd"/>
+      <w:proofErr w:type="gramEnd"/>
       <w:r>
         <w:rPr>
           <w:rFonts w:ascii="Times New Roman" w:eastAsia="Times New Roman" w:hAnsi="Times New Roman" w:cs="Times New Roman"/>
@@ -2135,6 +2372,7 @@
           <w:szCs w:val="26"/>
         </w:rPr>
       </w:pPr>
+      <w:proofErr w:type="spellStart"/>
       <w:r>
         <w:rPr>
           <w:rFonts w:ascii="Times New Roman" w:eastAsia="Times New Roman" w:hAnsi="Times New Roman" w:cs="Times New Roman"/>
@@ -2144,6 +2382,7 @@
         </w:rPr>
         <w:t>StringIndexer</w:t>
       </w:r>
+      <w:proofErr w:type="spellEnd"/>
       <w:r>
         <w:rPr>
           <w:rFonts w:ascii="Times New Roman" w:eastAsia="Times New Roman" w:hAnsi="Times New Roman" w:cs="Times New Roman"/>
@@ -2152,6 +2391,7 @@
         </w:rPr>
         <w:t>: Converts categorical variables (</w:t>
       </w:r>
+      <w:proofErr w:type="spellStart"/>
       <w:r>
         <w:rPr>
           <w:rFonts w:ascii="Times New Roman" w:eastAsia="Times New Roman" w:hAnsi="Times New Roman" w:cs="Times New Roman"/>
@@ -2161,6 +2401,7 @@
         </w:rPr>
         <w:t>TireCompound</w:t>
       </w:r>
+      <w:proofErr w:type="spellEnd"/>
       <w:r>
         <w:rPr>
           <w:rFonts w:ascii="Times New Roman" w:eastAsia="Times New Roman" w:hAnsi="Times New Roman" w:cs="Times New Roman"/>
@@ -2182,6 +2423,7 @@
           <w:szCs w:val="26"/>
         </w:rPr>
       </w:pPr>
+      <w:proofErr w:type="spellStart"/>
       <w:r>
         <w:rPr>
           <w:rFonts w:ascii="Times New Roman" w:eastAsia="Times New Roman" w:hAnsi="Times New Roman" w:cs="Times New Roman"/>
@@ -2191,6 +2433,7 @@
         </w:rPr>
         <w:t>OneHotEncoder</w:t>
       </w:r>
+      <w:proofErr w:type="spellEnd"/>
       <w:r>
         <w:rPr>
           <w:rFonts w:ascii="Times New Roman" w:eastAsia="Times New Roman" w:hAnsi="Times New Roman" w:cs="Times New Roman"/>
@@ -2212,6 +2455,7 @@
           <w:szCs w:val="26"/>
         </w:rPr>
       </w:pPr>
+      <w:proofErr w:type="spellStart"/>
       <w:r>
         <w:rPr>
           <w:rFonts w:ascii="Times New Roman" w:eastAsia="Times New Roman" w:hAnsi="Times New Roman" w:cs="Times New Roman"/>
@@ -2221,6 +2465,7 @@
         </w:rPr>
         <w:t>VectorAssembler</w:t>
       </w:r>
+      <w:proofErr w:type="spellEnd"/>
       <w:r>
         <w:rPr>
           <w:rFonts w:ascii="Times New Roman" w:eastAsia="Times New Roman" w:hAnsi="Times New Roman" w:cs="Times New Roman"/>
@@ -2244,7 +2489,25 @@
           <w:sz w:val="26"/>
           <w:szCs w:val="26"/>
         </w:rPr>
-        <w:t xml:space="preserve"> (the mandatory format for Spark MLlib).</w:t>
+        <w:t xml:space="preserve"> (the mandatory format for Spark </w:t>
+      </w:r>
+      <w:proofErr w:type="spellStart"/>
+      <w:r>
+        <w:rPr>
+          <w:rFonts w:ascii="Times New Roman" w:eastAsia="Times New Roman" w:hAnsi="Times New Roman" w:cs="Times New Roman"/>
+          <w:sz w:val="26"/>
+          <w:szCs w:val="26"/>
+        </w:rPr>
+        <w:t>MLlib</w:t>
+      </w:r>
+      <w:proofErr w:type="spellEnd"/>
+      <w:r>
+        <w:rPr>
+          <w:rFonts w:ascii="Times New Roman" w:eastAsia="Times New Roman" w:hAnsi="Times New Roman" w:cs="Times New Roman"/>
+          <w:sz w:val="26"/>
+          <w:szCs w:val="26"/>
+        </w:rPr>
+        <w:t>).</w:t>
       </w:r>
     </w:p>
     <w:p>
@@ -2307,6 +2570,7 @@
         </w:rPr>
         <w:t xml:space="preserve"> The model will be evaluated using </w:t>
       </w:r>
+      <w:proofErr w:type="spellStart"/>
       <w:r>
         <w:rPr>
           <w:rFonts w:ascii="Times New Roman" w:eastAsia="Times New Roman" w:hAnsi="Times New Roman" w:cs="Times New Roman"/>
@@ -2316,6 +2580,7 @@
         </w:rPr>
         <w:t>RegressionEvaluator</w:t>
       </w:r>
+      <w:proofErr w:type="spellEnd"/>
       <w:r>
         <w:rPr>
           <w:rFonts w:ascii="Times New Roman" w:eastAsia="Times New Roman" w:hAnsi="Times New Roman" w:cs="Times New Roman"/>
@@ -2414,7 +2679,25 @@
           <w:sz w:val="26"/>
           <w:szCs w:val="26"/>
         </w:rPr>
-        <w:t xml:space="preserve"> The integration of Spark MLlib and Spark Structured Streaming will support two types of inference within the scope of this project:</w:t>
+        <w:t xml:space="preserve"> The integration of Spark </w:t>
+      </w:r>
+      <w:proofErr w:type="spellStart"/>
+      <w:r>
+        <w:rPr>
+          <w:rFonts w:ascii="Times New Roman" w:eastAsia="Times New Roman" w:hAnsi="Times New Roman" w:cs="Times New Roman"/>
+          <w:sz w:val="26"/>
+          <w:szCs w:val="26"/>
+        </w:rPr>
+        <w:t>MLlib</w:t>
+      </w:r>
+      <w:proofErr w:type="spellEnd"/>
+      <w:r>
+        <w:rPr>
+          <w:rFonts w:ascii="Times New Roman" w:eastAsia="Times New Roman" w:hAnsi="Times New Roman" w:cs="Times New Roman"/>
+          <w:sz w:val="26"/>
+          <w:szCs w:val="26"/>
+        </w:rPr>
+        <w:t xml:space="preserve"> and Spark Structured Streaming will support two types of inference within the scope of this project:</w:t>
       </w:r>
     </w:p>
     <w:p>
@@ -2448,6 +2731,7 @@
         </w:rPr>
         <w:t xml:space="preserve"> The model is trained periodically (e.g., before each race) using historical data downloaded from the FastF1 API. After training, the </w:t>
       </w:r>
+      <w:proofErr w:type="spellStart"/>
       <w:r>
         <w:rPr>
           <w:rFonts w:ascii="Times New Roman" w:eastAsia="Times New Roman" w:hAnsi="Times New Roman" w:cs="Times New Roman"/>
@@ -2457,6 +2741,7 @@
         </w:rPr>
         <w:t>PipelineModel</w:t>
       </w:r>
+      <w:proofErr w:type="spellEnd"/>
       <w:r>
         <w:rPr>
           <w:rFonts w:ascii="Times New Roman" w:eastAsia="Times New Roman" w:hAnsi="Times New Roman" w:cs="Times New Roman"/>
@@ -2546,6 +2831,7 @@
           <w:szCs w:val="26"/>
         </w:rPr>
       </w:pPr>
+      <w:proofErr w:type="gramStart"/>
       <w:r>
         <w:rPr>
           <w:rFonts w:ascii="Times New Roman" w:eastAsia="Times New Roman" w:hAnsi="Times New Roman" w:cs="Times New Roman"/>
@@ -2561,7 +2847,17 @@
           <w:sz w:val="26"/>
           <w:szCs w:val="26"/>
         </w:rPr>
-        <w:t>.transform()</w:t>
+        <w:t>.transform</w:t>
+      </w:r>
+      <w:proofErr w:type="gramEnd"/>
+      <w:r>
+        <w:rPr>
+          <w:rFonts w:ascii="Times New Roman" w:eastAsia="Times New Roman" w:hAnsi="Times New Roman" w:cs="Times New Roman"/>
+          <w:color w:val="188038"/>
+          <w:sz w:val="26"/>
+          <w:szCs w:val="26"/>
+        </w:rPr>
+        <w:t>()</w:t>
       </w:r>
       <w:r>
         <w:rPr>
@@ -2592,8 +2888,7509 @@
           <w:sz w:val="26"/>
           <w:szCs w:val="26"/>
         </w:rPr>
-        <w:t>The prediction result (Example: "Verstappen will take 1 minute 24.5 seconds for the next lap") will be pushed directly into InfluxDB for display to the user via the Streamlit dashboard.</w:t>
-      </w:r>
+        <w:t xml:space="preserve">The prediction result (Example: "Verstappen will take 1 minute 24.5 seconds for the next lap") will be pushed directly into </w:t>
+      </w:r>
+      <w:proofErr w:type="spellStart"/>
+      <w:r>
+        <w:rPr>
+          <w:rFonts w:ascii="Times New Roman" w:eastAsia="Times New Roman" w:hAnsi="Times New Roman" w:cs="Times New Roman"/>
+          <w:sz w:val="26"/>
+          <w:szCs w:val="26"/>
+        </w:rPr>
+        <w:t>InfluxDB</w:t>
+      </w:r>
+      <w:proofErr w:type="spellEnd"/>
+      <w:r>
+        <w:rPr>
+          <w:rFonts w:ascii="Times New Roman" w:eastAsia="Times New Roman" w:hAnsi="Times New Roman" w:cs="Times New Roman"/>
+          <w:sz w:val="26"/>
+          <w:szCs w:val="26"/>
+        </w:rPr>
+        <w:t xml:space="preserve"> for display to the user via the </w:t>
+      </w:r>
+      <w:proofErr w:type="spellStart"/>
+      <w:r>
+        <w:rPr>
+          <w:rFonts w:ascii="Times New Roman" w:eastAsia="Times New Roman" w:hAnsi="Times New Roman" w:cs="Times New Roman"/>
+          <w:sz w:val="26"/>
+          <w:szCs w:val="26"/>
+        </w:rPr>
+        <w:t>Streamlit</w:t>
+      </w:r>
+      <w:proofErr w:type="spellEnd"/>
+      <w:r>
+        <w:rPr>
+          <w:rFonts w:ascii="Times New Roman" w:eastAsia="Times New Roman" w:hAnsi="Times New Roman" w:cs="Times New Roman"/>
+          <w:sz w:val="26"/>
+          <w:szCs w:val="26"/>
+        </w:rPr>
+        <w:t xml:space="preserve"> dashboard.</w:t>
+      </w:r>
+    </w:p>
+    <w:p>
+      <w:pPr>
+        <w:rPr>
+          <w:rFonts w:ascii="Times New Roman" w:eastAsia="Times New Roman" w:hAnsi="Times New Roman" w:cs="Times New Roman"/>
+          <w:b/>
+          <w:bCs/>
+          <w:sz w:val="26"/>
+          <w:szCs w:val="26"/>
+          <w:lang w:val="en-US"/>
+        </w:rPr>
+      </w:pPr>
+      <w:r>
+        <w:rPr>
+          <w:rFonts w:ascii="Times New Roman" w:eastAsia="Times New Roman" w:hAnsi="Times New Roman" w:cs="Times New Roman"/>
+          <w:sz w:val="26"/>
+          <w:szCs w:val="26"/>
+        </w:rPr>
+        <w:br w:type="page"/>
+      </w:r>
+      <w:proofErr w:type="spellStart"/>
+      <w:r>
+        <w:rPr>
+          <w:rFonts w:ascii="Times New Roman" w:eastAsia="Times New Roman" w:hAnsi="Times New Roman" w:cs="Times New Roman"/>
+          <w:b/>
+          <w:bCs/>
+          <w:sz w:val="26"/>
+          <w:szCs w:val="26"/>
+          <w:lang w:val="en-US"/>
+        </w:rPr>
+        <w:lastRenderedPageBreak/>
+        <w:t>Kế</w:t>
+      </w:r>
+      <w:proofErr w:type="spellEnd"/>
+      <w:r>
+        <w:rPr>
+          <w:rFonts w:ascii="Times New Roman" w:eastAsia="Times New Roman" w:hAnsi="Times New Roman" w:cs="Times New Roman"/>
+          <w:b/>
+          <w:bCs/>
+          <w:sz w:val="26"/>
+          <w:szCs w:val="26"/>
+          <w:lang w:val="en-US"/>
+        </w:rPr>
+        <w:t xml:space="preserve"> </w:t>
+      </w:r>
+      <w:proofErr w:type="spellStart"/>
+      <w:r>
+        <w:rPr>
+          <w:rFonts w:ascii="Times New Roman" w:eastAsia="Times New Roman" w:hAnsi="Times New Roman" w:cs="Times New Roman"/>
+          <w:b/>
+          <w:bCs/>
+          <w:sz w:val="26"/>
+          <w:szCs w:val="26"/>
+          <w:lang w:val="en-US"/>
+        </w:rPr>
+        <w:t>hoạch</w:t>
+      </w:r>
+      <w:proofErr w:type="spellEnd"/>
+      <w:r>
+        <w:rPr>
+          <w:rFonts w:ascii="Times New Roman" w:eastAsia="Times New Roman" w:hAnsi="Times New Roman" w:cs="Times New Roman"/>
+          <w:b/>
+          <w:bCs/>
+          <w:sz w:val="26"/>
+          <w:szCs w:val="26"/>
+          <w:lang w:val="en-US"/>
+        </w:rPr>
+        <w:t xml:space="preserve"> Tái </w:t>
+      </w:r>
+      <w:proofErr w:type="spellStart"/>
+      <w:r>
+        <w:rPr>
+          <w:rFonts w:ascii="Times New Roman" w:eastAsia="Times New Roman" w:hAnsi="Times New Roman" w:cs="Times New Roman"/>
+          <w:b/>
+          <w:bCs/>
+          <w:sz w:val="26"/>
+          <w:szCs w:val="26"/>
+          <w:lang w:val="en-US"/>
+        </w:rPr>
+        <w:t>cấu</w:t>
+      </w:r>
+      <w:proofErr w:type="spellEnd"/>
+      <w:r>
+        <w:rPr>
+          <w:rFonts w:ascii="Times New Roman" w:eastAsia="Times New Roman" w:hAnsi="Times New Roman" w:cs="Times New Roman"/>
+          <w:b/>
+          <w:bCs/>
+          <w:sz w:val="26"/>
+          <w:szCs w:val="26"/>
+          <w:lang w:val="en-US"/>
+        </w:rPr>
+        <w:t xml:space="preserve"> </w:t>
+      </w:r>
+      <w:proofErr w:type="spellStart"/>
+      <w:r>
+        <w:rPr>
+          <w:rFonts w:ascii="Times New Roman" w:eastAsia="Times New Roman" w:hAnsi="Times New Roman" w:cs="Times New Roman"/>
+          <w:b/>
+          <w:bCs/>
+          <w:sz w:val="26"/>
+          <w:szCs w:val="26"/>
+          <w:lang w:val="en-US"/>
+        </w:rPr>
+        <w:t>trúc</w:t>
+      </w:r>
+      <w:proofErr w:type="spellEnd"/>
+      <w:r>
+        <w:rPr>
+          <w:rFonts w:ascii="Times New Roman" w:eastAsia="Times New Roman" w:hAnsi="Times New Roman" w:cs="Times New Roman"/>
+          <w:b/>
+          <w:bCs/>
+          <w:sz w:val="26"/>
+          <w:szCs w:val="26"/>
+          <w:lang w:val="en-US"/>
+        </w:rPr>
+        <w:t xml:space="preserve"> </w:t>
+      </w:r>
+      <w:proofErr w:type="spellStart"/>
+      <w:r>
+        <w:rPr>
+          <w:rFonts w:ascii="Times New Roman" w:eastAsia="Times New Roman" w:hAnsi="Times New Roman" w:cs="Times New Roman"/>
+          <w:b/>
+          <w:bCs/>
+          <w:sz w:val="26"/>
+          <w:szCs w:val="26"/>
+          <w:lang w:val="en-US"/>
+        </w:rPr>
+        <w:t>Dự</w:t>
+      </w:r>
+      <w:proofErr w:type="spellEnd"/>
+      <w:r>
+        <w:rPr>
+          <w:rFonts w:ascii="Times New Roman" w:eastAsia="Times New Roman" w:hAnsi="Times New Roman" w:cs="Times New Roman"/>
+          <w:b/>
+          <w:bCs/>
+          <w:sz w:val="26"/>
+          <w:szCs w:val="26"/>
+          <w:lang w:val="en-US"/>
+        </w:rPr>
+        <w:t xml:space="preserve"> </w:t>
+      </w:r>
+      <w:proofErr w:type="spellStart"/>
+      <w:r>
+        <w:rPr>
+          <w:rFonts w:ascii="Times New Roman" w:eastAsia="Times New Roman" w:hAnsi="Times New Roman" w:cs="Times New Roman"/>
+          <w:b/>
+          <w:bCs/>
+          <w:sz w:val="26"/>
+          <w:szCs w:val="26"/>
+          <w:lang w:val="en-US"/>
+        </w:rPr>
+        <w:t>án</w:t>
+      </w:r>
+      <w:proofErr w:type="spellEnd"/>
+      <w:r>
+        <w:rPr>
+          <w:rFonts w:ascii="Times New Roman" w:eastAsia="Times New Roman" w:hAnsi="Times New Roman" w:cs="Times New Roman"/>
+          <w:b/>
+          <w:bCs/>
+          <w:sz w:val="26"/>
+          <w:szCs w:val="26"/>
+          <w:lang w:val="en-US"/>
+        </w:rPr>
+        <w:t xml:space="preserve"> F1 Dashboard</w:t>
+      </w:r>
+    </w:p>
+    <w:p>
+      <w:pPr>
+        <w:rPr>
+          <w:rFonts w:ascii="Times New Roman" w:eastAsia="Times New Roman" w:hAnsi="Times New Roman" w:cs="Times New Roman"/>
+          <w:sz w:val="26"/>
+          <w:szCs w:val="26"/>
+          <w:lang w:val="en-US"/>
+        </w:rPr>
+      </w:pPr>
+      <w:proofErr w:type="spellStart"/>
+      <w:r>
+        <w:rPr>
+          <w:rFonts w:ascii="Times New Roman" w:eastAsia="Times New Roman" w:hAnsi="Times New Roman" w:cs="Times New Roman"/>
+          <w:sz w:val="26"/>
+          <w:szCs w:val="26"/>
+          <w:lang w:val="en-US"/>
+        </w:rPr>
+        <w:t>Việc</w:t>
+      </w:r>
+      <w:proofErr w:type="spellEnd"/>
+      <w:r>
+        <w:rPr>
+          <w:rFonts w:ascii="Times New Roman" w:eastAsia="Times New Roman" w:hAnsi="Times New Roman" w:cs="Times New Roman"/>
+          <w:sz w:val="26"/>
+          <w:szCs w:val="26"/>
+          <w:lang w:val="en-US"/>
+        </w:rPr>
+        <w:t xml:space="preserve"> chia </w:t>
+      </w:r>
+      <w:proofErr w:type="spellStart"/>
+      <w:r>
+        <w:rPr>
+          <w:rFonts w:ascii="Times New Roman" w:eastAsia="Times New Roman" w:hAnsi="Times New Roman" w:cs="Times New Roman"/>
+          <w:sz w:val="26"/>
+          <w:szCs w:val="26"/>
+          <w:lang w:val="en-US"/>
+        </w:rPr>
+        <w:t>nhỏ</w:t>
+      </w:r>
+      <w:proofErr w:type="spellEnd"/>
+      <w:r>
+        <w:rPr>
+          <w:rFonts w:ascii="Times New Roman" w:eastAsia="Times New Roman" w:hAnsi="Times New Roman" w:cs="Times New Roman"/>
+          <w:sz w:val="26"/>
+          <w:szCs w:val="26"/>
+          <w:lang w:val="en-US"/>
+        </w:rPr>
+        <w:t xml:space="preserve"> Dashboard.py </w:t>
+      </w:r>
+      <w:proofErr w:type="spellStart"/>
+      <w:r>
+        <w:rPr>
+          <w:rFonts w:ascii="Times New Roman" w:eastAsia="Times New Roman" w:hAnsi="Times New Roman" w:cs="Times New Roman"/>
+          <w:sz w:val="26"/>
+          <w:szCs w:val="26"/>
+          <w:lang w:val="en-US"/>
+        </w:rPr>
+        <w:t>sẽ</w:t>
+      </w:r>
+      <w:proofErr w:type="spellEnd"/>
+      <w:r>
+        <w:rPr>
+          <w:rFonts w:ascii="Times New Roman" w:eastAsia="Times New Roman" w:hAnsi="Times New Roman" w:cs="Times New Roman"/>
+          <w:sz w:val="26"/>
+          <w:szCs w:val="26"/>
+          <w:lang w:val="en-US"/>
+        </w:rPr>
+        <w:t xml:space="preserve"> </w:t>
+      </w:r>
+      <w:proofErr w:type="spellStart"/>
+      <w:r>
+        <w:rPr>
+          <w:rFonts w:ascii="Times New Roman" w:eastAsia="Times New Roman" w:hAnsi="Times New Roman" w:cs="Times New Roman"/>
+          <w:sz w:val="26"/>
+          <w:szCs w:val="26"/>
+          <w:lang w:val="en-US"/>
+        </w:rPr>
+        <w:t>áp</w:t>
+      </w:r>
+      <w:proofErr w:type="spellEnd"/>
+      <w:r>
+        <w:rPr>
+          <w:rFonts w:ascii="Times New Roman" w:eastAsia="Times New Roman" w:hAnsi="Times New Roman" w:cs="Times New Roman"/>
+          <w:sz w:val="26"/>
+          <w:szCs w:val="26"/>
+          <w:lang w:val="en-US"/>
+        </w:rPr>
+        <w:t xml:space="preserve"> </w:t>
+      </w:r>
+      <w:proofErr w:type="spellStart"/>
+      <w:r>
+        <w:rPr>
+          <w:rFonts w:ascii="Times New Roman" w:eastAsia="Times New Roman" w:hAnsi="Times New Roman" w:cs="Times New Roman"/>
+          <w:sz w:val="26"/>
+          <w:szCs w:val="26"/>
+          <w:lang w:val="en-US"/>
+        </w:rPr>
+        <w:t>dụng</w:t>
+      </w:r>
+      <w:proofErr w:type="spellEnd"/>
+      <w:r>
+        <w:rPr>
+          <w:rFonts w:ascii="Times New Roman" w:eastAsia="Times New Roman" w:hAnsi="Times New Roman" w:cs="Times New Roman"/>
+          <w:sz w:val="26"/>
+          <w:szCs w:val="26"/>
+          <w:lang w:val="en-US"/>
+        </w:rPr>
+        <w:t xml:space="preserve"> </w:t>
+      </w:r>
+      <w:proofErr w:type="spellStart"/>
+      <w:r>
+        <w:rPr>
+          <w:rFonts w:ascii="Times New Roman" w:eastAsia="Times New Roman" w:hAnsi="Times New Roman" w:cs="Times New Roman"/>
+          <w:sz w:val="26"/>
+          <w:szCs w:val="26"/>
+          <w:lang w:val="en-US"/>
+        </w:rPr>
+        <w:t>nguyên</w:t>
+      </w:r>
+      <w:proofErr w:type="spellEnd"/>
+      <w:r>
+        <w:rPr>
+          <w:rFonts w:ascii="Times New Roman" w:eastAsia="Times New Roman" w:hAnsi="Times New Roman" w:cs="Times New Roman"/>
+          <w:sz w:val="26"/>
+          <w:szCs w:val="26"/>
+          <w:lang w:val="en-US"/>
+        </w:rPr>
+        <w:t xml:space="preserve"> </w:t>
+      </w:r>
+      <w:proofErr w:type="spellStart"/>
+      <w:r>
+        <w:rPr>
+          <w:rFonts w:ascii="Times New Roman" w:eastAsia="Times New Roman" w:hAnsi="Times New Roman" w:cs="Times New Roman"/>
+          <w:sz w:val="26"/>
+          <w:szCs w:val="26"/>
+          <w:lang w:val="en-US"/>
+        </w:rPr>
+        <w:t>tắc</w:t>
+      </w:r>
+      <w:proofErr w:type="spellEnd"/>
+      <w:r>
+        <w:rPr>
+          <w:rFonts w:ascii="Times New Roman" w:eastAsia="Times New Roman" w:hAnsi="Times New Roman" w:cs="Times New Roman"/>
+          <w:sz w:val="26"/>
+          <w:szCs w:val="26"/>
+          <w:lang w:val="en-US"/>
+        </w:rPr>
+        <w:t xml:space="preserve"> </w:t>
+      </w:r>
+      <w:r>
+        <w:rPr>
+          <w:rFonts w:ascii="Times New Roman" w:eastAsia="Times New Roman" w:hAnsi="Times New Roman" w:cs="Times New Roman"/>
+          <w:b/>
+          <w:bCs/>
+          <w:sz w:val="26"/>
+          <w:szCs w:val="26"/>
+          <w:lang w:val="en-US"/>
+        </w:rPr>
+        <w:t>Separation of Concerns (</w:t>
+      </w:r>
+      <w:proofErr w:type="spellStart"/>
+      <w:r>
+        <w:rPr>
+          <w:rFonts w:ascii="Times New Roman" w:eastAsia="Times New Roman" w:hAnsi="Times New Roman" w:cs="Times New Roman"/>
+          <w:b/>
+          <w:bCs/>
+          <w:sz w:val="26"/>
+          <w:szCs w:val="26"/>
+          <w:lang w:val="en-US"/>
+        </w:rPr>
+        <w:t>Tách</w:t>
+      </w:r>
+      <w:proofErr w:type="spellEnd"/>
+      <w:r>
+        <w:rPr>
+          <w:rFonts w:ascii="Times New Roman" w:eastAsia="Times New Roman" w:hAnsi="Times New Roman" w:cs="Times New Roman"/>
+          <w:b/>
+          <w:bCs/>
+          <w:sz w:val="26"/>
+          <w:szCs w:val="26"/>
+          <w:lang w:val="en-US"/>
+        </w:rPr>
+        <w:t xml:space="preserve"> </w:t>
+      </w:r>
+      <w:proofErr w:type="spellStart"/>
+      <w:r>
+        <w:rPr>
+          <w:rFonts w:ascii="Times New Roman" w:eastAsia="Times New Roman" w:hAnsi="Times New Roman" w:cs="Times New Roman"/>
+          <w:b/>
+          <w:bCs/>
+          <w:sz w:val="26"/>
+          <w:szCs w:val="26"/>
+          <w:lang w:val="en-US"/>
+        </w:rPr>
+        <w:t>biệt</w:t>
+      </w:r>
+      <w:proofErr w:type="spellEnd"/>
+      <w:r>
+        <w:rPr>
+          <w:rFonts w:ascii="Times New Roman" w:eastAsia="Times New Roman" w:hAnsi="Times New Roman" w:cs="Times New Roman"/>
+          <w:b/>
+          <w:bCs/>
+          <w:sz w:val="26"/>
+          <w:szCs w:val="26"/>
+          <w:lang w:val="en-US"/>
+        </w:rPr>
+        <w:t xml:space="preserve"> </w:t>
+      </w:r>
+      <w:proofErr w:type="spellStart"/>
+      <w:r>
+        <w:rPr>
+          <w:rFonts w:ascii="Times New Roman" w:eastAsia="Times New Roman" w:hAnsi="Times New Roman" w:cs="Times New Roman"/>
+          <w:b/>
+          <w:bCs/>
+          <w:sz w:val="26"/>
+          <w:szCs w:val="26"/>
+          <w:lang w:val="en-US"/>
+        </w:rPr>
+        <w:t>mối</w:t>
+      </w:r>
+      <w:proofErr w:type="spellEnd"/>
+      <w:r>
+        <w:rPr>
+          <w:rFonts w:ascii="Times New Roman" w:eastAsia="Times New Roman" w:hAnsi="Times New Roman" w:cs="Times New Roman"/>
+          <w:b/>
+          <w:bCs/>
+          <w:sz w:val="26"/>
+          <w:szCs w:val="26"/>
+          <w:lang w:val="en-US"/>
+        </w:rPr>
+        <w:t xml:space="preserve"> </w:t>
+      </w:r>
+      <w:proofErr w:type="spellStart"/>
+      <w:r>
+        <w:rPr>
+          <w:rFonts w:ascii="Times New Roman" w:eastAsia="Times New Roman" w:hAnsi="Times New Roman" w:cs="Times New Roman"/>
+          <w:b/>
+          <w:bCs/>
+          <w:sz w:val="26"/>
+          <w:szCs w:val="26"/>
+          <w:lang w:val="en-US"/>
+        </w:rPr>
+        <w:t>quan</w:t>
+      </w:r>
+      <w:proofErr w:type="spellEnd"/>
+      <w:r>
+        <w:rPr>
+          <w:rFonts w:ascii="Times New Roman" w:eastAsia="Times New Roman" w:hAnsi="Times New Roman" w:cs="Times New Roman"/>
+          <w:b/>
+          <w:bCs/>
+          <w:sz w:val="26"/>
+          <w:szCs w:val="26"/>
+          <w:lang w:val="en-US"/>
+        </w:rPr>
+        <w:t xml:space="preserve"> </w:t>
+      </w:r>
+      <w:proofErr w:type="spellStart"/>
+      <w:r>
+        <w:rPr>
+          <w:rFonts w:ascii="Times New Roman" w:eastAsia="Times New Roman" w:hAnsi="Times New Roman" w:cs="Times New Roman"/>
+          <w:b/>
+          <w:bCs/>
+          <w:sz w:val="26"/>
+          <w:szCs w:val="26"/>
+          <w:lang w:val="en-US"/>
+        </w:rPr>
+        <w:t>tâm</w:t>
+      </w:r>
+      <w:proofErr w:type="spellEnd"/>
+      <w:r>
+        <w:rPr>
+          <w:rFonts w:ascii="Times New Roman" w:eastAsia="Times New Roman" w:hAnsi="Times New Roman" w:cs="Times New Roman"/>
+          <w:b/>
+          <w:bCs/>
+          <w:sz w:val="26"/>
+          <w:szCs w:val="26"/>
+          <w:lang w:val="en-US"/>
+        </w:rPr>
+        <w:t>)</w:t>
+      </w:r>
+      <w:r>
+        <w:rPr>
+          <w:rFonts w:ascii="Times New Roman" w:eastAsia="Times New Roman" w:hAnsi="Times New Roman" w:cs="Times New Roman"/>
+          <w:sz w:val="26"/>
+          <w:szCs w:val="26"/>
+          <w:lang w:val="en-US"/>
+        </w:rPr>
+        <w:t xml:space="preserve">. </w:t>
+      </w:r>
+      <w:proofErr w:type="spellStart"/>
+      <w:r>
+        <w:rPr>
+          <w:rFonts w:ascii="Times New Roman" w:eastAsia="Times New Roman" w:hAnsi="Times New Roman" w:cs="Times New Roman"/>
+          <w:sz w:val="26"/>
+          <w:szCs w:val="26"/>
+          <w:lang w:val="en-US"/>
+        </w:rPr>
+        <w:t>Dưới</w:t>
+      </w:r>
+      <w:proofErr w:type="spellEnd"/>
+      <w:r>
+        <w:rPr>
+          <w:rFonts w:ascii="Times New Roman" w:eastAsia="Times New Roman" w:hAnsi="Times New Roman" w:cs="Times New Roman"/>
+          <w:sz w:val="26"/>
+          <w:szCs w:val="26"/>
+          <w:lang w:val="en-US"/>
+        </w:rPr>
+        <w:t xml:space="preserve"> </w:t>
+      </w:r>
+      <w:proofErr w:type="spellStart"/>
+      <w:r>
+        <w:rPr>
+          <w:rFonts w:ascii="Times New Roman" w:eastAsia="Times New Roman" w:hAnsi="Times New Roman" w:cs="Times New Roman"/>
+          <w:sz w:val="26"/>
+          <w:szCs w:val="26"/>
+          <w:lang w:val="en-US"/>
+        </w:rPr>
+        <w:t>đây</w:t>
+      </w:r>
+      <w:proofErr w:type="spellEnd"/>
+      <w:r>
+        <w:rPr>
+          <w:rFonts w:ascii="Times New Roman" w:eastAsia="Times New Roman" w:hAnsi="Times New Roman" w:cs="Times New Roman"/>
+          <w:sz w:val="26"/>
+          <w:szCs w:val="26"/>
+          <w:lang w:val="en-US"/>
+        </w:rPr>
+        <w:t xml:space="preserve"> </w:t>
+      </w:r>
+      <w:proofErr w:type="spellStart"/>
+      <w:r>
+        <w:rPr>
+          <w:rFonts w:ascii="Times New Roman" w:eastAsia="Times New Roman" w:hAnsi="Times New Roman" w:cs="Times New Roman"/>
+          <w:sz w:val="26"/>
+          <w:szCs w:val="26"/>
+          <w:lang w:val="en-US"/>
+        </w:rPr>
+        <w:t>là</w:t>
+      </w:r>
+      <w:proofErr w:type="spellEnd"/>
+      <w:r>
+        <w:rPr>
+          <w:rFonts w:ascii="Times New Roman" w:eastAsia="Times New Roman" w:hAnsi="Times New Roman" w:cs="Times New Roman"/>
+          <w:sz w:val="26"/>
+          <w:szCs w:val="26"/>
+          <w:lang w:val="en-US"/>
+        </w:rPr>
+        <w:t xml:space="preserve"> </w:t>
+      </w:r>
+      <w:proofErr w:type="spellStart"/>
+      <w:r>
+        <w:rPr>
+          <w:rFonts w:ascii="Times New Roman" w:eastAsia="Times New Roman" w:hAnsi="Times New Roman" w:cs="Times New Roman"/>
+          <w:sz w:val="26"/>
+          <w:szCs w:val="26"/>
+          <w:lang w:val="en-US"/>
+        </w:rPr>
+        <w:t>cấu</w:t>
+      </w:r>
+      <w:proofErr w:type="spellEnd"/>
+      <w:r>
+        <w:rPr>
+          <w:rFonts w:ascii="Times New Roman" w:eastAsia="Times New Roman" w:hAnsi="Times New Roman" w:cs="Times New Roman"/>
+          <w:sz w:val="26"/>
+          <w:szCs w:val="26"/>
+          <w:lang w:val="en-US"/>
+        </w:rPr>
+        <w:t xml:space="preserve"> </w:t>
+      </w:r>
+      <w:proofErr w:type="spellStart"/>
+      <w:r>
+        <w:rPr>
+          <w:rFonts w:ascii="Times New Roman" w:eastAsia="Times New Roman" w:hAnsi="Times New Roman" w:cs="Times New Roman"/>
+          <w:sz w:val="26"/>
+          <w:szCs w:val="26"/>
+          <w:lang w:val="en-US"/>
+        </w:rPr>
+        <w:t>trúc</w:t>
+      </w:r>
+      <w:proofErr w:type="spellEnd"/>
+      <w:r>
+        <w:rPr>
+          <w:rFonts w:ascii="Times New Roman" w:eastAsia="Times New Roman" w:hAnsi="Times New Roman" w:cs="Times New Roman"/>
+          <w:sz w:val="26"/>
+          <w:szCs w:val="26"/>
+          <w:lang w:val="en-US"/>
+        </w:rPr>
+        <w:t xml:space="preserve"> </w:t>
+      </w:r>
+      <w:proofErr w:type="spellStart"/>
+      <w:r>
+        <w:rPr>
+          <w:rFonts w:ascii="Times New Roman" w:eastAsia="Times New Roman" w:hAnsi="Times New Roman" w:cs="Times New Roman"/>
+          <w:sz w:val="26"/>
+          <w:szCs w:val="26"/>
+          <w:lang w:val="en-US"/>
+        </w:rPr>
+        <w:t>thư</w:t>
+      </w:r>
+      <w:proofErr w:type="spellEnd"/>
+      <w:r>
+        <w:rPr>
+          <w:rFonts w:ascii="Times New Roman" w:eastAsia="Times New Roman" w:hAnsi="Times New Roman" w:cs="Times New Roman"/>
+          <w:sz w:val="26"/>
+          <w:szCs w:val="26"/>
+          <w:lang w:val="en-US"/>
+        </w:rPr>
+        <w:t xml:space="preserve"> </w:t>
+      </w:r>
+      <w:proofErr w:type="spellStart"/>
+      <w:r>
+        <w:rPr>
+          <w:rFonts w:ascii="Times New Roman" w:eastAsia="Times New Roman" w:hAnsi="Times New Roman" w:cs="Times New Roman"/>
+          <w:sz w:val="26"/>
+          <w:szCs w:val="26"/>
+          <w:lang w:val="en-US"/>
+        </w:rPr>
+        <w:t>mục</w:t>
+      </w:r>
+      <w:proofErr w:type="spellEnd"/>
+      <w:r>
+        <w:rPr>
+          <w:rFonts w:ascii="Times New Roman" w:eastAsia="Times New Roman" w:hAnsi="Times New Roman" w:cs="Times New Roman"/>
+          <w:sz w:val="26"/>
+          <w:szCs w:val="26"/>
+          <w:lang w:val="en-US"/>
+        </w:rPr>
+        <w:t xml:space="preserve"> </w:t>
+      </w:r>
+      <w:proofErr w:type="spellStart"/>
+      <w:r>
+        <w:rPr>
+          <w:rFonts w:ascii="Times New Roman" w:eastAsia="Times New Roman" w:hAnsi="Times New Roman" w:cs="Times New Roman"/>
+          <w:sz w:val="26"/>
+          <w:szCs w:val="26"/>
+          <w:lang w:val="en-US"/>
+        </w:rPr>
+        <w:t>đề</w:t>
+      </w:r>
+      <w:proofErr w:type="spellEnd"/>
+      <w:r>
+        <w:rPr>
+          <w:rFonts w:ascii="Times New Roman" w:eastAsia="Times New Roman" w:hAnsi="Times New Roman" w:cs="Times New Roman"/>
+          <w:sz w:val="26"/>
+          <w:szCs w:val="26"/>
+          <w:lang w:val="en-US"/>
+        </w:rPr>
+        <w:t xml:space="preserve"> </w:t>
+      </w:r>
+      <w:proofErr w:type="spellStart"/>
+      <w:r>
+        <w:rPr>
+          <w:rFonts w:ascii="Times New Roman" w:eastAsia="Times New Roman" w:hAnsi="Times New Roman" w:cs="Times New Roman"/>
+          <w:sz w:val="26"/>
+          <w:szCs w:val="26"/>
+          <w:lang w:val="en-US"/>
+        </w:rPr>
+        <w:t>xuất</w:t>
+      </w:r>
+      <w:proofErr w:type="spellEnd"/>
+      <w:r>
+        <w:rPr>
+          <w:rFonts w:ascii="Times New Roman" w:eastAsia="Times New Roman" w:hAnsi="Times New Roman" w:cs="Times New Roman"/>
+          <w:sz w:val="26"/>
+          <w:szCs w:val="26"/>
+          <w:lang w:val="en-US"/>
+        </w:rPr>
+        <w:t xml:space="preserve"> </w:t>
+      </w:r>
+      <w:proofErr w:type="spellStart"/>
+      <w:r>
+        <w:rPr>
+          <w:rFonts w:ascii="Times New Roman" w:eastAsia="Times New Roman" w:hAnsi="Times New Roman" w:cs="Times New Roman"/>
+          <w:sz w:val="26"/>
+          <w:szCs w:val="26"/>
+          <w:lang w:val="en-US"/>
+        </w:rPr>
+        <w:t>cho</w:t>
+      </w:r>
+      <w:proofErr w:type="spellEnd"/>
+      <w:r>
+        <w:rPr>
+          <w:rFonts w:ascii="Times New Roman" w:eastAsia="Times New Roman" w:hAnsi="Times New Roman" w:cs="Times New Roman"/>
+          <w:sz w:val="26"/>
+          <w:szCs w:val="26"/>
+          <w:lang w:val="en-US"/>
+        </w:rPr>
+        <w:t xml:space="preserve"> </w:t>
+      </w:r>
+      <w:proofErr w:type="spellStart"/>
+      <w:r>
+        <w:rPr>
+          <w:rFonts w:ascii="Times New Roman" w:eastAsia="Times New Roman" w:hAnsi="Times New Roman" w:cs="Times New Roman"/>
+          <w:sz w:val="26"/>
+          <w:szCs w:val="26"/>
+          <w:lang w:val="en-US"/>
+        </w:rPr>
+        <w:t>dự</w:t>
+      </w:r>
+      <w:proofErr w:type="spellEnd"/>
+      <w:r>
+        <w:rPr>
+          <w:rFonts w:ascii="Times New Roman" w:eastAsia="Times New Roman" w:hAnsi="Times New Roman" w:cs="Times New Roman"/>
+          <w:sz w:val="26"/>
+          <w:szCs w:val="26"/>
+          <w:lang w:val="en-US"/>
+        </w:rPr>
+        <w:t xml:space="preserve"> </w:t>
+      </w:r>
+      <w:proofErr w:type="spellStart"/>
+      <w:r>
+        <w:rPr>
+          <w:rFonts w:ascii="Times New Roman" w:eastAsia="Times New Roman" w:hAnsi="Times New Roman" w:cs="Times New Roman"/>
+          <w:sz w:val="26"/>
+          <w:szCs w:val="26"/>
+          <w:lang w:val="en-US"/>
+        </w:rPr>
+        <w:t>án</w:t>
+      </w:r>
+      <w:proofErr w:type="spellEnd"/>
+      <w:r>
+        <w:rPr>
+          <w:rFonts w:ascii="Times New Roman" w:eastAsia="Times New Roman" w:hAnsi="Times New Roman" w:cs="Times New Roman"/>
+          <w:sz w:val="26"/>
+          <w:szCs w:val="26"/>
+          <w:lang w:val="en-US"/>
+        </w:rPr>
+        <w:t xml:space="preserve"> </w:t>
+      </w:r>
+      <w:proofErr w:type="spellStart"/>
+      <w:r>
+        <w:rPr>
+          <w:rFonts w:ascii="Times New Roman" w:eastAsia="Times New Roman" w:hAnsi="Times New Roman" w:cs="Times New Roman"/>
+          <w:sz w:val="26"/>
+          <w:szCs w:val="26"/>
+          <w:lang w:val="en-US"/>
+        </w:rPr>
+        <w:t>của</w:t>
+      </w:r>
+      <w:proofErr w:type="spellEnd"/>
+      <w:r>
+        <w:rPr>
+          <w:rFonts w:ascii="Times New Roman" w:eastAsia="Times New Roman" w:hAnsi="Times New Roman" w:cs="Times New Roman"/>
+          <w:sz w:val="26"/>
+          <w:szCs w:val="26"/>
+          <w:lang w:val="en-US"/>
+        </w:rPr>
+        <w:t xml:space="preserve"> </w:t>
+      </w:r>
+      <w:proofErr w:type="spellStart"/>
+      <w:r>
+        <w:rPr>
+          <w:rFonts w:ascii="Times New Roman" w:eastAsia="Times New Roman" w:hAnsi="Times New Roman" w:cs="Times New Roman"/>
+          <w:sz w:val="26"/>
+          <w:szCs w:val="26"/>
+          <w:lang w:val="en-US"/>
+        </w:rPr>
+        <w:t>bạn</w:t>
+      </w:r>
+      <w:proofErr w:type="spellEnd"/>
+      <w:r>
+        <w:rPr>
+          <w:rFonts w:ascii="Times New Roman" w:eastAsia="Times New Roman" w:hAnsi="Times New Roman" w:cs="Times New Roman"/>
+          <w:sz w:val="26"/>
+          <w:szCs w:val="26"/>
+          <w:lang w:val="en-US"/>
+        </w:rPr>
+        <w:t>:</w:t>
+      </w:r>
+    </w:p>
+    <w:p>
+      <w:pPr>
+        <w:rPr>
+          <w:rFonts w:ascii="Times New Roman" w:eastAsia="Times New Roman" w:hAnsi="Times New Roman" w:cs="Times New Roman"/>
+          <w:b/>
+          <w:bCs/>
+          <w:sz w:val="26"/>
+          <w:szCs w:val="26"/>
+          <w:lang w:val="en-US"/>
+        </w:rPr>
+      </w:pPr>
+      <w:r>
+        <w:rPr>
+          <w:rFonts w:ascii="Times New Roman" w:eastAsia="Times New Roman" w:hAnsi="Times New Roman" w:cs="Times New Roman"/>
+          <w:b/>
+          <w:bCs/>
+          <w:sz w:val="26"/>
+          <w:szCs w:val="26"/>
+          <w:lang w:val="en-US"/>
+        </w:rPr>
+        <w:t xml:space="preserve">1. </w:t>
+      </w:r>
+      <w:proofErr w:type="spellStart"/>
+      <w:r>
+        <w:rPr>
+          <w:rFonts w:ascii="Times New Roman" w:eastAsia="Times New Roman" w:hAnsi="Times New Roman" w:cs="Times New Roman"/>
+          <w:b/>
+          <w:bCs/>
+          <w:sz w:val="26"/>
+          <w:szCs w:val="26"/>
+          <w:lang w:val="en-US"/>
+        </w:rPr>
+        <w:t>Cấu</w:t>
+      </w:r>
+      <w:proofErr w:type="spellEnd"/>
+      <w:r>
+        <w:rPr>
+          <w:rFonts w:ascii="Times New Roman" w:eastAsia="Times New Roman" w:hAnsi="Times New Roman" w:cs="Times New Roman"/>
+          <w:b/>
+          <w:bCs/>
+          <w:sz w:val="26"/>
+          <w:szCs w:val="26"/>
+          <w:lang w:val="en-US"/>
+        </w:rPr>
+        <w:t xml:space="preserve"> </w:t>
+      </w:r>
+      <w:proofErr w:type="spellStart"/>
+      <w:r>
+        <w:rPr>
+          <w:rFonts w:ascii="Times New Roman" w:eastAsia="Times New Roman" w:hAnsi="Times New Roman" w:cs="Times New Roman"/>
+          <w:b/>
+          <w:bCs/>
+          <w:sz w:val="26"/>
+          <w:szCs w:val="26"/>
+          <w:lang w:val="en-US"/>
+        </w:rPr>
+        <w:t>trúc</w:t>
+      </w:r>
+      <w:proofErr w:type="spellEnd"/>
+      <w:r>
+        <w:rPr>
+          <w:rFonts w:ascii="Times New Roman" w:eastAsia="Times New Roman" w:hAnsi="Times New Roman" w:cs="Times New Roman"/>
+          <w:b/>
+          <w:bCs/>
+          <w:sz w:val="26"/>
+          <w:szCs w:val="26"/>
+          <w:lang w:val="en-US"/>
+        </w:rPr>
+        <w:t xml:space="preserve"> </w:t>
+      </w:r>
+      <w:proofErr w:type="spellStart"/>
+      <w:r>
+        <w:rPr>
+          <w:rFonts w:ascii="Times New Roman" w:eastAsia="Times New Roman" w:hAnsi="Times New Roman" w:cs="Times New Roman"/>
+          <w:b/>
+          <w:bCs/>
+          <w:sz w:val="26"/>
+          <w:szCs w:val="26"/>
+          <w:lang w:val="en-US"/>
+        </w:rPr>
+        <w:t>thư</w:t>
+      </w:r>
+      <w:proofErr w:type="spellEnd"/>
+      <w:r>
+        <w:rPr>
+          <w:rFonts w:ascii="Times New Roman" w:eastAsia="Times New Roman" w:hAnsi="Times New Roman" w:cs="Times New Roman"/>
+          <w:b/>
+          <w:bCs/>
+          <w:sz w:val="26"/>
+          <w:szCs w:val="26"/>
+          <w:lang w:val="en-US"/>
+        </w:rPr>
+        <w:t xml:space="preserve"> </w:t>
+      </w:r>
+      <w:proofErr w:type="spellStart"/>
+      <w:r>
+        <w:rPr>
+          <w:rFonts w:ascii="Times New Roman" w:eastAsia="Times New Roman" w:hAnsi="Times New Roman" w:cs="Times New Roman"/>
+          <w:b/>
+          <w:bCs/>
+          <w:sz w:val="26"/>
+          <w:szCs w:val="26"/>
+          <w:lang w:val="en-US"/>
+        </w:rPr>
+        <w:t>mục</w:t>
+      </w:r>
+      <w:proofErr w:type="spellEnd"/>
+      <w:r>
+        <w:rPr>
+          <w:rFonts w:ascii="Times New Roman" w:eastAsia="Times New Roman" w:hAnsi="Times New Roman" w:cs="Times New Roman"/>
+          <w:b/>
+          <w:bCs/>
+          <w:sz w:val="26"/>
+          <w:szCs w:val="26"/>
+          <w:lang w:val="en-US"/>
+        </w:rPr>
+        <w:t xml:space="preserve"> (Directory Structure)</w:t>
+      </w:r>
+    </w:p>
+    <w:p>
+      <w:pPr>
+        <w:rPr>
+          <w:rFonts w:ascii="Times New Roman" w:eastAsia="Times New Roman" w:hAnsi="Times New Roman" w:cs="Times New Roman"/>
+          <w:sz w:val="26"/>
+          <w:szCs w:val="26"/>
+          <w:lang w:val="en-US"/>
+        </w:rPr>
+      </w:pPr>
+      <w:r>
+        <w:rPr>
+          <w:rFonts w:ascii="Times New Roman" w:eastAsia="Times New Roman" w:hAnsi="Times New Roman" w:cs="Times New Roman"/>
+          <w:sz w:val="26"/>
+          <w:szCs w:val="26"/>
+          <w:lang w:val="en-US"/>
+        </w:rPr>
+        <w:t>F1_Project/</w:t>
+      </w:r>
+    </w:p>
+    <w:p>
+      <w:pPr>
+        <w:rPr>
+          <w:rFonts w:ascii="Times New Roman" w:eastAsia="Times New Roman" w:hAnsi="Times New Roman" w:cs="Times New Roman"/>
+          <w:sz w:val="26"/>
+          <w:szCs w:val="26"/>
+          <w:lang w:val="en-US"/>
+        </w:rPr>
+      </w:pPr>
+      <w:r>
+        <w:rPr>
+          <w:rFonts w:ascii="Times New Roman" w:eastAsia="Times New Roman" w:hAnsi="Times New Roman" w:cs="Times New Roman"/>
+          <w:sz w:val="26"/>
+          <w:szCs w:val="26"/>
+          <w:lang w:val="en-US"/>
+        </w:rPr>
+        <w:t>│</w:t>
+      </w:r>
+    </w:p>
+    <w:p>
+      <w:pPr>
+        <w:rPr>
+          <w:rFonts w:ascii="Times New Roman" w:eastAsia="Times New Roman" w:hAnsi="Times New Roman" w:cs="Times New Roman"/>
+          <w:sz w:val="26"/>
+          <w:szCs w:val="26"/>
+          <w:lang w:val="en-US"/>
+        </w:rPr>
+      </w:pPr>
+      <w:r>
+        <w:rPr>
+          <w:rFonts w:ascii="Times New Roman" w:eastAsia="Times New Roman" w:hAnsi="Times New Roman" w:cs="Times New Roman"/>
+          <w:sz w:val="26"/>
+          <w:szCs w:val="26"/>
+          <w:lang w:val="en-US"/>
+        </w:rPr>
+        <w:t xml:space="preserve">├── main.py                     # File </w:t>
+      </w:r>
+      <w:proofErr w:type="spellStart"/>
+      <w:r>
+        <w:rPr>
+          <w:rFonts w:ascii="Times New Roman" w:eastAsia="Times New Roman" w:hAnsi="Times New Roman" w:cs="Times New Roman"/>
+          <w:sz w:val="26"/>
+          <w:szCs w:val="26"/>
+          <w:lang w:val="en-US"/>
+        </w:rPr>
+        <w:t>gốc</w:t>
+      </w:r>
+      <w:proofErr w:type="spellEnd"/>
+      <w:r>
+        <w:rPr>
+          <w:rFonts w:ascii="Times New Roman" w:eastAsia="Times New Roman" w:hAnsi="Times New Roman" w:cs="Times New Roman"/>
+          <w:sz w:val="26"/>
+          <w:szCs w:val="26"/>
+          <w:lang w:val="en-US"/>
+        </w:rPr>
+        <w:t xml:space="preserve"> </w:t>
+      </w:r>
+      <w:proofErr w:type="spellStart"/>
+      <w:r>
+        <w:rPr>
+          <w:rFonts w:ascii="Times New Roman" w:eastAsia="Times New Roman" w:hAnsi="Times New Roman" w:cs="Times New Roman"/>
+          <w:sz w:val="26"/>
+          <w:szCs w:val="26"/>
+          <w:lang w:val="en-US"/>
+        </w:rPr>
+        <w:t>để</w:t>
+      </w:r>
+      <w:proofErr w:type="spellEnd"/>
+      <w:r>
+        <w:rPr>
+          <w:rFonts w:ascii="Times New Roman" w:eastAsia="Times New Roman" w:hAnsi="Times New Roman" w:cs="Times New Roman"/>
+          <w:sz w:val="26"/>
+          <w:szCs w:val="26"/>
+          <w:lang w:val="en-US"/>
+        </w:rPr>
+        <w:t xml:space="preserve"> </w:t>
+      </w:r>
+      <w:proofErr w:type="spellStart"/>
+      <w:r>
+        <w:rPr>
+          <w:rFonts w:ascii="Times New Roman" w:eastAsia="Times New Roman" w:hAnsi="Times New Roman" w:cs="Times New Roman"/>
+          <w:sz w:val="26"/>
+          <w:szCs w:val="26"/>
+          <w:lang w:val="en-US"/>
+        </w:rPr>
+        <w:t>chạy</w:t>
+      </w:r>
+      <w:proofErr w:type="spellEnd"/>
+      <w:r>
+        <w:rPr>
+          <w:rFonts w:ascii="Times New Roman" w:eastAsia="Times New Roman" w:hAnsi="Times New Roman" w:cs="Times New Roman"/>
+          <w:sz w:val="26"/>
+          <w:szCs w:val="26"/>
+          <w:lang w:val="en-US"/>
+        </w:rPr>
+        <w:t xml:space="preserve"> </w:t>
+      </w:r>
+      <w:proofErr w:type="spellStart"/>
+      <w:r>
+        <w:rPr>
+          <w:rFonts w:ascii="Times New Roman" w:eastAsia="Times New Roman" w:hAnsi="Times New Roman" w:cs="Times New Roman"/>
+          <w:sz w:val="26"/>
+          <w:szCs w:val="26"/>
+          <w:lang w:val="en-US"/>
+        </w:rPr>
+        <w:t>lệnh</w:t>
+      </w:r>
+      <w:proofErr w:type="spellEnd"/>
+      <w:r>
+        <w:rPr>
+          <w:rFonts w:ascii="Times New Roman" w:eastAsia="Times New Roman" w:hAnsi="Times New Roman" w:cs="Times New Roman"/>
+          <w:sz w:val="26"/>
+          <w:szCs w:val="26"/>
+          <w:lang w:val="en-US"/>
+        </w:rPr>
+        <w:t xml:space="preserve"> `</w:t>
+      </w:r>
+      <w:proofErr w:type="spellStart"/>
+      <w:r>
+        <w:rPr>
+          <w:rFonts w:ascii="Times New Roman" w:eastAsia="Times New Roman" w:hAnsi="Times New Roman" w:cs="Times New Roman"/>
+          <w:sz w:val="26"/>
+          <w:szCs w:val="26"/>
+          <w:lang w:val="en-US"/>
+        </w:rPr>
+        <w:t>streamlit</w:t>
+      </w:r>
+      <w:proofErr w:type="spellEnd"/>
+      <w:r>
+        <w:rPr>
+          <w:rFonts w:ascii="Times New Roman" w:eastAsia="Times New Roman" w:hAnsi="Times New Roman" w:cs="Times New Roman"/>
+          <w:sz w:val="26"/>
+          <w:szCs w:val="26"/>
+          <w:lang w:val="en-US"/>
+        </w:rPr>
+        <w:t xml:space="preserve"> run main.py`</w:t>
+      </w:r>
+    </w:p>
+    <w:p>
+      <w:pPr>
+        <w:rPr>
+          <w:rFonts w:ascii="Times New Roman" w:eastAsia="Times New Roman" w:hAnsi="Times New Roman" w:cs="Times New Roman"/>
+          <w:sz w:val="26"/>
+          <w:szCs w:val="26"/>
+          <w:lang w:val="en-US"/>
+        </w:rPr>
+      </w:pPr>
+      <w:r>
+        <w:rPr>
+          <w:rFonts w:ascii="Times New Roman" w:eastAsia="Times New Roman" w:hAnsi="Times New Roman" w:cs="Times New Roman"/>
+          <w:sz w:val="26"/>
+          <w:szCs w:val="26"/>
+          <w:lang w:val="en-US"/>
+        </w:rPr>
+        <w:t xml:space="preserve">├── MLCore.py                   # </w:t>
+      </w:r>
+      <w:proofErr w:type="spellStart"/>
+      <w:r>
+        <w:rPr>
+          <w:rFonts w:ascii="Times New Roman" w:eastAsia="Times New Roman" w:hAnsi="Times New Roman" w:cs="Times New Roman"/>
+          <w:sz w:val="26"/>
+          <w:szCs w:val="26"/>
+          <w:lang w:val="en-US"/>
+        </w:rPr>
+        <w:t>Lõi</w:t>
+      </w:r>
+      <w:proofErr w:type="spellEnd"/>
+      <w:r>
+        <w:rPr>
+          <w:rFonts w:ascii="Times New Roman" w:eastAsia="Times New Roman" w:hAnsi="Times New Roman" w:cs="Times New Roman"/>
+          <w:sz w:val="26"/>
+          <w:szCs w:val="26"/>
+          <w:lang w:val="en-US"/>
+        </w:rPr>
+        <w:t xml:space="preserve"> Machine Learning (</w:t>
+      </w:r>
+      <w:proofErr w:type="spellStart"/>
+      <w:r>
+        <w:rPr>
+          <w:rFonts w:ascii="Times New Roman" w:eastAsia="Times New Roman" w:hAnsi="Times New Roman" w:cs="Times New Roman"/>
+          <w:sz w:val="26"/>
+          <w:szCs w:val="26"/>
+          <w:lang w:val="en-US"/>
+        </w:rPr>
+        <w:t>Giữ</w:t>
+      </w:r>
+      <w:proofErr w:type="spellEnd"/>
+      <w:r>
+        <w:rPr>
+          <w:rFonts w:ascii="Times New Roman" w:eastAsia="Times New Roman" w:hAnsi="Times New Roman" w:cs="Times New Roman"/>
+          <w:sz w:val="26"/>
+          <w:szCs w:val="26"/>
+          <w:lang w:val="en-US"/>
+        </w:rPr>
+        <w:t xml:space="preserve"> </w:t>
+      </w:r>
+      <w:proofErr w:type="spellStart"/>
+      <w:r>
+        <w:rPr>
+          <w:rFonts w:ascii="Times New Roman" w:eastAsia="Times New Roman" w:hAnsi="Times New Roman" w:cs="Times New Roman"/>
+          <w:sz w:val="26"/>
+          <w:szCs w:val="26"/>
+          <w:lang w:val="en-US"/>
+        </w:rPr>
+        <w:t>nguyên</w:t>
+      </w:r>
+      <w:proofErr w:type="spellEnd"/>
+      <w:r>
+        <w:rPr>
+          <w:rFonts w:ascii="Times New Roman" w:eastAsia="Times New Roman" w:hAnsi="Times New Roman" w:cs="Times New Roman"/>
+          <w:sz w:val="26"/>
+          <w:szCs w:val="26"/>
+          <w:lang w:val="en-US"/>
+        </w:rPr>
+        <w:t>)</w:t>
+      </w:r>
+    </w:p>
+    <w:p>
+      <w:pPr>
+        <w:rPr>
+          <w:rFonts w:ascii="Times New Roman" w:eastAsia="Times New Roman" w:hAnsi="Times New Roman" w:cs="Times New Roman"/>
+          <w:sz w:val="26"/>
+          <w:szCs w:val="26"/>
+          <w:lang w:val="en-US"/>
+        </w:rPr>
+      </w:pPr>
+      <w:r>
+        <w:rPr>
+          <w:rFonts w:ascii="Times New Roman" w:eastAsia="Times New Roman" w:hAnsi="Times New Roman" w:cs="Times New Roman"/>
+          <w:sz w:val="26"/>
+          <w:szCs w:val="26"/>
+          <w:lang w:val="en-US"/>
+        </w:rPr>
+        <w:t>│</w:t>
+      </w:r>
+    </w:p>
+    <w:p>
+      <w:pPr>
+        <w:rPr>
+          <w:rFonts w:ascii="Times New Roman" w:eastAsia="Times New Roman" w:hAnsi="Times New Roman" w:cs="Times New Roman"/>
+          <w:sz w:val="26"/>
+          <w:szCs w:val="26"/>
+          <w:lang w:val="en-US"/>
+        </w:rPr>
+      </w:pPr>
+      <w:r>
+        <w:rPr>
+          <w:rFonts w:ascii="Times New Roman" w:eastAsia="Times New Roman" w:hAnsi="Times New Roman" w:cs="Times New Roman"/>
+          <w:sz w:val="26"/>
+          <w:szCs w:val="26"/>
+          <w:lang w:val="en-US"/>
+        </w:rPr>
+        <w:t xml:space="preserve">├── core/                       # </w:t>
+      </w:r>
+      <w:proofErr w:type="spellStart"/>
+      <w:r>
+        <w:rPr>
+          <w:rFonts w:ascii="Times New Roman" w:eastAsia="Times New Roman" w:hAnsi="Times New Roman" w:cs="Times New Roman"/>
+          <w:sz w:val="26"/>
+          <w:szCs w:val="26"/>
+          <w:lang w:val="en-US"/>
+        </w:rPr>
+        <w:t>Chứa</w:t>
+      </w:r>
+      <w:proofErr w:type="spellEnd"/>
+      <w:r>
+        <w:rPr>
+          <w:rFonts w:ascii="Times New Roman" w:eastAsia="Times New Roman" w:hAnsi="Times New Roman" w:cs="Times New Roman"/>
+          <w:sz w:val="26"/>
+          <w:szCs w:val="26"/>
+          <w:lang w:val="en-US"/>
+        </w:rPr>
+        <w:t xml:space="preserve"> logic </w:t>
+      </w:r>
+      <w:proofErr w:type="spellStart"/>
+      <w:r>
+        <w:rPr>
+          <w:rFonts w:ascii="Times New Roman" w:eastAsia="Times New Roman" w:hAnsi="Times New Roman" w:cs="Times New Roman"/>
+          <w:sz w:val="26"/>
+          <w:szCs w:val="26"/>
+          <w:lang w:val="en-US"/>
+        </w:rPr>
+        <w:t>xử</w:t>
+      </w:r>
+      <w:proofErr w:type="spellEnd"/>
+      <w:r>
+        <w:rPr>
+          <w:rFonts w:ascii="Times New Roman" w:eastAsia="Times New Roman" w:hAnsi="Times New Roman" w:cs="Times New Roman"/>
+          <w:sz w:val="26"/>
+          <w:szCs w:val="26"/>
+          <w:lang w:val="en-US"/>
+        </w:rPr>
+        <w:t xml:space="preserve"> </w:t>
+      </w:r>
+      <w:proofErr w:type="spellStart"/>
+      <w:r>
+        <w:rPr>
+          <w:rFonts w:ascii="Times New Roman" w:eastAsia="Times New Roman" w:hAnsi="Times New Roman" w:cs="Times New Roman"/>
+          <w:sz w:val="26"/>
+          <w:szCs w:val="26"/>
+          <w:lang w:val="en-US"/>
+        </w:rPr>
+        <w:t>lý</w:t>
+      </w:r>
+      <w:proofErr w:type="spellEnd"/>
+      <w:r>
+        <w:rPr>
+          <w:rFonts w:ascii="Times New Roman" w:eastAsia="Times New Roman" w:hAnsi="Times New Roman" w:cs="Times New Roman"/>
+          <w:sz w:val="26"/>
+          <w:szCs w:val="26"/>
+          <w:lang w:val="en-US"/>
+        </w:rPr>
+        <w:t xml:space="preserve"> </w:t>
+      </w:r>
+      <w:proofErr w:type="spellStart"/>
+      <w:r>
+        <w:rPr>
+          <w:rFonts w:ascii="Times New Roman" w:eastAsia="Times New Roman" w:hAnsi="Times New Roman" w:cs="Times New Roman"/>
+          <w:sz w:val="26"/>
+          <w:szCs w:val="26"/>
+          <w:lang w:val="en-US"/>
+        </w:rPr>
+        <w:t>hệ</w:t>
+      </w:r>
+      <w:proofErr w:type="spellEnd"/>
+      <w:r>
+        <w:rPr>
+          <w:rFonts w:ascii="Times New Roman" w:eastAsia="Times New Roman" w:hAnsi="Times New Roman" w:cs="Times New Roman"/>
+          <w:sz w:val="26"/>
+          <w:szCs w:val="26"/>
+          <w:lang w:val="en-US"/>
+        </w:rPr>
+        <w:t xml:space="preserve"> </w:t>
+      </w:r>
+      <w:proofErr w:type="spellStart"/>
+      <w:r>
+        <w:rPr>
+          <w:rFonts w:ascii="Times New Roman" w:eastAsia="Times New Roman" w:hAnsi="Times New Roman" w:cs="Times New Roman"/>
+          <w:sz w:val="26"/>
+          <w:szCs w:val="26"/>
+          <w:lang w:val="en-US"/>
+        </w:rPr>
+        <w:t>thống</w:t>
+      </w:r>
+      <w:proofErr w:type="spellEnd"/>
+      <w:r>
+        <w:rPr>
+          <w:rFonts w:ascii="Times New Roman" w:eastAsia="Times New Roman" w:hAnsi="Times New Roman" w:cs="Times New Roman"/>
+          <w:sz w:val="26"/>
+          <w:szCs w:val="26"/>
+          <w:lang w:val="en-US"/>
+        </w:rPr>
+        <w:t xml:space="preserve"> </w:t>
+      </w:r>
+      <w:proofErr w:type="spellStart"/>
+      <w:r>
+        <w:rPr>
+          <w:rFonts w:ascii="Times New Roman" w:eastAsia="Times New Roman" w:hAnsi="Times New Roman" w:cs="Times New Roman"/>
+          <w:sz w:val="26"/>
+          <w:szCs w:val="26"/>
+          <w:lang w:val="en-US"/>
+        </w:rPr>
+        <w:t>và</w:t>
+      </w:r>
+      <w:proofErr w:type="spellEnd"/>
+      <w:r>
+        <w:rPr>
+          <w:rFonts w:ascii="Times New Roman" w:eastAsia="Times New Roman" w:hAnsi="Times New Roman" w:cs="Times New Roman"/>
+          <w:sz w:val="26"/>
+          <w:szCs w:val="26"/>
+          <w:lang w:val="en-US"/>
+        </w:rPr>
+        <w:t xml:space="preserve"> </w:t>
+      </w:r>
+      <w:proofErr w:type="spellStart"/>
+      <w:r>
+        <w:rPr>
+          <w:rFonts w:ascii="Times New Roman" w:eastAsia="Times New Roman" w:hAnsi="Times New Roman" w:cs="Times New Roman"/>
+          <w:sz w:val="26"/>
+          <w:szCs w:val="26"/>
+          <w:lang w:val="en-US"/>
+        </w:rPr>
+        <w:t>dữ</w:t>
+      </w:r>
+      <w:proofErr w:type="spellEnd"/>
+      <w:r>
+        <w:rPr>
+          <w:rFonts w:ascii="Times New Roman" w:eastAsia="Times New Roman" w:hAnsi="Times New Roman" w:cs="Times New Roman"/>
+          <w:sz w:val="26"/>
+          <w:szCs w:val="26"/>
+          <w:lang w:val="en-US"/>
+        </w:rPr>
+        <w:t xml:space="preserve"> </w:t>
+      </w:r>
+      <w:proofErr w:type="spellStart"/>
+      <w:r>
+        <w:rPr>
+          <w:rFonts w:ascii="Times New Roman" w:eastAsia="Times New Roman" w:hAnsi="Times New Roman" w:cs="Times New Roman"/>
+          <w:sz w:val="26"/>
+          <w:szCs w:val="26"/>
+          <w:lang w:val="en-US"/>
+        </w:rPr>
+        <w:t>liệu</w:t>
+      </w:r>
+      <w:proofErr w:type="spellEnd"/>
+    </w:p>
+    <w:p>
+      <w:pPr>
+        <w:rPr>
+          <w:rFonts w:ascii="Times New Roman" w:eastAsia="Times New Roman" w:hAnsi="Times New Roman" w:cs="Times New Roman"/>
+          <w:sz w:val="26"/>
+          <w:szCs w:val="26"/>
+          <w:lang w:val="en-US"/>
+        </w:rPr>
+      </w:pPr>
+      <w:r>
+        <w:rPr>
+          <w:rFonts w:ascii="Times New Roman" w:eastAsia="Times New Roman" w:hAnsi="Times New Roman" w:cs="Times New Roman"/>
+          <w:sz w:val="26"/>
+          <w:szCs w:val="26"/>
+          <w:lang w:val="en-US"/>
+        </w:rPr>
+        <w:t>│   ├── __init__.py</w:t>
+      </w:r>
+    </w:p>
+    <w:p>
+      <w:pPr>
+        <w:rPr>
+          <w:rFonts w:ascii="Times New Roman" w:eastAsia="Times New Roman" w:hAnsi="Times New Roman" w:cs="Times New Roman"/>
+          <w:sz w:val="26"/>
+          <w:szCs w:val="26"/>
+          <w:lang w:val="en-US"/>
+        </w:rPr>
+      </w:pPr>
+      <w:r>
+        <w:rPr>
+          <w:rFonts w:ascii="Times New Roman" w:eastAsia="Times New Roman" w:hAnsi="Times New Roman" w:cs="Times New Roman"/>
+          <w:sz w:val="26"/>
+          <w:szCs w:val="26"/>
+          <w:lang w:val="en-US"/>
+        </w:rPr>
+        <w:t xml:space="preserve">│   ├── config.py               # </w:t>
+      </w:r>
+      <w:proofErr w:type="spellStart"/>
+      <w:r>
+        <w:rPr>
+          <w:rFonts w:ascii="Times New Roman" w:eastAsia="Times New Roman" w:hAnsi="Times New Roman" w:cs="Times New Roman"/>
+          <w:sz w:val="26"/>
+          <w:szCs w:val="26"/>
+          <w:lang w:val="en-US"/>
+        </w:rPr>
+        <w:t>Thiết</w:t>
+      </w:r>
+      <w:proofErr w:type="spellEnd"/>
+      <w:r>
+        <w:rPr>
+          <w:rFonts w:ascii="Times New Roman" w:eastAsia="Times New Roman" w:hAnsi="Times New Roman" w:cs="Times New Roman"/>
+          <w:sz w:val="26"/>
+          <w:szCs w:val="26"/>
+          <w:lang w:val="en-US"/>
+        </w:rPr>
+        <w:t xml:space="preserve"> </w:t>
+      </w:r>
+      <w:proofErr w:type="spellStart"/>
+      <w:r>
+        <w:rPr>
+          <w:rFonts w:ascii="Times New Roman" w:eastAsia="Times New Roman" w:hAnsi="Times New Roman" w:cs="Times New Roman"/>
+          <w:sz w:val="26"/>
+          <w:szCs w:val="26"/>
+          <w:lang w:val="en-US"/>
+        </w:rPr>
+        <w:t>lập</w:t>
+      </w:r>
+      <w:proofErr w:type="spellEnd"/>
+      <w:r>
+        <w:rPr>
+          <w:rFonts w:ascii="Times New Roman" w:eastAsia="Times New Roman" w:hAnsi="Times New Roman" w:cs="Times New Roman"/>
+          <w:sz w:val="26"/>
+          <w:szCs w:val="26"/>
+          <w:lang w:val="en-US"/>
+        </w:rPr>
+        <w:t xml:space="preserve"> page config, cache </w:t>
+      </w:r>
+      <w:proofErr w:type="spellStart"/>
+      <w:r>
+        <w:rPr>
+          <w:rFonts w:ascii="Times New Roman" w:eastAsia="Times New Roman" w:hAnsi="Times New Roman" w:cs="Times New Roman"/>
+          <w:sz w:val="26"/>
+          <w:szCs w:val="26"/>
+          <w:lang w:val="en-US"/>
+        </w:rPr>
+        <w:t>dir</w:t>
+      </w:r>
+      <w:proofErr w:type="spellEnd"/>
+      <w:r>
+        <w:rPr>
+          <w:rFonts w:ascii="Times New Roman" w:eastAsia="Times New Roman" w:hAnsi="Times New Roman" w:cs="Times New Roman"/>
+          <w:sz w:val="26"/>
+          <w:szCs w:val="26"/>
+          <w:lang w:val="en-US"/>
+        </w:rPr>
+        <w:t>, country codes</w:t>
+      </w:r>
+    </w:p>
+    <w:p>
+      <w:pPr>
+        <w:rPr>
+          <w:rFonts w:ascii="Times New Roman" w:eastAsia="Times New Roman" w:hAnsi="Times New Roman" w:cs="Times New Roman"/>
+          <w:sz w:val="26"/>
+          <w:szCs w:val="26"/>
+          <w:lang w:val="en-US"/>
+        </w:rPr>
+      </w:pPr>
+      <w:r>
+        <w:rPr>
+          <w:rFonts w:ascii="Times New Roman" w:eastAsia="Times New Roman" w:hAnsi="Times New Roman" w:cs="Times New Roman"/>
+          <w:sz w:val="26"/>
+          <w:szCs w:val="26"/>
+          <w:lang w:val="en-US"/>
+        </w:rPr>
+        <w:t xml:space="preserve">│   └── data_loader.py          # </w:t>
+      </w:r>
+      <w:proofErr w:type="spellStart"/>
+      <w:r>
+        <w:rPr>
+          <w:rFonts w:ascii="Times New Roman" w:eastAsia="Times New Roman" w:hAnsi="Times New Roman" w:cs="Times New Roman"/>
+          <w:sz w:val="26"/>
+          <w:szCs w:val="26"/>
+          <w:lang w:val="en-US"/>
+        </w:rPr>
+        <w:t>Chứa</w:t>
+      </w:r>
+      <w:proofErr w:type="spellEnd"/>
+      <w:r>
+        <w:rPr>
+          <w:rFonts w:ascii="Times New Roman" w:eastAsia="Times New Roman" w:hAnsi="Times New Roman" w:cs="Times New Roman"/>
+          <w:sz w:val="26"/>
+          <w:szCs w:val="26"/>
+          <w:lang w:val="en-US"/>
+        </w:rPr>
+        <w:t xml:space="preserve"> </w:t>
+      </w:r>
+      <w:proofErr w:type="spellStart"/>
+      <w:r>
+        <w:rPr>
+          <w:rFonts w:ascii="Times New Roman" w:eastAsia="Times New Roman" w:hAnsi="Times New Roman" w:cs="Times New Roman"/>
+          <w:sz w:val="26"/>
+          <w:szCs w:val="26"/>
+          <w:lang w:val="en-US"/>
+        </w:rPr>
+        <w:t>các</w:t>
+      </w:r>
+      <w:proofErr w:type="spellEnd"/>
+      <w:r>
+        <w:rPr>
+          <w:rFonts w:ascii="Times New Roman" w:eastAsia="Times New Roman" w:hAnsi="Times New Roman" w:cs="Times New Roman"/>
+          <w:sz w:val="26"/>
+          <w:szCs w:val="26"/>
+          <w:lang w:val="en-US"/>
+        </w:rPr>
+        <w:t xml:space="preserve"> </w:t>
+      </w:r>
+      <w:proofErr w:type="spellStart"/>
+      <w:r>
+        <w:rPr>
+          <w:rFonts w:ascii="Times New Roman" w:eastAsia="Times New Roman" w:hAnsi="Times New Roman" w:cs="Times New Roman"/>
+          <w:sz w:val="26"/>
+          <w:szCs w:val="26"/>
+          <w:lang w:val="en-US"/>
+        </w:rPr>
+        <w:t>hàm</w:t>
+      </w:r>
+      <w:proofErr w:type="spellEnd"/>
+      <w:r>
+        <w:rPr>
+          <w:rFonts w:ascii="Times New Roman" w:eastAsia="Times New Roman" w:hAnsi="Times New Roman" w:cs="Times New Roman"/>
+          <w:sz w:val="26"/>
+          <w:szCs w:val="26"/>
+          <w:lang w:val="en-US"/>
+        </w:rPr>
+        <w:t xml:space="preserve"> @</w:t>
+      </w:r>
+      <w:proofErr w:type="gramStart"/>
+      <w:r>
+        <w:rPr>
+          <w:rFonts w:ascii="Times New Roman" w:eastAsia="Times New Roman" w:hAnsi="Times New Roman" w:cs="Times New Roman"/>
+          <w:sz w:val="26"/>
+          <w:szCs w:val="26"/>
+          <w:lang w:val="en-US"/>
+        </w:rPr>
+        <w:t>st.cache</w:t>
+      </w:r>
+      <w:proofErr w:type="gramEnd"/>
+      <w:r>
+        <w:rPr>
+          <w:rFonts w:ascii="Times New Roman" w:eastAsia="Times New Roman" w:hAnsi="Times New Roman" w:cs="Times New Roman"/>
+          <w:sz w:val="26"/>
+          <w:szCs w:val="26"/>
+          <w:lang w:val="en-US"/>
+        </w:rPr>
+        <w:t>_data (</w:t>
+      </w:r>
+      <w:proofErr w:type="spellStart"/>
+      <w:r>
+        <w:rPr>
+          <w:rFonts w:ascii="Times New Roman" w:eastAsia="Times New Roman" w:hAnsi="Times New Roman" w:cs="Times New Roman"/>
+          <w:sz w:val="26"/>
+          <w:szCs w:val="26"/>
+          <w:lang w:val="en-US"/>
+        </w:rPr>
+        <w:t>get_schedule</w:t>
+      </w:r>
+      <w:proofErr w:type="spellEnd"/>
+      <w:r>
+        <w:rPr>
+          <w:rFonts w:ascii="Times New Roman" w:eastAsia="Times New Roman" w:hAnsi="Times New Roman" w:cs="Times New Roman"/>
+          <w:sz w:val="26"/>
+          <w:szCs w:val="26"/>
+          <w:lang w:val="en-US"/>
+        </w:rPr>
+        <w:t xml:space="preserve">, load_f1_session, </w:t>
+      </w:r>
+      <w:proofErr w:type="spellStart"/>
+      <w:r>
+        <w:rPr>
+          <w:rFonts w:ascii="Times New Roman" w:eastAsia="Times New Roman" w:hAnsi="Times New Roman" w:cs="Times New Roman"/>
+          <w:sz w:val="26"/>
+          <w:szCs w:val="26"/>
+          <w:lang w:val="en-US"/>
+        </w:rPr>
+        <w:t>get_event_highlights</w:t>
+      </w:r>
+      <w:proofErr w:type="spellEnd"/>
+      <w:r>
+        <w:rPr>
+          <w:rFonts w:ascii="Times New Roman" w:eastAsia="Times New Roman" w:hAnsi="Times New Roman" w:cs="Times New Roman"/>
+          <w:sz w:val="26"/>
+          <w:szCs w:val="26"/>
+          <w:lang w:val="en-US"/>
+        </w:rPr>
+        <w:t>...)</w:t>
+      </w:r>
+    </w:p>
+    <w:p>
+      <w:pPr>
+        <w:rPr>
+          <w:rFonts w:ascii="Times New Roman" w:eastAsia="Times New Roman" w:hAnsi="Times New Roman" w:cs="Times New Roman"/>
+          <w:sz w:val="26"/>
+          <w:szCs w:val="26"/>
+          <w:lang w:val="en-US"/>
+        </w:rPr>
+      </w:pPr>
+      <w:r>
+        <w:rPr>
+          <w:rFonts w:ascii="Times New Roman" w:eastAsia="Times New Roman" w:hAnsi="Times New Roman" w:cs="Times New Roman"/>
+          <w:sz w:val="26"/>
+          <w:szCs w:val="26"/>
+          <w:lang w:val="en-US"/>
+        </w:rPr>
+        <w:t>│</w:t>
+      </w:r>
+    </w:p>
+    <w:p>
+      <w:pPr>
+        <w:rPr>
+          <w:rFonts w:ascii="Times New Roman" w:eastAsia="Times New Roman" w:hAnsi="Times New Roman" w:cs="Times New Roman"/>
+          <w:sz w:val="26"/>
+          <w:szCs w:val="26"/>
+          <w:lang w:val="en-US"/>
+        </w:rPr>
+      </w:pPr>
+      <w:r>
+        <w:rPr>
+          <w:rFonts w:ascii="Times New Roman" w:eastAsia="Times New Roman" w:hAnsi="Times New Roman" w:cs="Times New Roman"/>
+          <w:sz w:val="26"/>
+          <w:szCs w:val="26"/>
+          <w:lang w:val="en-US"/>
+        </w:rPr>
+        <w:t xml:space="preserve">├── components/                 # </w:t>
+      </w:r>
+      <w:proofErr w:type="spellStart"/>
+      <w:r>
+        <w:rPr>
+          <w:rFonts w:ascii="Times New Roman" w:eastAsia="Times New Roman" w:hAnsi="Times New Roman" w:cs="Times New Roman"/>
+          <w:sz w:val="26"/>
+          <w:szCs w:val="26"/>
+          <w:lang w:val="en-US"/>
+        </w:rPr>
+        <w:t>Chứa</w:t>
+      </w:r>
+      <w:proofErr w:type="spellEnd"/>
+      <w:r>
+        <w:rPr>
+          <w:rFonts w:ascii="Times New Roman" w:eastAsia="Times New Roman" w:hAnsi="Times New Roman" w:cs="Times New Roman"/>
+          <w:sz w:val="26"/>
+          <w:szCs w:val="26"/>
+          <w:lang w:val="en-US"/>
+        </w:rPr>
+        <w:t xml:space="preserve"> </w:t>
+      </w:r>
+      <w:proofErr w:type="spellStart"/>
+      <w:r>
+        <w:rPr>
+          <w:rFonts w:ascii="Times New Roman" w:eastAsia="Times New Roman" w:hAnsi="Times New Roman" w:cs="Times New Roman"/>
+          <w:sz w:val="26"/>
+          <w:szCs w:val="26"/>
+          <w:lang w:val="en-US"/>
+        </w:rPr>
+        <w:t>các</w:t>
+      </w:r>
+      <w:proofErr w:type="spellEnd"/>
+      <w:r>
+        <w:rPr>
+          <w:rFonts w:ascii="Times New Roman" w:eastAsia="Times New Roman" w:hAnsi="Times New Roman" w:cs="Times New Roman"/>
+          <w:sz w:val="26"/>
+          <w:szCs w:val="26"/>
+          <w:lang w:val="en-US"/>
+        </w:rPr>
+        <w:t xml:space="preserve"> UI </w:t>
+      </w:r>
+      <w:proofErr w:type="spellStart"/>
+      <w:r>
+        <w:rPr>
+          <w:rFonts w:ascii="Times New Roman" w:eastAsia="Times New Roman" w:hAnsi="Times New Roman" w:cs="Times New Roman"/>
+          <w:sz w:val="26"/>
+          <w:szCs w:val="26"/>
+          <w:lang w:val="en-US"/>
+        </w:rPr>
+        <w:t>thành</w:t>
+      </w:r>
+      <w:proofErr w:type="spellEnd"/>
+      <w:r>
+        <w:rPr>
+          <w:rFonts w:ascii="Times New Roman" w:eastAsia="Times New Roman" w:hAnsi="Times New Roman" w:cs="Times New Roman"/>
+          <w:sz w:val="26"/>
+          <w:szCs w:val="26"/>
+          <w:lang w:val="en-US"/>
+        </w:rPr>
+        <w:t xml:space="preserve"> </w:t>
+      </w:r>
+      <w:proofErr w:type="spellStart"/>
+      <w:r>
+        <w:rPr>
+          <w:rFonts w:ascii="Times New Roman" w:eastAsia="Times New Roman" w:hAnsi="Times New Roman" w:cs="Times New Roman"/>
+          <w:sz w:val="26"/>
+          <w:szCs w:val="26"/>
+          <w:lang w:val="en-US"/>
+        </w:rPr>
+        <w:t>phần</w:t>
+      </w:r>
+      <w:proofErr w:type="spellEnd"/>
+      <w:r>
+        <w:rPr>
+          <w:rFonts w:ascii="Times New Roman" w:eastAsia="Times New Roman" w:hAnsi="Times New Roman" w:cs="Times New Roman"/>
+          <w:sz w:val="26"/>
+          <w:szCs w:val="26"/>
+          <w:lang w:val="en-US"/>
+        </w:rPr>
+        <w:t xml:space="preserve"> (Fragments/Tabs)</w:t>
+      </w:r>
+    </w:p>
+    <w:p>
+      <w:pPr>
+        <w:rPr>
+          <w:rFonts w:ascii="Times New Roman" w:eastAsia="Times New Roman" w:hAnsi="Times New Roman" w:cs="Times New Roman"/>
+          <w:sz w:val="26"/>
+          <w:szCs w:val="26"/>
+          <w:lang w:val="en-US"/>
+        </w:rPr>
+      </w:pPr>
+      <w:r>
+        <w:rPr>
+          <w:rFonts w:ascii="Times New Roman" w:eastAsia="Times New Roman" w:hAnsi="Times New Roman" w:cs="Times New Roman"/>
+          <w:sz w:val="26"/>
+          <w:szCs w:val="26"/>
+          <w:lang w:val="en-US"/>
+        </w:rPr>
+        <w:t>│   ├── __init__.py</w:t>
+      </w:r>
+    </w:p>
+    <w:p>
+      <w:pPr>
+        <w:rPr>
+          <w:rFonts w:ascii="Times New Roman" w:eastAsia="Times New Roman" w:hAnsi="Times New Roman" w:cs="Times New Roman"/>
+          <w:sz w:val="26"/>
+          <w:szCs w:val="26"/>
+          <w:lang w:val="en-US"/>
+        </w:rPr>
+      </w:pPr>
+      <w:r>
+        <w:rPr>
+          <w:rFonts w:ascii="Times New Roman" w:eastAsia="Times New Roman" w:hAnsi="Times New Roman" w:cs="Times New Roman"/>
+          <w:sz w:val="26"/>
+          <w:szCs w:val="26"/>
+          <w:lang w:val="en-US"/>
+        </w:rPr>
+        <w:t xml:space="preserve">│   ├── tabs_race.py            # </w:t>
+      </w:r>
+      <w:proofErr w:type="spellStart"/>
+      <w:r>
+        <w:rPr>
+          <w:rFonts w:ascii="Times New Roman" w:eastAsia="Times New Roman" w:hAnsi="Times New Roman" w:cs="Times New Roman"/>
+          <w:sz w:val="26"/>
+          <w:szCs w:val="26"/>
+          <w:lang w:val="en-US"/>
+        </w:rPr>
+        <w:t>fragment_positions</w:t>
+      </w:r>
+      <w:proofErr w:type="spellEnd"/>
+      <w:r>
+        <w:rPr>
+          <w:rFonts w:ascii="Times New Roman" w:eastAsia="Times New Roman" w:hAnsi="Times New Roman" w:cs="Times New Roman"/>
+          <w:sz w:val="26"/>
+          <w:szCs w:val="26"/>
+          <w:lang w:val="en-US"/>
+        </w:rPr>
+        <w:t xml:space="preserve">, </w:t>
+      </w:r>
+      <w:proofErr w:type="spellStart"/>
+      <w:r>
+        <w:rPr>
+          <w:rFonts w:ascii="Times New Roman" w:eastAsia="Times New Roman" w:hAnsi="Times New Roman" w:cs="Times New Roman"/>
+          <w:sz w:val="26"/>
+          <w:szCs w:val="26"/>
+          <w:lang w:val="en-US"/>
+        </w:rPr>
+        <w:t>fragment_lap_times</w:t>
+      </w:r>
+      <w:proofErr w:type="spellEnd"/>
+      <w:r>
+        <w:rPr>
+          <w:rFonts w:ascii="Times New Roman" w:eastAsia="Times New Roman" w:hAnsi="Times New Roman" w:cs="Times New Roman"/>
+          <w:sz w:val="26"/>
+          <w:szCs w:val="26"/>
+          <w:lang w:val="en-US"/>
+        </w:rPr>
+        <w:t xml:space="preserve">, </w:t>
+      </w:r>
+      <w:proofErr w:type="spellStart"/>
+      <w:r>
+        <w:rPr>
+          <w:rFonts w:ascii="Times New Roman" w:eastAsia="Times New Roman" w:hAnsi="Times New Roman" w:cs="Times New Roman"/>
+          <w:sz w:val="26"/>
+          <w:szCs w:val="26"/>
+          <w:lang w:val="en-US"/>
+        </w:rPr>
+        <w:t>fragment_dominance</w:t>
+      </w:r>
+      <w:proofErr w:type="spellEnd"/>
+      <w:r>
+        <w:rPr>
+          <w:rFonts w:ascii="Times New Roman" w:eastAsia="Times New Roman" w:hAnsi="Times New Roman" w:cs="Times New Roman"/>
+          <w:sz w:val="26"/>
+          <w:szCs w:val="26"/>
+          <w:lang w:val="en-US"/>
+        </w:rPr>
+        <w:t xml:space="preserve">, </w:t>
+      </w:r>
+      <w:proofErr w:type="spellStart"/>
+      <w:r>
+        <w:rPr>
+          <w:rFonts w:ascii="Times New Roman" w:eastAsia="Times New Roman" w:hAnsi="Times New Roman" w:cs="Times New Roman"/>
+          <w:sz w:val="26"/>
+          <w:szCs w:val="26"/>
+          <w:lang w:val="en-US"/>
+        </w:rPr>
+        <w:t>fragment_telemetry</w:t>
+      </w:r>
+      <w:proofErr w:type="spellEnd"/>
+    </w:p>
+    <w:p>
+      <w:pPr>
+        <w:rPr>
+          <w:rFonts w:ascii="Times New Roman" w:eastAsia="Times New Roman" w:hAnsi="Times New Roman" w:cs="Times New Roman"/>
+          <w:sz w:val="26"/>
+          <w:szCs w:val="26"/>
+          <w:lang w:val="en-US"/>
+        </w:rPr>
+      </w:pPr>
+      <w:r>
+        <w:rPr>
+          <w:rFonts w:ascii="Times New Roman" w:eastAsia="Times New Roman" w:hAnsi="Times New Roman" w:cs="Times New Roman"/>
+          <w:sz w:val="26"/>
+          <w:szCs w:val="26"/>
+          <w:lang w:val="en-US"/>
+        </w:rPr>
+        <w:t xml:space="preserve">│   ├── tabs_practice.py        # Các tab </w:t>
+      </w:r>
+      <w:proofErr w:type="spellStart"/>
+      <w:r>
+        <w:rPr>
+          <w:rFonts w:ascii="Times New Roman" w:eastAsia="Times New Roman" w:hAnsi="Times New Roman" w:cs="Times New Roman"/>
+          <w:sz w:val="26"/>
+          <w:szCs w:val="26"/>
+          <w:lang w:val="en-US"/>
+        </w:rPr>
+        <w:t>giả</w:t>
+      </w:r>
+      <w:proofErr w:type="spellEnd"/>
+      <w:r>
+        <w:rPr>
+          <w:rFonts w:ascii="Times New Roman" w:eastAsia="Times New Roman" w:hAnsi="Times New Roman" w:cs="Times New Roman"/>
+          <w:sz w:val="26"/>
+          <w:szCs w:val="26"/>
+          <w:lang w:val="en-US"/>
+        </w:rPr>
+        <w:t xml:space="preserve"> </w:t>
+      </w:r>
+      <w:proofErr w:type="spellStart"/>
+      <w:r>
+        <w:rPr>
+          <w:rFonts w:ascii="Times New Roman" w:eastAsia="Times New Roman" w:hAnsi="Times New Roman" w:cs="Times New Roman"/>
+          <w:sz w:val="26"/>
+          <w:szCs w:val="26"/>
+          <w:lang w:val="en-US"/>
+        </w:rPr>
+        <w:t>và</w:t>
+      </w:r>
+      <w:proofErr w:type="spellEnd"/>
+      <w:r>
+        <w:rPr>
+          <w:rFonts w:ascii="Times New Roman" w:eastAsia="Times New Roman" w:hAnsi="Times New Roman" w:cs="Times New Roman"/>
+          <w:sz w:val="26"/>
+          <w:szCs w:val="26"/>
+          <w:lang w:val="en-US"/>
+        </w:rPr>
+        <w:t xml:space="preserve"> logic </w:t>
+      </w:r>
+      <w:proofErr w:type="spellStart"/>
+      <w:r>
+        <w:rPr>
+          <w:rFonts w:ascii="Times New Roman" w:eastAsia="Times New Roman" w:hAnsi="Times New Roman" w:cs="Times New Roman"/>
+          <w:sz w:val="26"/>
+          <w:szCs w:val="26"/>
+          <w:lang w:val="en-US"/>
+        </w:rPr>
+        <w:t>cho</w:t>
+      </w:r>
+      <w:proofErr w:type="spellEnd"/>
+      <w:r>
+        <w:rPr>
+          <w:rFonts w:ascii="Times New Roman" w:eastAsia="Times New Roman" w:hAnsi="Times New Roman" w:cs="Times New Roman"/>
+          <w:sz w:val="26"/>
+          <w:szCs w:val="26"/>
+          <w:lang w:val="en-US"/>
+        </w:rPr>
+        <w:t xml:space="preserve"> </w:t>
+      </w:r>
+      <w:proofErr w:type="spellStart"/>
+      <w:r>
+        <w:rPr>
+          <w:rFonts w:ascii="Times New Roman" w:eastAsia="Times New Roman" w:hAnsi="Times New Roman" w:cs="Times New Roman"/>
+          <w:sz w:val="26"/>
+          <w:szCs w:val="26"/>
+          <w:lang w:val="en-US"/>
+        </w:rPr>
+        <w:t>phiên</w:t>
+      </w:r>
+      <w:proofErr w:type="spellEnd"/>
+      <w:r>
+        <w:rPr>
+          <w:rFonts w:ascii="Times New Roman" w:eastAsia="Times New Roman" w:hAnsi="Times New Roman" w:cs="Times New Roman"/>
+          <w:sz w:val="26"/>
+          <w:szCs w:val="26"/>
+          <w:lang w:val="en-US"/>
+        </w:rPr>
+        <w:t xml:space="preserve"> Practice </w:t>
+      </w:r>
+      <w:proofErr w:type="spellStart"/>
+      <w:r>
+        <w:rPr>
+          <w:rFonts w:ascii="Times New Roman" w:eastAsia="Times New Roman" w:hAnsi="Times New Roman" w:cs="Times New Roman"/>
+          <w:sz w:val="26"/>
+          <w:szCs w:val="26"/>
+          <w:lang w:val="en-US"/>
+        </w:rPr>
+        <w:t>mà</w:t>
+      </w:r>
+      <w:proofErr w:type="spellEnd"/>
+      <w:r>
+        <w:rPr>
+          <w:rFonts w:ascii="Times New Roman" w:eastAsia="Times New Roman" w:hAnsi="Times New Roman" w:cs="Times New Roman"/>
+          <w:sz w:val="26"/>
+          <w:szCs w:val="26"/>
+          <w:lang w:val="en-US"/>
+        </w:rPr>
+        <w:t xml:space="preserve"> </w:t>
+      </w:r>
+      <w:proofErr w:type="spellStart"/>
+      <w:r>
+        <w:rPr>
+          <w:rFonts w:ascii="Times New Roman" w:eastAsia="Times New Roman" w:hAnsi="Times New Roman" w:cs="Times New Roman"/>
+          <w:sz w:val="26"/>
+          <w:szCs w:val="26"/>
+          <w:lang w:val="en-US"/>
+        </w:rPr>
+        <w:t>bạn</w:t>
+      </w:r>
+      <w:proofErr w:type="spellEnd"/>
+      <w:r>
+        <w:rPr>
+          <w:rFonts w:ascii="Times New Roman" w:eastAsia="Times New Roman" w:hAnsi="Times New Roman" w:cs="Times New Roman"/>
+          <w:sz w:val="26"/>
+          <w:szCs w:val="26"/>
+          <w:lang w:val="en-US"/>
+        </w:rPr>
+        <w:t xml:space="preserve"> </w:t>
+      </w:r>
+      <w:proofErr w:type="spellStart"/>
+      <w:r>
+        <w:rPr>
+          <w:rFonts w:ascii="Times New Roman" w:eastAsia="Times New Roman" w:hAnsi="Times New Roman" w:cs="Times New Roman"/>
+          <w:sz w:val="26"/>
+          <w:szCs w:val="26"/>
+          <w:lang w:val="en-US"/>
+        </w:rPr>
+        <w:t>vừa</w:t>
+      </w:r>
+      <w:proofErr w:type="spellEnd"/>
+      <w:r>
+        <w:rPr>
+          <w:rFonts w:ascii="Times New Roman" w:eastAsia="Times New Roman" w:hAnsi="Times New Roman" w:cs="Times New Roman"/>
+          <w:sz w:val="26"/>
+          <w:szCs w:val="26"/>
+          <w:lang w:val="en-US"/>
+        </w:rPr>
+        <w:t xml:space="preserve"> </w:t>
+      </w:r>
+      <w:proofErr w:type="spellStart"/>
+      <w:r>
+        <w:rPr>
+          <w:rFonts w:ascii="Times New Roman" w:eastAsia="Times New Roman" w:hAnsi="Times New Roman" w:cs="Times New Roman"/>
+          <w:sz w:val="26"/>
+          <w:szCs w:val="26"/>
+          <w:lang w:val="en-US"/>
+        </w:rPr>
+        <w:t>yêu</w:t>
+      </w:r>
+      <w:proofErr w:type="spellEnd"/>
+      <w:r>
+        <w:rPr>
+          <w:rFonts w:ascii="Times New Roman" w:eastAsia="Times New Roman" w:hAnsi="Times New Roman" w:cs="Times New Roman"/>
+          <w:sz w:val="26"/>
+          <w:szCs w:val="26"/>
+          <w:lang w:val="en-US"/>
+        </w:rPr>
+        <w:t xml:space="preserve"> </w:t>
+      </w:r>
+      <w:proofErr w:type="spellStart"/>
+      <w:r>
+        <w:rPr>
+          <w:rFonts w:ascii="Times New Roman" w:eastAsia="Times New Roman" w:hAnsi="Times New Roman" w:cs="Times New Roman"/>
+          <w:sz w:val="26"/>
+          <w:szCs w:val="26"/>
+          <w:lang w:val="en-US"/>
+        </w:rPr>
+        <w:t>cầu</w:t>
+      </w:r>
+      <w:proofErr w:type="spellEnd"/>
+    </w:p>
+    <w:p>
+      <w:pPr>
+        <w:rPr>
+          <w:rFonts w:ascii="Times New Roman" w:eastAsia="Times New Roman" w:hAnsi="Times New Roman" w:cs="Times New Roman"/>
+          <w:sz w:val="26"/>
+          <w:szCs w:val="26"/>
+          <w:lang w:val="en-US"/>
+        </w:rPr>
+      </w:pPr>
+      <w:r>
+        <w:rPr>
+          <w:rFonts w:ascii="Times New Roman" w:eastAsia="Times New Roman" w:hAnsi="Times New Roman" w:cs="Times New Roman"/>
+          <w:sz w:val="26"/>
+          <w:szCs w:val="26"/>
+          <w:lang w:val="en-US"/>
+        </w:rPr>
+        <w:t xml:space="preserve">│   ├── predictor_ui.py         # </w:t>
+      </w:r>
+      <w:proofErr w:type="spellStart"/>
+      <w:r>
+        <w:rPr>
+          <w:rFonts w:ascii="Times New Roman" w:eastAsia="Times New Roman" w:hAnsi="Times New Roman" w:cs="Times New Roman"/>
+          <w:sz w:val="26"/>
+          <w:szCs w:val="26"/>
+          <w:lang w:val="en-US"/>
+        </w:rPr>
+        <w:t>Chứa</w:t>
+      </w:r>
+      <w:proofErr w:type="spellEnd"/>
+      <w:r>
+        <w:rPr>
+          <w:rFonts w:ascii="Times New Roman" w:eastAsia="Times New Roman" w:hAnsi="Times New Roman" w:cs="Times New Roman"/>
+          <w:sz w:val="26"/>
+          <w:szCs w:val="26"/>
+          <w:lang w:val="en-US"/>
+        </w:rPr>
+        <w:t xml:space="preserve"> </w:t>
+      </w:r>
+      <w:proofErr w:type="spellStart"/>
+      <w:r>
+        <w:rPr>
+          <w:rFonts w:ascii="Times New Roman" w:eastAsia="Times New Roman" w:hAnsi="Times New Roman" w:cs="Times New Roman"/>
+          <w:sz w:val="26"/>
+          <w:szCs w:val="26"/>
+          <w:lang w:val="en-US"/>
+        </w:rPr>
+        <w:t>toàn</w:t>
+      </w:r>
+      <w:proofErr w:type="spellEnd"/>
+      <w:r>
+        <w:rPr>
+          <w:rFonts w:ascii="Times New Roman" w:eastAsia="Times New Roman" w:hAnsi="Times New Roman" w:cs="Times New Roman"/>
+          <w:sz w:val="26"/>
+          <w:szCs w:val="26"/>
+          <w:lang w:val="en-US"/>
+        </w:rPr>
+        <w:t xml:space="preserve"> </w:t>
+      </w:r>
+      <w:proofErr w:type="spellStart"/>
+      <w:r>
+        <w:rPr>
+          <w:rFonts w:ascii="Times New Roman" w:eastAsia="Times New Roman" w:hAnsi="Times New Roman" w:cs="Times New Roman"/>
+          <w:sz w:val="26"/>
+          <w:szCs w:val="26"/>
+          <w:lang w:val="en-US"/>
+        </w:rPr>
+        <w:t>bộ</w:t>
+      </w:r>
+      <w:proofErr w:type="spellEnd"/>
+      <w:r>
+        <w:rPr>
+          <w:rFonts w:ascii="Times New Roman" w:eastAsia="Times New Roman" w:hAnsi="Times New Roman" w:cs="Times New Roman"/>
+          <w:sz w:val="26"/>
+          <w:szCs w:val="26"/>
+          <w:lang w:val="en-US"/>
+        </w:rPr>
+        <w:t xml:space="preserve"> </w:t>
+      </w:r>
+      <w:proofErr w:type="spellStart"/>
+      <w:r>
+        <w:rPr>
+          <w:rFonts w:ascii="Times New Roman" w:eastAsia="Times New Roman" w:hAnsi="Times New Roman" w:cs="Times New Roman"/>
+          <w:sz w:val="26"/>
+          <w:szCs w:val="26"/>
+          <w:lang w:val="en-US"/>
+        </w:rPr>
+        <w:t>giao</w:t>
+      </w:r>
+      <w:proofErr w:type="spellEnd"/>
+      <w:r>
+        <w:rPr>
+          <w:rFonts w:ascii="Times New Roman" w:eastAsia="Times New Roman" w:hAnsi="Times New Roman" w:cs="Times New Roman"/>
+          <w:sz w:val="26"/>
+          <w:szCs w:val="26"/>
+          <w:lang w:val="en-US"/>
+        </w:rPr>
+        <w:t xml:space="preserve"> </w:t>
+      </w:r>
+      <w:proofErr w:type="spellStart"/>
+      <w:r>
+        <w:rPr>
+          <w:rFonts w:ascii="Times New Roman" w:eastAsia="Times New Roman" w:hAnsi="Times New Roman" w:cs="Times New Roman"/>
+          <w:sz w:val="26"/>
+          <w:szCs w:val="26"/>
+          <w:lang w:val="en-US"/>
+        </w:rPr>
+        <w:t>diện</w:t>
+      </w:r>
+      <w:proofErr w:type="spellEnd"/>
+      <w:r>
+        <w:rPr>
+          <w:rFonts w:ascii="Times New Roman" w:eastAsia="Times New Roman" w:hAnsi="Times New Roman" w:cs="Times New Roman"/>
+          <w:sz w:val="26"/>
+          <w:szCs w:val="26"/>
+          <w:lang w:val="en-US"/>
+        </w:rPr>
+        <w:t xml:space="preserve"> </w:t>
+      </w:r>
+      <w:proofErr w:type="spellStart"/>
+      <w:r>
+        <w:rPr>
+          <w:rFonts w:ascii="Times New Roman" w:eastAsia="Times New Roman" w:hAnsi="Times New Roman" w:cs="Times New Roman"/>
+          <w:sz w:val="26"/>
+          <w:szCs w:val="26"/>
+          <w:lang w:val="en-US"/>
+        </w:rPr>
+        <w:t>và</w:t>
+      </w:r>
+      <w:proofErr w:type="spellEnd"/>
+      <w:r>
+        <w:rPr>
+          <w:rFonts w:ascii="Times New Roman" w:eastAsia="Times New Roman" w:hAnsi="Times New Roman" w:cs="Times New Roman"/>
+          <w:sz w:val="26"/>
+          <w:szCs w:val="26"/>
+          <w:lang w:val="en-US"/>
+        </w:rPr>
+        <w:t xml:space="preserve"> logic </w:t>
+      </w:r>
+      <w:proofErr w:type="spellStart"/>
+      <w:r>
+        <w:rPr>
+          <w:rFonts w:ascii="Times New Roman" w:eastAsia="Times New Roman" w:hAnsi="Times New Roman" w:cs="Times New Roman"/>
+          <w:sz w:val="26"/>
+          <w:szCs w:val="26"/>
+          <w:lang w:val="en-US"/>
+        </w:rPr>
+        <w:t>gọi</w:t>
+      </w:r>
+      <w:proofErr w:type="spellEnd"/>
+      <w:r>
+        <w:rPr>
+          <w:rFonts w:ascii="Times New Roman" w:eastAsia="Times New Roman" w:hAnsi="Times New Roman" w:cs="Times New Roman"/>
+          <w:sz w:val="26"/>
+          <w:szCs w:val="26"/>
+          <w:lang w:val="en-US"/>
+        </w:rPr>
+        <w:t xml:space="preserve"> AI/ML </w:t>
+      </w:r>
+      <w:proofErr w:type="spellStart"/>
+      <w:r>
+        <w:rPr>
+          <w:rFonts w:ascii="Times New Roman" w:eastAsia="Times New Roman" w:hAnsi="Times New Roman" w:cs="Times New Roman"/>
+          <w:sz w:val="26"/>
+          <w:szCs w:val="26"/>
+          <w:lang w:val="en-US"/>
+        </w:rPr>
+        <w:t>của</w:t>
+      </w:r>
+      <w:proofErr w:type="spellEnd"/>
+      <w:r>
+        <w:rPr>
+          <w:rFonts w:ascii="Times New Roman" w:eastAsia="Times New Roman" w:hAnsi="Times New Roman" w:cs="Times New Roman"/>
+          <w:sz w:val="26"/>
+          <w:szCs w:val="26"/>
+          <w:lang w:val="en-US"/>
+        </w:rPr>
+        <w:t xml:space="preserve"> tab Race Predictor</w:t>
+      </w:r>
+    </w:p>
+    <w:p>
+      <w:pPr>
+        <w:rPr>
+          <w:rFonts w:ascii="Times New Roman" w:eastAsia="Times New Roman" w:hAnsi="Times New Roman" w:cs="Times New Roman"/>
+          <w:sz w:val="26"/>
+          <w:szCs w:val="26"/>
+          <w:lang w:val="en-US"/>
+        </w:rPr>
+      </w:pPr>
+      <w:r>
+        <w:rPr>
+          <w:rFonts w:ascii="Times New Roman" w:eastAsia="Times New Roman" w:hAnsi="Times New Roman" w:cs="Times New Roman"/>
+          <w:sz w:val="26"/>
+          <w:szCs w:val="26"/>
+          <w:lang w:val="en-US"/>
+        </w:rPr>
+        <w:t xml:space="preserve">│   └── replay_engine.py        # </w:t>
+      </w:r>
+      <w:proofErr w:type="spellStart"/>
+      <w:r>
+        <w:rPr>
+          <w:rFonts w:ascii="Times New Roman" w:eastAsia="Times New Roman" w:hAnsi="Times New Roman" w:cs="Times New Roman"/>
+          <w:sz w:val="26"/>
+          <w:szCs w:val="26"/>
+          <w:lang w:val="en-US"/>
+        </w:rPr>
+        <w:t>Tách</w:t>
+      </w:r>
+      <w:proofErr w:type="spellEnd"/>
+      <w:r>
+        <w:rPr>
+          <w:rFonts w:ascii="Times New Roman" w:eastAsia="Times New Roman" w:hAnsi="Times New Roman" w:cs="Times New Roman"/>
+          <w:sz w:val="26"/>
+          <w:szCs w:val="26"/>
+          <w:lang w:val="en-US"/>
+        </w:rPr>
+        <w:t xml:space="preserve"> </w:t>
+      </w:r>
+      <w:proofErr w:type="spellStart"/>
+      <w:r>
+        <w:rPr>
+          <w:rFonts w:ascii="Times New Roman" w:eastAsia="Times New Roman" w:hAnsi="Times New Roman" w:cs="Times New Roman"/>
+          <w:sz w:val="26"/>
+          <w:szCs w:val="26"/>
+          <w:lang w:val="en-US"/>
+        </w:rPr>
+        <w:t>riêng</w:t>
+      </w:r>
+      <w:proofErr w:type="spellEnd"/>
+      <w:r>
+        <w:rPr>
+          <w:rFonts w:ascii="Times New Roman" w:eastAsia="Times New Roman" w:hAnsi="Times New Roman" w:cs="Times New Roman"/>
+          <w:sz w:val="26"/>
+          <w:szCs w:val="26"/>
+          <w:lang w:val="en-US"/>
+        </w:rPr>
+        <w:t xml:space="preserve"> </w:t>
+      </w:r>
+      <w:proofErr w:type="spellStart"/>
+      <w:r>
+        <w:rPr>
+          <w:rFonts w:ascii="Times New Roman" w:eastAsia="Times New Roman" w:hAnsi="Times New Roman" w:cs="Times New Roman"/>
+          <w:sz w:val="26"/>
+          <w:szCs w:val="26"/>
+          <w:lang w:val="en-US"/>
+        </w:rPr>
+        <w:t>hàm</w:t>
+      </w:r>
+      <w:proofErr w:type="spellEnd"/>
+      <w:r>
+        <w:rPr>
+          <w:rFonts w:ascii="Times New Roman" w:eastAsia="Times New Roman" w:hAnsi="Times New Roman" w:cs="Times New Roman"/>
+          <w:sz w:val="26"/>
+          <w:szCs w:val="26"/>
+          <w:lang w:val="en-US"/>
+        </w:rPr>
+        <w:t xml:space="preserve"> </w:t>
+      </w:r>
+      <w:proofErr w:type="spellStart"/>
+      <w:r>
+        <w:rPr>
+          <w:rFonts w:ascii="Times New Roman" w:eastAsia="Times New Roman" w:hAnsi="Times New Roman" w:cs="Times New Roman"/>
+          <w:sz w:val="26"/>
+          <w:szCs w:val="26"/>
+          <w:lang w:val="en-US"/>
+        </w:rPr>
+        <w:t>generate_and_cache_replay_payload</w:t>
+      </w:r>
+      <w:proofErr w:type="spellEnd"/>
+      <w:r>
+        <w:rPr>
+          <w:rFonts w:ascii="Times New Roman" w:eastAsia="Times New Roman" w:hAnsi="Times New Roman" w:cs="Times New Roman"/>
+          <w:sz w:val="26"/>
+          <w:szCs w:val="26"/>
+          <w:lang w:val="en-US"/>
+        </w:rPr>
+        <w:t xml:space="preserve"> </w:t>
+      </w:r>
+      <w:proofErr w:type="spellStart"/>
+      <w:r>
+        <w:rPr>
+          <w:rFonts w:ascii="Times New Roman" w:eastAsia="Times New Roman" w:hAnsi="Times New Roman" w:cs="Times New Roman"/>
+          <w:sz w:val="26"/>
+          <w:szCs w:val="26"/>
+          <w:lang w:val="en-US"/>
+        </w:rPr>
+        <w:t>và</w:t>
+      </w:r>
+      <w:proofErr w:type="spellEnd"/>
+      <w:r>
+        <w:rPr>
+          <w:rFonts w:ascii="Times New Roman" w:eastAsia="Times New Roman" w:hAnsi="Times New Roman" w:cs="Times New Roman"/>
+          <w:sz w:val="26"/>
+          <w:szCs w:val="26"/>
+          <w:lang w:val="en-US"/>
+        </w:rPr>
+        <w:t xml:space="preserve"> </w:t>
+      </w:r>
+      <w:proofErr w:type="spellStart"/>
+      <w:r>
+        <w:rPr>
+          <w:rFonts w:ascii="Times New Roman" w:eastAsia="Times New Roman" w:hAnsi="Times New Roman" w:cs="Times New Roman"/>
+          <w:sz w:val="26"/>
+          <w:szCs w:val="26"/>
+          <w:lang w:val="en-US"/>
+        </w:rPr>
+        <w:t>fragment_replay</w:t>
+      </w:r>
+      <w:proofErr w:type="spellEnd"/>
+    </w:p>
+    <w:p>
+      <w:pPr>
+        <w:rPr>
+          <w:rFonts w:ascii="Times New Roman" w:eastAsia="Times New Roman" w:hAnsi="Times New Roman" w:cs="Times New Roman"/>
+          <w:sz w:val="26"/>
+          <w:szCs w:val="26"/>
+          <w:lang w:val="en-US"/>
+        </w:rPr>
+      </w:pPr>
+      <w:r>
+        <w:rPr>
+          <w:rFonts w:ascii="Times New Roman" w:eastAsia="Times New Roman" w:hAnsi="Times New Roman" w:cs="Times New Roman"/>
+          <w:sz w:val="26"/>
+          <w:szCs w:val="26"/>
+          <w:lang w:val="en-US"/>
+        </w:rPr>
+        <w:t>│</w:t>
+      </w:r>
+    </w:p>
+    <w:p>
+      <w:pPr>
+        <w:rPr>
+          <w:rFonts w:ascii="Times New Roman" w:eastAsia="Times New Roman" w:hAnsi="Times New Roman" w:cs="Times New Roman"/>
+          <w:sz w:val="26"/>
+          <w:szCs w:val="26"/>
+          <w:lang w:val="en-US"/>
+        </w:rPr>
+      </w:pPr>
+      <w:r>
+        <w:rPr>
+          <w:rFonts w:ascii="Times New Roman" w:eastAsia="Times New Roman" w:hAnsi="Times New Roman" w:cs="Times New Roman"/>
+          <w:sz w:val="26"/>
+          <w:szCs w:val="26"/>
+          <w:lang w:val="en-US"/>
+        </w:rPr>
+        <w:t xml:space="preserve">├── pages/                      # </w:t>
+      </w:r>
+      <w:proofErr w:type="spellStart"/>
+      <w:r>
+        <w:rPr>
+          <w:rFonts w:ascii="Times New Roman" w:eastAsia="Times New Roman" w:hAnsi="Times New Roman" w:cs="Times New Roman"/>
+          <w:sz w:val="26"/>
+          <w:szCs w:val="26"/>
+          <w:lang w:val="en-US"/>
+        </w:rPr>
+        <w:t>Chứa</w:t>
+      </w:r>
+      <w:proofErr w:type="spellEnd"/>
+      <w:r>
+        <w:rPr>
+          <w:rFonts w:ascii="Times New Roman" w:eastAsia="Times New Roman" w:hAnsi="Times New Roman" w:cs="Times New Roman"/>
+          <w:sz w:val="26"/>
+          <w:szCs w:val="26"/>
+          <w:lang w:val="en-US"/>
+        </w:rPr>
+        <w:t xml:space="preserve"> </w:t>
+      </w:r>
+      <w:proofErr w:type="spellStart"/>
+      <w:r>
+        <w:rPr>
+          <w:rFonts w:ascii="Times New Roman" w:eastAsia="Times New Roman" w:hAnsi="Times New Roman" w:cs="Times New Roman"/>
+          <w:sz w:val="26"/>
+          <w:szCs w:val="26"/>
+          <w:lang w:val="en-US"/>
+        </w:rPr>
+        <w:t>giao</w:t>
+      </w:r>
+      <w:proofErr w:type="spellEnd"/>
+      <w:r>
+        <w:rPr>
+          <w:rFonts w:ascii="Times New Roman" w:eastAsia="Times New Roman" w:hAnsi="Times New Roman" w:cs="Times New Roman"/>
+          <w:sz w:val="26"/>
+          <w:szCs w:val="26"/>
+          <w:lang w:val="en-US"/>
+        </w:rPr>
+        <w:t xml:space="preserve"> </w:t>
+      </w:r>
+      <w:proofErr w:type="spellStart"/>
+      <w:r>
+        <w:rPr>
+          <w:rFonts w:ascii="Times New Roman" w:eastAsia="Times New Roman" w:hAnsi="Times New Roman" w:cs="Times New Roman"/>
+          <w:sz w:val="26"/>
+          <w:szCs w:val="26"/>
+          <w:lang w:val="en-US"/>
+        </w:rPr>
+        <w:t>diện</w:t>
+      </w:r>
+      <w:proofErr w:type="spellEnd"/>
+      <w:r>
+        <w:rPr>
+          <w:rFonts w:ascii="Times New Roman" w:eastAsia="Times New Roman" w:hAnsi="Times New Roman" w:cs="Times New Roman"/>
+          <w:sz w:val="26"/>
+          <w:szCs w:val="26"/>
+          <w:lang w:val="en-US"/>
+        </w:rPr>
+        <w:t xml:space="preserve"> </w:t>
+      </w:r>
+      <w:proofErr w:type="spellStart"/>
+      <w:r>
+        <w:rPr>
+          <w:rFonts w:ascii="Times New Roman" w:eastAsia="Times New Roman" w:hAnsi="Times New Roman" w:cs="Times New Roman"/>
+          <w:sz w:val="26"/>
+          <w:szCs w:val="26"/>
+          <w:lang w:val="en-US"/>
+        </w:rPr>
+        <w:t>các</w:t>
+      </w:r>
+      <w:proofErr w:type="spellEnd"/>
+      <w:r>
+        <w:rPr>
+          <w:rFonts w:ascii="Times New Roman" w:eastAsia="Times New Roman" w:hAnsi="Times New Roman" w:cs="Times New Roman"/>
+          <w:sz w:val="26"/>
+          <w:szCs w:val="26"/>
+          <w:lang w:val="en-US"/>
+        </w:rPr>
+        <w:t xml:space="preserve"> </w:t>
+      </w:r>
+      <w:proofErr w:type="spellStart"/>
+      <w:r>
+        <w:rPr>
+          <w:rFonts w:ascii="Times New Roman" w:eastAsia="Times New Roman" w:hAnsi="Times New Roman" w:cs="Times New Roman"/>
+          <w:sz w:val="26"/>
+          <w:szCs w:val="26"/>
+          <w:lang w:val="en-US"/>
+        </w:rPr>
+        <w:t>trang</w:t>
+      </w:r>
+      <w:proofErr w:type="spellEnd"/>
+      <w:r>
+        <w:rPr>
+          <w:rFonts w:ascii="Times New Roman" w:eastAsia="Times New Roman" w:hAnsi="Times New Roman" w:cs="Times New Roman"/>
+          <w:sz w:val="26"/>
+          <w:szCs w:val="26"/>
+          <w:lang w:val="en-US"/>
+        </w:rPr>
+        <w:t xml:space="preserve"> </w:t>
+      </w:r>
+      <w:proofErr w:type="spellStart"/>
+      <w:r>
+        <w:rPr>
+          <w:rFonts w:ascii="Times New Roman" w:eastAsia="Times New Roman" w:hAnsi="Times New Roman" w:cs="Times New Roman"/>
+          <w:sz w:val="26"/>
+          <w:szCs w:val="26"/>
+          <w:lang w:val="en-US"/>
+        </w:rPr>
+        <w:t>lớn</w:t>
+      </w:r>
+      <w:proofErr w:type="spellEnd"/>
+    </w:p>
+    <w:p>
+      <w:pPr>
+        <w:rPr>
+          <w:rFonts w:ascii="Times New Roman" w:eastAsia="Times New Roman" w:hAnsi="Times New Roman" w:cs="Times New Roman"/>
+          <w:sz w:val="26"/>
+          <w:szCs w:val="26"/>
+          <w:lang w:val="en-US"/>
+        </w:rPr>
+      </w:pPr>
+      <w:r>
+        <w:rPr>
+          <w:rFonts w:ascii="Times New Roman" w:eastAsia="Times New Roman" w:hAnsi="Times New Roman" w:cs="Times New Roman"/>
+          <w:sz w:val="26"/>
+          <w:szCs w:val="26"/>
+          <w:lang w:val="en-US"/>
+        </w:rPr>
+        <w:t>│   ├── __init__.py</w:t>
+      </w:r>
+    </w:p>
+    <w:p>
+      <w:pPr>
+        <w:rPr>
+          <w:rFonts w:ascii="Times New Roman" w:eastAsia="Times New Roman" w:hAnsi="Times New Roman" w:cs="Times New Roman"/>
+          <w:sz w:val="26"/>
+          <w:szCs w:val="26"/>
+          <w:lang w:val="en-US"/>
+        </w:rPr>
+      </w:pPr>
+      <w:r>
+        <w:rPr>
+          <w:rFonts w:ascii="Times New Roman" w:eastAsia="Times New Roman" w:hAnsi="Times New Roman" w:cs="Times New Roman"/>
+          <w:sz w:val="26"/>
+          <w:szCs w:val="26"/>
+          <w:lang w:val="en-US"/>
+        </w:rPr>
+        <w:t xml:space="preserve">│   ├── home.py                 # </w:t>
+      </w:r>
+      <w:proofErr w:type="spellStart"/>
+      <w:r>
+        <w:rPr>
+          <w:rFonts w:ascii="Times New Roman" w:eastAsia="Times New Roman" w:hAnsi="Times New Roman" w:cs="Times New Roman"/>
+          <w:sz w:val="26"/>
+          <w:szCs w:val="26"/>
+          <w:lang w:val="en-US"/>
+        </w:rPr>
+        <w:t>Chứa</w:t>
+      </w:r>
+      <w:proofErr w:type="spellEnd"/>
+      <w:r>
+        <w:rPr>
+          <w:rFonts w:ascii="Times New Roman" w:eastAsia="Times New Roman" w:hAnsi="Times New Roman" w:cs="Times New Roman"/>
+          <w:sz w:val="26"/>
+          <w:szCs w:val="26"/>
+          <w:lang w:val="en-US"/>
+        </w:rPr>
+        <w:t xml:space="preserve"> logic </w:t>
+      </w:r>
+      <w:proofErr w:type="spellStart"/>
+      <w:r>
+        <w:rPr>
+          <w:rFonts w:ascii="Times New Roman" w:eastAsia="Times New Roman" w:hAnsi="Times New Roman" w:cs="Times New Roman"/>
+          <w:sz w:val="26"/>
+          <w:szCs w:val="26"/>
+          <w:lang w:val="en-US"/>
+        </w:rPr>
+        <w:t>của</w:t>
+      </w:r>
+      <w:proofErr w:type="spellEnd"/>
+      <w:r>
+        <w:rPr>
+          <w:rFonts w:ascii="Times New Roman" w:eastAsia="Times New Roman" w:hAnsi="Times New Roman" w:cs="Times New Roman"/>
+          <w:sz w:val="26"/>
+          <w:szCs w:val="26"/>
+          <w:lang w:val="en-US"/>
+        </w:rPr>
+        <w:t xml:space="preserve"> </w:t>
+      </w:r>
+      <w:proofErr w:type="spellStart"/>
+      <w:r>
+        <w:rPr>
+          <w:rFonts w:ascii="Times New Roman" w:eastAsia="Times New Roman" w:hAnsi="Times New Roman" w:cs="Times New Roman"/>
+          <w:sz w:val="26"/>
+          <w:szCs w:val="26"/>
+          <w:lang w:val="en-US"/>
+        </w:rPr>
+        <w:t>page_home_ui</w:t>
+      </w:r>
+      <w:proofErr w:type="spellEnd"/>
+    </w:p>
+    <w:p>
+      <w:pPr>
+        <w:rPr>
+          <w:rFonts w:ascii="Times New Roman" w:eastAsia="Times New Roman" w:hAnsi="Times New Roman" w:cs="Times New Roman"/>
+          <w:sz w:val="26"/>
+          <w:szCs w:val="26"/>
+          <w:lang w:val="en-US"/>
+        </w:rPr>
+      </w:pPr>
+      <w:r>
+        <w:rPr>
+          <w:rFonts w:ascii="Times New Roman" w:eastAsia="Times New Roman" w:hAnsi="Times New Roman" w:cs="Times New Roman"/>
+          <w:sz w:val="26"/>
+          <w:szCs w:val="26"/>
+          <w:lang w:val="en-US"/>
+        </w:rPr>
+        <w:t xml:space="preserve">│   └── details.py              # </w:t>
+      </w:r>
+      <w:proofErr w:type="spellStart"/>
+      <w:r>
+        <w:rPr>
+          <w:rFonts w:ascii="Times New Roman" w:eastAsia="Times New Roman" w:hAnsi="Times New Roman" w:cs="Times New Roman"/>
+          <w:sz w:val="26"/>
+          <w:szCs w:val="26"/>
+          <w:lang w:val="en-US"/>
+        </w:rPr>
+        <w:t>Chứa</w:t>
+      </w:r>
+      <w:proofErr w:type="spellEnd"/>
+      <w:r>
+        <w:rPr>
+          <w:rFonts w:ascii="Times New Roman" w:eastAsia="Times New Roman" w:hAnsi="Times New Roman" w:cs="Times New Roman"/>
+          <w:sz w:val="26"/>
+          <w:szCs w:val="26"/>
+          <w:lang w:val="en-US"/>
+        </w:rPr>
+        <w:t xml:space="preserve"> logic </w:t>
+      </w:r>
+      <w:proofErr w:type="spellStart"/>
+      <w:r>
+        <w:rPr>
+          <w:rFonts w:ascii="Times New Roman" w:eastAsia="Times New Roman" w:hAnsi="Times New Roman" w:cs="Times New Roman"/>
+          <w:sz w:val="26"/>
+          <w:szCs w:val="26"/>
+          <w:lang w:val="en-US"/>
+        </w:rPr>
+        <w:t>của</w:t>
+      </w:r>
+      <w:proofErr w:type="spellEnd"/>
+      <w:r>
+        <w:rPr>
+          <w:rFonts w:ascii="Times New Roman" w:eastAsia="Times New Roman" w:hAnsi="Times New Roman" w:cs="Times New Roman"/>
+          <w:sz w:val="26"/>
+          <w:szCs w:val="26"/>
+          <w:lang w:val="en-US"/>
+        </w:rPr>
+        <w:t xml:space="preserve"> </w:t>
+      </w:r>
+      <w:proofErr w:type="spellStart"/>
+      <w:r>
+        <w:rPr>
+          <w:rFonts w:ascii="Times New Roman" w:eastAsia="Times New Roman" w:hAnsi="Times New Roman" w:cs="Times New Roman"/>
+          <w:sz w:val="26"/>
+          <w:szCs w:val="26"/>
+          <w:lang w:val="en-US"/>
+        </w:rPr>
+        <w:t>page_details_ui</w:t>
+      </w:r>
+      <w:proofErr w:type="spellEnd"/>
+    </w:p>
+    <w:p>
+      <w:pPr>
+        <w:rPr>
+          <w:rFonts w:ascii="Times New Roman" w:eastAsia="Times New Roman" w:hAnsi="Times New Roman" w:cs="Times New Roman"/>
+          <w:sz w:val="26"/>
+          <w:szCs w:val="26"/>
+          <w:lang w:val="en-US"/>
+        </w:rPr>
+      </w:pPr>
+      <w:r>
+        <w:rPr>
+          <w:rFonts w:ascii="Times New Roman" w:eastAsia="Times New Roman" w:hAnsi="Times New Roman" w:cs="Times New Roman"/>
+          <w:sz w:val="26"/>
+          <w:szCs w:val="26"/>
+          <w:lang w:val="en-US"/>
+        </w:rPr>
+        <w:t>│</w:t>
+      </w:r>
+    </w:p>
+    <w:p>
+      <w:pPr>
+        <w:rPr>
+          <w:rFonts w:ascii="Times New Roman" w:eastAsia="Times New Roman" w:hAnsi="Times New Roman" w:cs="Times New Roman"/>
+          <w:sz w:val="26"/>
+          <w:szCs w:val="26"/>
+          <w:lang w:val="en-US"/>
+        </w:rPr>
+      </w:pPr>
+      <w:proofErr w:type="gramStart"/>
+      <w:r>
+        <w:rPr>
+          <w:rFonts w:ascii="Times New Roman" w:eastAsia="Times New Roman" w:hAnsi="Times New Roman" w:cs="Times New Roman"/>
+          <w:sz w:val="26"/>
+          <w:szCs w:val="26"/>
+          <w:lang w:val="en-US"/>
+        </w:rPr>
+        <w:t>├── assets/                     #</w:t>
+      </w:r>
+      <w:proofErr w:type="gramEnd"/>
+      <w:r>
+        <w:rPr>
+          <w:rFonts w:ascii="Times New Roman" w:eastAsia="Times New Roman" w:hAnsi="Times New Roman" w:cs="Times New Roman"/>
+          <w:sz w:val="26"/>
+          <w:szCs w:val="26"/>
+          <w:lang w:val="en-US"/>
+        </w:rPr>
+        <w:t xml:space="preserve"> Models, gemini_key.txt, v.v.</w:t>
+      </w:r>
+    </w:p>
+    <w:p>
+      <w:pPr>
+        <w:rPr>
+          <w:rFonts w:ascii="Times New Roman" w:eastAsia="Times New Roman" w:hAnsi="Times New Roman" w:cs="Times New Roman"/>
+          <w:sz w:val="26"/>
+          <w:szCs w:val="26"/>
+          <w:lang w:val="en-US"/>
+        </w:rPr>
+      </w:pPr>
+      <w:r>
+        <w:rPr>
+          <w:rFonts w:ascii="Times New Roman" w:eastAsia="Times New Roman" w:hAnsi="Times New Roman" w:cs="Times New Roman"/>
+          <w:sz w:val="26"/>
+          <w:szCs w:val="26"/>
+          <w:lang w:val="en-US"/>
+        </w:rPr>
+        <w:t xml:space="preserve">└── f1_cache/                   # Thư </w:t>
+      </w:r>
+      <w:proofErr w:type="spellStart"/>
+      <w:r>
+        <w:rPr>
+          <w:rFonts w:ascii="Times New Roman" w:eastAsia="Times New Roman" w:hAnsi="Times New Roman" w:cs="Times New Roman"/>
+          <w:sz w:val="26"/>
+          <w:szCs w:val="26"/>
+          <w:lang w:val="en-US"/>
+        </w:rPr>
+        <w:t>mục</w:t>
+      </w:r>
+      <w:proofErr w:type="spellEnd"/>
+      <w:r>
+        <w:rPr>
+          <w:rFonts w:ascii="Times New Roman" w:eastAsia="Times New Roman" w:hAnsi="Times New Roman" w:cs="Times New Roman"/>
+          <w:sz w:val="26"/>
+          <w:szCs w:val="26"/>
+          <w:lang w:val="en-US"/>
+        </w:rPr>
+        <w:t xml:space="preserve"> </w:t>
+      </w:r>
+      <w:proofErr w:type="spellStart"/>
+      <w:r>
+        <w:rPr>
+          <w:rFonts w:ascii="Times New Roman" w:eastAsia="Times New Roman" w:hAnsi="Times New Roman" w:cs="Times New Roman"/>
+          <w:sz w:val="26"/>
+          <w:szCs w:val="26"/>
+          <w:lang w:val="en-US"/>
+        </w:rPr>
+        <w:t>sinh</w:t>
+      </w:r>
+      <w:proofErr w:type="spellEnd"/>
+      <w:r>
+        <w:rPr>
+          <w:rFonts w:ascii="Times New Roman" w:eastAsia="Times New Roman" w:hAnsi="Times New Roman" w:cs="Times New Roman"/>
+          <w:sz w:val="26"/>
+          <w:szCs w:val="26"/>
+          <w:lang w:val="en-US"/>
+        </w:rPr>
+        <w:t xml:space="preserve"> </w:t>
+      </w:r>
+      <w:proofErr w:type="spellStart"/>
+      <w:r>
+        <w:rPr>
+          <w:rFonts w:ascii="Times New Roman" w:eastAsia="Times New Roman" w:hAnsi="Times New Roman" w:cs="Times New Roman"/>
+          <w:sz w:val="26"/>
+          <w:szCs w:val="26"/>
+          <w:lang w:val="en-US"/>
+        </w:rPr>
+        <w:t>ra</w:t>
+      </w:r>
+      <w:proofErr w:type="spellEnd"/>
+      <w:r>
+        <w:rPr>
+          <w:rFonts w:ascii="Times New Roman" w:eastAsia="Times New Roman" w:hAnsi="Times New Roman" w:cs="Times New Roman"/>
+          <w:sz w:val="26"/>
+          <w:szCs w:val="26"/>
+          <w:lang w:val="en-US"/>
+        </w:rPr>
+        <w:t xml:space="preserve"> </w:t>
+      </w:r>
+      <w:proofErr w:type="spellStart"/>
+      <w:r>
+        <w:rPr>
+          <w:rFonts w:ascii="Times New Roman" w:eastAsia="Times New Roman" w:hAnsi="Times New Roman" w:cs="Times New Roman"/>
+          <w:sz w:val="26"/>
+          <w:szCs w:val="26"/>
+          <w:lang w:val="en-US"/>
+        </w:rPr>
+        <w:t>tự</w:t>
+      </w:r>
+      <w:proofErr w:type="spellEnd"/>
+      <w:r>
+        <w:rPr>
+          <w:rFonts w:ascii="Times New Roman" w:eastAsia="Times New Roman" w:hAnsi="Times New Roman" w:cs="Times New Roman"/>
+          <w:sz w:val="26"/>
+          <w:szCs w:val="26"/>
+          <w:lang w:val="en-US"/>
+        </w:rPr>
+        <w:t xml:space="preserve"> </w:t>
+      </w:r>
+      <w:proofErr w:type="spellStart"/>
+      <w:r>
+        <w:rPr>
+          <w:rFonts w:ascii="Times New Roman" w:eastAsia="Times New Roman" w:hAnsi="Times New Roman" w:cs="Times New Roman"/>
+          <w:sz w:val="26"/>
+          <w:szCs w:val="26"/>
+          <w:lang w:val="en-US"/>
+        </w:rPr>
+        <w:t>động</w:t>
+      </w:r>
+      <w:proofErr w:type="spellEnd"/>
+    </w:p>
+    <w:p>
+      <w:pPr>
+        <w:rPr>
+          <w:rFonts w:ascii="Times New Roman" w:eastAsia="Times New Roman" w:hAnsi="Times New Roman" w:cs="Times New Roman"/>
+          <w:b/>
+          <w:bCs/>
+          <w:sz w:val="26"/>
+          <w:szCs w:val="26"/>
+          <w:lang w:val="en-US"/>
+        </w:rPr>
+      </w:pPr>
+      <w:r>
+        <w:rPr>
+          <w:rFonts w:ascii="Times New Roman" w:eastAsia="Times New Roman" w:hAnsi="Times New Roman" w:cs="Times New Roman"/>
+          <w:b/>
+          <w:bCs/>
+          <w:sz w:val="26"/>
+          <w:szCs w:val="26"/>
+          <w:lang w:val="en-US"/>
+        </w:rPr>
+        <w:t xml:space="preserve">2. Chi </w:t>
+      </w:r>
+      <w:proofErr w:type="spellStart"/>
+      <w:r>
+        <w:rPr>
+          <w:rFonts w:ascii="Times New Roman" w:eastAsia="Times New Roman" w:hAnsi="Times New Roman" w:cs="Times New Roman"/>
+          <w:b/>
+          <w:bCs/>
+          <w:sz w:val="26"/>
+          <w:szCs w:val="26"/>
+          <w:lang w:val="en-US"/>
+        </w:rPr>
+        <w:t>tiết</w:t>
+      </w:r>
+      <w:proofErr w:type="spellEnd"/>
+      <w:r>
+        <w:rPr>
+          <w:rFonts w:ascii="Times New Roman" w:eastAsia="Times New Roman" w:hAnsi="Times New Roman" w:cs="Times New Roman"/>
+          <w:b/>
+          <w:bCs/>
+          <w:sz w:val="26"/>
+          <w:szCs w:val="26"/>
+          <w:lang w:val="en-US"/>
+        </w:rPr>
+        <w:t xml:space="preserve"> </w:t>
+      </w:r>
+      <w:proofErr w:type="spellStart"/>
+      <w:r>
+        <w:rPr>
+          <w:rFonts w:ascii="Times New Roman" w:eastAsia="Times New Roman" w:hAnsi="Times New Roman" w:cs="Times New Roman"/>
+          <w:b/>
+          <w:bCs/>
+          <w:sz w:val="26"/>
+          <w:szCs w:val="26"/>
+          <w:lang w:val="en-US"/>
+        </w:rPr>
+        <w:t>phân</w:t>
+      </w:r>
+      <w:proofErr w:type="spellEnd"/>
+      <w:r>
+        <w:rPr>
+          <w:rFonts w:ascii="Times New Roman" w:eastAsia="Times New Roman" w:hAnsi="Times New Roman" w:cs="Times New Roman"/>
+          <w:b/>
+          <w:bCs/>
+          <w:sz w:val="26"/>
+          <w:szCs w:val="26"/>
+          <w:lang w:val="en-US"/>
+        </w:rPr>
+        <w:t xml:space="preserve"> chia file</w:t>
+      </w:r>
+    </w:p>
+    <w:p>
+      <w:pPr>
+        <w:rPr>
+          <w:rFonts w:ascii="Times New Roman" w:eastAsia="Times New Roman" w:hAnsi="Times New Roman" w:cs="Times New Roman"/>
+          <w:b/>
+          <w:bCs/>
+          <w:sz w:val="26"/>
+          <w:szCs w:val="26"/>
+          <w:lang w:val="en-US"/>
+        </w:rPr>
+      </w:pPr>
+      <w:r>
+        <w:rPr>
+          <w:rFonts w:ascii="Times New Roman" w:eastAsia="Times New Roman" w:hAnsi="Times New Roman" w:cs="Times New Roman"/>
+          <w:b/>
+          <w:bCs/>
+          <w:sz w:val="26"/>
+          <w:szCs w:val="26"/>
+          <w:lang w:val="en-US"/>
+        </w:rPr>
+        <w:t>A. main.py (Entry Point)</w:t>
+      </w:r>
+    </w:p>
+    <w:p>
+      <w:pPr>
+        <w:rPr>
+          <w:rFonts w:ascii="Times New Roman" w:eastAsia="Times New Roman" w:hAnsi="Times New Roman" w:cs="Times New Roman"/>
+          <w:sz w:val="26"/>
+          <w:szCs w:val="26"/>
+          <w:lang w:val="en-US"/>
+        </w:rPr>
+      </w:pPr>
+      <w:r>
+        <w:rPr>
+          <w:rFonts w:ascii="Times New Roman" w:eastAsia="Times New Roman" w:hAnsi="Times New Roman" w:cs="Times New Roman"/>
+          <w:sz w:val="26"/>
+          <w:szCs w:val="26"/>
+          <w:lang w:val="en-US"/>
+        </w:rPr>
+        <w:t xml:space="preserve">File </w:t>
+      </w:r>
+      <w:proofErr w:type="spellStart"/>
+      <w:r>
+        <w:rPr>
+          <w:rFonts w:ascii="Times New Roman" w:eastAsia="Times New Roman" w:hAnsi="Times New Roman" w:cs="Times New Roman"/>
+          <w:sz w:val="26"/>
+          <w:szCs w:val="26"/>
+          <w:lang w:val="en-US"/>
+        </w:rPr>
+        <w:t>này</w:t>
+      </w:r>
+      <w:proofErr w:type="spellEnd"/>
+      <w:r>
+        <w:rPr>
+          <w:rFonts w:ascii="Times New Roman" w:eastAsia="Times New Roman" w:hAnsi="Times New Roman" w:cs="Times New Roman"/>
+          <w:sz w:val="26"/>
+          <w:szCs w:val="26"/>
+          <w:lang w:val="en-US"/>
+        </w:rPr>
+        <w:t xml:space="preserve"> </w:t>
+      </w:r>
+      <w:proofErr w:type="spellStart"/>
+      <w:r>
+        <w:rPr>
+          <w:rFonts w:ascii="Times New Roman" w:eastAsia="Times New Roman" w:hAnsi="Times New Roman" w:cs="Times New Roman"/>
+          <w:sz w:val="26"/>
+          <w:szCs w:val="26"/>
+          <w:lang w:val="en-US"/>
+        </w:rPr>
+        <w:t>giờ</w:t>
+      </w:r>
+      <w:proofErr w:type="spellEnd"/>
+      <w:r>
+        <w:rPr>
+          <w:rFonts w:ascii="Times New Roman" w:eastAsia="Times New Roman" w:hAnsi="Times New Roman" w:cs="Times New Roman"/>
+          <w:sz w:val="26"/>
+          <w:szCs w:val="26"/>
+          <w:lang w:val="en-US"/>
+        </w:rPr>
+        <w:t xml:space="preserve"> </w:t>
+      </w:r>
+      <w:proofErr w:type="spellStart"/>
+      <w:r>
+        <w:rPr>
+          <w:rFonts w:ascii="Times New Roman" w:eastAsia="Times New Roman" w:hAnsi="Times New Roman" w:cs="Times New Roman"/>
+          <w:sz w:val="26"/>
+          <w:szCs w:val="26"/>
+          <w:lang w:val="en-US"/>
+        </w:rPr>
+        <w:t>đây</w:t>
+      </w:r>
+      <w:proofErr w:type="spellEnd"/>
+      <w:r>
+        <w:rPr>
+          <w:rFonts w:ascii="Times New Roman" w:eastAsia="Times New Roman" w:hAnsi="Times New Roman" w:cs="Times New Roman"/>
+          <w:sz w:val="26"/>
+          <w:szCs w:val="26"/>
+          <w:lang w:val="en-US"/>
+        </w:rPr>
+        <w:t xml:space="preserve"> </w:t>
+      </w:r>
+      <w:proofErr w:type="spellStart"/>
+      <w:r>
+        <w:rPr>
+          <w:rFonts w:ascii="Times New Roman" w:eastAsia="Times New Roman" w:hAnsi="Times New Roman" w:cs="Times New Roman"/>
+          <w:sz w:val="26"/>
+          <w:szCs w:val="26"/>
+          <w:lang w:val="en-US"/>
+        </w:rPr>
+        <w:t>sẽ</w:t>
+      </w:r>
+      <w:proofErr w:type="spellEnd"/>
+      <w:r>
+        <w:rPr>
+          <w:rFonts w:ascii="Times New Roman" w:eastAsia="Times New Roman" w:hAnsi="Times New Roman" w:cs="Times New Roman"/>
+          <w:sz w:val="26"/>
+          <w:szCs w:val="26"/>
+          <w:lang w:val="en-US"/>
+        </w:rPr>
+        <w:t xml:space="preserve"> </w:t>
+      </w:r>
+      <w:proofErr w:type="spellStart"/>
+      <w:r>
+        <w:rPr>
+          <w:rFonts w:ascii="Times New Roman" w:eastAsia="Times New Roman" w:hAnsi="Times New Roman" w:cs="Times New Roman"/>
+          <w:sz w:val="26"/>
+          <w:szCs w:val="26"/>
+          <w:lang w:val="en-US"/>
+        </w:rPr>
+        <w:t>cực</w:t>
+      </w:r>
+      <w:proofErr w:type="spellEnd"/>
+      <w:r>
+        <w:rPr>
+          <w:rFonts w:ascii="Times New Roman" w:eastAsia="Times New Roman" w:hAnsi="Times New Roman" w:cs="Times New Roman"/>
+          <w:sz w:val="26"/>
+          <w:szCs w:val="26"/>
+          <w:lang w:val="en-US"/>
+        </w:rPr>
+        <w:t xml:space="preserve"> </w:t>
+      </w:r>
+      <w:proofErr w:type="spellStart"/>
+      <w:r>
+        <w:rPr>
+          <w:rFonts w:ascii="Times New Roman" w:eastAsia="Times New Roman" w:hAnsi="Times New Roman" w:cs="Times New Roman"/>
+          <w:sz w:val="26"/>
+          <w:szCs w:val="26"/>
+          <w:lang w:val="en-US"/>
+        </w:rPr>
+        <w:t>kỳ</w:t>
+      </w:r>
+      <w:proofErr w:type="spellEnd"/>
+      <w:r>
+        <w:rPr>
+          <w:rFonts w:ascii="Times New Roman" w:eastAsia="Times New Roman" w:hAnsi="Times New Roman" w:cs="Times New Roman"/>
+          <w:sz w:val="26"/>
+          <w:szCs w:val="26"/>
+          <w:lang w:val="en-US"/>
+        </w:rPr>
+        <w:t xml:space="preserve"> </w:t>
+      </w:r>
+      <w:proofErr w:type="spellStart"/>
+      <w:r>
+        <w:rPr>
+          <w:rFonts w:ascii="Times New Roman" w:eastAsia="Times New Roman" w:hAnsi="Times New Roman" w:cs="Times New Roman"/>
+          <w:sz w:val="26"/>
+          <w:szCs w:val="26"/>
+          <w:lang w:val="en-US"/>
+        </w:rPr>
+        <w:t>ngắn</w:t>
+      </w:r>
+      <w:proofErr w:type="spellEnd"/>
+      <w:r>
+        <w:rPr>
+          <w:rFonts w:ascii="Times New Roman" w:eastAsia="Times New Roman" w:hAnsi="Times New Roman" w:cs="Times New Roman"/>
+          <w:sz w:val="26"/>
+          <w:szCs w:val="26"/>
+          <w:lang w:val="en-US"/>
+        </w:rPr>
+        <w:t xml:space="preserve"> </w:t>
+      </w:r>
+      <w:proofErr w:type="spellStart"/>
+      <w:r>
+        <w:rPr>
+          <w:rFonts w:ascii="Times New Roman" w:eastAsia="Times New Roman" w:hAnsi="Times New Roman" w:cs="Times New Roman"/>
+          <w:sz w:val="26"/>
+          <w:szCs w:val="26"/>
+          <w:lang w:val="en-US"/>
+        </w:rPr>
+        <w:t>gọn</w:t>
+      </w:r>
+      <w:proofErr w:type="spellEnd"/>
+      <w:r>
+        <w:rPr>
+          <w:rFonts w:ascii="Times New Roman" w:eastAsia="Times New Roman" w:hAnsi="Times New Roman" w:cs="Times New Roman"/>
+          <w:sz w:val="26"/>
+          <w:szCs w:val="26"/>
+          <w:lang w:val="en-US"/>
+        </w:rPr>
+        <w:t xml:space="preserve">, </w:t>
+      </w:r>
+      <w:proofErr w:type="spellStart"/>
+      <w:r>
+        <w:rPr>
+          <w:rFonts w:ascii="Times New Roman" w:eastAsia="Times New Roman" w:hAnsi="Times New Roman" w:cs="Times New Roman"/>
+          <w:sz w:val="26"/>
+          <w:szCs w:val="26"/>
+          <w:lang w:val="en-US"/>
+        </w:rPr>
+        <w:t>chỉ</w:t>
+      </w:r>
+      <w:proofErr w:type="spellEnd"/>
+      <w:r>
+        <w:rPr>
+          <w:rFonts w:ascii="Times New Roman" w:eastAsia="Times New Roman" w:hAnsi="Times New Roman" w:cs="Times New Roman"/>
+          <w:sz w:val="26"/>
+          <w:szCs w:val="26"/>
+          <w:lang w:val="en-US"/>
+        </w:rPr>
+        <w:t xml:space="preserve"> </w:t>
+      </w:r>
+      <w:proofErr w:type="spellStart"/>
+      <w:r>
+        <w:rPr>
+          <w:rFonts w:ascii="Times New Roman" w:eastAsia="Times New Roman" w:hAnsi="Times New Roman" w:cs="Times New Roman"/>
+          <w:sz w:val="26"/>
+          <w:szCs w:val="26"/>
+          <w:lang w:val="en-US"/>
+        </w:rPr>
+        <w:t>làm</w:t>
+      </w:r>
+      <w:proofErr w:type="spellEnd"/>
+      <w:r>
+        <w:rPr>
+          <w:rFonts w:ascii="Times New Roman" w:eastAsia="Times New Roman" w:hAnsi="Times New Roman" w:cs="Times New Roman"/>
+          <w:sz w:val="26"/>
+          <w:szCs w:val="26"/>
+          <w:lang w:val="en-US"/>
+        </w:rPr>
+        <w:t xml:space="preserve"> </w:t>
+      </w:r>
+      <w:proofErr w:type="spellStart"/>
+      <w:r>
+        <w:rPr>
+          <w:rFonts w:ascii="Times New Roman" w:eastAsia="Times New Roman" w:hAnsi="Times New Roman" w:cs="Times New Roman"/>
+          <w:sz w:val="26"/>
+          <w:szCs w:val="26"/>
+          <w:lang w:val="en-US"/>
+        </w:rPr>
+        <w:t>nhiệm</w:t>
+      </w:r>
+      <w:proofErr w:type="spellEnd"/>
+      <w:r>
+        <w:rPr>
+          <w:rFonts w:ascii="Times New Roman" w:eastAsia="Times New Roman" w:hAnsi="Times New Roman" w:cs="Times New Roman"/>
+          <w:sz w:val="26"/>
+          <w:szCs w:val="26"/>
+          <w:lang w:val="en-US"/>
+        </w:rPr>
+        <w:t xml:space="preserve"> </w:t>
+      </w:r>
+      <w:proofErr w:type="spellStart"/>
+      <w:r>
+        <w:rPr>
+          <w:rFonts w:ascii="Times New Roman" w:eastAsia="Times New Roman" w:hAnsi="Times New Roman" w:cs="Times New Roman"/>
+          <w:sz w:val="26"/>
+          <w:szCs w:val="26"/>
+          <w:lang w:val="en-US"/>
+        </w:rPr>
+        <w:t>vụ</w:t>
+      </w:r>
+      <w:proofErr w:type="spellEnd"/>
+      <w:r>
+        <w:rPr>
+          <w:rFonts w:ascii="Times New Roman" w:eastAsia="Times New Roman" w:hAnsi="Times New Roman" w:cs="Times New Roman"/>
+          <w:sz w:val="26"/>
+          <w:szCs w:val="26"/>
+          <w:lang w:val="en-US"/>
+        </w:rPr>
+        <w:t xml:space="preserve"> </w:t>
+      </w:r>
+      <w:proofErr w:type="spellStart"/>
+      <w:r>
+        <w:rPr>
+          <w:rFonts w:ascii="Times New Roman" w:eastAsia="Times New Roman" w:hAnsi="Times New Roman" w:cs="Times New Roman"/>
+          <w:sz w:val="26"/>
+          <w:szCs w:val="26"/>
+          <w:lang w:val="en-US"/>
+        </w:rPr>
+        <w:t>khởi</w:t>
+      </w:r>
+      <w:proofErr w:type="spellEnd"/>
+      <w:r>
+        <w:rPr>
+          <w:rFonts w:ascii="Times New Roman" w:eastAsia="Times New Roman" w:hAnsi="Times New Roman" w:cs="Times New Roman"/>
+          <w:sz w:val="26"/>
+          <w:szCs w:val="26"/>
+          <w:lang w:val="en-US"/>
+        </w:rPr>
+        <w:t xml:space="preserve"> </w:t>
+      </w:r>
+      <w:proofErr w:type="spellStart"/>
+      <w:r>
+        <w:rPr>
+          <w:rFonts w:ascii="Times New Roman" w:eastAsia="Times New Roman" w:hAnsi="Times New Roman" w:cs="Times New Roman"/>
+          <w:sz w:val="26"/>
+          <w:szCs w:val="26"/>
+          <w:lang w:val="en-US"/>
+        </w:rPr>
+        <w:t>tạo</w:t>
+      </w:r>
+      <w:proofErr w:type="spellEnd"/>
+      <w:r>
+        <w:rPr>
+          <w:rFonts w:ascii="Times New Roman" w:eastAsia="Times New Roman" w:hAnsi="Times New Roman" w:cs="Times New Roman"/>
+          <w:sz w:val="26"/>
+          <w:szCs w:val="26"/>
+          <w:lang w:val="en-US"/>
+        </w:rPr>
+        <w:t xml:space="preserve"> app </w:t>
+      </w:r>
+      <w:proofErr w:type="spellStart"/>
+      <w:r>
+        <w:rPr>
+          <w:rFonts w:ascii="Times New Roman" w:eastAsia="Times New Roman" w:hAnsi="Times New Roman" w:cs="Times New Roman"/>
+          <w:sz w:val="26"/>
+          <w:szCs w:val="26"/>
+          <w:lang w:val="en-US"/>
+        </w:rPr>
+        <w:t>và</w:t>
+      </w:r>
+      <w:proofErr w:type="spellEnd"/>
+      <w:r>
+        <w:rPr>
+          <w:rFonts w:ascii="Times New Roman" w:eastAsia="Times New Roman" w:hAnsi="Times New Roman" w:cs="Times New Roman"/>
+          <w:sz w:val="26"/>
+          <w:szCs w:val="26"/>
+          <w:lang w:val="en-US"/>
+        </w:rPr>
+        <w:t xml:space="preserve"> </w:t>
+      </w:r>
+      <w:proofErr w:type="spellStart"/>
+      <w:r>
+        <w:rPr>
+          <w:rFonts w:ascii="Times New Roman" w:eastAsia="Times New Roman" w:hAnsi="Times New Roman" w:cs="Times New Roman"/>
+          <w:sz w:val="26"/>
+          <w:szCs w:val="26"/>
+          <w:lang w:val="en-US"/>
+        </w:rPr>
+        <w:t>điều</w:t>
+      </w:r>
+      <w:proofErr w:type="spellEnd"/>
+      <w:r>
+        <w:rPr>
+          <w:rFonts w:ascii="Times New Roman" w:eastAsia="Times New Roman" w:hAnsi="Times New Roman" w:cs="Times New Roman"/>
+          <w:sz w:val="26"/>
+          <w:szCs w:val="26"/>
+          <w:lang w:val="en-US"/>
+        </w:rPr>
+        <w:t xml:space="preserve"> </w:t>
+      </w:r>
+      <w:proofErr w:type="spellStart"/>
+      <w:r>
+        <w:rPr>
+          <w:rFonts w:ascii="Times New Roman" w:eastAsia="Times New Roman" w:hAnsi="Times New Roman" w:cs="Times New Roman"/>
+          <w:sz w:val="26"/>
+          <w:szCs w:val="26"/>
+          <w:lang w:val="en-US"/>
+        </w:rPr>
+        <w:t>hướng</w:t>
+      </w:r>
+      <w:proofErr w:type="spellEnd"/>
+      <w:r>
+        <w:rPr>
+          <w:rFonts w:ascii="Times New Roman" w:eastAsia="Times New Roman" w:hAnsi="Times New Roman" w:cs="Times New Roman"/>
+          <w:sz w:val="26"/>
+          <w:szCs w:val="26"/>
+          <w:lang w:val="en-US"/>
+        </w:rPr>
+        <w:t xml:space="preserve"> (Routing).</w:t>
+      </w:r>
+    </w:p>
+    <w:p>
+      <w:pPr>
+        <w:numPr>
+          <w:ilvl w:val="0"/>
+          <w:numId w:val="16"/>
+        </w:numPr>
+        <w:rPr>
+          <w:rFonts w:ascii="Times New Roman" w:eastAsia="Times New Roman" w:hAnsi="Times New Roman" w:cs="Times New Roman"/>
+          <w:sz w:val="26"/>
+          <w:szCs w:val="26"/>
+          <w:lang w:val="en-US"/>
+        </w:rPr>
+      </w:pPr>
+      <w:r>
+        <w:rPr>
+          <w:rFonts w:ascii="Times New Roman" w:eastAsia="Times New Roman" w:hAnsi="Times New Roman" w:cs="Times New Roman"/>
+          <w:sz w:val="26"/>
+          <w:szCs w:val="26"/>
+          <w:lang w:val="en-US"/>
+        </w:rPr>
+        <w:lastRenderedPageBreak/>
+        <w:t xml:space="preserve">Import </w:t>
+      </w:r>
+      <w:proofErr w:type="spellStart"/>
+      <w:proofErr w:type="gramStart"/>
+      <w:r>
+        <w:rPr>
+          <w:rFonts w:ascii="Times New Roman" w:eastAsia="Times New Roman" w:hAnsi="Times New Roman" w:cs="Times New Roman"/>
+          <w:sz w:val="26"/>
+          <w:szCs w:val="26"/>
+          <w:lang w:val="en-US"/>
+        </w:rPr>
+        <w:t>st.navigation</w:t>
+      </w:r>
+      <w:proofErr w:type="spellEnd"/>
+      <w:proofErr w:type="gramEnd"/>
+      <w:r>
+        <w:rPr>
+          <w:rFonts w:ascii="Times New Roman" w:eastAsia="Times New Roman" w:hAnsi="Times New Roman" w:cs="Times New Roman"/>
+          <w:sz w:val="26"/>
+          <w:szCs w:val="26"/>
+          <w:lang w:val="en-US"/>
+        </w:rPr>
+        <w:t xml:space="preserve"> </w:t>
+      </w:r>
+      <w:proofErr w:type="spellStart"/>
+      <w:r>
+        <w:rPr>
+          <w:rFonts w:ascii="Times New Roman" w:eastAsia="Times New Roman" w:hAnsi="Times New Roman" w:cs="Times New Roman"/>
+          <w:sz w:val="26"/>
+          <w:szCs w:val="26"/>
+          <w:lang w:val="en-US"/>
+        </w:rPr>
+        <w:t>và</w:t>
+      </w:r>
+      <w:proofErr w:type="spellEnd"/>
+      <w:r>
+        <w:rPr>
+          <w:rFonts w:ascii="Times New Roman" w:eastAsia="Times New Roman" w:hAnsi="Times New Roman" w:cs="Times New Roman"/>
+          <w:sz w:val="26"/>
+          <w:szCs w:val="26"/>
+          <w:lang w:val="en-US"/>
+        </w:rPr>
+        <w:t xml:space="preserve"> </w:t>
+      </w:r>
+      <w:proofErr w:type="spellStart"/>
+      <w:r>
+        <w:rPr>
+          <w:rFonts w:ascii="Times New Roman" w:eastAsia="Times New Roman" w:hAnsi="Times New Roman" w:cs="Times New Roman"/>
+          <w:sz w:val="26"/>
+          <w:szCs w:val="26"/>
+          <w:lang w:val="en-US"/>
+        </w:rPr>
+        <w:t>cấu</w:t>
+      </w:r>
+      <w:proofErr w:type="spellEnd"/>
+      <w:r>
+        <w:rPr>
+          <w:rFonts w:ascii="Times New Roman" w:eastAsia="Times New Roman" w:hAnsi="Times New Roman" w:cs="Times New Roman"/>
+          <w:sz w:val="26"/>
+          <w:szCs w:val="26"/>
+          <w:lang w:val="en-US"/>
+        </w:rPr>
+        <w:t xml:space="preserve"> </w:t>
+      </w:r>
+      <w:proofErr w:type="spellStart"/>
+      <w:r>
+        <w:rPr>
+          <w:rFonts w:ascii="Times New Roman" w:eastAsia="Times New Roman" w:hAnsi="Times New Roman" w:cs="Times New Roman"/>
+          <w:sz w:val="26"/>
+          <w:szCs w:val="26"/>
+          <w:lang w:val="en-US"/>
+        </w:rPr>
+        <w:t>hình</w:t>
+      </w:r>
+      <w:proofErr w:type="spellEnd"/>
+      <w:r>
+        <w:rPr>
+          <w:rFonts w:ascii="Times New Roman" w:eastAsia="Times New Roman" w:hAnsi="Times New Roman" w:cs="Times New Roman"/>
+          <w:sz w:val="26"/>
+          <w:szCs w:val="26"/>
+          <w:lang w:val="en-US"/>
+        </w:rPr>
+        <w:t xml:space="preserve"> page ban </w:t>
+      </w:r>
+      <w:proofErr w:type="spellStart"/>
+      <w:r>
+        <w:rPr>
+          <w:rFonts w:ascii="Times New Roman" w:eastAsia="Times New Roman" w:hAnsi="Times New Roman" w:cs="Times New Roman"/>
+          <w:sz w:val="26"/>
+          <w:szCs w:val="26"/>
+          <w:lang w:val="en-US"/>
+        </w:rPr>
+        <w:t>đầu</w:t>
+      </w:r>
+      <w:proofErr w:type="spellEnd"/>
+      <w:r>
+        <w:rPr>
+          <w:rFonts w:ascii="Times New Roman" w:eastAsia="Times New Roman" w:hAnsi="Times New Roman" w:cs="Times New Roman"/>
+          <w:sz w:val="26"/>
+          <w:szCs w:val="26"/>
+          <w:lang w:val="en-US"/>
+        </w:rPr>
+        <w:t>.</w:t>
+      </w:r>
+    </w:p>
+    <w:p>
+      <w:pPr>
+        <w:numPr>
+          <w:ilvl w:val="0"/>
+          <w:numId w:val="16"/>
+        </w:numPr>
+        <w:rPr>
+          <w:rFonts w:ascii="Times New Roman" w:eastAsia="Times New Roman" w:hAnsi="Times New Roman" w:cs="Times New Roman"/>
+          <w:sz w:val="26"/>
+          <w:szCs w:val="26"/>
+          <w:lang w:val="en-US"/>
+        </w:rPr>
+      </w:pPr>
+      <w:proofErr w:type="spellStart"/>
+      <w:r>
+        <w:rPr>
+          <w:rFonts w:ascii="Times New Roman" w:eastAsia="Times New Roman" w:hAnsi="Times New Roman" w:cs="Times New Roman"/>
+          <w:sz w:val="26"/>
+          <w:szCs w:val="26"/>
+          <w:lang w:val="en-US"/>
+        </w:rPr>
+        <w:t>Gọi</w:t>
+      </w:r>
+      <w:proofErr w:type="spellEnd"/>
+      <w:r>
+        <w:rPr>
+          <w:rFonts w:ascii="Times New Roman" w:eastAsia="Times New Roman" w:hAnsi="Times New Roman" w:cs="Times New Roman"/>
+          <w:sz w:val="26"/>
+          <w:szCs w:val="26"/>
+          <w:lang w:val="en-US"/>
+        </w:rPr>
+        <w:t xml:space="preserve"> </w:t>
+      </w:r>
+      <w:proofErr w:type="spellStart"/>
+      <w:r>
+        <w:rPr>
+          <w:rFonts w:ascii="Times New Roman" w:eastAsia="Times New Roman" w:hAnsi="Times New Roman" w:cs="Times New Roman"/>
+          <w:sz w:val="26"/>
+          <w:szCs w:val="26"/>
+          <w:lang w:val="en-US"/>
+        </w:rPr>
+        <w:t>các</w:t>
+      </w:r>
+      <w:proofErr w:type="spellEnd"/>
+      <w:r>
+        <w:rPr>
+          <w:rFonts w:ascii="Times New Roman" w:eastAsia="Times New Roman" w:hAnsi="Times New Roman" w:cs="Times New Roman"/>
+          <w:sz w:val="26"/>
+          <w:szCs w:val="26"/>
+          <w:lang w:val="en-US"/>
+        </w:rPr>
+        <w:t xml:space="preserve"> </w:t>
+      </w:r>
+      <w:proofErr w:type="spellStart"/>
+      <w:r>
+        <w:rPr>
+          <w:rFonts w:ascii="Times New Roman" w:eastAsia="Times New Roman" w:hAnsi="Times New Roman" w:cs="Times New Roman"/>
+          <w:sz w:val="26"/>
+          <w:szCs w:val="26"/>
+          <w:lang w:val="en-US"/>
+        </w:rPr>
+        <w:t>trang</w:t>
+      </w:r>
+      <w:proofErr w:type="spellEnd"/>
+      <w:r>
+        <w:rPr>
+          <w:rFonts w:ascii="Times New Roman" w:eastAsia="Times New Roman" w:hAnsi="Times New Roman" w:cs="Times New Roman"/>
+          <w:sz w:val="26"/>
+          <w:szCs w:val="26"/>
+          <w:lang w:val="en-US"/>
+        </w:rPr>
+        <w:t xml:space="preserve"> </w:t>
+      </w:r>
+      <w:proofErr w:type="spellStart"/>
+      <w:r>
+        <w:rPr>
+          <w:rFonts w:ascii="Times New Roman" w:eastAsia="Times New Roman" w:hAnsi="Times New Roman" w:cs="Times New Roman"/>
+          <w:sz w:val="26"/>
+          <w:szCs w:val="26"/>
+          <w:lang w:val="en-US"/>
+        </w:rPr>
+        <w:t>từ</w:t>
+      </w:r>
+      <w:proofErr w:type="spellEnd"/>
+      <w:r>
+        <w:rPr>
+          <w:rFonts w:ascii="Times New Roman" w:eastAsia="Times New Roman" w:hAnsi="Times New Roman" w:cs="Times New Roman"/>
+          <w:sz w:val="26"/>
+          <w:szCs w:val="26"/>
+          <w:lang w:val="en-US"/>
+        </w:rPr>
+        <w:t xml:space="preserve"> </w:t>
+      </w:r>
+      <w:proofErr w:type="spellStart"/>
+      <w:r>
+        <w:rPr>
+          <w:rFonts w:ascii="Times New Roman" w:eastAsia="Times New Roman" w:hAnsi="Times New Roman" w:cs="Times New Roman"/>
+          <w:sz w:val="26"/>
+          <w:szCs w:val="26"/>
+          <w:lang w:val="en-US"/>
+        </w:rPr>
+        <w:t>thư</w:t>
+      </w:r>
+      <w:proofErr w:type="spellEnd"/>
+      <w:r>
+        <w:rPr>
+          <w:rFonts w:ascii="Times New Roman" w:eastAsia="Times New Roman" w:hAnsi="Times New Roman" w:cs="Times New Roman"/>
+          <w:sz w:val="26"/>
+          <w:szCs w:val="26"/>
+          <w:lang w:val="en-US"/>
+        </w:rPr>
+        <w:t xml:space="preserve"> </w:t>
+      </w:r>
+      <w:proofErr w:type="spellStart"/>
+      <w:r>
+        <w:rPr>
+          <w:rFonts w:ascii="Times New Roman" w:eastAsia="Times New Roman" w:hAnsi="Times New Roman" w:cs="Times New Roman"/>
+          <w:sz w:val="26"/>
+          <w:szCs w:val="26"/>
+          <w:lang w:val="en-US"/>
+        </w:rPr>
+        <w:t>mục</w:t>
+      </w:r>
+      <w:proofErr w:type="spellEnd"/>
+      <w:r>
+        <w:rPr>
+          <w:rFonts w:ascii="Times New Roman" w:eastAsia="Times New Roman" w:hAnsi="Times New Roman" w:cs="Times New Roman"/>
+          <w:sz w:val="26"/>
+          <w:szCs w:val="26"/>
+          <w:lang w:val="en-US"/>
+        </w:rPr>
+        <w:t xml:space="preserve"> pages/.</w:t>
+      </w:r>
+    </w:p>
+    <w:p>
+      <w:pPr>
+        <w:rPr>
+          <w:rFonts w:ascii="Times New Roman" w:eastAsia="Times New Roman" w:hAnsi="Times New Roman" w:cs="Times New Roman"/>
+          <w:b/>
+          <w:bCs/>
+          <w:sz w:val="26"/>
+          <w:szCs w:val="26"/>
+          <w:lang w:val="en-US"/>
+        </w:rPr>
+      </w:pPr>
+      <w:r>
+        <w:rPr>
+          <w:rFonts w:ascii="Times New Roman" w:eastAsia="Times New Roman" w:hAnsi="Times New Roman" w:cs="Times New Roman"/>
+          <w:b/>
+          <w:bCs/>
+          <w:sz w:val="26"/>
+          <w:szCs w:val="26"/>
+          <w:lang w:val="en-US"/>
+        </w:rPr>
+        <w:t>B. core/data_loader.py</w:t>
+      </w:r>
+    </w:p>
+    <w:p>
+      <w:pPr>
+        <w:rPr>
+          <w:rFonts w:ascii="Times New Roman" w:eastAsia="Times New Roman" w:hAnsi="Times New Roman" w:cs="Times New Roman"/>
+          <w:sz w:val="26"/>
+          <w:szCs w:val="26"/>
+          <w:lang w:val="en-US"/>
+        </w:rPr>
+      </w:pPr>
+      <w:proofErr w:type="spellStart"/>
+      <w:r>
+        <w:rPr>
+          <w:rFonts w:ascii="Times New Roman" w:eastAsia="Times New Roman" w:hAnsi="Times New Roman" w:cs="Times New Roman"/>
+          <w:sz w:val="26"/>
+          <w:szCs w:val="26"/>
+          <w:lang w:val="en-US"/>
+        </w:rPr>
+        <w:t>Nơi</w:t>
+      </w:r>
+      <w:proofErr w:type="spellEnd"/>
+      <w:r>
+        <w:rPr>
+          <w:rFonts w:ascii="Times New Roman" w:eastAsia="Times New Roman" w:hAnsi="Times New Roman" w:cs="Times New Roman"/>
+          <w:sz w:val="26"/>
+          <w:szCs w:val="26"/>
+          <w:lang w:val="en-US"/>
+        </w:rPr>
+        <w:t xml:space="preserve"> </w:t>
+      </w:r>
+      <w:proofErr w:type="spellStart"/>
+      <w:r>
+        <w:rPr>
+          <w:rFonts w:ascii="Times New Roman" w:eastAsia="Times New Roman" w:hAnsi="Times New Roman" w:cs="Times New Roman"/>
+          <w:sz w:val="26"/>
+          <w:szCs w:val="26"/>
+          <w:lang w:val="en-US"/>
+        </w:rPr>
+        <w:t>tập</w:t>
+      </w:r>
+      <w:proofErr w:type="spellEnd"/>
+      <w:r>
+        <w:rPr>
+          <w:rFonts w:ascii="Times New Roman" w:eastAsia="Times New Roman" w:hAnsi="Times New Roman" w:cs="Times New Roman"/>
+          <w:sz w:val="26"/>
+          <w:szCs w:val="26"/>
+          <w:lang w:val="en-US"/>
+        </w:rPr>
+        <w:t xml:space="preserve"> </w:t>
+      </w:r>
+      <w:proofErr w:type="spellStart"/>
+      <w:r>
+        <w:rPr>
+          <w:rFonts w:ascii="Times New Roman" w:eastAsia="Times New Roman" w:hAnsi="Times New Roman" w:cs="Times New Roman"/>
+          <w:sz w:val="26"/>
+          <w:szCs w:val="26"/>
+          <w:lang w:val="en-US"/>
+        </w:rPr>
+        <w:t>trung</w:t>
+      </w:r>
+      <w:proofErr w:type="spellEnd"/>
+      <w:r>
+        <w:rPr>
+          <w:rFonts w:ascii="Times New Roman" w:eastAsia="Times New Roman" w:hAnsi="Times New Roman" w:cs="Times New Roman"/>
+          <w:sz w:val="26"/>
+          <w:szCs w:val="26"/>
+          <w:lang w:val="en-US"/>
+        </w:rPr>
+        <w:t xml:space="preserve"> </w:t>
+      </w:r>
+      <w:proofErr w:type="spellStart"/>
+      <w:r>
+        <w:rPr>
+          <w:rFonts w:ascii="Times New Roman" w:eastAsia="Times New Roman" w:hAnsi="Times New Roman" w:cs="Times New Roman"/>
+          <w:b/>
+          <w:bCs/>
+          <w:sz w:val="26"/>
+          <w:szCs w:val="26"/>
+          <w:lang w:val="en-US"/>
+        </w:rPr>
+        <w:t>toàn</w:t>
+      </w:r>
+      <w:proofErr w:type="spellEnd"/>
+      <w:r>
+        <w:rPr>
+          <w:rFonts w:ascii="Times New Roman" w:eastAsia="Times New Roman" w:hAnsi="Times New Roman" w:cs="Times New Roman"/>
+          <w:b/>
+          <w:bCs/>
+          <w:sz w:val="26"/>
+          <w:szCs w:val="26"/>
+          <w:lang w:val="en-US"/>
+        </w:rPr>
+        <w:t xml:space="preserve"> </w:t>
+      </w:r>
+      <w:proofErr w:type="spellStart"/>
+      <w:r>
+        <w:rPr>
+          <w:rFonts w:ascii="Times New Roman" w:eastAsia="Times New Roman" w:hAnsi="Times New Roman" w:cs="Times New Roman"/>
+          <w:b/>
+          <w:bCs/>
+          <w:sz w:val="26"/>
+          <w:szCs w:val="26"/>
+          <w:lang w:val="en-US"/>
+        </w:rPr>
+        <w:t>bộ</w:t>
+      </w:r>
+      <w:proofErr w:type="spellEnd"/>
+      <w:r>
+        <w:rPr>
+          <w:rFonts w:ascii="Times New Roman" w:eastAsia="Times New Roman" w:hAnsi="Times New Roman" w:cs="Times New Roman"/>
+          <w:sz w:val="26"/>
+          <w:szCs w:val="26"/>
+          <w:lang w:val="en-US"/>
+        </w:rPr>
+        <w:t xml:space="preserve"> </w:t>
+      </w:r>
+      <w:proofErr w:type="spellStart"/>
+      <w:r>
+        <w:rPr>
+          <w:rFonts w:ascii="Times New Roman" w:eastAsia="Times New Roman" w:hAnsi="Times New Roman" w:cs="Times New Roman"/>
+          <w:sz w:val="26"/>
+          <w:szCs w:val="26"/>
+          <w:lang w:val="en-US"/>
+        </w:rPr>
+        <w:t>việc</w:t>
+      </w:r>
+      <w:proofErr w:type="spellEnd"/>
+      <w:r>
+        <w:rPr>
+          <w:rFonts w:ascii="Times New Roman" w:eastAsia="Times New Roman" w:hAnsi="Times New Roman" w:cs="Times New Roman"/>
+          <w:sz w:val="26"/>
+          <w:szCs w:val="26"/>
+          <w:lang w:val="en-US"/>
+        </w:rPr>
+        <w:t xml:space="preserve"> </w:t>
+      </w:r>
+      <w:proofErr w:type="spellStart"/>
+      <w:r>
+        <w:rPr>
+          <w:rFonts w:ascii="Times New Roman" w:eastAsia="Times New Roman" w:hAnsi="Times New Roman" w:cs="Times New Roman"/>
+          <w:sz w:val="26"/>
+          <w:szCs w:val="26"/>
+          <w:lang w:val="en-US"/>
+        </w:rPr>
+        <w:t>giao</w:t>
+      </w:r>
+      <w:proofErr w:type="spellEnd"/>
+      <w:r>
+        <w:rPr>
+          <w:rFonts w:ascii="Times New Roman" w:eastAsia="Times New Roman" w:hAnsi="Times New Roman" w:cs="Times New Roman"/>
+          <w:sz w:val="26"/>
+          <w:szCs w:val="26"/>
+          <w:lang w:val="en-US"/>
+        </w:rPr>
+        <w:t xml:space="preserve"> </w:t>
+      </w:r>
+      <w:proofErr w:type="spellStart"/>
+      <w:r>
+        <w:rPr>
+          <w:rFonts w:ascii="Times New Roman" w:eastAsia="Times New Roman" w:hAnsi="Times New Roman" w:cs="Times New Roman"/>
+          <w:sz w:val="26"/>
+          <w:szCs w:val="26"/>
+          <w:lang w:val="en-US"/>
+        </w:rPr>
+        <w:t>tiếp</w:t>
+      </w:r>
+      <w:proofErr w:type="spellEnd"/>
+      <w:r>
+        <w:rPr>
+          <w:rFonts w:ascii="Times New Roman" w:eastAsia="Times New Roman" w:hAnsi="Times New Roman" w:cs="Times New Roman"/>
+          <w:sz w:val="26"/>
+          <w:szCs w:val="26"/>
+          <w:lang w:val="en-US"/>
+        </w:rPr>
+        <w:t xml:space="preserve"> </w:t>
+      </w:r>
+      <w:proofErr w:type="spellStart"/>
+      <w:r>
+        <w:rPr>
+          <w:rFonts w:ascii="Times New Roman" w:eastAsia="Times New Roman" w:hAnsi="Times New Roman" w:cs="Times New Roman"/>
+          <w:sz w:val="26"/>
+          <w:szCs w:val="26"/>
+          <w:lang w:val="en-US"/>
+        </w:rPr>
+        <w:t>với</w:t>
+      </w:r>
+      <w:proofErr w:type="spellEnd"/>
+      <w:r>
+        <w:rPr>
+          <w:rFonts w:ascii="Times New Roman" w:eastAsia="Times New Roman" w:hAnsi="Times New Roman" w:cs="Times New Roman"/>
+          <w:sz w:val="26"/>
+          <w:szCs w:val="26"/>
+          <w:lang w:val="en-US"/>
+        </w:rPr>
+        <w:t xml:space="preserve"> </w:t>
+      </w:r>
+      <w:proofErr w:type="spellStart"/>
+      <w:r>
+        <w:rPr>
+          <w:rFonts w:ascii="Times New Roman" w:eastAsia="Times New Roman" w:hAnsi="Times New Roman" w:cs="Times New Roman"/>
+          <w:sz w:val="26"/>
+          <w:szCs w:val="26"/>
+          <w:lang w:val="en-US"/>
+        </w:rPr>
+        <w:t>thư</w:t>
+      </w:r>
+      <w:proofErr w:type="spellEnd"/>
+      <w:r>
+        <w:rPr>
+          <w:rFonts w:ascii="Times New Roman" w:eastAsia="Times New Roman" w:hAnsi="Times New Roman" w:cs="Times New Roman"/>
+          <w:sz w:val="26"/>
+          <w:szCs w:val="26"/>
+          <w:lang w:val="en-US"/>
+        </w:rPr>
+        <w:t xml:space="preserve"> </w:t>
+      </w:r>
+      <w:proofErr w:type="spellStart"/>
+      <w:r>
+        <w:rPr>
+          <w:rFonts w:ascii="Times New Roman" w:eastAsia="Times New Roman" w:hAnsi="Times New Roman" w:cs="Times New Roman"/>
+          <w:sz w:val="26"/>
+          <w:szCs w:val="26"/>
+          <w:lang w:val="en-US"/>
+        </w:rPr>
+        <w:t>viện</w:t>
+      </w:r>
+      <w:proofErr w:type="spellEnd"/>
+      <w:r>
+        <w:rPr>
+          <w:rFonts w:ascii="Times New Roman" w:eastAsia="Times New Roman" w:hAnsi="Times New Roman" w:cs="Times New Roman"/>
+          <w:sz w:val="26"/>
+          <w:szCs w:val="26"/>
+          <w:lang w:val="en-US"/>
+        </w:rPr>
+        <w:t xml:space="preserve"> fastf1.</w:t>
+      </w:r>
+    </w:p>
+    <w:p>
+      <w:pPr>
+        <w:numPr>
+          <w:ilvl w:val="0"/>
+          <w:numId w:val="17"/>
+        </w:numPr>
+        <w:rPr>
+          <w:rFonts w:ascii="Times New Roman" w:eastAsia="Times New Roman" w:hAnsi="Times New Roman" w:cs="Times New Roman"/>
+          <w:sz w:val="26"/>
+          <w:szCs w:val="26"/>
+          <w:lang w:val="en-US"/>
+        </w:rPr>
+      </w:pPr>
+      <w:proofErr w:type="spellStart"/>
+      <w:r>
+        <w:rPr>
+          <w:rFonts w:ascii="Times New Roman" w:eastAsia="Times New Roman" w:hAnsi="Times New Roman" w:cs="Times New Roman"/>
+          <w:sz w:val="26"/>
+          <w:szCs w:val="26"/>
+          <w:lang w:val="en-US"/>
+        </w:rPr>
+        <w:t>Chứa</w:t>
+      </w:r>
+      <w:proofErr w:type="spellEnd"/>
+      <w:r>
+        <w:rPr>
+          <w:rFonts w:ascii="Times New Roman" w:eastAsia="Times New Roman" w:hAnsi="Times New Roman" w:cs="Times New Roman"/>
+          <w:sz w:val="26"/>
+          <w:szCs w:val="26"/>
+          <w:lang w:val="en-US"/>
+        </w:rPr>
+        <w:t xml:space="preserve"> </w:t>
+      </w:r>
+      <w:proofErr w:type="spellStart"/>
+      <w:r>
+        <w:rPr>
+          <w:rFonts w:ascii="Times New Roman" w:eastAsia="Times New Roman" w:hAnsi="Times New Roman" w:cs="Times New Roman"/>
+          <w:sz w:val="26"/>
+          <w:szCs w:val="26"/>
+          <w:lang w:val="en-US"/>
+        </w:rPr>
+        <w:t>get_schedule</w:t>
+      </w:r>
+      <w:proofErr w:type="spellEnd"/>
+      <w:r>
+        <w:rPr>
+          <w:rFonts w:ascii="Times New Roman" w:eastAsia="Times New Roman" w:hAnsi="Times New Roman" w:cs="Times New Roman"/>
+          <w:sz w:val="26"/>
+          <w:szCs w:val="26"/>
+          <w:lang w:val="en-US"/>
+        </w:rPr>
+        <w:t xml:space="preserve">, </w:t>
+      </w:r>
+      <w:proofErr w:type="spellStart"/>
+      <w:r>
+        <w:rPr>
+          <w:rFonts w:ascii="Times New Roman" w:eastAsia="Times New Roman" w:hAnsi="Times New Roman" w:cs="Times New Roman"/>
+          <w:sz w:val="26"/>
+          <w:szCs w:val="26"/>
+          <w:lang w:val="en-US"/>
+        </w:rPr>
+        <w:t>get_race_winner</w:t>
+      </w:r>
+      <w:proofErr w:type="spellEnd"/>
+      <w:r>
+        <w:rPr>
+          <w:rFonts w:ascii="Times New Roman" w:eastAsia="Times New Roman" w:hAnsi="Times New Roman" w:cs="Times New Roman"/>
+          <w:sz w:val="26"/>
+          <w:szCs w:val="26"/>
+          <w:lang w:val="en-US"/>
+        </w:rPr>
+        <w:t>, load_f1_session, v.v.</w:t>
+      </w:r>
+    </w:p>
+    <w:p>
+      <w:pPr>
+        <w:numPr>
+          <w:ilvl w:val="0"/>
+          <w:numId w:val="17"/>
+        </w:numPr>
+        <w:rPr>
+          <w:rFonts w:ascii="Times New Roman" w:eastAsia="Times New Roman" w:hAnsi="Times New Roman" w:cs="Times New Roman"/>
+          <w:sz w:val="26"/>
+          <w:szCs w:val="26"/>
+          <w:lang w:val="en-US"/>
+        </w:rPr>
+      </w:pPr>
+      <w:r>
+        <w:rPr>
+          <w:rFonts w:ascii="Times New Roman" w:eastAsia="Times New Roman" w:hAnsi="Times New Roman" w:cs="Times New Roman"/>
+          <w:b/>
+          <w:bCs/>
+          <w:sz w:val="26"/>
+          <w:szCs w:val="26"/>
+          <w:lang w:val="en-US"/>
+        </w:rPr>
+        <w:t xml:space="preserve">Lợi </w:t>
+      </w:r>
+      <w:proofErr w:type="spellStart"/>
+      <w:r>
+        <w:rPr>
+          <w:rFonts w:ascii="Times New Roman" w:eastAsia="Times New Roman" w:hAnsi="Times New Roman" w:cs="Times New Roman"/>
+          <w:b/>
+          <w:bCs/>
+          <w:sz w:val="26"/>
+          <w:szCs w:val="26"/>
+          <w:lang w:val="en-US"/>
+        </w:rPr>
+        <w:t>ích</w:t>
+      </w:r>
+      <w:proofErr w:type="spellEnd"/>
+      <w:r>
+        <w:rPr>
+          <w:rFonts w:ascii="Times New Roman" w:eastAsia="Times New Roman" w:hAnsi="Times New Roman" w:cs="Times New Roman"/>
+          <w:b/>
+          <w:bCs/>
+          <w:sz w:val="26"/>
+          <w:szCs w:val="26"/>
+          <w:lang w:val="en-US"/>
+        </w:rPr>
+        <w:t>:</w:t>
+      </w:r>
+      <w:r>
+        <w:rPr>
+          <w:rFonts w:ascii="Times New Roman" w:eastAsia="Times New Roman" w:hAnsi="Times New Roman" w:cs="Times New Roman"/>
+          <w:sz w:val="26"/>
+          <w:szCs w:val="26"/>
+          <w:lang w:val="en-US"/>
+        </w:rPr>
+        <w:t xml:space="preserve"> </w:t>
+      </w:r>
+      <w:proofErr w:type="spellStart"/>
+      <w:r>
+        <w:rPr>
+          <w:rFonts w:ascii="Times New Roman" w:eastAsia="Times New Roman" w:hAnsi="Times New Roman" w:cs="Times New Roman"/>
+          <w:sz w:val="26"/>
+          <w:szCs w:val="26"/>
+          <w:lang w:val="en-US"/>
+        </w:rPr>
+        <w:t>Dễ</w:t>
+      </w:r>
+      <w:proofErr w:type="spellEnd"/>
+      <w:r>
+        <w:rPr>
+          <w:rFonts w:ascii="Times New Roman" w:eastAsia="Times New Roman" w:hAnsi="Times New Roman" w:cs="Times New Roman"/>
+          <w:sz w:val="26"/>
+          <w:szCs w:val="26"/>
+          <w:lang w:val="en-US"/>
+        </w:rPr>
+        <w:t xml:space="preserve"> </w:t>
+      </w:r>
+      <w:proofErr w:type="spellStart"/>
+      <w:r>
+        <w:rPr>
+          <w:rFonts w:ascii="Times New Roman" w:eastAsia="Times New Roman" w:hAnsi="Times New Roman" w:cs="Times New Roman"/>
+          <w:sz w:val="26"/>
+          <w:szCs w:val="26"/>
+          <w:lang w:val="en-US"/>
+        </w:rPr>
+        <w:t>dàng</w:t>
+      </w:r>
+      <w:proofErr w:type="spellEnd"/>
+      <w:r>
+        <w:rPr>
+          <w:rFonts w:ascii="Times New Roman" w:eastAsia="Times New Roman" w:hAnsi="Times New Roman" w:cs="Times New Roman"/>
+          <w:sz w:val="26"/>
+          <w:szCs w:val="26"/>
+          <w:lang w:val="en-US"/>
+        </w:rPr>
+        <w:t xml:space="preserve"> </w:t>
+      </w:r>
+      <w:proofErr w:type="spellStart"/>
+      <w:r>
+        <w:rPr>
+          <w:rFonts w:ascii="Times New Roman" w:eastAsia="Times New Roman" w:hAnsi="Times New Roman" w:cs="Times New Roman"/>
+          <w:sz w:val="26"/>
+          <w:szCs w:val="26"/>
+          <w:lang w:val="en-US"/>
+        </w:rPr>
+        <w:t>kiểm</w:t>
+      </w:r>
+      <w:proofErr w:type="spellEnd"/>
+      <w:r>
+        <w:rPr>
+          <w:rFonts w:ascii="Times New Roman" w:eastAsia="Times New Roman" w:hAnsi="Times New Roman" w:cs="Times New Roman"/>
+          <w:sz w:val="26"/>
+          <w:szCs w:val="26"/>
+          <w:lang w:val="en-US"/>
+        </w:rPr>
+        <w:t xml:space="preserve"> </w:t>
+      </w:r>
+      <w:proofErr w:type="spellStart"/>
+      <w:r>
+        <w:rPr>
+          <w:rFonts w:ascii="Times New Roman" w:eastAsia="Times New Roman" w:hAnsi="Times New Roman" w:cs="Times New Roman"/>
+          <w:sz w:val="26"/>
+          <w:szCs w:val="26"/>
+          <w:lang w:val="en-US"/>
+        </w:rPr>
+        <w:t>soát</w:t>
+      </w:r>
+      <w:proofErr w:type="spellEnd"/>
+      <w:r>
+        <w:rPr>
+          <w:rFonts w:ascii="Times New Roman" w:eastAsia="Times New Roman" w:hAnsi="Times New Roman" w:cs="Times New Roman"/>
+          <w:sz w:val="26"/>
+          <w:szCs w:val="26"/>
+          <w:lang w:val="en-US"/>
+        </w:rPr>
+        <w:t xml:space="preserve"> </w:t>
+      </w:r>
+      <w:proofErr w:type="spellStart"/>
+      <w:r>
+        <w:rPr>
+          <w:rFonts w:ascii="Times New Roman" w:eastAsia="Times New Roman" w:hAnsi="Times New Roman" w:cs="Times New Roman"/>
+          <w:sz w:val="26"/>
+          <w:szCs w:val="26"/>
+          <w:lang w:val="en-US"/>
+        </w:rPr>
+        <w:t>bộ</w:t>
+      </w:r>
+      <w:proofErr w:type="spellEnd"/>
+      <w:r>
+        <w:rPr>
+          <w:rFonts w:ascii="Times New Roman" w:eastAsia="Times New Roman" w:hAnsi="Times New Roman" w:cs="Times New Roman"/>
+          <w:sz w:val="26"/>
+          <w:szCs w:val="26"/>
+          <w:lang w:val="en-US"/>
+        </w:rPr>
+        <w:t xml:space="preserve"> </w:t>
+      </w:r>
+      <w:proofErr w:type="spellStart"/>
+      <w:r>
+        <w:rPr>
+          <w:rFonts w:ascii="Times New Roman" w:eastAsia="Times New Roman" w:hAnsi="Times New Roman" w:cs="Times New Roman"/>
+          <w:sz w:val="26"/>
+          <w:szCs w:val="26"/>
+          <w:lang w:val="en-US"/>
+        </w:rPr>
+        <w:t>nhớ</w:t>
+      </w:r>
+      <w:proofErr w:type="spellEnd"/>
+      <w:r>
+        <w:rPr>
+          <w:rFonts w:ascii="Times New Roman" w:eastAsia="Times New Roman" w:hAnsi="Times New Roman" w:cs="Times New Roman"/>
+          <w:sz w:val="26"/>
+          <w:szCs w:val="26"/>
+          <w:lang w:val="en-US"/>
+        </w:rPr>
+        <w:t xml:space="preserve"> cache. </w:t>
+      </w:r>
+      <w:proofErr w:type="spellStart"/>
+      <w:r>
+        <w:rPr>
+          <w:rFonts w:ascii="Times New Roman" w:eastAsia="Times New Roman" w:hAnsi="Times New Roman" w:cs="Times New Roman"/>
+          <w:sz w:val="26"/>
+          <w:szCs w:val="26"/>
+          <w:lang w:val="en-US"/>
+        </w:rPr>
+        <w:t>Nếu</w:t>
+      </w:r>
+      <w:proofErr w:type="spellEnd"/>
+      <w:r>
+        <w:rPr>
+          <w:rFonts w:ascii="Times New Roman" w:eastAsia="Times New Roman" w:hAnsi="Times New Roman" w:cs="Times New Roman"/>
+          <w:sz w:val="26"/>
+          <w:szCs w:val="26"/>
+          <w:lang w:val="en-US"/>
+        </w:rPr>
+        <w:t xml:space="preserve"> </w:t>
+      </w:r>
+      <w:proofErr w:type="spellStart"/>
+      <w:r>
+        <w:rPr>
+          <w:rFonts w:ascii="Times New Roman" w:eastAsia="Times New Roman" w:hAnsi="Times New Roman" w:cs="Times New Roman"/>
+          <w:sz w:val="26"/>
+          <w:szCs w:val="26"/>
+          <w:lang w:val="en-US"/>
+        </w:rPr>
+        <w:t>bạn</w:t>
+      </w:r>
+      <w:proofErr w:type="spellEnd"/>
+      <w:r>
+        <w:rPr>
+          <w:rFonts w:ascii="Times New Roman" w:eastAsia="Times New Roman" w:hAnsi="Times New Roman" w:cs="Times New Roman"/>
+          <w:sz w:val="26"/>
+          <w:szCs w:val="26"/>
+          <w:lang w:val="en-US"/>
+        </w:rPr>
+        <w:t xml:space="preserve"> </w:t>
+      </w:r>
+      <w:proofErr w:type="spellStart"/>
+      <w:r>
+        <w:rPr>
+          <w:rFonts w:ascii="Times New Roman" w:eastAsia="Times New Roman" w:hAnsi="Times New Roman" w:cs="Times New Roman"/>
+          <w:sz w:val="26"/>
+          <w:szCs w:val="26"/>
+          <w:lang w:val="en-US"/>
+        </w:rPr>
+        <w:t>muốn</w:t>
+      </w:r>
+      <w:proofErr w:type="spellEnd"/>
+      <w:r>
+        <w:rPr>
+          <w:rFonts w:ascii="Times New Roman" w:eastAsia="Times New Roman" w:hAnsi="Times New Roman" w:cs="Times New Roman"/>
+          <w:sz w:val="26"/>
+          <w:szCs w:val="26"/>
+          <w:lang w:val="en-US"/>
+        </w:rPr>
+        <w:t xml:space="preserve"> </w:t>
+      </w:r>
+      <w:proofErr w:type="spellStart"/>
+      <w:r>
+        <w:rPr>
+          <w:rFonts w:ascii="Times New Roman" w:eastAsia="Times New Roman" w:hAnsi="Times New Roman" w:cs="Times New Roman"/>
+          <w:sz w:val="26"/>
+          <w:szCs w:val="26"/>
+          <w:lang w:val="en-US"/>
+        </w:rPr>
+        <w:t>thay</w:t>
+      </w:r>
+      <w:proofErr w:type="spellEnd"/>
+      <w:r>
+        <w:rPr>
+          <w:rFonts w:ascii="Times New Roman" w:eastAsia="Times New Roman" w:hAnsi="Times New Roman" w:cs="Times New Roman"/>
+          <w:sz w:val="26"/>
+          <w:szCs w:val="26"/>
+          <w:lang w:val="en-US"/>
+        </w:rPr>
+        <w:t xml:space="preserve"> </w:t>
+      </w:r>
+      <w:proofErr w:type="spellStart"/>
+      <w:r>
+        <w:rPr>
+          <w:rFonts w:ascii="Times New Roman" w:eastAsia="Times New Roman" w:hAnsi="Times New Roman" w:cs="Times New Roman"/>
+          <w:sz w:val="26"/>
+          <w:szCs w:val="26"/>
+          <w:lang w:val="en-US"/>
+        </w:rPr>
+        <w:t>đổi</w:t>
+      </w:r>
+      <w:proofErr w:type="spellEnd"/>
+      <w:r>
+        <w:rPr>
+          <w:rFonts w:ascii="Times New Roman" w:eastAsia="Times New Roman" w:hAnsi="Times New Roman" w:cs="Times New Roman"/>
+          <w:sz w:val="26"/>
+          <w:szCs w:val="26"/>
+          <w:lang w:val="en-US"/>
+        </w:rPr>
+        <w:t xml:space="preserve"> </w:t>
+      </w:r>
+      <w:proofErr w:type="spellStart"/>
+      <w:r>
+        <w:rPr>
+          <w:rFonts w:ascii="Times New Roman" w:eastAsia="Times New Roman" w:hAnsi="Times New Roman" w:cs="Times New Roman"/>
+          <w:sz w:val="26"/>
+          <w:szCs w:val="26"/>
+          <w:lang w:val="en-US"/>
+        </w:rPr>
+        <w:t>nguồn</w:t>
+      </w:r>
+      <w:proofErr w:type="spellEnd"/>
+      <w:r>
+        <w:rPr>
+          <w:rFonts w:ascii="Times New Roman" w:eastAsia="Times New Roman" w:hAnsi="Times New Roman" w:cs="Times New Roman"/>
+          <w:sz w:val="26"/>
+          <w:szCs w:val="26"/>
+          <w:lang w:val="en-US"/>
+        </w:rPr>
+        <w:t xml:space="preserve"> </w:t>
+      </w:r>
+      <w:proofErr w:type="spellStart"/>
+      <w:r>
+        <w:rPr>
+          <w:rFonts w:ascii="Times New Roman" w:eastAsia="Times New Roman" w:hAnsi="Times New Roman" w:cs="Times New Roman"/>
+          <w:sz w:val="26"/>
+          <w:szCs w:val="26"/>
+          <w:lang w:val="en-US"/>
+        </w:rPr>
+        <w:t>dữ</w:t>
+      </w:r>
+      <w:proofErr w:type="spellEnd"/>
+      <w:r>
+        <w:rPr>
+          <w:rFonts w:ascii="Times New Roman" w:eastAsia="Times New Roman" w:hAnsi="Times New Roman" w:cs="Times New Roman"/>
+          <w:sz w:val="26"/>
+          <w:szCs w:val="26"/>
+          <w:lang w:val="en-US"/>
+        </w:rPr>
+        <w:t xml:space="preserve"> </w:t>
+      </w:r>
+      <w:proofErr w:type="spellStart"/>
+      <w:r>
+        <w:rPr>
+          <w:rFonts w:ascii="Times New Roman" w:eastAsia="Times New Roman" w:hAnsi="Times New Roman" w:cs="Times New Roman"/>
+          <w:sz w:val="26"/>
+          <w:szCs w:val="26"/>
+          <w:lang w:val="en-US"/>
+        </w:rPr>
+        <w:t>liệu</w:t>
+      </w:r>
+      <w:proofErr w:type="spellEnd"/>
+      <w:r>
+        <w:rPr>
+          <w:rFonts w:ascii="Times New Roman" w:eastAsia="Times New Roman" w:hAnsi="Times New Roman" w:cs="Times New Roman"/>
+          <w:sz w:val="26"/>
+          <w:szCs w:val="26"/>
+          <w:lang w:val="en-US"/>
+        </w:rPr>
+        <w:t xml:space="preserve"> (VD: </w:t>
+      </w:r>
+      <w:proofErr w:type="spellStart"/>
+      <w:r>
+        <w:rPr>
+          <w:rFonts w:ascii="Times New Roman" w:eastAsia="Times New Roman" w:hAnsi="Times New Roman" w:cs="Times New Roman"/>
+          <w:sz w:val="26"/>
+          <w:szCs w:val="26"/>
+          <w:lang w:val="en-US"/>
+        </w:rPr>
+        <w:t>dùng</w:t>
+      </w:r>
+      <w:proofErr w:type="spellEnd"/>
+      <w:r>
+        <w:rPr>
+          <w:rFonts w:ascii="Times New Roman" w:eastAsia="Times New Roman" w:hAnsi="Times New Roman" w:cs="Times New Roman"/>
+          <w:sz w:val="26"/>
+          <w:szCs w:val="26"/>
+          <w:lang w:val="en-US"/>
+        </w:rPr>
+        <w:t xml:space="preserve"> </w:t>
+      </w:r>
+      <w:proofErr w:type="spellStart"/>
+      <w:r>
+        <w:rPr>
+          <w:rFonts w:ascii="Times New Roman" w:eastAsia="Times New Roman" w:hAnsi="Times New Roman" w:cs="Times New Roman"/>
+          <w:sz w:val="26"/>
+          <w:szCs w:val="26"/>
+          <w:lang w:val="en-US"/>
+        </w:rPr>
+        <w:t>Ergast</w:t>
+      </w:r>
+      <w:proofErr w:type="spellEnd"/>
+      <w:r>
+        <w:rPr>
+          <w:rFonts w:ascii="Times New Roman" w:eastAsia="Times New Roman" w:hAnsi="Times New Roman" w:cs="Times New Roman"/>
+          <w:sz w:val="26"/>
+          <w:szCs w:val="26"/>
+          <w:lang w:val="en-US"/>
+        </w:rPr>
+        <w:t xml:space="preserve"> API </w:t>
+      </w:r>
+      <w:proofErr w:type="spellStart"/>
+      <w:r>
+        <w:rPr>
+          <w:rFonts w:ascii="Times New Roman" w:eastAsia="Times New Roman" w:hAnsi="Times New Roman" w:cs="Times New Roman"/>
+          <w:sz w:val="26"/>
+          <w:szCs w:val="26"/>
+          <w:lang w:val="en-US"/>
+        </w:rPr>
+        <w:t>hoặc</w:t>
+      </w:r>
+      <w:proofErr w:type="spellEnd"/>
+      <w:r>
+        <w:rPr>
+          <w:rFonts w:ascii="Times New Roman" w:eastAsia="Times New Roman" w:hAnsi="Times New Roman" w:cs="Times New Roman"/>
+          <w:sz w:val="26"/>
+          <w:szCs w:val="26"/>
+          <w:lang w:val="en-US"/>
+        </w:rPr>
+        <w:t xml:space="preserve"> Database), </w:t>
+      </w:r>
+      <w:proofErr w:type="spellStart"/>
+      <w:r>
+        <w:rPr>
+          <w:rFonts w:ascii="Times New Roman" w:eastAsia="Times New Roman" w:hAnsi="Times New Roman" w:cs="Times New Roman"/>
+          <w:sz w:val="26"/>
+          <w:szCs w:val="26"/>
+          <w:lang w:val="en-US"/>
+        </w:rPr>
+        <w:t>bạn</w:t>
+      </w:r>
+      <w:proofErr w:type="spellEnd"/>
+      <w:r>
+        <w:rPr>
+          <w:rFonts w:ascii="Times New Roman" w:eastAsia="Times New Roman" w:hAnsi="Times New Roman" w:cs="Times New Roman"/>
+          <w:sz w:val="26"/>
+          <w:szCs w:val="26"/>
+          <w:lang w:val="en-US"/>
+        </w:rPr>
+        <w:t xml:space="preserve"> </w:t>
+      </w:r>
+      <w:proofErr w:type="spellStart"/>
+      <w:r>
+        <w:rPr>
+          <w:rFonts w:ascii="Times New Roman" w:eastAsia="Times New Roman" w:hAnsi="Times New Roman" w:cs="Times New Roman"/>
+          <w:sz w:val="26"/>
+          <w:szCs w:val="26"/>
+          <w:lang w:val="en-US"/>
+        </w:rPr>
+        <w:t>chỉ</w:t>
+      </w:r>
+      <w:proofErr w:type="spellEnd"/>
+      <w:r>
+        <w:rPr>
+          <w:rFonts w:ascii="Times New Roman" w:eastAsia="Times New Roman" w:hAnsi="Times New Roman" w:cs="Times New Roman"/>
+          <w:sz w:val="26"/>
+          <w:szCs w:val="26"/>
+          <w:lang w:val="en-US"/>
+        </w:rPr>
+        <w:t xml:space="preserve"> </w:t>
+      </w:r>
+      <w:proofErr w:type="spellStart"/>
+      <w:r>
+        <w:rPr>
+          <w:rFonts w:ascii="Times New Roman" w:eastAsia="Times New Roman" w:hAnsi="Times New Roman" w:cs="Times New Roman"/>
+          <w:sz w:val="26"/>
+          <w:szCs w:val="26"/>
+          <w:lang w:val="en-US"/>
+        </w:rPr>
+        <w:t>cần</w:t>
+      </w:r>
+      <w:proofErr w:type="spellEnd"/>
+      <w:r>
+        <w:rPr>
+          <w:rFonts w:ascii="Times New Roman" w:eastAsia="Times New Roman" w:hAnsi="Times New Roman" w:cs="Times New Roman"/>
+          <w:sz w:val="26"/>
+          <w:szCs w:val="26"/>
+          <w:lang w:val="en-US"/>
+        </w:rPr>
+        <w:t xml:space="preserve"> </w:t>
+      </w:r>
+      <w:proofErr w:type="spellStart"/>
+      <w:r>
+        <w:rPr>
+          <w:rFonts w:ascii="Times New Roman" w:eastAsia="Times New Roman" w:hAnsi="Times New Roman" w:cs="Times New Roman"/>
+          <w:sz w:val="26"/>
+          <w:szCs w:val="26"/>
+          <w:lang w:val="en-US"/>
+        </w:rPr>
+        <w:t>sửa</w:t>
+      </w:r>
+      <w:proofErr w:type="spellEnd"/>
+      <w:r>
+        <w:rPr>
+          <w:rFonts w:ascii="Times New Roman" w:eastAsia="Times New Roman" w:hAnsi="Times New Roman" w:cs="Times New Roman"/>
+          <w:sz w:val="26"/>
+          <w:szCs w:val="26"/>
+          <w:lang w:val="en-US"/>
+        </w:rPr>
+        <w:t xml:space="preserve"> file </w:t>
+      </w:r>
+      <w:proofErr w:type="spellStart"/>
+      <w:r>
+        <w:rPr>
+          <w:rFonts w:ascii="Times New Roman" w:eastAsia="Times New Roman" w:hAnsi="Times New Roman" w:cs="Times New Roman"/>
+          <w:sz w:val="26"/>
+          <w:szCs w:val="26"/>
+          <w:lang w:val="en-US"/>
+        </w:rPr>
+        <w:t>này</w:t>
+      </w:r>
+      <w:proofErr w:type="spellEnd"/>
+      <w:r>
+        <w:rPr>
+          <w:rFonts w:ascii="Times New Roman" w:eastAsia="Times New Roman" w:hAnsi="Times New Roman" w:cs="Times New Roman"/>
+          <w:sz w:val="26"/>
+          <w:szCs w:val="26"/>
+          <w:lang w:val="en-US"/>
+        </w:rPr>
+        <w:t xml:space="preserve"> </w:t>
+      </w:r>
+      <w:proofErr w:type="spellStart"/>
+      <w:r>
+        <w:rPr>
+          <w:rFonts w:ascii="Times New Roman" w:eastAsia="Times New Roman" w:hAnsi="Times New Roman" w:cs="Times New Roman"/>
+          <w:sz w:val="26"/>
+          <w:szCs w:val="26"/>
+          <w:lang w:val="en-US"/>
+        </w:rPr>
+        <w:t>mà</w:t>
+      </w:r>
+      <w:proofErr w:type="spellEnd"/>
+      <w:r>
+        <w:rPr>
+          <w:rFonts w:ascii="Times New Roman" w:eastAsia="Times New Roman" w:hAnsi="Times New Roman" w:cs="Times New Roman"/>
+          <w:sz w:val="26"/>
+          <w:szCs w:val="26"/>
+          <w:lang w:val="en-US"/>
+        </w:rPr>
+        <w:t xml:space="preserve"> </w:t>
+      </w:r>
+      <w:proofErr w:type="spellStart"/>
+      <w:r>
+        <w:rPr>
+          <w:rFonts w:ascii="Times New Roman" w:eastAsia="Times New Roman" w:hAnsi="Times New Roman" w:cs="Times New Roman"/>
+          <w:sz w:val="26"/>
+          <w:szCs w:val="26"/>
+          <w:lang w:val="en-US"/>
+        </w:rPr>
+        <w:t>không</w:t>
+      </w:r>
+      <w:proofErr w:type="spellEnd"/>
+      <w:r>
+        <w:rPr>
+          <w:rFonts w:ascii="Times New Roman" w:eastAsia="Times New Roman" w:hAnsi="Times New Roman" w:cs="Times New Roman"/>
+          <w:sz w:val="26"/>
+          <w:szCs w:val="26"/>
+          <w:lang w:val="en-US"/>
+        </w:rPr>
+        <w:t xml:space="preserve"> lo </w:t>
+      </w:r>
+      <w:proofErr w:type="spellStart"/>
+      <w:r>
+        <w:rPr>
+          <w:rFonts w:ascii="Times New Roman" w:eastAsia="Times New Roman" w:hAnsi="Times New Roman" w:cs="Times New Roman"/>
+          <w:sz w:val="26"/>
+          <w:szCs w:val="26"/>
+          <w:lang w:val="en-US"/>
+        </w:rPr>
+        <w:t>sập</w:t>
+      </w:r>
+      <w:proofErr w:type="spellEnd"/>
+      <w:r>
+        <w:rPr>
+          <w:rFonts w:ascii="Times New Roman" w:eastAsia="Times New Roman" w:hAnsi="Times New Roman" w:cs="Times New Roman"/>
+          <w:sz w:val="26"/>
+          <w:szCs w:val="26"/>
+          <w:lang w:val="en-US"/>
+        </w:rPr>
+        <w:t xml:space="preserve"> </w:t>
+      </w:r>
+      <w:proofErr w:type="spellStart"/>
+      <w:r>
+        <w:rPr>
+          <w:rFonts w:ascii="Times New Roman" w:eastAsia="Times New Roman" w:hAnsi="Times New Roman" w:cs="Times New Roman"/>
+          <w:sz w:val="26"/>
+          <w:szCs w:val="26"/>
+          <w:lang w:val="en-US"/>
+        </w:rPr>
+        <w:t>giao</w:t>
+      </w:r>
+      <w:proofErr w:type="spellEnd"/>
+      <w:r>
+        <w:rPr>
+          <w:rFonts w:ascii="Times New Roman" w:eastAsia="Times New Roman" w:hAnsi="Times New Roman" w:cs="Times New Roman"/>
+          <w:sz w:val="26"/>
+          <w:szCs w:val="26"/>
+          <w:lang w:val="en-US"/>
+        </w:rPr>
+        <w:t xml:space="preserve"> </w:t>
+      </w:r>
+      <w:proofErr w:type="spellStart"/>
+      <w:r>
+        <w:rPr>
+          <w:rFonts w:ascii="Times New Roman" w:eastAsia="Times New Roman" w:hAnsi="Times New Roman" w:cs="Times New Roman"/>
+          <w:sz w:val="26"/>
+          <w:szCs w:val="26"/>
+          <w:lang w:val="en-US"/>
+        </w:rPr>
+        <w:t>diện</w:t>
+      </w:r>
+      <w:proofErr w:type="spellEnd"/>
+      <w:r>
+        <w:rPr>
+          <w:rFonts w:ascii="Times New Roman" w:eastAsia="Times New Roman" w:hAnsi="Times New Roman" w:cs="Times New Roman"/>
+          <w:sz w:val="26"/>
+          <w:szCs w:val="26"/>
+          <w:lang w:val="en-US"/>
+        </w:rPr>
+        <w:t>.</w:t>
+      </w:r>
+    </w:p>
+    <w:p>
+      <w:pPr>
+        <w:rPr>
+          <w:rFonts w:ascii="Times New Roman" w:eastAsia="Times New Roman" w:hAnsi="Times New Roman" w:cs="Times New Roman"/>
+          <w:b/>
+          <w:bCs/>
+          <w:sz w:val="26"/>
+          <w:szCs w:val="26"/>
+          <w:lang w:val="en-US"/>
+        </w:rPr>
+      </w:pPr>
+      <w:r>
+        <w:rPr>
+          <w:rFonts w:ascii="Times New Roman" w:eastAsia="Times New Roman" w:hAnsi="Times New Roman" w:cs="Times New Roman"/>
+          <w:b/>
+          <w:bCs/>
+          <w:sz w:val="26"/>
+          <w:szCs w:val="26"/>
+          <w:lang w:val="en-US"/>
+        </w:rPr>
+        <w:t>C. components/replay_engine.py</w:t>
+      </w:r>
+    </w:p>
+    <w:p>
+      <w:pPr>
+        <w:rPr>
+          <w:rFonts w:ascii="Times New Roman" w:eastAsia="Times New Roman" w:hAnsi="Times New Roman" w:cs="Times New Roman"/>
+          <w:sz w:val="26"/>
+          <w:szCs w:val="26"/>
+          <w:lang w:val="en-US"/>
+        </w:rPr>
+      </w:pPr>
+      <w:proofErr w:type="spellStart"/>
+      <w:r>
+        <w:rPr>
+          <w:rFonts w:ascii="Times New Roman" w:eastAsia="Times New Roman" w:hAnsi="Times New Roman" w:cs="Times New Roman"/>
+          <w:sz w:val="26"/>
+          <w:szCs w:val="26"/>
+          <w:lang w:val="en-US"/>
+        </w:rPr>
+        <w:t>Hàm</w:t>
+      </w:r>
+      <w:proofErr w:type="spellEnd"/>
+      <w:r>
+        <w:rPr>
+          <w:rFonts w:ascii="Times New Roman" w:eastAsia="Times New Roman" w:hAnsi="Times New Roman" w:cs="Times New Roman"/>
+          <w:sz w:val="26"/>
+          <w:szCs w:val="26"/>
+          <w:lang w:val="en-US"/>
+        </w:rPr>
+        <w:t xml:space="preserve"> </w:t>
+      </w:r>
+      <w:proofErr w:type="spellStart"/>
+      <w:r>
+        <w:rPr>
+          <w:rFonts w:ascii="Times New Roman" w:eastAsia="Times New Roman" w:hAnsi="Times New Roman" w:cs="Times New Roman"/>
+          <w:sz w:val="26"/>
+          <w:szCs w:val="26"/>
+          <w:lang w:val="en-US"/>
+        </w:rPr>
+        <w:t>tạo</w:t>
+      </w:r>
+      <w:proofErr w:type="spellEnd"/>
+      <w:r>
+        <w:rPr>
+          <w:rFonts w:ascii="Times New Roman" w:eastAsia="Times New Roman" w:hAnsi="Times New Roman" w:cs="Times New Roman"/>
+          <w:sz w:val="26"/>
+          <w:szCs w:val="26"/>
+          <w:lang w:val="en-US"/>
+        </w:rPr>
+        <w:t xml:space="preserve"> </w:t>
+      </w:r>
+      <w:proofErr w:type="spellStart"/>
+      <w:r>
+        <w:rPr>
+          <w:rFonts w:ascii="Times New Roman" w:eastAsia="Times New Roman" w:hAnsi="Times New Roman" w:cs="Times New Roman"/>
+          <w:sz w:val="26"/>
+          <w:szCs w:val="26"/>
+          <w:lang w:val="en-US"/>
+        </w:rPr>
+        <w:t>dữ</w:t>
+      </w:r>
+      <w:proofErr w:type="spellEnd"/>
+      <w:r>
+        <w:rPr>
+          <w:rFonts w:ascii="Times New Roman" w:eastAsia="Times New Roman" w:hAnsi="Times New Roman" w:cs="Times New Roman"/>
+          <w:sz w:val="26"/>
+          <w:szCs w:val="26"/>
+          <w:lang w:val="en-US"/>
+        </w:rPr>
+        <w:t xml:space="preserve"> </w:t>
+      </w:r>
+      <w:proofErr w:type="spellStart"/>
+      <w:r>
+        <w:rPr>
+          <w:rFonts w:ascii="Times New Roman" w:eastAsia="Times New Roman" w:hAnsi="Times New Roman" w:cs="Times New Roman"/>
+          <w:sz w:val="26"/>
+          <w:szCs w:val="26"/>
+          <w:lang w:val="en-US"/>
+        </w:rPr>
+        <w:t>liệu</w:t>
+      </w:r>
+      <w:proofErr w:type="spellEnd"/>
+      <w:r>
+        <w:rPr>
+          <w:rFonts w:ascii="Times New Roman" w:eastAsia="Times New Roman" w:hAnsi="Times New Roman" w:cs="Times New Roman"/>
+          <w:sz w:val="26"/>
+          <w:szCs w:val="26"/>
+          <w:lang w:val="en-US"/>
+        </w:rPr>
+        <w:t xml:space="preserve"> </w:t>
+      </w:r>
+      <w:proofErr w:type="spellStart"/>
+      <w:r>
+        <w:rPr>
+          <w:rFonts w:ascii="Times New Roman" w:eastAsia="Times New Roman" w:hAnsi="Times New Roman" w:cs="Times New Roman"/>
+          <w:sz w:val="26"/>
+          <w:szCs w:val="26"/>
+          <w:lang w:val="en-US"/>
+        </w:rPr>
+        <w:t>cho</w:t>
+      </w:r>
+      <w:proofErr w:type="spellEnd"/>
+      <w:r>
+        <w:rPr>
+          <w:rFonts w:ascii="Times New Roman" w:eastAsia="Times New Roman" w:hAnsi="Times New Roman" w:cs="Times New Roman"/>
+          <w:sz w:val="26"/>
+          <w:szCs w:val="26"/>
+          <w:lang w:val="en-US"/>
+        </w:rPr>
+        <w:t xml:space="preserve"> JS Replay Engine </w:t>
+      </w:r>
+      <w:proofErr w:type="spellStart"/>
+      <w:r>
+        <w:rPr>
+          <w:rFonts w:ascii="Times New Roman" w:eastAsia="Times New Roman" w:hAnsi="Times New Roman" w:cs="Times New Roman"/>
+          <w:sz w:val="26"/>
+          <w:szCs w:val="26"/>
+          <w:lang w:val="en-US"/>
+        </w:rPr>
+        <w:t>hiện</w:t>
+      </w:r>
+      <w:proofErr w:type="spellEnd"/>
+      <w:r>
+        <w:rPr>
+          <w:rFonts w:ascii="Times New Roman" w:eastAsia="Times New Roman" w:hAnsi="Times New Roman" w:cs="Times New Roman"/>
+          <w:sz w:val="26"/>
+          <w:szCs w:val="26"/>
+          <w:lang w:val="en-US"/>
+        </w:rPr>
+        <w:t xml:space="preserve"> </w:t>
+      </w:r>
+      <w:proofErr w:type="spellStart"/>
+      <w:r>
+        <w:rPr>
+          <w:rFonts w:ascii="Times New Roman" w:eastAsia="Times New Roman" w:hAnsi="Times New Roman" w:cs="Times New Roman"/>
+          <w:sz w:val="26"/>
+          <w:szCs w:val="26"/>
+          <w:lang w:val="en-US"/>
+        </w:rPr>
+        <w:t>đang</w:t>
+      </w:r>
+      <w:proofErr w:type="spellEnd"/>
+      <w:r>
+        <w:rPr>
+          <w:rFonts w:ascii="Times New Roman" w:eastAsia="Times New Roman" w:hAnsi="Times New Roman" w:cs="Times New Roman"/>
+          <w:sz w:val="26"/>
+          <w:szCs w:val="26"/>
+          <w:lang w:val="en-US"/>
+        </w:rPr>
+        <w:t xml:space="preserve"> </w:t>
+      </w:r>
+      <w:proofErr w:type="spellStart"/>
+      <w:r>
+        <w:rPr>
+          <w:rFonts w:ascii="Times New Roman" w:eastAsia="Times New Roman" w:hAnsi="Times New Roman" w:cs="Times New Roman"/>
+          <w:sz w:val="26"/>
+          <w:szCs w:val="26"/>
+          <w:lang w:val="en-US"/>
+        </w:rPr>
+        <w:t>chiếm</w:t>
+      </w:r>
+      <w:proofErr w:type="spellEnd"/>
+      <w:r>
+        <w:rPr>
+          <w:rFonts w:ascii="Times New Roman" w:eastAsia="Times New Roman" w:hAnsi="Times New Roman" w:cs="Times New Roman"/>
+          <w:sz w:val="26"/>
+          <w:szCs w:val="26"/>
+          <w:lang w:val="en-US"/>
+        </w:rPr>
+        <w:t xml:space="preserve"> </w:t>
+      </w:r>
+      <w:proofErr w:type="spellStart"/>
+      <w:r>
+        <w:rPr>
+          <w:rFonts w:ascii="Times New Roman" w:eastAsia="Times New Roman" w:hAnsi="Times New Roman" w:cs="Times New Roman"/>
+          <w:sz w:val="26"/>
+          <w:szCs w:val="26"/>
+          <w:lang w:val="en-US"/>
+        </w:rPr>
+        <w:t>rất</w:t>
+      </w:r>
+      <w:proofErr w:type="spellEnd"/>
+      <w:r>
+        <w:rPr>
+          <w:rFonts w:ascii="Times New Roman" w:eastAsia="Times New Roman" w:hAnsi="Times New Roman" w:cs="Times New Roman"/>
+          <w:sz w:val="26"/>
+          <w:szCs w:val="26"/>
+          <w:lang w:val="en-US"/>
+        </w:rPr>
+        <w:t xml:space="preserve"> </w:t>
+      </w:r>
+      <w:proofErr w:type="spellStart"/>
+      <w:r>
+        <w:rPr>
+          <w:rFonts w:ascii="Times New Roman" w:eastAsia="Times New Roman" w:hAnsi="Times New Roman" w:cs="Times New Roman"/>
+          <w:sz w:val="26"/>
+          <w:szCs w:val="26"/>
+          <w:lang w:val="en-US"/>
+        </w:rPr>
+        <w:t>nhiều</w:t>
+      </w:r>
+      <w:proofErr w:type="spellEnd"/>
+      <w:r>
+        <w:rPr>
+          <w:rFonts w:ascii="Times New Roman" w:eastAsia="Times New Roman" w:hAnsi="Times New Roman" w:cs="Times New Roman"/>
+          <w:sz w:val="26"/>
+          <w:szCs w:val="26"/>
+          <w:lang w:val="en-US"/>
+        </w:rPr>
+        <w:t xml:space="preserve"> </w:t>
+      </w:r>
+      <w:proofErr w:type="spellStart"/>
+      <w:r>
+        <w:rPr>
+          <w:rFonts w:ascii="Times New Roman" w:eastAsia="Times New Roman" w:hAnsi="Times New Roman" w:cs="Times New Roman"/>
+          <w:sz w:val="26"/>
+          <w:szCs w:val="26"/>
+          <w:lang w:val="en-US"/>
+        </w:rPr>
+        <w:t>dòng</w:t>
+      </w:r>
+      <w:proofErr w:type="spellEnd"/>
+      <w:r>
+        <w:rPr>
+          <w:rFonts w:ascii="Times New Roman" w:eastAsia="Times New Roman" w:hAnsi="Times New Roman" w:cs="Times New Roman"/>
+          <w:sz w:val="26"/>
+          <w:szCs w:val="26"/>
+          <w:lang w:val="en-US"/>
+        </w:rPr>
+        <w:t xml:space="preserve"> code </w:t>
+      </w:r>
+      <w:proofErr w:type="spellStart"/>
+      <w:r>
+        <w:rPr>
+          <w:rFonts w:ascii="Times New Roman" w:eastAsia="Times New Roman" w:hAnsi="Times New Roman" w:cs="Times New Roman"/>
+          <w:sz w:val="26"/>
+          <w:szCs w:val="26"/>
+          <w:lang w:val="en-US"/>
+        </w:rPr>
+        <w:t>và</w:t>
+      </w:r>
+      <w:proofErr w:type="spellEnd"/>
+      <w:r>
+        <w:rPr>
+          <w:rFonts w:ascii="Times New Roman" w:eastAsia="Times New Roman" w:hAnsi="Times New Roman" w:cs="Times New Roman"/>
+          <w:sz w:val="26"/>
+          <w:szCs w:val="26"/>
+          <w:lang w:val="en-US"/>
+        </w:rPr>
+        <w:t xml:space="preserve"> </w:t>
+      </w:r>
+      <w:proofErr w:type="spellStart"/>
+      <w:r>
+        <w:rPr>
+          <w:rFonts w:ascii="Times New Roman" w:eastAsia="Times New Roman" w:hAnsi="Times New Roman" w:cs="Times New Roman"/>
+          <w:sz w:val="26"/>
+          <w:szCs w:val="26"/>
+          <w:lang w:val="en-US"/>
+        </w:rPr>
+        <w:t>có</w:t>
+      </w:r>
+      <w:proofErr w:type="spellEnd"/>
+      <w:r>
+        <w:rPr>
+          <w:rFonts w:ascii="Times New Roman" w:eastAsia="Times New Roman" w:hAnsi="Times New Roman" w:cs="Times New Roman"/>
+          <w:sz w:val="26"/>
+          <w:szCs w:val="26"/>
+          <w:lang w:val="en-US"/>
+        </w:rPr>
+        <w:t xml:space="preserve"> </w:t>
+      </w:r>
+      <w:proofErr w:type="spellStart"/>
+      <w:r>
+        <w:rPr>
+          <w:rFonts w:ascii="Times New Roman" w:eastAsia="Times New Roman" w:hAnsi="Times New Roman" w:cs="Times New Roman"/>
+          <w:sz w:val="26"/>
+          <w:szCs w:val="26"/>
+          <w:lang w:val="en-US"/>
+        </w:rPr>
+        <w:t>độ</w:t>
+      </w:r>
+      <w:proofErr w:type="spellEnd"/>
+      <w:r>
+        <w:rPr>
+          <w:rFonts w:ascii="Times New Roman" w:eastAsia="Times New Roman" w:hAnsi="Times New Roman" w:cs="Times New Roman"/>
+          <w:sz w:val="26"/>
+          <w:szCs w:val="26"/>
+          <w:lang w:val="en-US"/>
+        </w:rPr>
+        <w:t xml:space="preserve"> </w:t>
+      </w:r>
+      <w:proofErr w:type="spellStart"/>
+      <w:r>
+        <w:rPr>
+          <w:rFonts w:ascii="Times New Roman" w:eastAsia="Times New Roman" w:hAnsi="Times New Roman" w:cs="Times New Roman"/>
+          <w:sz w:val="26"/>
+          <w:szCs w:val="26"/>
+          <w:lang w:val="en-US"/>
+        </w:rPr>
+        <w:t>phức</w:t>
+      </w:r>
+      <w:proofErr w:type="spellEnd"/>
+      <w:r>
+        <w:rPr>
+          <w:rFonts w:ascii="Times New Roman" w:eastAsia="Times New Roman" w:hAnsi="Times New Roman" w:cs="Times New Roman"/>
+          <w:sz w:val="26"/>
+          <w:szCs w:val="26"/>
+          <w:lang w:val="en-US"/>
+        </w:rPr>
+        <w:t xml:space="preserve"> </w:t>
+      </w:r>
+      <w:proofErr w:type="spellStart"/>
+      <w:r>
+        <w:rPr>
+          <w:rFonts w:ascii="Times New Roman" w:eastAsia="Times New Roman" w:hAnsi="Times New Roman" w:cs="Times New Roman"/>
+          <w:sz w:val="26"/>
+          <w:szCs w:val="26"/>
+          <w:lang w:val="en-US"/>
+        </w:rPr>
+        <w:t>tạp</w:t>
+      </w:r>
+      <w:proofErr w:type="spellEnd"/>
+      <w:r>
+        <w:rPr>
+          <w:rFonts w:ascii="Times New Roman" w:eastAsia="Times New Roman" w:hAnsi="Times New Roman" w:cs="Times New Roman"/>
+          <w:sz w:val="26"/>
+          <w:szCs w:val="26"/>
+          <w:lang w:val="en-US"/>
+        </w:rPr>
+        <w:t xml:space="preserve"> </w:t>
+      </w:r>
+      <w:proofErr w:type="spellStart"/>
+      <w:r>
+        <w:rPr>
+          <w:rFonts w:ascii="Times New Roman" w:eastAsia="Times New Roman" w:hAnsi="Times New Roman" w:cs="Times New Roman"/>
+          <w:sz w:val="26"/>
+          <w:szCs w:val="26"/>
+          <w:lang w:val="en-US"/>
+        </w:rPr>
+        <w:t>cao</w:t>
+      </w:r>
+      <w:proofErr w:type="spellEnd"/>
+      <w:r>
+        <w:rPr>
+          <w:rFonts w:ascii="Times New Roman" w:eastAsia="Times New Roman" w:hAnsi="Times New Roman" w:cs="Times New Roman"/>
+          <w:sz w:val="26"/>
+          <w:szCs w:val="26"/>
+          <w:lang w:val="en-US"/>
+        </w:rPr>
+        <w:t xml:space="preserve"> (</w:t>
+      </w:r>
+      <w:proofErr w:type="spellStart"/>
+      <w:r>
+        <w:rPr>
+          <w:rFonts w:ascii="Times New Roman" w:eastAsia="Times New Roman" w:hAnsi="Times New Roman" w:cs="Times New Roman"/>
+          <w:sz w:val="26"/>
+          <w:szCs w:val="26"/>
+          <w:lang w:val="en-US"/>
+        </w:rPr>
+        <w:t>xử</w:t>
+      </w:r>
+      <w:proofErr w:type="spellEnd"/>
+      <w:r>
+        <w:rPr>
+          <w:rFonts w:ascii="Times New Roman" w:eastAsia="Times New Roman" w:hAnsi="Times New Roman" w:cs="Times New Roman"/>
+          <w:sz w:val="26"/>
+          <w:szCs w:val="26"/>
+          <w:lang w:val="en-US"/>
+        </w:rPr>
+        <w:t xml:space="preserve"> </w:t>
+      </w:r>
+      <w:proofErr w:type="spellStart"/>
+      <w:r>
+        <w:rPr>
+          <w:rFonts w:ascii="Times New Roman" w:eastAsia="Times New Roman" w:hAnsi="Times New Roman" w:cs="Times New Roman"/>
+          <w:sz w:val="26"/>
+          <w:szCs w:val="26"/>
+          <w:lang w:val="en-US"/>
+        </w:rPr>
+        <w:t>lý</w:t>
+      </w:r>
+      <w:proofErr w:type="spellEnd"/>
+      <w:r>
+        <w:rPr>
+          <w:rFonts w:ascii="Times New Roman" w:eastAsia="Times New Roman" w:hAnsi="Times New Roman" w:cs="Times New Roman"/>
+          <w:sz w:val="26"/>
+          <w:szCs w:val="26"/>
+          <w:lang w:val="en-US"/>
+        </w:rPr>
+        <w:t xml:space="preserve"> </w:t>
+      </w:r>
+      <w:proofErr w:type="spellStart"/>
+      <w:r>
+        <w:rPr>
+          <w:rFonts w:ascii="Times New Roman" w:eastAsia="Times New Roman" w:hAnsi="Times New Roman" w:cs="Times New Roman"/>
+          <w:sz w:val="26"/>
+          <w:szCs w:val="26"/>
+          <w:lang w:val="en-US"/>
+        </w:rPr>
+        <w:t>vòng</w:t>
+      </w:r>
+      <w:proofErr w:type="spellEnd"/>
+      <w:r>
+        <w:rPr>
+          <w:rFonts w:ascii="Times New Roman" w:eastAsia="Times New Roman" w:hAnsi="Times New Roman" w:cs="Times New Roman"/>
+          <w:sz w:val="26"/>
+          <w:szCs w:val="26"/>
+          <w:lang w:val="en-US"/>
+        </w:rPr>
+        <w:t xml:space="preserve"> </w:t>
+      </w:r>
+      <w:proofErr w:type="spellStart"/>
+      <w:r>
+        <w:rPr>
+          <w:rFonts w:ascii="Times New Roman" w:eastAsia="Times New Roman" w:hAnsi="Times New Roman" w:cs="Times New Roman"/>
+          <w:sz w:val="26"/>
+          <w:szCs w:val="26"/>
+          <w:lang w:val="en-US"/>
+        </w:rPr>
+        <w:t>lặp</w:t>
+      </w:r>
+      <w:proofErr w:type="spellEnd"/>
+      <w:r>
+        <w:rPr>
+          <w:rFonts w:ascii="Times New Roman" w:eastAsia="Times New Roman" w:hAnsi="Times New Roman" w:cs="Times New Roman"/>
+          <w:sz w:val="26"/>
+          <w:szCs w:val="26"/>
+          <w:lang w:val="en-US"/>
+        </w:rPr>
+        <w:t xml:space="preserve">, </w:t>
+      </w:r>
+      <w:proofErr w:type="spellStart"/>
+      <w:r>
+        <w:rPr>
+          <w:rFonts w:ascii="Times New Roman" w:eastAsia="Times New Roman" w:hAnsi="Times New Roman" w:cs="Times New Roman"/>
+          <w:sz w:val="26"/>
+          <w:szCs w:val="26"/>
+          <w:lang w:val="en-US"/>
+        </w:rPr>
+        <w:t>nội</w:t>
+      </w:r>
+      <w:proofErr w:type="spellEnd"/>
+      <w:r>
+        <w:rPr>
+          <w:rFonts w:ascii="Times New Roman" w:eastAsia="Times New Roman" w:hAnsi="Times New Roman" w:cs="Times New Roman"/>
+          <w:sz w:val="26"/>
+          <w:szCs w:val="26"/>
+          <w:lang w:val="en-US"/>
+        </w:rPr>
+        <w:t xml:space="preserve"> </w:t>
+      </w:r>
+      <w:proofErr w:type="spellStart"/>
+      <w:r>
+        <w:rPr>
+          <w:rFonts w:ascii="Times New Roman" w:eastAsia="Times New Roman" w:hAnsi="Times New Roman" w:cs="Times New Roman"/>
+          <w:sz w:val="26"/>
+          <w:szCs w:val="26"/>
+          <w:lang w:val="en-US"/>
+        </w:rPr>
+        <w:t>suy</w:t>
+      </w:r>
+      <w:proofErr w:type="spellEnd"/>
+      <w:r>
+        <w:rPr>
+          <w:rFonts w:ascii="Times New Roman" w:eastAsia="Times New Roman" w:hAnsi="Times New Roman" w:cs="Times New Roman"/>
+          <w:sz w:val="26"/>
+          <w:szCs w:val="26"/>
+          <w:lang w:val="en-US"/>
+        </w:rPr>
+        <w:t xml:space="preserve"> pandas).</w:t>
+      </w:r>
+    </w:p>
+    <w:p>
+      <w:pPr>
+        <w:numPr>
+          <w:ilvl w:val="0"/>
+          <w:numId w:val="18"/>
+        </w:numPr>
+        <w:rPr>
+          <w:rFonts w:ascii="Times New Roman" w:eastAsia="Times New Roman" w:hAnsi="Times New Roman" w:cs="Times New Roman"/>
+          <w:sz w:val="26"/>
+          <w:szCs w:val="26"/>
+          <w:lang w:val="en-US"/>
+        </w:rPr>
+      </w:pPr>
+      <w:proofErr w:type="spellStart"/>
+      <w:r>
+        <w:rPr>
+          <w:rFonts w:ascii="Times New Roman" w:eastAsia="Times New Roman" w:hAnsi="Times New Roman" w:cs="Times New Roman"/>
+          <w:sz w:val="26"/>
+          <w:szCs w:val="26"/>
+          <w:lang w:val="en-US"/>
+        </w:rPr>
+        <w:t>Đưa</w:t>
+      </w:r>
+      <w:proofErr w:type="spellEnd"/>
+      <w:r>
+        <w:rPr>
+          <w:rFonts w:ascii="Times New Roman" w:eastAsia="Times New Roman" w:hAnsi="Times New Roman" w:cs="Times New Roman"/>
+          <w:sz w:val="26"/>
+          <w:szCs w:val="26"/>
+          <w:lang w:val="en-US"/>
+        </w:rPr>
+        <w:t xml:space="preserve"> </w:t>
+      </w:r>
+      <w:proofErr w:type="spellStart"/>
+      <w:r>
+        <w:rPr>
+          <w:rFonts w:ascii="Times New Roman" w:eastAsia="Times New Roman" w:hAnsi="Times New Roman" w:cs="Times New Roman"/>
+          <w:sz w:val="26"/>
+          <w:szCs w:val="26"/>
+          <w:lang w:val="en-US"/>
+        </w:rPr>
+        <w:t>riêng</w:t>
+      </w:r>
+      <w:proofErr w:type="spellEnd"/>
+      <w:r>
+        <w:rPr>
+          <w:rFonts w:ascii="Times New Roman" w:eastAsia="Times New Roman" w:hAnsi="Times New Roman" w:cs="Times New Roman"/>
+          <w:sz w:val="26"/>
+          <w:szCs w:val="26"/>
+          <w:lang w:val="en-US"/>
+        </w:rPr>
+        <w:t xml:space="preserve"> </w:t>
+      </w:r>
+      <w:proofErr w:type="spellStart"/>
+      <w:r>
+        <w:rPr>
+          <w:rFonts w:ascii="Times New Roman" w:eastAsia="Times New Roman" w:hAnsi="Times New Roman" w:cs="Times New Roman"/>
+          <w:sz w:val="26"/>
+          <w:szCs w:val="26"/>
+          <w:lang w:val="en-US"/>
+        </w:rPr>
+        <w:t>phần</w:t>
+      </w:r>
+      <w:proofErr w:type="spellEnd"/>
+      <w:r>
+        <w:rPr>
+          <w:rFonts w:ascii="Times New Roman" w:eastAsia="Times New Roman" w:hAnsi="Times New Roman" w:cs="Times New Roman"/>
+          <w:sz w:val="26"/>
+          <w:szCs w:val="26"/>
+          <w:lang w:val="en-US"/>
+        </w:rPr>
+        <w:t xml:space="preserve"> </w:t>
+      </w:r>
+      <w:proofErr w:type="spellStart"/>
+      <w:r>
+        <w:rPr>
+          <w:rFonts w:ascii="Times New Roman" w:eastAsia="Times New Roman" w:hAnsi="Times New Roman" w:cs="Times New Roman"/>
+          <w:sz w:val="26"/>
+          <w:szCs w:val="26"/>
+          <w:lang w:val="en-US"/>
+        </w:rPr>
+        <w:t>này</w:t>
+      </w:r>
+      <w:proofErr w:type="spellEnd"/>
+      <w:r>
+        <w:rPr>
+          <w:rFonts w:ascii="Times New Roman" w:eastAsia="Times New Roman" w:hAnsi="Times New Roman" w:cs="Times New Roman"/>
+          <w:sz w:val="26"/>
+          <w:szCs w:val="26"/>
+          <w:lang w:val="en-US"/>
+        </w:rPr>
+        <w:t xml:space="preserve"> </w:t>
+      </w:r>
+      <w:proofErr w:type="spellStart"/>
+      <w:r>
+        <w:rPr>
+          <w:rFonts w:ascii="Times New Roman" w:eastAsia="Times New Roman" w:hAnsi="Times New Roman" w:cs="Times New Roman"/>
+          <w:sz w:val="26"/>
+          <w:szCs w:val="26"/>
+          <w:lang w:val="en-US"/>
+        </w:rPr>
+        <w:t>ra</w:t>
+      </w:r>
+      <w:proofErr w:type="spellEnd"/>
+      <w:r>
+        <w:rPr>
+          <w:rFonts w:ascii="Times New Roman" w:eastAsia="Times New Roman" w:hAnsi="Times New Roman" w:cs="Times New Roman"/>
+          <w:sz w:val="26"/>
+          <w:szCs w:val="26"/>
+          <w:lang w:val="en-US"/>
+        </w:rPr>
+        <w:t xml:space="preserve"> </w:t>
+      </w:r>
+      <w:proofErr w:type="spellStart"/>
+      <w:r>
+        <w:rPr>
+          <w:rFonts w:ascii="Times New Roman" w:eastAsia="Times New Roman" w:hAnsi="Times New Roman" w:cs="Times New Roman"/>
+          <w:sz w:val="26"/>
+          <w:szCs w:val="26"/>
+          <w:lang w:val="en-US"/>
+        </w:rPr>
+        <w:t>một</w:t>
+      </w:r>
+      <w:proofErr w:type="spellEnd"/>
+      <w:r>
+        <w:rPr>
+          <w:rFonts w:ascii="Times New Roman" w:eastAsia="Times New Roman" w:hAnsi="Times New Roman" w:cs="Times New Roman"/>
+          <w:sz w:val="26"/>
+          <w:szCs w:val="26"/>
+          <w:lang w:val="en-US"/>
+        </w:rPr>
+        <w:t xml:space="preserve"> file </w:t>
+      </w:r>
+      <w:proofErr w:type="spellStart"/>
+      <w:r>
+        <w:rPr>
+          <w:rFonts w:ascii="Times New Roman" w:eastAsia="Times New Roman" w:hAnsi="Times New Roman" w:cs="Times New Roman"/>
+          <w:sz w:val="26"/>
+          <w:szCs w:val="26"/>
+          <w:lang w:val="en-US"/>
+        </w:rPr>
+        <w:t>giúp</w:t>
+      </w:r>
+      <w:proofErr w:type="spellEnd"/>
+      <w:r>
+        <w:rPr>
+          <w:rFonts w:ascii="Times New Roman" w:eastAsia="Times New Roman" w:hAnsi="Times New Roman" w:cs="Times New Roman"/>
+          <w:sz w:val="26"/>
+          <w:szCs w:val="26"/>
+          <w:lang w:val="en-US"/>
+        </w:rPr>
+        <w:t xml:space="preserve"> code UI </w:t>
+      </w:r>
+      <w:proofErr w:type="spellStart"/>
+      <w:r>
+        <w:rPr>
+          <w:rFonts w:ascii="Times New Roman" w:eastAsia="Times New Roman" w:hAnsi="Times New Roman" w:cs="Times New Roman"/>
+          <w:sz w:val="26"/>
+          <w:szCs w:val="26"/>
+          <w:lang w:val="en-US"/>
+        </w:rPr>
+        <w:t>chính</w:t>
+      </w:r>
+      <w:proofErr w:type="spellEnd"/>
+      <w:r>
+        <w:rPr>
+          <w:rFonts w:ascii="Times New Roman" w:eastAsia="Times New Roman" w:hAnsi="Times New Roman" w:cs="Times New Roman"/>
+          <w:sz w:val="26"/>
+          <w:szCs w:val="26"/>
+          <w:lang w:val="en-US"/>
+        </w:rPr>
+        <w:t xml:space="preserve"> </w:t>
+      </w:r>
+      <w:proofErr w:type="spellStart"/>
+      <w:r>
+        <w:rPr>
+          <w:rFonts w:ascii="Times New Roman" w:eastAsia="Times New Roman" w:hAnsi="Times New Roman" w:cs="Times New Roman"/>
+          <w:sz w:val="26"/>
+          <w:szCs w:val="26"/>
+          <w:lang w:val="en-US"/>
+        </w:rPr>
+        <w:t>không</w:t>
+      </w:r>
+      <w:proofErr w:type="spellEnd"/>
+      <w:r>
+        <w:rPr>
+          <w:rFonts w:ascii="Times New Roman" w:eastAsia="Times New Roman" w:hAnsi="Times New Roman" w:cs="Times New Roman"/>
+          <w:sz w:val="26"/>
+          <w:szCs w:val="26"/>
+          <w:lang w:val="en-US"/>
+        </w:rPr>
+        <w:t xml:space="preserve"> </w:t>
+      </w:r>
+      <w:proofErr w:type="spellStart"/>
+      <w:r>
+        <w:rPr>
+          <w:rFonts w:ascii="Times New Roman" w:eastAsia="Times New Roman" w:hAnsi="Times New Roman" w:cs="Times New Roman"/>
+          <w:sz w:val="26"/>
+          <w:szCs w:val="26"/>
+          <w:lang w:val="en-US"/>
+        </w:rPr>
+        <w:t>bị</w:t>
+      </w:r>
+      <w:proofErr w:type="spellEnd"/>
+      <w:r>
+        <w:rPr>
+          <w:rFonts w:ascii="Times New Roman" w:eastAsia="Times New Roman" w:hAnsi="Times New Roman" w:cs="Times New Roman"/>
+          <w:sz w:val="26"/>
+          <w:szCs w:val="26"/>
+          <w:lang w:val="en-US"/>
+        </w:rPr>
+        <w:t xml:space="preserve"> </w:t>
+      </w:r>
+      <w:proofErr w:type="spellStart"/>
+      <w:r>
+        <w:rPr>
+          <w:rFonts w:ascii="Times New Roman" w:eastAsia="Times New Roman" w:hAnsi="Times New Roman" w:cs="Times New Roman"/>
+          <w:sz w:val="26"/>
+          <w:szCs w:val="26"/>
+          <w:lang w:val="en-US"/>
+        </w:rPr>
+        <w:t>loãng</w:t>
+      </w:r>
+      <w:proofErr w:type="spellEnd"/>
+      <w:r>
+        <w:rPr>
+          <w:rFonts w:ascii="Times New Roman" w:eastAsia="Times New Roman" w:hAnsi="Times New Roman" w:cs="Times New Roman"/>
+          <w:sz w:val="26"/>
+          <w:szCs w:val="26"/>
+          <w:lang w:val="en-US"/>
+        </w:rPr>
+        <w:t>.</w:t>
+      </w:r>
+    </w:p>
+    <w:p>
+      <w:pPr>
+        <w:rPr>
+          <w:rFonts w:ascii="Times New Roman" w:eastAsia="Times New Roman" w:hAnsi="Times New Roman" w:cs="Times New Roman"/>
+          <w:b/>
+          <w:bCs/>
+          <w:sz w:val="26"/>
+          <w:szCs w:val="26"/>
+          <w:lang w:val="en-US"/>
+        </w:rPr>
+      </w:pPr>
+      <w:r>
+        <w:rPr>
+          <w:rFonts w:ascii="Times New Roman" w:eastAsia="Times New Roman" w:hAnsi="Times New Roman" w:cs="Times New Roman"/>
+          <w:b/>
+          <w:bCs/>
+          <w:sz w:val="26"/>
+          <w:szCs w:val="26"/>
+          <w:lang w:val="en-US"/>
+        </w:rPr>
+        <w:t>D. pages/details.py</w:t>
+      </w:r>
+    </w:p>
+    <w:p>
+      <w:pPr>
+        <w:rPr>
+          <w:rFonts w:ascii="Times New Roman" w:eastAsia="Times New Roman" w:hAnsi="Times New Roman" w:cs="Times New Roman"/>
+          <w:sz w:val="26"/>
+          <w:szCs w:val="26"/>
+          <w:lang w:val="en-US"/>
+        </w:rPr>
+      </w:pPr>
+      <w:r>
+        <w:rPr>
+          <w:rFonts w:ascii="Times New Roman" w:eastAsia="Times New Roman" w:hAnsi="Times New Roman" w:cs="Times New Roman"/>
+          <w:sz w:val="26"/>
+          <w:szCs w:val="26"/>
+          <w:lang w:val="en-US"/>
+        </w:rPr>
+        <w:t xml:space="preserve">Trang </w:t>
+      </w:r>
+      <w:proofErr w:type="spellStart"/>
+      <w:r>
+        <w:rPr>
+          <w:rFonts w:ascii="Times New Roman" w:eastAsia="Times New Roman" w:hAnsi="Times New Roman" w:cs="Times New Roman"/>
+          <w:sz w:val="26"/>
+          <w:szCs w:val="26"/>
+          <w:lang w:val="en-US"/>
+        </w:rPr>
+        <w:t>phân</w:t>
+      </w:r>
+      <w:proofErr w:type="spellEnd"/>
+      <w:r>
+        <w:rPr>
+          <w:rFonts w:ascii="Times New Roman" w:eastAsia="Times New Roman" w:hAnsi="Times New Roman" w:cs="Times New Roman"/>
+          <w:sz w:val="26"/>
+          <w:szCs w:val="26"/>
+          <w:lang w:val="en-US"/>
+        </w:rPr>
+        <w:t xml:space="preserve"> </w:t>
+      </w:r>
+      <w:proofErr w:type="spellStart"/>
+      <w:r>
+        <w:rPr>
+          <w:rFonts w:ascii="Times New Roman" w:eastAsia="Times New Roman" w:hAnsi="Times New Roman" w:cs="Times New Roman"/>
+          <w:sz w:val="26"/>
+          <w:szCs w:val="26"/>
+          <w:lang w:val="en-US"/>
+        </w:rPr>
+        <w:t>tích</w:t>
+      </w:r>
+      <w:proofErr w:type="spellEnd"/>
+      <w:r>
+        <w:rPr>
+          <w:rFonts w:ascii="Times New Roman" w:eastAsia="Times New Roman" w:hAnsi="Times New Roman" w:cs="Times New Roman"/>
+          <w:sz w:val="26"/>
+          <w:szCs w:val="26"/>
+          <w:lang w:val="en-US"/>
+        </w:rPr>
+        <w:t xml:space="preserve"> </w:t>
+      </w:r>
+      <w:proofErr w:type="spellStart"/>
+      <w:r>
+        <w:rPr>
+          <w:rFonts w:ascii="Times New Roman" w:eastAsia="Times New Roman" w:hAnsi="Times New Roman" w:cs="Times New Roman"/>
+          <w:sz w:val="26"/>
+          <w:szCs w:val="26"/>
+          <w:lang w:val="en-US"/>
+        </w:rPr>
+        <w:t>chính</w:t>
+      </w:r>
+      <w:proofErr w:type="spellEnd"/>
+      <w:r>
+        <w:rPr>
+          <w:rFonts w:ascii="Times New Roman" w:eastAsia="Times New Roman" w:hAnsi="Times New Roman" w:cs="Times New Roman"/>
+          <w:sz w:val="26"/>
+          <w:szCs w:val="26"/>
+          <w:lang w:val="en-US"/>
+        </w:rPr>
+        <w:t xml:space="preserve">. File </w:t>
+      </w:r>
+      <w:proofErr w:type="spellStart"/>
+      <w:r>
+        <w:rPr>
+          <w:rFonts w:ascii="Times New Roman" w:eastAsia="Times New Roman" w:hAnsi="Times New Roman" w:cs="Times New Roman"/>
+          <w:sz w:val="26"/>
+          <w:szCs w:val="26"/>
+          <w:lang w:val="en-US"/>
+        </w:rPr>
+        <w:t>này</w:t>
+      </w:r>
+      <w:proofErr w:type="spellEnd"/>
+      <w:r>
+        <w:rPr>
+          <w:rFonts w:ascii="Times New Roman" w:eastAsia="Times New Roman" w:hAnsi="Times New Roman" w:cs="Times New Roman"/>
+          <w:sz w:val="26"/>
+          <w:szCs w:val="26"/>
+          <w:lang w:val="en-US"/>
+        </w:rPr>
+        <w:t xml:space="preserve"> </w:t>
+      </w:r>
+      <w:proofErr w:type="spellStart"/>
+      <w:r>
+        <w:rPr>
+          <w:rFonts w:ascii="Times New Roman" w:eastAsia="Times New Roman" w:hAnsi="Times New Roman" w:cs="Times New Roman"/>
+          <w:sz w:val="26"/>
+          <w:szCs w:val="26"/>
+          <w:lang w:val="en-US"/>
+        </w:rPr>
+        <w:t>sẽ</w:t>
+      </w:r>
+      <w:proofErr w:type="spellEnd"/>
+      <w:r>
+        <w:rPr>
+          <w:rFonts w:ascii="Times New Roman" w:eastAsia="Times New Roman" w:hAnsi="Times New Roman" w:cs="Times New Roman"/>
+          <w:sz w:val="26"/>
+          <w:szCs w:val="26"/>
+          <w:lang w:val="en-US"/>
+        </w:rPr>
+        <w:t xml:space="preserve"> import </w:t>
+      </w:r>
+      <w:proofErr w:type="spellStart"/>
+      <w:r>
+        <w:rPr>
+          <w:rFonts w:ascii="Times New Roman" w:eastAsia="Times New Roman" w:hAnsi="Times New Roman" w:cs="Times New Roman"/>
+          <w:sz w:val="26"/>
+          <w:szCs w:val="26"/>
+          <w:lang w:val="en-US"/>
+        </w:rPr>
+        <w:t>các</w:t>
+      </w:r>
+      <w:proofErr w:type="spellEnd"/>
+      <w:r>
+        <w:rPr>
+          <w:rFonts w:ascii="Times New Roman" w:eastAsia="Times New Roman" w:hAnsi="Times New Roman" w:cs="Times New Roman"/>
+          <w:sz w:val="26"/>
+          <w:szCs w:val="26"/>
+          <w:lang w:val="en-US"/>
+        </w:rPr>
+        <w:t xml:space="preserve"> </w:t>
+      </w:r>
+      <w:proofErr w:type="spellStart"/>
+      <w:r>
+        <w:rPr>
+          <w:rFonts w:ascii="Times New Roman" w:eastAsia="Times New Roman" w:hAnsi="Times New Roman" w:cs="Times New Roman"/>
+          <w:sz w:val="26"/>
+          <w:szCs w:val="26"/>
+          <w:lang w:val="en-US"/>
+        </w:rPr>
+        <w:t>hàm</w:t>
+      </w:r>
+      <w:proofErr w:type="spellEnd"/>
+      <w:r>
+        <w:rPr>
+          <w:rFonts w:ascii="Times New Roman" w:eastAsia="Times New Roman" w:hAnsi="Times New Roman" w:cs="Times New Roman"/>
+          <w:sz w:val="26"/>
+          <w:szCs w:val="26"/>
+          <w:lang w:val="en-US"/>
+        </w:rPr>
+        <w:t xml:space="preserve"> </w:t>
+      </w:r>
+      <w:proofErr w:type="spellStart"/>
+      <w:r>
+        <w:rPr>
+          <w:rFonts w:ascii="Times New Roman" w:eastAsia="Times New Roman" w:hAnsi="Times New Roman" w:cs="Times New Roman"/>
+          <w:sz w:val="26"/>
+          <w:szCs w:val="26"/>
+          <w:lang w:val="en-US"/>
+        </w:rPr>
+        <w:t>từ</w:t>
+      </w:r>
+      <w:proofErr w:type="spellEnd"/>
+      <w:r>
+        <w:rPr>
+          <w:rFonts w:ascii="Times New Roman" w:eastAsia="Times New Roman" w:hAnsi="Times New Roman" w:cs="Times New Roman"/>
+          <w:sz w:val="26"/>
+          <w:szCs w:val="26"/>
+          <w:lang w:val="en-US"/>
+        </w:rPr>
+        <w:t xml:space="preserve"> core </w:t>
+      </w:r>
+      <w:proofErr w:type="spellStart"/>
+      <w:r>
+        <w:rPr>
+          <w:rFonts w:ascii="Times New Roman" w:eastAsia="Times New Roman" w:hAnsi="Times New Roman" w:cs="Times New Roman"/>
+          <w:sz w:val="26"/>
+          <w:szCs w:val="26"/>
+          <w:lang w:val="en-US"/>
+        </w:rPr>
+        <w:t>và</w:t>
+      </w:r>
+      <w:proofErr w:type="spellEnd"/>
+      <w:r>
+        <w:rPr>
+          <w:rFonts w:ascii="Times New Roman" w:eastAsia="Times New Roman" w:hAnsi="Times New Roman" w:cs="Times New Roman"/>
+          <w:sz w:val="26"/>
+          <w:szCs w:val="26"/>
+          <w:lang w:val="en-US"/>
+        </w:rPr>
+        <w:t xml:space="preserve"> components </w:t>
+      </w:r>
+      <w:proofErr w:type="spellStart"/>
+      <w:r>
+        <w:rPr>
+          <w:rFonts w:ascii="Times New Roman" w:eastAsia="Times New Roman" w:hAnsi="Times New Roman" w:cs="Times New Roman"/>
+          <w:sz w:val="26"/>
+          <w:szCs w:val="26"/>
+          <w:lang w:val="en-US"/>
+        </w:rPr>
+        <w:t>để</w:t>
+      </w:r>
+      <w:proofErr w:type="spellEnd"/>
+      <w:r>
+        <w:rPr>
+          <w:rFonts w:ascii="Times New Roman" w:eastAsia="Times New Roman" w:hAnsi="Times New Roman" w:cs="Times New Roman"/>
+          <w:sz w:val="26"/>
+          <w:szCs w:val="26"/>
+          <w:lang w:val="en-US"/>
+        </w:rPr>
+        <w:t xml:space="preserve"> </w:t>
+      </w:r>
+      <w:proofErr w:type="spellStart"/>
+      <w:r>
+        <w:rPr>
+          <w:rFonts w:ascii="Times New Roman" w:eastAsia="Times New Roman" w:hAnsi="Times New Roman" w:cs="Times New Roman"/>
+          <w:sz w:val="26"/>
+          <w:szCs w:val="26"/>
+          <w:lang w:val="en-US"/>
+        </w:rPr>
+        <w:t>lắp</w:t>
+      </w:r>
+      <w:proofErr w:type="spellEnd"/>
+      <w:r>
+        <w:rPr>
+          <w:rFonts w:ascii="Times New Roman" w:eastAsia="Times New Roman" w:hAnsi="Times New Roman" w:cs="Times New Roman"/>
+          <w:sz w:val="26"/>
+          <w:szCs w:val="26"/>
+          <w:lang w:val="en-US"/>
+        </w:rPr>
+        <w:t xml:space="preserve"> </w:t>
+      </w:r>
+      <w:proofErr w:type="spellStart"/>
+      <w:r>
+        <w:rPr>
+          <w:rFonts w:ascii="Times New Roman" w:eastAsia="Times New Roman" w:hAnsi="Times New Roman" w:cs="Times New Roman"/>
+          <w:sz w:val="26"/>
+          <w:szCs w:val="26"/>
+          <w:lang w:val="en-US"/>
+        </w:rPr>
+        <w:t>ráp</w:t>
+      </w:r>
+      <w:proofErr w:type="spellEnd"/>
+      <w:r>
+        <w:rPr>
+          <w:rFonts w:ascii="Times New Roman" w:eastAsia="Times New Roman" w:hAnsi="Times New Roman" w:cs="Times New Roman"/>
+          <w:sz w:val="26"/>
+          <w:szCs w:val="26"/>
+          <w:lang w:val="en-US"/>
+        </w:rPr>
+        <w:t xml:space="preserve"> </w:t>
+      </w:r>
+      <w:proofErr w:type="spellStart"/>
+      <w:r>
+        <w:rPr>
+          <w:rFonts w:ascii="Times New Roman" w:eastAsia="Times New Roman" w:hAnsi="Times New Roman" w:cs="Times New Roman"/>
+          <w:sz w:val="26"/>
+          <w:szCs w:val="26"/>
+          <w:lang w:val="en-US"/>
+        </w:rPr>
+        <w:t>lại</w:t>
+      </w:r>
+      <w:proofErr w:type="spellEnd"/>
+      <w:r>
+        <w:rPr>
+          <w:rFonts w:ascii="Times New Roman" w:eastAsia="Times New Roman" w:hAnsi="Times New Roman" w:cs="Times New Roman"/>
+          <w:sz w:val="26"/>
+          <w:szCs w:val="26"/>
+          <w:lang w:val="en-US"/>
+        </w:rPr>
+        <w:t xml:space="preserve"> </w:t>
+      </w:r>
+      <w:proofErr w:type="spellStart"/>
+      <w:r>
+        <w:rPr>
+          <w:rFonts w:ascii="Times New Roman" w:eastAsia="Times New Roman" w:hAnsi="Times New Roman" w:cs="Times New Roman"/>
+          <w:sz w:val="26"/>
+          <w:szCs w:val="26"/>
+          <w:lang w:val="en-US"/>
+        </w:rPr>
+        <w:t>thành</w:t>
+      </w:r>
+      <w:proofErr w:type="spellEnd"/>
+      <w:r>
+        <w:rPr>
+          <w:rFonts w:ascii="Times New Roman" w:eastAsia="Times New Roman" w:hAnsi="Times New Roman" w:cs="Times New Roman"/>
+          <w:sz w:val="26"/>
+          <w:szCs w:val="26"/>
+          <w:lang w:val="en-US"/>
+        </w:rPr>
+        <w:t xml:space="preserve"> </w:t>
+      </w:r>
+      <w:proofErr w:type="spellStart"/>
+      <w:r>
+        <w:rPr>
+          <w:rFonts w:ascii="Times New Roman" w:eastAsia="Times New Roman" w:hAnsi="Times New Roman" w:cs="Times New Roman"/>
+          <w:sz w:val="26"/>
+          <w:szCs w:val="26"/>
+          <w:lang w:val="en-US"/>
+        </w:rPr>
+        <w:t>giao</w:t>
+      </w:r>
+      <w:proofErr w:type="spellEnd"/>
+      <w:r>
+        <w:rPr>
+          <w:rFonts w:ascii="Times New Roman" w:eastAsia="Times New Roman" w:hAnsi="Times New Roman" w:cs="Times New Roman"/>
+          <w:sz w:val="26"/>
+          <w:szCs w:val="26"/>
+          <w:lang w:val="en-US"/>
+        </w:rPr>
+        <w:t xml:space="preserve"> </w:t>
+      </w:r>
+      <w:proofErr w:type="spellStart"/>
+      <w:r>
+        <w:rPr>
+          <w:rFonts w:ascii="Times New Roman" w:eastAsia="Times New Roman" w:hAnsi="Times New Roman" w:cs="Times New Roman"/>
+          <w:sz w:val="26"/>
+          <w:szCs w:val="26"/>
+          <w:lang w:val="en-US"/>
+        </w:rPr>
+        <w:t>diện</w:t>
+      </w:r>
+      <w:proofErr w:type="spellEnd"/>
+      <w:r>
+        <w:rPr>
+          <w:rFonts w:ascii="Times New Roman" w:eastAsia="Times New Roman" w:hAnsi="Times New Roman" w:cs="Times New Roman"/>
+          <w:sz w:val="26"/>
+          <w:szCs w:val="26"/>
+          <w:lang w:val="en-US"/>
+        </w:rPr>
+        <w:t xml:space="preserve"> </w:t>
+      </w:r>
+      <w:proofErr w:type="spellStart"/>
+      <w:r>
+        <w:rPr>
+          <w:rFonts w:ascii="Times New Roman" w:eastAsia="Times New Roman" w:hAnsi="Times New Roman" w:cs="Times New Roman"/>
+          <w:sz w:val="26"/>
+          <w:szCs w:val="26"/>
+          <w:lang w:val="en-US"/>
+        </w:rPr>
+        <w:t>hoàn</w:t>
+      </w:r>
+      <w:proofErr w:type="spellEnd"/>
+      <w:r>
+        <w:rPr>
+          <w:rFonts w:ascii="Times New Roman" w:eastAsia="Times New Roman" w:hAnsi="Times New Roman" w:cs="Times New Roman"/>
+          <w:sz w:val="26"/>
+          <w:szCs w:val="26"/>
+          <w:lang w:val="en-US"/>
+        </w:rPr>
+        <w:t xml:space="preserve"> </w:t>
+      </w:r>
+      <w:proofErr w:type="spellStart"/>
+      <w:r>
+        <w:rPr>
+          <w:rFonts w:ascii="Times New Roman" w:eastAsia="Times New Roman" w:hAnsi="Times New Roman" w:cs="Times New Roman"/>
+          <w:sz w:val="26"/>
+          <w:szCs w:val="26"/>
+          <w:lang w:val="en-US"/>
+        </w:rPr>
+        <w:t>chỉnh</w:t>
+      </w:r>
+      <w:proofErr w:type="spellEnd"/>
+      <w:r>
+        <w:rPr>
+          <w:rFonts w:ascii="Times New Roman" w:eastAsia="Times New Roman" w:hAnsi="Times New Roman" w:cs="Times New Roman"/>
+          <w:sz w:val="26"/>
+          <w:szCs w:val="26"/>
+          <w:lang w:val="en-US"/>
+        </w:rPr>
+        <w:t>.</w:t>
+      </w:r>
+    </w:p>
+    <w:p>
+      <w:pPr>
+        <w:numPr>
+          <w:ilvl w:val="0"/>
+          <w:numId w:val="19"/>
+        </w:numPr>
+        <w:rPr>
+          <w:rFonts w:ascii="Times New Roman" w:eastAsia="Times New Roman" w:hAnsi="Times New Roman" w:cs="Times New Roman"/>
+          <w:sz w:val="26"/>
+          <w:szCs w:val="26"/>
+          <w:lang w:val="en-US"/>
+        </w:rPr>
+      </w:pPr>
+      <w:proofErr w:type="spellStart"/>
+      <w:r>
+        <w:rPr>
+          <w:rFonts w:ascii="Times New Roman" w:eastAsia="Times New Roman" w:hAnsi="Times New Roman" w:cs="Times New Roman"/>
+          <w:sz w:val="26"/>
+          <w:szCs w:val="26"/>
+          <w:lang w:val="en-US"/>
+        </w:rPr>
+        <w:t>Ví</w:t>
+      </w:r>
+      <w:proofErr w:type="spellEnd"/>
+      <w:r>
+        <w:rPr>
+          <w:rFonts w:ascii="Times New Roman" w:eastAsia="Times New Roman" w:hAnsi="Times New Roman" w:cs="Times New Roman"/>
+          <w:sz w:val="26"/>
+          <w:szCs w:val="26"/>
+          <w:lang w:val="en-US"/>
+        </w:rPr>
+        <w:t xml:space="preserve"> </w:t>
+      </w:r>
+      <w:proofErr w:type="spellStart"/>
+      <w:r>
+        <w:rPr>
+          <w:rFonts w:ascii="Times New Roman" w:eastAsia="Times New Roman" w:hAnsi="Times New Roman" w:cs="Times New Roman"/>
+          <w:sz w:val="26"/>
+          <w:szCs w:val="26"/>
+          <w:lang w:val="en-US"/>
+        </w:rPr>
+        <w:t>dụ</w:t>
+      </w:r>
+      <w:proofErr w:type="spellEnd"/>
+      <w:r>
+        <w:rPr>
+          <w:rFonts w:ascii="Times New Roman" w:eastAsia="Times New Roman" w:hAnsi="Times New Roman" w:cs="Times New Roman"/>
+          <w:sz w:val="26"/>
+          <w:szCs w:val="26"/>
+          <w:lang w:val="en-US"/>
+        </w:rPr>
+        <w:t xml:space="preserve">: from </w:t>
+      </w:r>
+      <w:proofErr w:type="spellStart"/>
+      <w:proofErr w:type="gramStart"/>
+      <w:r>
+        <w:rPr>
+          <w:rFonts w:ascii="Times New Roman" w:eastAsia="Times New Roman" w:hAnsi="Times New Roman" w:cs="Times New Roman"/>
+          <w:sz w:val="26"/>
+          <w:szCs w:val="26"/>
+          <w:lang w:val="en-US"/>
+        </w:rPr>
+        <w:t>components.tabs</w:t>
+      </w:r>
+      <w:proofErr w:type="gramEnd"/>
+      <w:r>
+        <w:rPr>
+          <w:rFonts w:ascii="Times New Roman" w:eastAsia="Times New Roman" w:hAnsi="Times New Roman" w:cs="Times New Roman"/>
+          <w:sz w:val="26"/>
+          <w:szCs w:val="26"/>
+          <w:lang w:val="en-US"/>
+        </w:rPr>
+        <w:t>_race</w:t>
+      </w:r>
+      <w:proofErr w:type="spellEnd"/>
+      <w:r>
+        <w:rPr>
+          <w:rFonts w:ascii="Times New Roman" w:eastAsia="Times New Roman" w:hAnsi="Times New Roman" w:cs="Times New Roman"/>
+          <w:sz w:val="26"/>
+          <w:szCs w:val="26"/>
+          <w:lang w:val="en-US"/>
+        </w:rPr>
+        <w:t xml:space="preserve"> import </w:t>
+      </w:r>
+      <w:proofErr w:type="spellStart"/>
+      <w:r>
+        <w:rPr>
+          <w:rFonts w:ascii="Times New Roman" w:eastAsia="Times New Roman" w:hAnsi="Times New Roman" w:cs="Times New Roman"/>
+          <w:sz w:val="26"/>
+          <w:szCs w:val="26"/>
+          <w:lang w:val="en-US"/>
+        </w:rPr>
+        <w:t>fragment_positions</w:t>
+      </w:r>
+      <w:proofErr w:type="spellEnd"/>
+      <w:r>
+        <w:rPr>
+          <w:rFonts w:ascii="Times New Roman" w:eastAsia="Times New Roman" w:hAnsi="Times New Roman" w:cs="Times New Roman"/>
+          <w:sz w:val="26"/>
+          <w:szCs w:val="26"/>
+          <w:lang w:val="en-US"/>
+        </w:rPr>
+        <w:t xml:space="preserve">, </w:t>
+      </w:r>
+      <w:proofErr w:type="spellStart"/>
+      <w:r>
+        <w:rPr>
+          <w:rFonts w:ascii="Times New Roman" w:eastAsia="Times New Roman" w:hAnsi="Times New Roman" w:cs="Times New Roman"/>
+          <w:sz w:val="26"/>
+          <w:szCs w:val="26"/>
+          <w:lang w:val="en-US"/>
+        </w:rPr>
+        <w:t>fragment_lap_times</w:t>
+      </w:r>
+      <w:proofErr w:type="spellEnd"/>
+    </w:p>
+    <w:p>
+      <w:pPr>
+        <w:rPr>
+          <w:rFonts w:ascii="Times New Roman" w:eastAsia="Times New Roman" w:hAnsi="Times New Roman" w:cs="Times New Roman"/>
+          <w:b/>
+          <w:bCs/>
+          <w:sz w:val="26"/>
+          <w:szCs w:val="26"/>
+          <w:lang w:val="en-US"/>
+        </w:rPr>
+      </w:pPr>
+      <w:r>
+        <w:rPr>
+          <w:rFonts w:ascii="Times New Roman" w:eastAsia="Times New Roman" w:hAnsi="Times New Roman" w:cs="Times New Roman"/>
+          <w:b/>
+          <w:bCs/>
+          <w:sz w:val="26"/>
+          <w:szCs w:val="26"/>
+          <w:lang w:val="en-US"/>
+        </w:rPr>
+        <w:t xml:space="preserve">3. Lợi </w:t>
+      </w:r>
+      <w:proofErr w:type="spellStart"/>
+      <w:r>
+        <w:rPr>
+          <w:rFonts w:ascii="Times New Roman" w:eastAsia="Times New Roman" w:hAnsi="Times New Roman" w:cs="Times New Roman"/>
+          <w:b/>
+          <w:bCs/>
+          <w:sz w:val="26"/>
+          <w:szCs w:val="26"/>
+          <w:lang w:val="en-US"/>
+        </w:rPr>
+        <w:t>ích</w:t>
+      </w:r>
+      <w:proofErr w:type="spellEnd"/>
+      <w:r>
+        <w:rPr>
+          <w:rFonts w:ascii="Times New Roman" w:eastAsia="Times New Roman" w:hAnsi="Times New Roman" w:cs="Times New Roman"/>
+          <w:b/>
+          <w:bCs/>
+          <w:sz w:val="26"/>
+          <w:szCs w:val="26"/>
+          <w:lang w:val="en-US"/>
+        </w:rPr>
+        <w:t xml:space="preserve"> </w:t>
+      </w:r>
+      <w:proofErr w:type="spellStart"/>
+      <w:r>
+        <w:rPr>
+          <w:rFonts w:ascii="Times New Roman" w:eastAsia="Times New Roman" w:hAnsi="Times New Roman" w:cs="Times New Roman"/>
+          <w:b/>
+          <w:bCs/>
+          <w:sz w:val="26"/>
+          <w:szCs w:val="26"/>
+          <w:lang w:val="en-US"/>
+        </w:rPr>
+        <w:t>của</w:t>
+      </w:r>
+      <w:proofErr w:type="spellEnd"/>
+      <w:r>
+        <w:rPr>
+          <w:rFonts w:ascii="Times New Roman" w:eastAsia="Times New Roman" w:hAnsi="Times New Roman" w:cs="Times New Roman"/>
+          <w:b/>
+          <w:bCs/>
+          <w:sz w:val="26"/>
+          <w:szCs w:val="26"/>
+          <w:lang w:val="en-US"/>
+        </w:rPr>
+        <w:t xml:space="preserve"> </w:t>
+      </w:r>
+      <w:proofErr w:type="spellStart"/>
+      <w:r>
+        <w:rPr>
+          <w:rFonts w:ascii="Times New Roman" w:eastAsia="Times New Roman" w:hAnsi="Times New Roman" w:cs="Times New Roman"/>
+          <w:b/>
+          <w:bCs/>
+          <w:sz w:val="26"/>
+          <w:szCs w:val="26"/>
+          <w:lang w:val="en-US"/>
+        </w:rPr>
+        <w:t>việc</w:t>
+      </w:r>
+      <w:proofErr w:type="spellEnd"/>
+      <w:r>
+        <w:rPr>
+          <w:rFonts w:ascii="Times New Roman" w:eastAsia="Times New Roman" w:hAnsi="Times New Roman" w:cs="Times New Roman"/>
+          <w:b/>
+          <w:bCs/>
+          <w:sz w:val="26"/>
+          <w:szCs w:val="26"/>
+          <w:lang w:val="en-US"/>
+        </w:rPr>
+        <w:t xml:space="preserve"> </w:t>
+      </w:r>
+      <w:proofErr w:type="spellStart"/>
+      <w:r>
+        <w:rPr>
+          <w:rFonts w:ascii="Times New Roman" w:eastAsia="Times New Roman" w:hAnsi="Times New Roman" w:cs="Times New Roman"/>
+          <w:b/>
+          <w:bCs/>
+          <w:sz w:val="26"/>
+          <w:szCs w:val="26"/>
+          <w:lang w:val="en-US"/>
+        </w:rPr>
+        <w:t>cấu</w:t>
+      </w:r>
+      <w:proofErr w:type="spellEnd"/>
+      <w:r>
+        <w:rPr>
+          <w:rFonts w:ascii="Times New Roman" w:eastAsia="Times New Roman" w:hAnsi="Times New Roman" w:cs="Times New Roman"/>
+          <w:b/>
+          <w:bCs/>
+          <w:sz w:val="26"/>
+          <w:szCs w:val="26"/>
+          <w:lang w:val="en-US"/>
+        </w:rPr>
+        <w:t xml:space="preserve"> </w:t>
+      </w:r>
+      <w:proofErr w:type="spellStart"/>
+      <w:r>
+        <w:rPr>
+          <w:rFonts w:ascii="Times New Roman" w:eastAsia="Times New Roman" w:hAnsi="Times New Roman" w:cs="Times New Roman"/>
+          <w:b/>
+          <w:bCs/>
+          <w:sz w:val="26"/>
+          <w:szCs w:val="26"/>
+          <w:lang w:val="en-US"/>
+        </w:rPr>
+        <w:t>trúc</w:t>
+      </w:r>
+      <w:proofErr w:type="spellEnd"/>
+      <w:r>
+        <w:rPr>
+          <w:rFonts w:ascii="Times New Roman" w:eastAsia="Times New Roman" w:hAnsi="Times New Roman" w:cs="Times New Roman"/>
+          <w:b/>
+          <w:bCs/>
+          <w:sz w:val="26"/>
+          <w:szCs w:val="26"/>
+          <w:lang w:val="en-US"/>
+        </w:rPr>
+        <w:t xml:space="preserve"> </w:t>
+      </w:r>
+      <w:proofErr w:type="spellStart"/>
+      <w:r>
+        <w:rPr>
+          <w:rFonts w:ascii="Times New Roman" w:eastAsia="Times New Roman" w:hAnsi="Times New Roman" w:cs="Times New Roman"/>
+          <w:b/>
+          <w:bCs/>
+          <w:sz w:val="26"/>
+          <w:szCs w:val="26"/>
+          <w:lang w:val="en-US"/>
+        </w:rPr>
+        <w:t>lại</w:t>
+      </w:r>
+      <w:proofErr w:type="spellEnd"/>
+    </w:p>
+    <w:p>
+      <w:pPr>
+        <w:numPr>
+          <w:ilvl w:val="0"/>
+          <w:numId w:val="20"/>
+        </w:numPr>
+        <w:rPr>
+          <w:rFonts w:ascii="Times New Roman" w:eastAsia="Times New Roman" w:hAnsi="Times New Roman" w:cs="Times New Roman"/>
+          <w:sz w:val="26"/>
+          <w:szCs w:val="26"/>
+          <w:lang w:val="en-US"/>
+        </w:rPr>
+      </w:pPr>
+      <w:r>
+        <w:rPr>
+          <w:rFonts w:ascii="Times New Roman" w:eastAsia="Times New Roman" w:hAnsi="Times New Roman" w:cs="Times New Roman"/>
+          <w:b/>
+          <w:bCs/>
+          <w:sz w:val="26"/>
+          <w:szCs w:val="26"/>
+          <w:lang w:val="en-US"/>
+        </w:rPr>
+        <w:t xml:space="preserve">Bảo </w:t>
+      </w:r>
+      <w:proofErr w:type="spellStart"/>
+      <w:r>
+        <w:rPr>
+          <w:rFonts w:ascii="Times New Roman" w:eastAsia="Times New Roman" w:hAnsi="Times New Roman" w:cs="Times New Roman"/>
+          <w:b/>
+          <w:bCs/>
+          <w:sz w:val="26"/>
+          <w:szCs w:val="26"/>
+          <w:lang w:val="en-US"/>
+        </w:rPr>
+        <w:t>trì</w:t>
+      </w:r>
+      <w:proofErr w:type="spellEnd"/>
+      <w:r>
+        <w:rPr>
+          <w:rFonts w:ascii="Times New Roman" w:eastAsia="Times New Roman" w:hAnsi="Times New Roman" w:cs="Times New Roman"/>
+          <w:b/>
+          <w:bCs/>
+          <w:sz w:val="26"/>
+          <w:szCs w:val="26"/>
+          <w:lang w:val="en-US"/>
+        </w:rPr>
+        <w:t xml:space="preserve"> </w:t>
+      </w:r>
+      <w:proofErr w:type="spellStart"/>
+      <w:r>
+        <w:rPr>
+          <w:rFonts w:ascii="Times New Roman" w:eastAsia="Times New Roman" w:hAnsi="Times New Roman" w:cs="Times New Roman"/>
+          <w:b/>
+          <w:bCs/>
+          <w:sz w:val="26"/>
+          <w:szCs w:val="26"/>
+          <w:lang w:val="en-US"/>
+        </w:rPr>
+        <w:t>dễ</w:t>
+      </w:r>
+      <w:proofErr w:type="spellEnd"/>
+      <w:r>
+        <w:rPr>
+          <w:rFonts w:ascii="Times New Roman" w:eastAsia="Times New Roman" w:hAnsi="Times New Roman" w:cs="Times New Roman"/>
+          <w:b/>
+          <w:bCs/>
+          <w:sz w:val="26"/>
+          <w:szCs w:val="26"/>
+          <w:lang w:val="en-US"/>
+        </w:rPr>
+        <w:t xml:space="preserve"> </w:t>
+      </w:r>
+      <w:proofErr w:type="spellStart"/>
+      <w:r>
+        <w:rPr>
+          <w:rFonts w:ascii="Times New Roman" w:eastAsia="Times New Roman" w:hAnsi="Times New Roman" w:cs="Times New Roman"/>
+          <w:b/>
+          <w:bCs/>
+          <w:sz w:val="26"/>
+          <w:szCs w:val="26"/>
+          <w:lang w:val="en-US"/>
+        </w:rPr>
+        <w:t>dàng</w:t>
+      </w:r>
+      <w:proofErr w:type="spellEnd"/>
+      <w:r>
+        <w:rPr>
+          <w:rFonts w:ascii="Times New Roman" w:eastAsia="Times New Roman" w:hAnsi="Times New Roman" w:cs="Times New Roman"/>
+          <w:b/>
+          <w:bCs/>
+          <w:sz w:val="26"/>
+          <w:szCs w:val="26"/>
+          <w:lang w:val="en-US"/>
+        </w:rPr>
+        <w:t>:</w:t>
+      </w:r>
+      <w:r>
+        <w:rPr>
+          <w:rFonts w:ascii="Times New Roman" w:eastAsia="Times New Roman" w:hAnsi="Times New Roman" w:cs="Times New Roman"/>
+          <w:sz w:val="26"/>
+          <w:szCs w:val="26"/>
+          <w:lang w:val="en-US"/>
+        </w:rPr>
+        <w:t xml:space="preserve"> </w:t>
+      </w:r>
+      <w:proofErr w:type="spellStart"/>
+      <w:r>
+        <w:rPr>
+          <w:rFonts w:ascii="Times New Roman" w:eastAsia="Times New Roman" w:hAnsi="Times New Roman" w:cs="Times New Roman"/>
+          <w:sz w:val="26"/>
+          <w:szCs w:val="26"/>
+          <w:lang w:val="en-US"/>
+        </w:rPr>
+        <w:t>Lỗi</w:t>
+      </w:r>
+      <w:proofErr w:type="spellEnd"/>
+      <w:r>
+        <w:rPr>
+          <w:rFonts w:ascii="Times New Roman" w:eastAsia="Times New Roman" w:hAnsi="Times New Roman" w:cs="Times New Roman"/>
+          <w:sz w:val="26"/>
+          <w:szCs w:val="26"/>
+          <w:lang w:val="en-US"/>
+        </w:rPr>
+        <w:t xml:space="preserve"> ở tab </w:t>
+      </w:r>
+      <w:proofErr w:type="spellStart"/>
+      <w:r>
+        <w:rPr>
+          <w:rFonts w:ascii="Times New Roman" w:eastAsia="Times New Roman" w:hAnsi="Times New Roman" w:cs="Times New Roman"/>
+          <w:sz w:val="26"/>
+          <w:szCs w:val="26"/>
+          <w:lang w:val="en-US"/>
+        </w:rPr>
+        <w:t>nào</w:t>
+      </w:r>
+      <w:proofErr w:type="spellEnd"/>
+      <w:r>
+        <w:rPr>
+          <w:rFonts w:ascii="Times New Roman" w:eastAsia="Times New Roman" w:hAnsi="Times New Roman" w:cs="Times New Roman"/>
+          <w:sz w:val="26"/>
+          <w:szCs w:val="26"/>
+          <w:lang w:val="en-US"/>
+        </w:rPr>
+        <w:t xml:space="preserve">, </w:t>
+      </w:r>
+      <w:proofErr w:type="spellStart"/>
+      <w:r>
+        <w:rPr>
+          <w:rFonts w:ascii="Times New Roman" w:eastAsia="Times New Roman" w:hAnsi="Times New Roman" w:cs="Times New Roman"/>
+          <w:sz w:val="26"/>
+          <w:szCs w:val="26"/>
+          <w:lang w:val="en-US"/>
+        </w:rPr>
+        <w:t>vào</w:t>
+      </w:r>
+      <w:proofErr w:type="spellEnd"/>
+      <w:r>
+        <w:rPr>
+          <w:rFonts w:ascii="Times New Roman" w:eastAsia="Times New Roman" w:hAnsi="Times New Roman" w:cs="Times New Roman"/>
+          <w:sz w:val="26"/>
+          <w:szCs w:val="26"/>
+          <w:lang w:val="en-US"/>
+        </w:rPr>
+        <w:t xml:space="preserve"> </w:t>
+      </w:r>
+      <w:proofErr w:type="spellStart"/>
+      <w:r>
+        <w:rPr>
+          <w:rFonts w:ascii="Times New Roman" w:eastAsia="Times New Roman" w:hAnsi="Times New Roman" w:cs="Times New Roman"/>
+          <w:sz w:val="26"/>
+          <w:szCs w:val="26"/>
+          <w:lang w:val="en-US"/>
+        </w:rPr>
+        <w:t>thẳng</w:t>
+      </w:r>
+      <w:proofErr w:type="spellEnd"/>
+      <w:r>
+        <w:rPr>
+          <w:rFonts w:ascii="Times New Roman" w:eastAsia="Times New Roman" w:hAnsi="Times New Roman" w:cs="Times New Roman"/>
+          <w:sz w:val="26"/>
+          <w:szCs w:val="26"/>
+          <w:lang w:val="en-US"/>
+        </w:rPr>
+        <w:t xml:space="preserve"> file tab </w:t>
+      </w:r>
+      <w:proofErr w:type="spellStart"/>
+      <w:r>
+        <w:rPr>
+          <w:rFonts w:ascii="Times New Roman" w:eastAsia="Times New Roman" w:hAnsi="Times New Roman" w:cs="Times New Roman"/>
+          <w:sz w:val="26"/>
+          <w:szCs w:val="26"/>
+          <w:lang w:val="en-US"/>
+        </w:rPr>
+        <w:t>đó</w:t>
+      </w:r>
+      <w:proofErr w:type="spellEnd"/>
+      <w:r>
+        <w:rPr>
+          <w:rFonts w:ascii="Times New Roman" w:eastAsia="Times New Roman" w:hAnsi="Times New Roman" w:cs="Times New Roman"/>
+          <w:sz w:val="26"/>
+          <w:szCs w:val="26"/>
+          <w:lang w:val="en-US"/>
+        </w:rPr>
+        <w:t xml:space="preserve"> </w:t>
+      </w:r>
+      <w:proofErr w:type="spellStart"/>
+      <w:r>
+        <w:rPr>
+          <w:rFonts w:ascii="Times New Roman" w:eastAsia="Times New Roman" w:hAnsi="Times New Roman" w:cs="Times New Roman"/>
+          <w:sz w:val="26"/>
+          <w:szCs w:val="26"/>
+          <w:lang w:val="en-US"/>
+        </w:rPr>
+        <w:t>sửa</w:t>
+      </w:r>
+      <w:proofErr w:type="spellEnd"/>
+      <w:r>
+        <w:rPr>
+          <w:rFonts w:ascii="Times New Roman" w:eastAsia="Times New Roman" w:hAnsi="Times New Roman" w:cs="Times New Roman"/>
+          <w:sz w:val="26"/>
+          <w:szCs w:val="26"/>
+          <w:lang w:val="en-US"/>
+        </w:rPr>
+        <w:t xml:space="preserve">. </w:t>
+      </w:r>
+      <w:proofErr w:type="spellStart"/>
+      <w:r>
+        <w:rPr>
+          <w:rFonts w:ascii="Times New Roman" w:eastAsia="Times New Roman" w:hAnsi="Times New Roman" w:cs="Times New Roman"/>
+          <w:sz w:val="26"/>
+          <w:szCs w:val="26"/>
+          <w:lang w:val="en-US"/>
+        </w:rPr>
+        <w:t>Không</w:t>
+      </w:r>
+      <w:proofErr w:type="spellEnd"/>
+      <w:r>
+        <w:rPr>
+          <w:rFonts w:ascii="Times New Roman" w:eastAsia="Times New Roman" w:hAnsi="Times New Roman" w:cs="Times New Roman"/>
+          <w:sz w:val="26"/>
+          <w:szCs w:val="26"/>
+          <w:lang w:val="en-US"/>
+        </w:rPr>
+        <w:t xml:space="preserve"> </w:t>
+      </w:r>
+      <w:proofErr w:type="spellStart"/>
+      <w:r>
+        <w:rPr>
+          <w:rFonts w:ascii="Times New Roman" w:eastAsia="Times New Roman" w:hAnsi="Times New Roman" w:cs="Times New Roman"/>
+          <w:sz w:val="26"/>
+          <w:szCs w:val="26"/>
+          <w:lang w:val="en-US"/>
+        </w:rPr>
+        <w:t>cần</w:t>
+      </w:r>
+      <w:proofErr w:type="spellEnd"/>
+      <w:r>
+        <w:rPr>
+          <w:rFonts w:ascii="Times New Roman" w:eastAsia="Times New Roman" w:hAnsi="Times New Roman" w:cs="Times New Roman"/>
+          <w:sz w:val="26"/>
+          <w:szCs w:val="26"/>
+          <w:lang w:val="en-US"/>
+        </w:rPr>
+        <w:t xml:space="preserve"> </w:t>
+      </w:r>
+      <w:proofErr w:type="spellStart"/>
+      <w:r>
+        <w:rPr>
+          <w:rFonts w:ascii="Times New Roman" w:eastAsia="Times New Roman" w:hAnsi="Times New Roman" w:cs="Times New Roman"/>
+          <w:sz w:val="26"/>
+          <w:szCs w:val="26"/>
+          <w:lang w:val="en-US"/>
+        </w:rPr>
+        <w:t>cuộn</w:t>
+      </w:r>
+      <w:proofErr w:type="spellEnd"/>
+      <w:r>
+        <w:rPr>
+          <w:rFonts w:ascii="Times New Roman" w:eastAsia="Times New Roman" w:hAnsi="Times New Roman" w:cs="Times New Roman"/>
+          <w:sz w:val="26"/>
+          <w:szCs w:val="26"/>
+          <w:lang w:val="en-US"/>
+        </w:rPr>
+        <w:t xml:space="preserve"> </w:t>
+      </w:r>
+      <w:proofErr w:type="spellStart"/>
+      <w:r>
+        <w:rPr>
+          <w:rFonts w:ascii="Times New Roman" w:eastAsia="Times New Roman" w:hAnsi="Times New Roman" w:cs="Times New Roman"/>
+          <w:sz w:val="26"/>
+          <w:szCs w:val="26"/>
+          <w:lang w:val="en-US"/>
+        </w:rPr>
+        <w:t>chuột</w:t>
+      </w:r>
+      <w:proofErr w:type="spellEnd"/>
+      <w:r>
+        <w:rPr>
+          <w:rFonts w:ascii="Times New Roman" w:eastAsia="Times New Roman" w:hAnsi="Times New Roman" w:cs="Times New Roman"/>
+          <w:sz w:val="26"/>
+          <w:szCs w:val="26"/>
+          <w:lang w:val="en-US"/>
+        </w:rPr>
+        <w:t xml:space="preserve"> </w:t>
+      </w:r>
+      <w:proofErr w:type="spellStart"/>
+      <w:r>
+        <w:rPr>
+          <w:rFonts w:ascii="Times New Roman" w:eastAsia="Times New Roman" w:hAnsi="Times New Roman" w:cs="Times New Roman"/>
+          <w:sz w:val="26"/>
+          <w:szCs w:val="26"/>
+          <w:lang w:val="en-US"/>
+        </w:rPr>
+        <w:t>tìm</w:t>
+      </w:r>
+      <w:proofErr w:type="spellEnd"/>
+      <w:r>
+        <w:rPr>
+          <w:rFonts w:ascii="Times New Roman" w:eastAsia="Times New Roman" w:hAnsi="Times New Roman" w:cs="Times New Roman"/>
+          <w:sz w:val="26"/>
+          <w:szCs w:val="26"/>
+          <w:lang w:val="en-US"/>
+        </w:rPr>
+        <w:t xml:space="preserve"> </w:t>
+      </w:r>
+      <w:proofErr w:type="spellStart"/>
+      <w:r>
+        <w:rPr>
+          <w:rFonts w:ascii="Times New Roman" w:eastAsia="Times New Roman" w:hAnsi="Times New Roman" w:cs="Times New Roman"/>
+          <w:sz w:val="26"/>
+          <w:szCs w:val="26"/>
+          <w:lang w:val="en-US"/>
+        </w:rPr>
+        <w:t>dòng</w:t>
+      </w:r>
+      <w:proofErr w:type="spellEnd"/>
+      <w:r>
+        <w:rPr>
+          <w:rFonts w:ascii="Times New Roman" w:eastAsia="Times New Roman" w:hAnsi="Times New Roman" w:cs="Times New Roman"/>
+          <w:sz w:val="26"/>
+          <w:szCs w:val="26"/>
+          <w:lang w:val="en-US"/>
+        </w:rPr>
+        <w:t xml:space="preserve"> code 500-600.</w:t>
+      </w:r>
+    </w:p>
+    <w:p>
+      <w:pPr>
+        <w:numPr>
+          <w:ilvl w:val="0"/>
+          <w:numId w:val="20"/>
+        </w:numPr>
+        <w:rPr>
+          <w:rFonts w:ascii="Times New Roman" w:eastAsia="Times New Roman" w:hAnsi="Times New Roman" w:cs="Times New Roman"/>
+          <w:sz w:val="26"/>
+          <w:szCs w:val="26"/>
+          <w:lang w:val="en-US"/>
+        </w:rPr>
+      </w:pPr>
+      <w:r>
+        <w:rPr>
+          <w:rFonts w:ascii="Times New Roman" w:eastAsia="Times New Roman" w:hAnsi="Times New Roman" w:cs="Times New Roman"/>
+          <w:b/>
+          <w:bCs/>
+          <w:sz w:val="26"/>
+          <w:szCs w:val="26"/>
+          <w:lang w:val="en-US"/>
+        </w:rPr>
+        <w:t xml:space="preserve">Hiệu </w:t>
+      </w:r>
+      <w:proofErr w:type="spellStart"/>
+      <w:r>
+        <w:rPr>
+          <w:rFonts w:ascii="Times New Roman" w:eastAsia="Times New Roman" w:hAnsi="Times New Roman" w:cs="Times New Roman"/>
+          <w:b/>
+          <w:bCs/>
+          <w:sz w:val="26"/>
+          <w:szCs w:val="26"/>
+          <w:lang w:val="en-US"/>
+        </w:rPr>
+        <w:t>suất</w:t>
+      </w:r>
+      <w:proofErr w:type="spellEnd"/>
+      <w:r>
+        <w:rPr>
+          <w:rFonts w:ascii="Times New Roman" w:eastAsia="Times New Roman" w:hAnsi="Times New Roman" w:cs="Times New Roman"/>
+          <w:b/>
+          <w:bCs/>
+          <w:sz w:val="26"/>
+          <w:szCs w:val="26"/>
+          <w:lang w:val="en-US"/>
+        </w:rPr>
+        <w:t xml:space="preserve"> </w:t>
+      </w:r>
+      <w:proofErr w:type="spellStart"/>
+      <w:r>
+        <w:rPr>
+          <w:rFonts w:ascii="Times New Roman" w:eastAsia="Times New Roman" w:hAnsi="Times New Roman" w:cs="Times New Roman"/>
+          <w:b/>
+          <w:bCs/>
+          <w:sz w:val="26"/>
+          <w:szCs w:val="26"/>
+          <w:lang w:val="en-US"/>
+        </w:rPr>
+        <w:t>Streamlit</w:t>
+      </w:r>
+      <w:proofErr w:type="spellEnd"/>
+      <w:r>
+        <w:rPr>
+          <w:rFonts w:ascii="Times New Roman" w:eastAsia="Times New Roman" w:hAnsi="Times New Roman" w:cs="Times New Roman"/>
+          <w:b/>
+          <w:bCs/>
+          <w:sz w:val="26"/>
+          <w:szCs w:val="26"/>
+          <w:lang w:val="en-US"/>
+        </w:rPr>
+        <w:t>:</w:t>
+      </w:r>
+      <w:r>
+        <w:rPr>
+          <w:rFonts w:ascii="Times New Roman" w:eastAsia="Times New Roman" w:hAnsi="Times New Roman" w:cs="Times New Roman"/>
+          <w:sz w:val="26"/>
+          <w:szCs w:val="26"/>
+          <w:lang w:val="en-US"/>
+        </w:rPr>
+        <w:t xml:space="preserve"> </w:t>
+      </w:r>
+      <w:proofErr w:type="spellStart"/>
+      <w:r>
+        <w:rPr>
+          <w:rFonts w:ascii="Times New Roman" w:eastAsia="Times New Roman" w:hAnsi="Times New Roman" w:cs="Times New Roman"/>
+          <w:sz w:val="26"/>
+          <w:szCs w:val="26"/>
+          <w:lang w:val="en-US"/>
+        </w:rPr>
+        <w:t>Streamlit</w:t>
+      </w:r>
+      <w:proofErr w:type="spellEnd"/>
+      <w:r>
+        <w:rPr>
+          <w:rFonts w:ascii="Times New Roman" w:eastAsia="Times New Roman" w:hAnsi="Times New Roman" w:cs="Times New Roman"/>
+          <w:sz w:val="26"/>
+          <w:szCs w:val="26"/>
+          <w:lang w:val="en-US"/>
+        </w:rPr>
+        <w:t xml:space="preserve"> </w:t>
+      </w:r>
+      <w:proofErr w:type="spellStart"/>
+      <w:r>
+        <w:rPr>
+          <w:rFonts w:ascii="Times New Roman" w:eastAsia="Times New Roman" w:hAnsi="Times New Roman" w:cs="Times New Roman"/>
+          <w:sz w:val="26"/>
+          <w:szCs w:val="26"/>
+          <w:lang w:val="en-US"/>
+        </w:rPr>
+        <w:t>chạy</w:t>
+      </w:r>
+      <w:proofErr w:type="spellEnd"/>
+      <w:r>
+        <w:rPr>
+          <w:rFonts w:ascii="Times New Roman" w:eastAsia="Times New Roman" w:hAnsi="Times New Roman" w:cs="Times New Roman"/>
+          <w:sz w:val="26"/>
+          <w:szCs w:val="26"/>
+          <w:lang w:val="en-US"/>
+        </w:rPr>
+        <w:t xml:space="preserve"> </w:t>
+      </w:r>
+      <w:proofErr w:type="spellStart"/>
+      <w:r>
+        <w:rPr>
+          <w:rFonts w:ascii="Times New Roman" w:eastAsia="Times New Roman" w:hAnsi="Times New Roman" w:cs="Times New Roman"/>
+          <w:sz w:val="26"/>
+          <w:szCs w:val="26"/>
+          <w:lang w:val="en-US"/>
+        </w:rPr>
+        <w:t>lại</w:t>
+      </w:r>
+      <w:proofErr w:type="spellEnd"/>
+      <w:r>
+        <w:rPr>
+          <w:rFonts w:ascii="Times New Roman" w:eastAsia="Times New Roman" w:hAnsi="Times New Roman" w:cs="Times New Roman"/>
+          <w:sz w:val="26"/>
+          <w:szCs w:val="26"/>
+          <w:lang w:val="en-US"/>
+        </w:rPr>
+        <w:t xml:space="preserve"> (rerun) code </w:t>
+      </w:r>
+      <w:proofErr w:type="spellStart"/>
+      <w:r>
+        <w:rPr>
+          <w:rFonts w:ascii="Times New Roman" w:eastAsia="Times New Roman" w:hAnsi="Times New Roman" w:cs="Times New Roman"/>
+          <w:sz w:val="26"/>
+          <w:szCs w:val="26"/>
+          <w:lang w:val="en-US"/>
+        </w:rPr>
+        <w:t>từ</w:t>
+      </w:r>
+      <w:proofErr w:type="spellEnd"/>
+      <w:r>
+        <w:rPr>
+          <w:rFonts w:ascii="Times New Roman" w:eastAsia="Times New Roman" w:hAnsi="Times New Roman" w:cs="Times New Roman"/>
+          <w:sz w:val="26"/>
+          <w:szCs w:val="26"/>
+          <w:lang w:val="en-US"/>
+        </w:rPr>
+        <w:t xml:space="preserve"> </w:t>
+      </w:r>
+      <w:proofErr w:type="spellStart"/>
+      <w:r>
+        <w:rPr>
+          <w:rFonts w:ascii="Times New Roman" w:eastAsia="Times New Roman" w:hAnsi="Times New Roman" w:cs="Times New Roman"/>
+          <w:sz w:val="26"/>
+          <w:szCs w:val="26"/>
+          <w:lang w:val="en-US"/>
+        </w:rPr>
+        <w:t>trên</w:t>
+      </w:r>
+      <w:proofErr w:type="spellEnd"/>
+      <w:r>
+        <w:rPr>
+          <w:rFonts w:ascii="Times New Roman" w:eastAsia="Times New Roman" w:hAnsi="Times New Roman" w:cs="Times New Roman"/>
+          <w:sz w:val="26"/>
+          <w:szCs w:val="26"/>
+          <w:lang w:val="en-US"/>
+        </w:rPr>
+        <w:t xml:space="preserve"> </w:t>
+      </w:r>
+      <w:proofErr w:type="spellStart"/>
+      <w:r>
+        <w:rPr>
+          <w:rFonts w:ascii="Times New Roman" w:eastAsia="Times New Roman" w:hAnsi="Times New Roman" w:cs="Times New Roman"/>
+          <w:sz w:val="26"/>
+          <w:szCs w:val="26"/>
+          <w:lang w:val="en-US"/>
+        </w:rPr>
+        <w:t>xuống</w:t>
+      </w:r>
+      <w:proofErr w:type="spellEnd"/>
+      <w:r>
+        <w:rPr>
+          <w:rFonts w:ascii="Times New Roman" w:eastAsia="Times New Roman" w:hAnsi="Times New Roman" w:cs="Times New Roman"/>
+          <w:sz w:val="26"/>
+          <w:szCs w:val="26"/>
+          <w:lang w:val="en-US"/>
+        </w:rPr>
+        <w:t xml:space="preserve"> </w:t>
+      </w:r>
+      <w:proofErr w:type="spellStart"/>
+      <w:r>
+        <w:rPr>
+          <w:rFonts w:ascii="Times New Roman" w:eastAsia="Times New Roman" w:hAnsi="Times New Roman" w:cs="Times New Roman"/>
+          <w:sz w:val="26"/>
+          <w:szCs w:val="26"/>
+          <w:lang w:val="en-US"/>
+        </w:rPr>
+        <w:t>dưới</w:t>
+      </w:r>
+      <w:proofErr w:type="spellEnd"/>
+      <w:r>
+        <w:rPr>
+          <w:rFonts w:ascii="Times New Roman" w:eastAsia="Times New Roman" w:hAnsi="Times New Roman" w:cs="Times New Roman"/>
+          <w:sz w:val="26"/>
+          <w:szCs w:val="26"/>
+          <w:lang w:val="en-US"/>
+        </w:rPr>
+        <w:t xml:space="preserve"> </w:t>
+      </w:r>
+      <w:proofErr w:type="spellStart"/>
+      <w:r>
+        <w:rPr>
+          <w:rFonts w:ascii="Times New Roman" w:eastAsia="Times New Roman" w:hAnsi="Times New Roman" w:cs="Times New Roman"/>
+          <w:sz w:val="26"/>
+          <w:szCs w:val="26"/>
+          <w:lang w:val="en-US"/>
+        </w:rPr>
+        <w:t>mỗi</w:t>
+      </w:r>
+      <w:proofErr w:type="spellEnd"/>
+      <w:r>
+        <w:rPr>
+          <w:rFonts w:ascii="Times New Roman" w:eastAsia="Times New Roman" w:hAnsi="Times New Roman" w:cs="Times New Roman"/>
+          <w:sz w:val="26"/>
+          <w:szCs w:val="26"/>
+          <w:lang w:val="en-US"/>
+        </w:rPr>
+        <w:t xml:space="preserve"> </w:t>
+      </w:r>
+      <w:proofErr w:type="spellStart"/>
+      <w:r>
+        <w:rPr>
+          <w:rFonts w:ascii="Times New Roman" w:eastAsia="Times New Roman" w:hAnsi="Times New Roman" w:cs="Times New Roman"/>
+          <w:sz w:val="26"/>
+          <w:szCs w:val="26"/>
+          <w:lang w:val="en-US"/>
+        </w:rPr>
+        <w:t>khi</w:t>
+      </w:r>
+      <w:proofErr w:type="spellEnd"/>
+      <w:r>
+        <w:rPr>
+          <w:rFonts w:ascii="Times New Roman" w:eastAsia="Times New Roman" w:hAnsi="Times New Roman" w:cs="Times New Roman"/>
+          <w:sz w:val="26"/>
+          <w:szCs w:val="26"/>
+          <w:lang w:val="en-US"/>
+        </w:rPr>
+        <w:t xml:space="preserve"> </w:t>
+      </w:r>
+      <w:proofErr w:type="spellStart"/>
+      <w:r>
+        <w:rPr>
+          <w:rFonts w:ascii="Times New Roman" w:eastAsia="Times New Roman" w:hAnsi="Times New Roman" w:cs="Times New Roman"/>
+          <w:sz w:val="26"/>
+          <w:szCs w:val="26"/>
+          <w:lang w:val="en-US"/>
+        </w:rPr>
+        <w:t>có</w:t>
+      </w:r>
+      <w:proofErr w:type="spellEnd"/>
+      <w:r>
+        <w:rPr>
+          <w:rFonts w:ascii="Times New Roman" w:eastAsia="Times New Roman" w:hAnsi="Times New Roman" w:cs="Times New Roman"/>
+          <w:sz w:val="26"/>
+          <w:szCs w:val="26"/>
+          <w:lang w:val="en-US"/>
+        </w:rPr>
+        <w:t xml:space="preserve"> </w:t>
+      </w:r>
+      <w:proofErr w:type="spellStart"/>
+      <w:r>
+        <w:rPr>
+          <w:rFonts w:ascii="Times New Roman" w:eastAsia="Times New Roman" w:hAnsi="Times New Roman" w:cs="Times New Roman"/>
+          <w:sz w:val="26"/>
+          <w:szCs w:val="26"/>
+          <w:lang w:val="en-US"/>
+        </w:rPr>
+        <w:t>tương</w:t>
+      </w:r>
+      <w:proofErr w:type="spellEnd"/>
+      <w:r>
+        <w:rPr>
+          <w:rFonts w:ascii="Times New Roman" w:eastAsia="Times New Roman" w:hAnsi="Times New Roman" w:cs="Times New Roman"/>
+          <w:sz w:val="26"/>
+          <w:szCs w:val="26"/>
+          <w:lang w:val="en-US"/>
+        </w:rPr>
+        <w:t xml:space="preserve"> </w:t>
+      </w:r>
+      <w:proofErr w:type="spellStart"/>
+      <w:r>
+        <w:rPr>
+          <w:rFonts w:ascii="Times New Roman" w:eastAsia="Times New Roman" w:hAnsi="Times New Roman" w:cs="Times New Roman"/>
+          <w:sz w:val="26"/>
+          <w:szCs w:val="26"/>
+          <w:lang w:val="en-US"/>
+        </w:rPr>
+        <w:t>tác</w:t>
+      </w:r>
+      <w:proofErr w:type="spellEnd"/>
+      <w:r>
+        <w:rPr>
+          <w:rFonts w:ascii="Times New Roman" w:eastAsia="Times New Roman" w:hAnsi="Times New Roman" w:cs="Times New Roman"/>
+          <w:sz w:val="26"/>
+          <w:szCs w:val="26"/>
+          <w:lang w:val="en-US"/>
+        </w:rPr>
+        <w:t xml:space="preserve">. </w:t>
+      </w:r>
+      <w:proofErr w:type="spellStart"/>
+      <w:r>
+        <w:rPr>
+          <w:rFonts w:ascii="Times New Roman" w:eastAsia="Times New Roman" w:hAnsi="Times New Roman" w:cs="Times New Roman"/>
+          <w:sz w:val="26"/>
+          <w:szCs w:val="26"/>
+          <w:lang w:val="en-US"/>
+        </w:rPr>
+        <w:t>Việc</w:t>
+      </w:r>
+      <w:proofErr w:type="spellEnd"/>
+      <w:r>
+        <w:rPr>
+          <w:rFonts w:ascii="Times New Roman" w:eastAsia="Times New Roman" w:hAnsi="Times New Roman" w:cs="Times New Roman"/>
+          <w:sz w:val="26"/>
+          <w:szCs w:val="26"/>
+          <w:lang w:val="en-US"/>
+        </w:rPr>
+        <w:t xml:space="preserve"> module </w:t>
+      </w:r>
+      <w:proofErr w:type="spellStart"/>
+      <w:r>
+        <w:rPr>
+          <w:rFonts w:ascii="Times New Roman" w:eastAsia="Times New Roman" w:hAnsi="Times New Roman" w:cs="Times New Roman"/>
+          <w:sz w:val="26"/>
+          <w:szCs w:val="26"/>
+          <w:lang w:val="en-US"/>
+        </w:rPr>
+        <w:t>hóa</w:t>
+      </w:r>
+      <w:proofErr w:type="spellEnd"/>
+      <w:r>
+        <w:rPr>
+          <w:rFonts w:ascii="Times New Roman" w:eastAsia="Times New Roman" w:hAnsi="Times New Roman" w:cs="Times New Roman"/>
+          <w:sz w:val="26"/>
+          <w:szCs w:val="26"/>
+          <w:lang w:val="en-US"/>
+        </w:rPr>
+        <w:t xml:space="preserve"> </w:t>
+      </w:r>
+      <w:proofErr w:type="spellStart"/>
+      <w:r>
+        <w:rPr>
+          <w:rFonts w:ascii="Times New Roman" w:eastAsia="Times New Roman" w:hAnsi="Times New Roman" w:cs="Times New Roman"/>
+          <w:sz w:val="26"/>
+          <w:szCs w:val="26"/>
+          <w:lang w:val="en-US"/>
+        </w:rPr>
+        <w:t>giúp</w:t>
+      </w:r>
+      <w:proofErr w:type="spellEnd"/>
+      <w:r>
+        <w:rPr>
+          <w:rFonts w:ascii="Times New Roman" w:eastAsia="Times New Roman" w:hAnsi="Times New Roman" w:cs="Times New Roman"/>
+          <w:sz w:val="26"/>
+          <w:szCs w:val="26"/>
+          <w:lang w:val="en-US"/>
+        </w:rPr>
+        <w:t xml:space="preserve"> Python </w:t>
+      </w:r>
+      <w:proofErr w:type="spellStart"/>
+      <w:r>
+        <w:rPr>
+          <w:rFonts w:ascii="Times New Roman" w:eastAsia="Times New Roman" w:hAnsi="Times New Roman" w:cs="Times New Roman"/>
+          <w:sz w:val="26"/>
+          <w:szCs w:val="26"/>
+          <w:lang w:val="en-US"/>
+        </w:rPr>
+        <w:t>quản</w:t>
+      </w:r>
+      <w:proofErr w:type="spellEnd"/>
+      <w:r>
+        <w:rPr>
+          <w:rFonts w:ascii="Times New Roman" w:eastAsia="Times New Roman" w:hAnsi="Times New Roman" w:cs="Times New Roman"/>
+          <w:sz w:val="26"/>
+          <w:szCs w:val="26"/>
+          <w:lang w:val="en-US"/>
+        </w:rPr>
+        <w:t xml:space="preserve"> </w:t>
+      </w:r>
+      <w:proofErr w:type="spellStart"/>
+      <w:r>
+        <w:rPr>
+          <w:rFonts w:ascii="Times New Roman" w:eastAsia="Times New Roman" w:hAnsi="Times New Roman" w:cs="Times New Roman"/>
+          <w:sz w:val="26"/>
+          <w:szCs w:val="26"/>
+          <w:lang w:val="en-US"/>
+        </w:rPr>
+        <w:t>lý</w:t>
+      </w:r>
+      <w:proofErr w:type="spellEnd"/>
+      <w:r>
+        <w:rPr>
+          <w:rFonts w:ascii="Times New Roman" w:eastAsia="Times New Roman" w:hAnsi="Times New Roman" w:cs="Times New Roman"/>
+          <w:sz w:val="26"/>
+          <w:szCs w:val="26"/>
+          <w:lang w:val="en-US"/>
+        </w:rPr>
+        <w:t xml:space="preserve"> namespace </w:t>
+      </w:r>
+      <w:proofErr w:type="spellStart"/>
+      <w:r>
+        <w:rPr>
+          <w:rFonts w:ascii="Times New Roman" w:eastAsia="Times New Roman" w:hAnsi="Times New Roman" w:cs="Times New Roman"/>
+          <w:sz w:val="26"/>
+          <w:szCs w:val="26"/>
+          <w:lang w:val="en-US"/>
+        </w:rPr>
+        <w:t>và</w:t>
+      </w:r>
+      <w:proofErr w:type="spellEnd"/>
+      <w:r>
+        <w:rPr>
+          <w:rFonts w:ascii="Times New Roman" w:eastAsia="Times New Roman" w:hAnsi="Times New Roman" w:cs="Times New Roman"/>
+          <w:sz w:val="26"/>
+          <w:szCs w:val="26"/>
+          <w:lang w:val="en-US"/>
+        </w:rPr>
+        <w:t xml:space="preserve"> cache </w:t>
+      </w:r>
+      <w:proofErr w:type="spellStart"/>
+      <w:r>
+        <w:rPr>
+          <w:rFonts w:ascii="Times New Roman" w:eastAsia="Times New Roman" w:hAnsi="Times New Roman" w:cs="Times New Roman"/>
+          <w:sz w:val="26"/>
+          <w:szCs w:val="26"/>
+          <w:lang w:val="en-US"/>
+        </w:rPr>
+        <w:t>tốt</w:t>
+      </w:r>
+      <w:proofErr w:type="spellEnd"/>
+      <w:r>
+        <w:rPr>
+          <w:rFonts w:ascii="Times New Roman" w:eastAsia="Times New Roman" w:hAnsi="Times New Roman" w:cs="Times New Roman"/>
+          <w:sz w:val="26"/>
+          <w:szCs w:val="26"/>
+          <w:lang w:val="en-US"/>
+        </w:rPr>
+        <w:t xml:space="preserve"> </w:t>
+      </w:r>
+      <w:proofErr w:type="spellStart"/>
+      <w:r>
+        <w:rPr>
+          <w:rFonts w:ascii="Times New Roman" w:eastAsia="Times New Roman" w:hAnsi="Times New Roman" w:cs="Times New Roman"/>
+          <w:sz w:val="26"/>
+          <w:szCs w:val="26"/>
+          <w:lang w:val="en-US"/>
+        </w:rPr>
+        <w:t>hơn</w:t>
+      </w:r>
+      <w:proofErr w:type="spellEnd"/>
+      <w:r>
+        <w:rPr>
+          <w:rFonts w:ascii="Times New Roman" w:eastAsia="Times New Roman" w:hAnsi="Times New Roman" w:cs="Times New Roman"/>
+          <w:sz w:val="26"/>
+          <w:szCs w:val="26"/>
+          <w:lang w:val="en-US"/>
+        </w:rPr>
+        <w:t>.</w:t>
+      </w:r>
+    </w:p>
+    <w:p>
+      <w:pPr>
+        <w:numPr>
+          <w:ilvl w:val="0"/>
+          <w:numId w:val="20"/>
+        </w:numPr>
+        <w:rPr>
+          <w:rFonts w:ascii="Times New Roman" w:eastAsia="Times New Roman" w:hAnsi="Times New Roman" w:cs="Times New Roman"/>
+          <w:sz w:val="26"/>
+          <w:szCs w:val="26"/>
+          <w:lang w:val="en-US"/>
+        </w:rPr>
+      </w:pPr>
+      <w:proofErr w:type="spellStart"/>
+      <w:r>
+        <w:rPr>
+          <w:rFonts w:ascii="Times New Roman" w:eastAsia="Times New Roman" w:hAnsi="Times New Roman" w:cs="Times New Roman"/>
+          <w:b/>
+          <w:bCs/>
+          <w:sz w:val="26"/>
+          <w:szCs w:val="26"/>
+          <w:lang w:val="en-US"/>
+        </w:rPr>
+        <w:t>Làm</w:t>
+      </w:r>
+      <w:proofErr w:type="spellEnd"/>
+      <w:r>
+        <w:rPr>
+          <w:rFonts w:ascii="Times New Roman" w:eastAsia="Times New Roman" w:hAnsi="Times New Roman" w:cs="Times New Roman"/>
+          <w:b/>
+          <w:bCs/>
+          <w:sz w:val="26"/>
+          <w:szCs w:val="26"/>
+          <w:lang w:val="en-US"/>
+        </w:rPr>
+        <w:t xml:space="preserve"> </w:t>
+      </w:r>
+      <w:proofErr w:type="spellStart"/>
+      <w:r>
+        <w:rPr>
+          <w:rFonts w:ascii="Times New Roman" w:eastAsia="Times New Roman" w:hAnsi="Times New Roman" w:cs="Times New Roman"/>
+          <w:b/>
+          <w:bCs/>
+          <w:sz w:val="26"/>
+          <w:szCs w:val="26"/>
+          <w:lang w:val="en-US"/>
+        </w:rPr>
+        <w:t>việc</w:t>
+      </w:r>
+      <w:proofErr w:type="spellEnd"/>
+      <w:r>
+        <w:rPr>
+          <w:rFonts w:ascii="Times New Roman" w:eastAsia="Times New Roman" w:hAnsi="Times New Roman" w:cs="Times New Roman"/>
+          <w:b/>
+          <w:bCs/>
+          <w:sz w:val="26"/>
+          <w:szCs w:val="26"/>
+          <w:lang w:val="en-US"/>
+        </w:rPr>
+        <w:t xml:space="preserve"> </w:t>
+      </w:r>
+      <w:proofErr w:type="spellStart"/>
+      <w:r>
+        <w:rPr>
+          <w:rFonts w:ascii="Times New Roman" w:eastAsia="Times New Roman" w:hAnsi="Times New Roman" w:cs="Times New Roman"/>
+          <w:b/>
+          <w:bCs/>
+          <w:sz w:val="26"/>
+          <w:szCs w:val="26"/>
+          <w:lang w:val="en-US"/>
+        </w:rPr>
+        <w:t>nhóm</w:t>
+      </w:r>
+      <w:proofErr w:type="spellEnd"/>
+      <w:r>
+        <w:rPr>
+          <w:rFonts w:ascii="Times New Roman" w:eastAsia="Times New Roman" w:hAnsi="Times New Roman" w:cs="Times New Roman"/>
+          <w:b/>
+          <w:bCs/>
+          <w:sz w:val="26"/>
+          <w:szCs w:val="26"/>
+          <w:lang w:val="en-US"/>
+        </w:rPr>
+        <w:t>:</w:t>
+      </w:r>
+      <w:r>
+        <w:rPr>
+          <w:rFonts w:ascii="Times New Roman" w:eastAsia="Times New Roman" w:hAnsi="Times New Roman" w:cs="Times New Roman"/>
+          <w:sz w:val="26"/>
+          <w:szCs w:val="26"/>
+          <w:lang w:val="en-US"/>
+        </w:rPr>
+        <w:t xml:space="preserve"> </w:t>
+      </w:r>
+      <w:proofErr w:type="spellStart"/>
+      <w:r>
+        <w:rPr>
+          <w:rFonts w:ascii="Times New Roman" w:eastAsia="Times New Roman" w:hAnsi="Times New Roman" w:cs="Times New Roman"/>
+          <w:sz w:val="26"/>
+          <w:szCs w:val="26"/>
+          <w:lang w:val="en-US"/>
+        </w:rPr>
+        <w:t>Nếu</w:t>
+      </w:r>
+      <w:proofErr w:type="spellEnd"/>
+      <w:r>
+        <w:rPr>
+          <w:rFonts w:ascii="Times New Roman" w:eastAsia="Times New Roman" w:hAnsi="Times New Roman" w:cs="Times New Roman"/>
+          <w:sz w:val="26"/>
+          <w:szCs w:val="26"/>
+          <w:lang w:val="en-US"/>
+        </w:rPr>
+        <w:t xml:space="preserve"> </w:t>
+      </w:r>
+      <w:proofErr w:type="spellStart"/>
+      <w:r>
+        <w:rPr>
+          <w:rFonts w:ascii="Times New Roman" w:eastAsia="Times New Roman" w:hAnsi="Times New Roman" w:cs="Times New Roman"/>
+          <w:sz w:val="26"/>
+          <w:szCs w:val="26"/>
+          <w:lang w:val="en-US"/>
+        </w:rPr>
+        <w:t>bạn</w:t>
+      </w:r>
+      <w:proofErr w:type="spellEnd"/>
+      <w:r>
+        <w:rPr>
+          <w:rFonts w:ascii="Times New Roman" w:eastAsia="Times New Roman" w:hAnsi="Times New Roman" w:cs="Times New Roman"/>
+          <w:sz w:val="26"/>
+          <w:szCs w:val="26"/>
+          <w:lang w:val="en-US"/>
+        </w:rPr>
+        <w:t xml:space="preserve"> </w:t>
+      </w:r>
+      <w:proofErr w:type="spellStart"/>
+      <w:r>
+        <w:rPr>
+          <w:rFonts w:ascii="Times New Roman" w:eastAsia="Times New Roman" w:hAnsi="Times New Roman" w:cs="Times New Roman"/>
+          <w:sz w:val="26"/>
+          <w:szCs w:val="26"/>
+          <w:lang w:val="en-US"/>
+        </w:rPr>
+        <w:t>làm</w:t>
+      </w:r>
+      <w:proofErr w:type="spellEnd"/>
+      <w:r>
+        <w:rPr>
+          <w:rFonts w:ascii="Times New Roman" w:eastAsia="Times New Roman" w:hAnsi="Times New Roman" w:cs="Times New Roman"/>
+          <w:sz w:val="26"/>
+          <w:szCs w:val="26"/>
+          <w:lang w:val="en-US"/>
+        </w:rPr>
+        <w:t xml:space="preserve"> </w:t>
+      </w:r>
+      <w:proofErr w:type="spellStart"/>
+      <w:r>
+        <w:rPr>
+          <w:rFonts w:ascii="Times New Roman" w:eastAsia="Times New Roman" w:hAnsi="Times New Roman" w:cs="Times New Roman"/>
+          <w:sz w:val="26"/>
+          <w:szCs w:val="26"/>
+          <w:lang w:val="en-US"/>
+        </w:rPr>
+        <w:t>đồ</w:t>
+      </w:r>
+      <w:proofErr w:type="spellEnd"/>
+      <w:r>
+        <w:rPr>
+          <w:rFonts w:ascii="Times New Roman" w:eastAsia="Times New Roman" w:hAnsi="Times New Roman" w:cs="Times New Roman"/>
+          <w:sz w:val="26"/>
+          <w:szCs w:val="26"/>
+          <w:lang w:val="en-US"/>
+        </w:rPr>
+        <w:t xml:space="preserve"> </w:t>
+      </w:r>
+      <w:proofErr w:type="spellStart"/>
+      <w:r>
+        <w:rPr>
+          <w:rFonts w:ascii="Times New Roman" w:eastAsia="Times New Roman" w:hAnsi="Times New Roman" w:cs="Times New Roman"/>
+          <w:sz w:val="26"/>
+          <w:szCs w:val="26"/>
+          <w:lang w:val="en-US"/>
+        </w:rPr>
+        <w:t>án</w:t>
+      </w:r>
+      <w:proofErr w:type="spellEnd"/>
+      <w:r>
+        <w:rPr>
+          <w:rFonts w:ascii="Times New Roman" w:eastAsia="Times New Roman" w:hAnsi="Times New Roman" w:cs="Times New Roman"/>
+          <w:sz w:val="26"/>
+          <w:szCs w:val="26"/>
+          <w:lang w:val="en-US"/>
+        </w:rPr>
+        <w:t xml:space="preserve"> </w:t>
+      </w:r>
+      <w:proofErr w:type="spellStart"/>
+      <w:r>
+        <w:rPr>
+          <w:rFonts w:ascii="Times New Roman" w:eastAsia="Times New Roman" w:hAnsi="Times New Roman" w:cs="Times New Roman"/>
+          <w:sz w:val="26"/>
+          <w:szCs w:val="26"/>
+          <w:lang w:val="en-US"/>
+        </w:rPr>
+        <w:t>nhóm</w:t>
+      </w:r>
+      <w:proofErr w:type="spellEnd"/>
+      <w:r>
+        <w:rPr>
+          <w:rFonts w:ascii="Times New Roman" w:eastAsia="Times New Roman" w:hAnsi="Times New Roman" w:cs="Times New Roman"/>
+          <w:sz w:val="26"/>
+          <w:szCs w:val="26"/>
+          <w:lang w:val="en-US"/>
+        </w:rPr>
+        <w:t xml:space="preserve">, </w:t>
+      </w:r>
+      <w:proofErr w:type="spellStart"/>
+      <w:r>
+        <w:rPr>
+          <w:rFonts w:ascii="Times New Roman" w:eastAsia="Times New Roman" w:hAnsi="Times New Roman" w:cs="Times New Roman"/>
+          <w:sz w:val="26"/>
+          <w:szCs w:val="26"/>
+          <w:lang w:val="en-US"/>
+        </w:rPr>
+        <w:t>một</w:t>
+      </w:r>
+      <w:proofErr w:type="spellEnd"/>
+      <w:r>
+        <w:rPr>
+          <w:rFonts w:ascii="Times New Roman" w:eastAsia="Times New Roman" w:hAnsi="Times New Roman" w:cs="Times New Roman"/>
+          <w:sz w:val="26"/>
+          <w:szCs w:val="26"/>
+          <w:lang w:val="en-US"/>
+        </w:rPr>
+        <w:t xml:space="preserve"> </w:t>
+      </w:r>
+      <w:proofErr w:type="spellStart"/>
+      <w:r>
+        <w:rPr>
+          <w:rFonts w:ascii="Times New Roman" w:eastAsia="Times New Roman" w:hAnsi="Times New Roman" w:cs="Times New Roman"/>
+          <w:sz w:val="26"/>
+          <w:szCs w:val="26"/>
+          <w:lang w:val="en-US"/>
+        </w:rPr>
+        <w:t>người</w:t>
+      </w:r>
+      <w:proofErr w:type="spellEnd"/>
+      <w:r>
+        <w:rPr>
+          <w:rFonts w:ascii="Times New Roman" w:eastAsia="Times New Roman" w:hAnsi="Times New Roman" w:cs="Times New Roman"/>
+          <w:sz w:val="26"/>
+          <w:szCs w:val="26"/>
+          <w:lang w:val="en-US"/>
+        </w:rPr>
+        <w:t xml:space="preserve"> </w:t>
+      </w:r>
+      <w:proofErr w:type="spellStart"/>
+      <w:r>
+        <w:rPr>
+          <w:rFonts w:ascii="Times New Roman" w:eastAsia="Times New Roman" w:hAnsi="Times New Roman" w:cs="Times New Roman"/>
+          <w:sz w:val="26"/>
+          <w:szCs w:val="26"/>
+          <w:lang w:val="en-US"/>
+        </w:rPr>
+        <w:t>có</w:t>
+      </w:r>
+      <w:proofErr w:type="spellEnd"/>
+      <w:r>
+        <w:rPr>
+          <w:rFonts w:ascii="Times New Roman" w:eastAsia="Times New Roman" w:hAnsi="Times New Roman" w:cs="Times New Roman"/>
+          <w:sz w:val="26"/>
+          <w:szCs w:val="26"/>
+          <w:lang w:val="en-US"/>
+        </w:rPr>
+        <w:t xml:space="preserve"> </w:t>
+      </w:r>
+      <w:proofErr w:type="spellStart"/>
+      <w:r>
+        <w:rPr>
+          <w:rFonts w:ascii="Times New Roman" w:eastAsia="Times New Roman" w:hAnsi="Times New Roman" w:cs="Times New Roman"/>
+          <w:sz w:val="26"/>
+          <w:szCs w:val="26"/>
+          <w:lang w:val="en-US"/>
+        </w:rPr>
+        <w:t>thể</w:t>
+      </w:r>
+      <w:proofErr w:type="spellEnd"/>
+      <w:r>
+        <w:rPr>
+          <w:rFonts w:ascii="Times New Roman" w:eastAsia="Times New Roman" w:hAnsi="Times New Roman" w:cs="Times New Roman"/>
+          <w:sz w:val="26"/>
+          <w:szCs w:val="26"/>
+          <w:lang w:val="en-US"/>
+        </w:rPr>
+        <w:t xml:space="preserve"> code </w:t>
+      </w:r>
+      <w:proofErr w:type="spellStart"/>
+      <w:r>
+        <w:rPr>
+          <w:rFonts w:ascii="Times New Roman" w:eastAsia="Times New Roman" w:hAnsi="Times New Roman" w:cs="Times New Roman"/>
+          <w:sz w:val="26"/>
+          <w:szCs w:val="26"/>
+          <w:lang w:val="en-US"/>
+        </w:rPr>
+        <w:t>phần</w:t>
+      </w:r>
+      <w:proofErr w:type="spellEnd"/>
+      <w:r>
+        <w:rPr>
+          <w:rFonts w:ascii="Times New Roman" w:eastAsia="Times New Roman" w:hAnsi="Times New Roman" w:cs="Times New Roman"/>
+          <w:sz w:val="26"/>
+          <w:szCs w:val="26"/>
+          <w:lang w:val="en-US"/>
+        </w:rPr>
+        <w:t xml:space="preserve"> ML Predictor, </w:t>
+      </w:r>
+      <w:proofErr w:type="spellStart"/>
+      <w:r>
+        <w:rPr>
+          <w:rFonts w:ascii="Times New Roman" w:eastAsia="Times New Roman" w:hAnsi="Times New Roman" w:cs="Times New Roman"/>
+          <w:sz w:val="26"/>
+          <w:szCs w:val="26"/>
+          <w:lang w:val="en-US"/>
+        </w:rPr>
+        <w:t>một</w:t>
+      </w:r>
+      <w:proofErr w:type="spellEnd"/>
+      <w:r>
+        <w:rPr>
+          <w:rFonts w:ascii="Times New Roman" w:eastAsia="Times New Roman" w:hAnsi="Times New Roman" w:cs="Times New Roman"/>
+          <w:sz w:val="26"/>
+          <w:szCs w:val="26"/>
+          <w:lang w:val="en-US"/>
+        </w:rPr>
+        <w:t xml:space="preserve"> </w:t>
+      </w:r>
+      <w:proofErr w:type="spellStart"/>
+      <w:r>
+        <w:rPr>
+          <w:rFonts w:ascii="Times New Roman" w:eastAsia="Times New Roman" w:hAnsi="Times New Roman" w:cs="Times New Roman"/>
+          <w:sz w:val="26"/>
+          <w:szCs w:val="26"/>
+          <w:lang w:val="en-US"/>
+        </w:rPr>
+        <w:t>người</w:t>
+      </w:r>
+      <w:proofErr w:type="spellEnd"/>
+      <w:r>
+        <w:rPr>
+          <w:rFonts w:ascii="Times New Roman" w:eastAsia="Times New Roman" w:hAnsi="Times New Roman" w:cs="Times New Roman"/>
+          <w:sz w:val="26"/>
+          <w:szCs w:val="26"/>
+          <w:lang w:val="en-US"/>
+        </w:rPr>
+        <w:t xml:space="preserve"> code Replay Engine </w:t>
+      </w:r>
+      <w:proofErr w:type="spellStart"/>
+      <w:r>
+        <w:rPr>
+          <w:rFonts w:ascii="Times New Roman" w:eastAsia="Times New Roman" w:hAnsi="Times New Roman" w:cs="Times New Roman"/>
+          <w:sz w:val="26"/>
+          <w:szCs w:val="26"/>
+          <w:lang w:val="en-US"/>
+        </w:rPr>
+        <w:t>mà</w:t>
+      </w:r>
+      <w:proofErr w:type="spellEnd"/>
+      <w:r>
+        <w:rPr>
+          <w:rFonts w:ascii="Times New Roman" w:eastAsia="Times New Roman" w:hAnsi="Times New Roman" w:cs="Times New Roman"/>
+          <w:sz w:val="26"/>
+          <w:szCs w:val="26"/>
+          <w:lang w:val="en-US"/>
+        </w:rPr>
+        <w:t xml:space="preserve"> </w:t>
+      </w:r>
+      <w:proofErr w:type="spellStart"/>
+      <w:r>
+        <w:rPr>
+          <w:rFonts w:ascii="Times New Roman" w:eastAsia="Times New Roman" w:hAnsi="Times New Roman" w:cs="Times New Roman"/>
+          <w:sz w:val="26"/>
+          <w:szCs w:val="26"/>
+          <w:lang w:val="en-US"/>
+        </w:rPr>
+        <w:t>không</w:t>
+      </w:r>
+      <w:proofErr w:type="spellEnd"/>
+      <w:r>
+        <w:rPr>
+          <w:rFonts w:ascii="Times New Roman" w:eastAsia="Times New Roman" w:hAnsi="Times New Roman" w:cs="Times New Roman"/>
+          <w:sz w:val="26"/>
+          <w:szCs w:val="26"/>
+          <w:lang w:val="en-US"/>
+        </w:rPr>
+        <w:t xml:space="preserve"> </w:t>
+      </w:r>
+      <w:proofErr w:type="spellStart"/>
+      <w:r>
+        <w:rPr>
+          <w:rFonts w:ascii="Times New Roman" w:eastAsia="Times New Roman" w:hAnsi="Times New Roman" w:cs="Times New Roman"/>
+          <w:sz w:val="26"/>
+          <w:szCs w:val="26"/>
+          <w:lang w:val="en-US"/>
+        </w:rPr>
+        <w:t>bị</w:t>
+      </w:r>
+      <w:proofErr w:type="spellEnd"/>
+      <w:r>
+        <w:rPr>
+          <w:rFonts w:ascii="Times New Roman" w:eastAsia="Times New Roman" w:hAnsi="Times New Roman" w:cs="Times New Roman"/>
+          <w:sz w:val="26"/>
+          <w:szCs w:val="26"/>
+          <w:lang w:val="en-US"/>
+        </w:rPr>
+        <w:t xml:space="preserve"> "conflict" (</w:t>
+      </w:r>
+      <w:proofErr w:type="spellStart"/>
+      <w:r>
+        <w:rPr>
+          <w:rFonts w:ascii="Times New Roman" w:eastAsia="Times New Roman" w:hAnsi="Times New Roman" w:cs="Times New Roman"/>
+          <w:sz w:val="26"/>
+          <w:szCs w:val="26"/>
+          <w:lang w:val="en-US"/>
+        </w:rPr>
+        <w:t>xung</w:t>
+      </w:r>
+      <w:proofErr w:type="spellEnd"/>
+      <w:r>
+        <w:rPr>
+          <w:rFonts w:ascii="Times New Roman" w:eastAsia="Times New Roman" w:hAnsi="Times New Roman" w:cs="Times New Roman"/>
+          <w:sz w:val="26"/>
+          <w:szCs w:val="26"/>
+          <w:lang w:val="en-US"/>
+        </w:rPr>
+        <w:t xml:space="preserve"> </w:t>
+      </w:r>
+      <w:proofErr w:type="spellStart"/>
+      <w:r>
+        <w:rPr>
+          <w:rFonts w:ascii="Times New Roman" w:eastAsia="Times New Roman" w:hAnsi="Times New Roman" w:cs="Times New Roman"/>
+          <w:sz w:val="26"/>
+          <w:szCs w:val="26"/>
+          <w:lang w:val="en-US"/>
+        </w:rPr>
+        <w:t>đột</w:t>
+      </w:r>
+      <w:proofErr w:type="spellEnd"/>
+      <w:r>
+        <w:rPr>
+          <w:rFonts w:ascii="Times New Roman" w:eastAsia="Times New Roman" w:hAnsi="Times New Roman" w:cs="Times New Roman"/>
+          <w:sz w:val="26"/>
+          <w:szCs w:val="26"/>
+          <w:lang w:val="en-US"/>
+        </w:rPr>
+        <w:t xml:space="preserve">) file </w:t>
+      </w:r>
+      <w:proofErr w:type="spellStart"/>
+      <w:r>
+        <w:rPr>
+          <w:rFonts w:ascii="Times New Roman" w:eastAsia="Times New Roman" w:hAnsi="Times New Roman" w:cs="Times New Roman"/>
+          <w:sz w:val="26"/>
+          <w:szCs w:val="26"/>
+          <w:lang w:val="en-US"/>
+        </w:rPr>
+        <w:t>khi</w:t>
+      </w:r>
+      <w:proofErr w:type="spellEnd"/>
+      <w:r>
+        <w:rPr>
+          <w:rFonts w:ascii="Times New Roman" w:eastAsia="Times New Roman" w:hAnsi="Times New Roman" w:cs="Times New Roman"/>
+          <w:sz w:val="26"/>
+          <w:szCs w:val="26"/>
+          <w:lang w:val="en-US"/>
+        </w:rPr>
+        <w:t xml:space="preserve"> </w:t>
+      </w:r>
+      <w:proofErr w:type="spellStart"/>
+      <w:r>
+        <w:rPr>
+          <w:rFonts w:ascii="Times New Roman" w:eastAsia="Times New Roman" w:hAnsi="Times New Roman" w:cs="Times New Roman"/>
+          <w:sz w:val="26"/>
+          <w:szCs w:val="26"/>
+          <w:lang w:val="en-US"/>
+        </w:rPr>
+        <w:t>dùng</w:t>
+      </w:r>
+      <w:proofErr w:type="spellEnd"/>
+      <w:r>
+        <w:rPr>
+          <w:rFonts w:ascii="Times New Roman" w:eastAsia="Times New Roman" w:hAnsi="Times New Roman" w:cs="Times New Roman"/>
+          <w:sz w:val="26"/>
+          <w:szCs w:val="26"/>
+          <w:lang w:val="en-US"/>
+        </w:rPr>
+        <w:t xml:space="preserve"> Git.</w:t>
+      </w:r>
+    </w:p>
+    <w:p>
+      <w:pPr>
+        <w:numPr>
+          <w:ilvl w:val="0"/>
+          <w:numId w:val="20"/>
+        </w:numPr>
+        <w:rPr>
+          <w:rFonts w:ascii="Times New Roman" w:eastAsia="Times New Roman" w:hAnsi="Times New Roman" w:cs="Times New Roman"/>
+          <w:sz w:val="26"/>
+          <w:szCs w:val="26"/>
+          <w:lang w:val="en-US"/>
+        </w:rPr>
+      </w:pPr>
+      <w:proofErr w:type="spellStart"/>
+      <w:r>
+        <w:rPr>
+          <w:rFonts w:ascii="Times New Roman" w:eastAsia="Times New Roman" w:hAnsi="Times New Roman" w:cs="Times New Roman"/>
+          <w:b/>
+          <w:bCs/>
+          <w:sz w:val="26"/>
+          <w:szCs w:val="26"/>
+          <w:lang w:val="en-US"/>
+        </w:rPr>
+        <w:t>Mở</w:t>
+      </w:r>
+      <w:proofErr w:type="spellEnd"/>
+      <w:r>
+        <w:rPr>
+          <w:rFonts w:ascii="Times New Roman" w:eastAsia="Times New Roman" w:hAnsi="Times New Roman" w:cs="Times New Roman"/>
+          <w:b/>
+          <w:bCs/>
+          <w:sz w:val="26"/>
+          <w:szCs w:val="26"/>
+          <w:lang w:val="en-US"/>
+        </w:rPr>
+        <w:t xml:space="preserve"> </w:t>
+      </w:r>
+      <w:proofErr w:type="spellStart"/>
+      <w:r>
+        <w:rPr>
+          <w:rFonts w:ascii="Times New Roman" w:eastAsia="Times New Roman" w:hAnsi="Times New Roman" w:cs="Times New Roman"/>
+          <w:b/>
+          <w:bCs/>
+          <w:sz w:val="26"/>
+          <w:szCs w:val="26"/>
+          <w:lang w:val="en-US"/>
+        </w:rPr>
+        <w:t>rộng</w:t>
+      </w:r>
+      <w:proofErr w:type="spellEnd"/>
+      <w:r>
+        <w:rPr>
+          <w:rFonts w:ascii="Times New Roman" w:eastAsia="Times New Roman" w:hAnsi="Times New Roman" w:cs="Times New Roman"/>
+          <w:b/>
+          <w:bCs/>
+          <w:sz w:val="26"/>
+          <w:szCs w:val="26"/>
+          <w:lang w:val="en-US"/>
+        </w:rPr>
+        <w:t xml:space="preserve"> </w:t>
+      </w:r>
+      <w:proofErr w:type="spellStart"/>
+      <w:r>
+        <w:rPr>
+          <w:rFonts w:ascii="Times New Roman" w:eastAsia="Times New Roman" w:hAnsi="Times New Roman" w:cs="Times New Roman"/>
+          <w:b/>
+          <w:bCs/>
+          <w:sz w:val="26"/>
+          <w:szCs w:val="26"/>
+          <w:lang w:val="en-US"/>
+        </w:rPr>
+        <w:t>tính</w:t>
+      </w:r>
+      <w:proofErr w:type="spellEnd"/>
+      <w:r>
+        <w:rPr>
+          <w:rFonts w:ascii="Times New Roman" w:eastAsia="Times New Roman" w:hAnsi="Times New Roman" w:cs="Times New Roman"/>
+          <w:b/>
+          <w:bCs/>
+          <w:sz w:val="26"/>
+          <w:szCs w:val="26"/>
+          <w:lang w:val="en-US"/>
+        </w:rPr>
+        <w:t xml:space="preserve"> </w:t>
+      </w:r>
+      <w:proofErr w:type="spellStart"/>
+      <w:r>
+        <w:rPr>
+          <w:rFonts w:ascii="Times New Roman" w:eastAsia="Times New Roman" w:hAnsi="Times New Roman" w:cs="Times New Roman"/>
+          <w:b/>
+          <w:bCs/>
+          <w:sz w:val="26"/>
+          <w:szCs w:val="26"/>
+          <w:lang w:val="en-US"/>
+        </w:rPr>
+        <w:t>năng</w:t>
+      </w:r>
+      <w:proofErr w:type="spellEnd"/>
+      <w:r>
+        <w:rPr>
+          <w:rFonts w:ascii="Times New Roman" w:eastAsia="Times New Roman" w:hAnsi="Times New Roman" w:cs="Times New Roman"/>
+          <w:b/>
+          <w:bCs/>
+          <w:sz w:val="26"/>
+          <w:szCs w:val="26"/>
+          <w:lang w:val="en-US"/>
+        </w:rPr>
+        <w:t>:</w:t>
+      </w:r>
+      <w:r>
+        <w:rPr>
+          <w:rFonts w:ascii="Times New Roman" w:eastAsia="Times New Roman" w:hAnsi="Times New Roman" w:cs="Times New Roman"/>
+          <w:sz w:val="26"/>
+          <w:szCs w:val="26"/>
+          <w:lang w:val="en-US"/>
+        </w:rPr>
+        <w:t xml:space="preserve"> </w:t>
+      </w:r>
+      <w:proofErr w:type="spellStart"/>
+      <w:r>
+        <w:rPr>
+          <w:rFonts w:ascii="Times New Roman" w:eastAsia="Times New Roman" w:hAnsi="Times New Roman" w:cs="Times New Roman"/>
+          <w:sz w:val="26"/>
+          <w:szCs w:val="26"/>
+          <w:lang w:val="en-US"/>
+        </w:rPr>
+        <w:t>Rất</w:t>
+      </w:r>
+      <w:proofErr w:type="spellEnd"/>
+      <w:r>
+        <w:rPr>
+          <w:rFonts w:ascii="Times New Roman" w:eastAsia="Times New Roman" w:hAnsi="Times New Roman" w:cs="Times New Roman"/>
+          <w:sz w:val="26"/>
+          <w:szCs w:val="26"/>
+          <w:lang w:val="en-US"/>
+        </w:rPr>
+        <w:t xml:space="preserve"> </w:t>
+      </w:r>
+      <w:proofErr w:type="spellStart"/>
+      <w:r>
+        <w:rPr>
+          <w:rFonts w:ascii="Times New Roman" w:eastAsia="Times New Roman" w:hAnsi="Times New Roman" w:cs="Times New Roman"/>
+          <w:sz w:val="26"/>
+          <w:szCs w:val="26"/>
+          <w:lang w:val="en-US"/>
+        </w:rPr>
+        <w:t>dễ</w:t>
+      </w:r>
+      <w:proofErr w:type="spellEnd"/>
+      <w:r>
+        <w:rPr>
+          <w:rFonts w:ascii="Times New Roman" w:eastAsia="Times New Roman" w:hAnsi="Times New Roman" w:cs="Times New Roman"/>
+          <w:sz w:val="26"/>
+          <w:szCs w:val="26"/>
+          <w:lang w:val="en-US"/>
+        </w:rPr>
+        <w:t xml:space="preserve"> </w:t>
+      </w:r>
+      <w:proofErr w:type="spellStart"/>
+      <w:r>
+        <w:rPr>
+          <w:rFonts w:ascii="Times New Roman" w:eastAsia="Times New Roman" w:hAnsi="Times New Roman" w:cs="Times New Roman"/>
+          <w:sz w:val="26"/>
+          <w:szCs w:val="26"/>
+          <w:lang w:val="en-US"/>
+        </w:rPr>
+        <w:t>để</w:t>
+      </w:r>
+      <w:proofErr w:type="spellEnd"/>
+      <w:r>
+        <w:rPr>
+          <w:rFonts w:ascii="Times New Roman" w:eastAsia="Times New Roman" w:hAnsi="Times New Roman" w:cs="Times New Roman"/>
+          <w:sz w:val="26"/>
+          <w:szCs w:val="26"/>
+          <w:lang w:val="en-US"/>
+        </w:rPr>
+        <w:t xml:space="preserve"> </w:t>
+      </w:r>
+      <w:proofErr w:type="spellStart"/>
+      <w:r>
+        <w:rPr>
+          <w:rFonts w:ascii="Times New Roman" w:eastAsia="Times New Roman" w:hAnsi="Times New Roman" w:cs="Times New Roman"/>
+          <w:sz w:val="26"/>
+          <w:szCs w:val="26"/>
+          <w:lang w:val="en-US"/>
+        </w:rPr>
+        <w:t>chèn</w:t>
+      </w:r>
+      <w:proofErr w:type="spellEnd"/>
+      <w:r>
+        <w:rPr>
+          <w:rFonts w:ascii="Times New Roman" w:eastAsia="Times New Roman" w:hAnsi="Times New Roman" w:cs="Times New Roman"/>
+          <w:sz w:val="26"/>
+          <w:szCs w:val="26"/>
+          <w:lang w:val="en-US"/>
+        </w:rPr>
+        <w:t xml:space="preserve"> </w:t>
+      </w:r>
+      <w:proofErr w:type="spellStart"/>
+      <w:r>
+        <w:rPr>
+          <w:rFonts w:ascii="Times New Roman" w:eastAsia="Times New Roman" w:hAnsi="Times New Roman" w:cs="Times New Roman"/>
+          <w:sz w:val="26"/>
+          <w:szCs w:val="26"/>
+          <w:lang w:val="en-US"/>
+        </w:rPr>
+        <w:t>thêm</w:t>
+      </w:r>
+      <w:proofErr w:type="spellEnd"/>
+      <w:r>
+        <w:rPr>
+          <w:rFonts w:ascii="Times New Roman" w:eastAsia="Times New Roman" w:hAnsi="Times New Roman" w:cs="Times New Roman"/>
+          <w:sz w:val="26"/>
+          <w:szCs w:val="26"/>
+          <w:lang w:val="en-US"/>
+        </w:rPr>
+        <w:t xml:space="preserve"> </w:t>
+      </w:r>
+      <w:proofErr w:type="spellStart"/>
+      <w:r>
+        <w:rPr>
+          <w:rFonts w:ascii="Times New Roman" w:eastAsia="Times New Roman" w:hAnsi="Times New Roman" w:cs="Times New Roman"/>
+          <w:sz w:val="26"/>
+          <w:szCs w:val="26"/>
+          <w:lang w:val="en-US"/>
+        </w:rPr>
+        <w:t>các</w:t>
+      </w:r>
+      <w:proofErr w:type="spellEnd"/>
+      <w:r>
+        <w:rPr>
+          <w:rFonts w:ascii="Times New Roman" w:eastAsia="Times New Roman" w:hAnsi="Times New Roman" w:cs="Times New Roman"/>
+          <w:sz w:val="26"/>
+          <w:szCs w:val="26"/>
+          <w:lang w:val="en-US"/>
+        </w:rPr>
+        <w:t xml:space="preserve"> "tab </w:t>
+      </w:r>
+      <w:proofErr w:type="spellStart"/>
+      <w:r>
+        <w:rPr>
+          <w:rFonts w:ascii="Times New Roman" w:eastAsia="Times New Roman" w:hAnsi="Times New Roman" w:cs="Times New Roman"/>
+          <w:sz w:val="26"/>
+          <w:szCs w:val="26"/>
+          <w:lang w:val="en-US"/>
+        </w:rPr>
+        <w:t>giả</w:t>
+      </w:r>
+      <w:proofErr w:type="spellEnd"/>
+      <w:r>
+        <w:rPr>
+          <w:rFonts w:ascii="Times New Roman" w:eastAsia="Times New Roman" w:hAnsi="Times New Roman" w:cs="Times New Roman"/>
+          <w:sz w:val="26"/>
+          <w:szCs w:val="26"/>
+          <w:lang w:val="en-US"/>
+        </w:rPr>
+        <w:t xml:space="preserve">" (Practice) </w:t>
+      </w:r>
+      <w:proofErr w:type="spellStart"/>
+      <w:r>
+        <w:rPr>
+          <w:rFonts w:ascii="Times New Roman" w:eastAsia="Times New Roman" w:hAnsi="Times New Roman" w:cs="Times New Roman"/>
+          <w:sz w:val="26"/>
+          <w:szCs w:val="26"/>
+          <w:lang w:val="en-US"/>
+        </w:rPr>
+        <w:t>như</w:t>
+      </w:r>
+      <w:proofErr w:type="spellEnd"/>
+      <w:r>
+        <w:rPr>
+          <w:rFonts w:ascii="Times New Roman" w:eastAsia="Times New Roman" w:hAnsi="Times New Roman" w:cs="Times New Roman"/>
+          <w:sz w:val="26"/>
+          <w:szCs w:val="26"/>
+          <w:lang w:val="en-US"/>
+        </w:rPr>
+        <w:t xml:space="preserve"> </w:t>
+      </w:r>
+      <w:proofErr w:type="spellStart"/>
+      <w:r>
+        <w:rPr>
+          <w:rFonts w:ascii="Times New Roman" w:eastAsia="Times New Roman" w:hAnsi="Times New Roman" w:cs="Times New Roman"/>
+          <w:sz w:val="26"/>
+          <w:szCs w:val="26"/>
+          <w:lang w:val="en-US"/>
+        </w:rPr>
+        <w:t>bạn</w:t>
+      </w:r>
+      <w:proofErr w:type="spellEnd"/>
+      <w:r>
+        <w:rPr>
+          <w:rFonts w:ascii="Times New Roman" w:eastAsia="Times New Roman" w:hAnsi="Times New Roman" w:cs="Times New Roman"/>
+          <w:sz w:val="26"/>
+          <w:szCs w:val="26"/>
+          <w:lang w:val="en-US"/>
+        </w:rPr>
+        <w:t xml:space="preserve"> </w:t>
+      </w:r>
+      <w:proofErr w:type="spellStart"/>
+      <w:r>
+        <w:rPr>
+          <w:rFonts w:ascii="Times New Roman" w:eastAsia="Times New Roman" w:hAnsi="Times New Roman" w:cs="Times New Roman"/>
+          <w:sz w:val="26"/>
+          <w:szCs w:val="26"/>
+          <w:lang w:val="en-US"/>
+        </w:rPr>
+        <w:t>vừa</w:t>
+      </w:r>
+      <w:proofErr w:type="spellEnd"/>
+      <w:r>
+        <w:rPr>
+          <w:rFonts w:ascii="Times New Roman" w:eastAsia="Times New Roman" w:hAnsi="Times New Roman" w:cs="Times New Roman"/>
+          <w:sz w:val="26"/>
+          <w:szCs w:val="26"/>
+          <w:lang w:val="en-US"/>
+        </w:rPr>
+        <w:t xml:space="preserve"> </w:t>
+      </w:r>
+      <w:proofErr w:type="spellStart"/>
+      <w:r>
+        <w:rPr>
+          <w:rFonts w:ascii="Times New Roman" w:eastAsia="Times New Roman" w:hAnsi="Times New Roman" w:cs="Times New Roman"/>
+          <w:sz w:val="26"/>
+          <w:szCs w:val="26"/>
+          <w:lang w:val="en-US"/>
+        </w:rPr>
+        <w:t>yêu</w:t>
+      </w:r>
+      <w:proofErr w:type="spellEnd"/>
+      <w:r>
+        <w:rPr>
+          <w:rFonts w:ascii="Times New Roman" w:eastAsia="Times New Roman" w:hAnsi="Times New Roman" w:cs="Times New Roman"/>
+          <w:sz w:val="26"/>
+          <w:szCs w:val="26"/>
+          <w:lang w:val="en-US"/>
+        </w:rPr>
+        <w:t xml:space="preserve"> </w:t>
+      </w:r>
+      <w:proofErr w:type="spellStart"/>
+      <w:r>
+        <w:rPr>
+          <w:rFonts w:ascii="Times New Roman" w:eastAsia="Times New Roman" w:hAnsi="Times New Roman" w:cs="Times New Roman"/>
+          <w:sz w:val="26"/>
+          <w:szCs w:val="26"/>
+          <w:lang w:val="en-US"/>
+        </w:rPr>
+        <w:t>cầu</w:t>
+      </w:r>
+      <w:proofErr w:type="spellEnd"/>
+      <w:r>
+        <w:rPr>
+          <w:rFonts w:ascii="Times New Roman" w:eastAsia="Times New Roman" w:hAnsi="Times New Roman" w:cs="Times New Roman"/>
+          <w:sz w:val="26"/>
+          <w:szCs w:val="26"/>
+          <w:lang w:val="en-US"/>
+        </w:rPr>
+        <w:t xml:space="preserve"> </w:t>
+      </w:r>
+      <w:proofErr w:type="spellStart"/>
+      <w:r>
+        <w:rPr>
+          <w:rFonts w:ascii="Times New Roman" w:eastAsia="Times New Roman" w:hAnsi="Times New Roman" w:cs="Times New Roman"/>
+          <w:sz w:val="26"/>
+          <w:szCs w:val="26"/>
+          <w:lang w:val="en-US"/>
+        </w:rPr>
+        <w:t>vào</w:t>
+      </w:r>
+      <w:proofErr w:type="spellEnd"/>
+      <w:r>
+        <w:rPr>
+          <w:rFonts w:ascii="Times New Roman" w:eastAsia="Times New Roman" w:hAnsi="Times New Roman" w:cs="Times New Roman"/>
+          <w:sz w:val="26"/>
+          <w:szCs w:val="26"/>
+          <w:lang w:val="en-US"/>
+        </w:rPr>
+        <w:t xml:space="preserve"> components/tabs_practice.py.</w:t>
+      </w:r>
+    </w:p>
+    <w:p>
+      <w:pPr>
+        <w:rPr>
+          <w:rFonts w:ascii="Times New Roman" w:eastAsia="Times New Roman" w:hAnsi="Times New Roman" w:cs="Times New Roman"/>
+          <w:sz w:val="26"/>
+          <w:szCs w:val="26"/>
+        </w:rPr>
+      </w:pPr>
     </w:p>
     <w:p>
       <w:pPr>
@@ -2614,6 +10411,155 @@
 <file path=word/numbering.xml><?xml version="1.0" encoding="utf-8"?>
 <w:numbering xmlns:wpc="http://schemas.microsoft.com/office/word/2010/wordprocessingCanvas" xmlns:cx="http://schemas.microsoft.com/office/drawing/2014/chartex" xmlns:cx1="http://schemas.microsoft.com/office/drawing/2015/9/8/chartex" xmlns:cx2="http://schemas.microsoft.com/office/drawing/2015/10/21/chartex" xmlns:cx3="http://schemas.microsoft.com/office/drawing/2016/5/9/chartex" xmlns:cx4="http://schemas.microsoft.com/office/drawing/2016/5/10/chartex" xmlns:cx5="http://schemas.microsoft.com/office/drawing/2016/5/11/chartex" xmlns:cx6="http://schemas.microsoft.com/office/drawing/2016/5/12/chartex" xmlns:cx7="http://schemas.microsoft.com/office/drawing/2016/5/13/chartex" xmlns:cx8="http://schemas.microsoft.com/office/drawing/2016/5/14/chartex" xmlns:mc="http://schemas.openxmlformats.org/markup-compatibility/2006" xmlns:aink="http://schemas.microsoft.com/office/drawing/2016/ink" xmlns:am3d="http://schemas.microsoft.com/office/drawing/2017/model3d" xmlns:o="urn:schemas-microsoft-com:office:office" xmlns:oel="http://schemas.microsoft.com/office/2019/extlst" xmlns:r="http://schemas.openxmlformats.org/officeDocument/2006/relationships" xmlns:m="http://schemas.openxmlformats.org/officeDocument/2006/math" xmlns:v="urn:schemas-microsoft-com:vml" xmlns:wp14="http://schemas.microsoft.com/office/word/2010/wordprocessingDrawing" xmlns:wp="http://schemas.openxmlformats.org/drawingml/2006/wordprocessingDrawing" xmlns:w10="urn:schemas-microsoft-com:office:word" xmlns:w="http://schemas.openxmlformats.org/wordprocessingml/2006/main" xmlns:w14="http://schemas.microsoft.com/office/word/2010/wordml" xmlns:w15="http://schemas.microsoft.com/office/word/2012/wordml" xmlns:w16cex="http://schemas.microsoft.com/office/word/2018/wordml/cex" xmlns:w16cid="http://schemas.microsoft.com/office/word/2016/wordml/cid" xmlns:w16="http://schemas.microsoft.com/office/word/2018/wordml" xmlns:w16du="http://schemas.microsoft.com/office/word/2023/wordml/word16du" xmlns:w16sdtdh="http://schemas.microsoft.com/office/word/2020/wordml/sdtdatahash" xmlns:w16sdtfl="http://schemas.microsoft.com/office/word/2024/wordml/sdtformatlock" xmlns:w16se="http://schemas.microsoft.com/office/word/2015/wordml/symex" xmlns:wpg="http://schemas.microsoft.com/office/word/2010/wordprocessingGroup" xmlns:wpi="http://schemas.microsoft.com/office/word/2010/wordprocessingInk" xmlns:wne="http://schemas.microsoft.com/office/word/2006/wordml" xmlns:wps="http://schemas.microsoft.com/office/word/2010/wordprocessingShape" mc:Ignorable="w14 w15 w16se w16cid w16 w16cex w16sdtdh w16sdtfl w16du wp14">
   <w:abstractNum w:abstractNumId="0" w15:restartNumberingAfterBreak="0">
+    <w:nsid w:val="00183FC7"/>
+    <w:multiLevelType w:val="multilevel"/>
+    <w:tmpl w:val="0F5A757C"/>
+    <w:lvl w:ilvl="0">
+      <w:start w:val="1"/>
+      <w:numFmt w:val="bullet"/>
+      <w:lvlText w:val=""/>
+      <w:lvlJc w:val="left"/>
+      <w:pPr>
+        <w:tabs>
+          <w:tab w:val="num" w:pos="720"/>
+        </w:tabs>
+        <w:ind w:left="720" w:hanging="360"/>
+      </w:pPr>
+      <w:rPr>
+        <w:rFonts w:ascii="Symbol" w:hAnsi="Symbol" w:hint="default"/>
+        <w:sz w:val="20"/>
+      </w:rPr>
+    </w:lvl>
+    <w:lvl w:ilvl="1" w:tentative="1">
+      <w:start w:val="1"/>
+      <w:numFmt w:val="bullet"/>
+      <w:lvlText w:val="o"/>
+      <w:lvlJc w:val="left"/>
+      <w:pPr>
+        <w:tabs>
+          <w:tab w:val="num" w:pos="1440"/>
+        </w:tabs>
+        <w:ind w:left="1440" w:hanging="360"/>
+      </w:pPr>
+      <w:rPr>
+        <w:rFonts w:ascii="Courier New" w:hAnsi="Courier New" w:hint="default"/>
+        <w:sz w:val="20"/>
+      </w:rPr>
+    </w:lvl>
+    <w:lvl w:ilvl="2" w:tentative="1">
+      <w:start w:val="1"/>
+      <w:numFmt w:val="bullet"/>
+      <w:lvlText w:val=""/>
+      <w:lvlJc w:val="left"/>
+      <w:pPr>
+        <w:tabs>
+          <w:tab w:val="num" w:pos="2160"/>
+        </w:tabs>
+        <w:ind w:left="2160" w:hanging="360"/>
+      </w:pPr>
+      <w:rPr>
+        <w:rFonts w:ascii="Wingdings" w:hAnsi="Wingdings" w:hint="default"/>
+        <w:sz w:val="20"/>
+      </w:rPr>
+    </w:lvl>
+    <w:lvl w:ilvl="3" w:tentative="1">
+      <w:start w:val="1"/>
+      <w:numFmt w:val="bullet"/>
+      <w:lvlText w:val=""/>
+      <w:lvlJc w:val="left"/>
+      <w:pPr>
+        <w:tabs>
+          <w:tab w:val="num" w:pos="2880"/>
+        </w:tabs>
+        <w:ind w:left="2880" w:hanging="360"/>
+      </w:pPr>
+      <w:rPr>
+        <w:rFonts w:ascii="Wingdings" w:hAnsi="Wingdings" w:hint="default"/>
+        <w:sz w:val="20"/>
+      </w:rPr>
+    </w:lvl>
+    <w:lvl w:ilvl="4" w:tentative="1">
+      <w:start w:val="1"/>
+      <w:numFmt w:val="bullet"/>
+      <w:lvlText w:val=""/>
+      <w:lvlJc w:val="left"/>
+      <w:pPr>
+        <w:tabs>
+          <w:tab w:val="num" w:pos="3600"/>
+        </w:tabs>
+        <w:ind w:left="3600" w:hanging="360"/>
+      </w:pPr>
+      <w:rPr>
+        <w:rFonts w:ascii="Wingdings" w:hAnsi="Wingdings" w:hint="default"/>
+        <w:sz w:val="20"/>
+      </w:rPr>
+    </w:lvl>
+    <w:lvl w:ilvl="5" w:tentative="1">
+      <w:start w:val="1"/>
+      <w:numFmt w:val="bullet"/>
+      <w:lvlText w:val=""/>
+      <w:lvlJc w:val="left"/>
+      <w:pPr>
+        <w:tabs>
+          <w:tab w:val="num" w:pos="4320"/>
+        </w:tabs>
+        <w:ind w:left="4320" w:hanging="360"/>
+      </w:pPr>
+      <w:rPr>
+        <w:rFonts w:ascii="Wingdings" w:hAnsi="Wingdings" w:hint="default"/>
+        <w:sz w:val="20"/>
+      </w:rPr>
+    </w:lvl>
+    <w:lvl w:ilvl="6" w:tentative="1">
+      <w:start w:val="1"/>
+      <w:numFmt w:val="bullet"/>
+      <w:lvlText w:val=""/>
+      <w:lvlJc w:val="left"/>
+      <w:pPr>
+        <w:tabs>
+          <w:tab w:val="num" w:pos="5040"/>
+        </w:tabs>
+        <w:ind w:left="5040" w:hanging="360"/>
+      </w:pPr>
+      <w:rPr>
+        <w:rFonts w:ascii="Wingdings" w:hAnsi="Wingdings" w:hint="default"/>
+        <w:sz w:val="20"/>
+      </w:rPr>
+    </w:lvl>
+    <w:lvl w:ilvl="7" w:tentative="1">
+      <w:start w:val="1"/>
+      <w:numFmt w:val="bullet"/>
+      <w:lvlText w:val=""/>
+      <w:lvlJc w:val="left"/>
+      <w:pPr>
+        <w:tabs>
+          <w:tab w:val="num" w:pos="5760"/>
+        </w:tabs>
+        <w:ind w:left="5760" w:hanging="360"/>
+      </w:pPr>
+      <w:rPr>
+        <w:rFonts w:ascii="Wingdings" w:hAnsi="Wingdings" w:hint="default"/>
+        <w:sz w:val="20"/>
+      </w:rPr>
+    </w:lvl>
+    <w:lvl w:ilvl="8" w:tentative="1">
+      <w:start w:val="1"/>
+      <w:numFmt w:val="bullet"/>
+      <w:lvlText w:val=""/>
+      <w:lvlJc w:val="left"/>
+      <w:pPr>
+        <w:tabs>
+          <w:tab w:val="num" w:pos="6480"/>
+        </w:tabs>
+        <w:ind w:left="6480" w:hanging="360"/>
+      </w:pPr>
+      <w:rPr>
+        <w:rFonts w:ascii="Wingdings" w:hAnsi="Wingdings" w:hint="default"/>
+        <w:sz w:val="20"/>
+      </w:rPr>
+    </w:lvl>
+  </w:abstractNum>
+  <w:abstractNum w:abstractNumId="1" w15:restartNumberingAfterBreak="0">
     <w:nsid w:val="02F8117D"/>
     <w:multiLevelType w:val="multilevel"/>
     <w:tmpl w:val="5DF2869C"/>
@@ -2726,7 +10672,156 @@
       </w:rPr>
     </w:lvl>
   </w:abstractNum>
-  <w:abstractNum w:abstractNumId="1" w15:restartNumberingAfterBreak="0">
+  <w:abstractNum w:abstractNumId="2" w15:restartNumberingAfterBreak="0">
+    <w:nsid w:val="03143AA1"/>
+    <w:multiLevelType w:val="multilevel"/>
+    <w:tmpl w:val="C71E5454"/>
+    <w:lvl w:ilvl="0">
+      <w:start w:val="1"/>
+      <w:numFmt w:val="bullet"/>
+      <w:lvlText w:val=""/>
+      <w:lvlJc w:val="left"/>
+      <w:pPr>
+        <w:tabs>
+          <w:tab w:val="num" w:pos="720"/>
+        </w:tabs>
+        <w:ind w:left="720" w:hanging="360"/>
+      </w:pPr>
+      <w:rPr>
+        <w:rFonts w:ascii="Symbol" w:hAnsi="Symbol" w:hint="default"/>
+        <w:sz w:val="20"/>
+      </w:rPr>
+    </w:lvl>
+    <w:lvl w:ilvl="1" w:tentative="1">
+      <w:start w:val="1"/>
+      <w:numFmt w:val="bullet"/>
+      <w:lvlText w:val="o"/>
+      <w:lvlJc w:val="left"/>
+      <w:pPr>
+        <w:tabs>
+          <w:tab w:val="num" w:pos="1440"/>
+        </w:tabs>
+        <w:ind w:left="1440" w:hanging="360"/>
+      </w:pPr>
+      <w:rPr>
+        <w:rFonts w:ascii="Courier New" w:hAnsi="Courier New" w:hint="default"/>
+        <w:sz w:val="20"/>
+      </w:rPr>
+    </w:lvl>
+    <w:lvl w:ilvl="2" w:tentative="1">
+      <w:start w:val="1"/>
+      <w:numFmt w:val="bullet"/>
+      <w:lvlText w:val=""/>
+      <w:lvlJc w:val="left"/>
+      <w:pPr>
+        <w:tabs>
+          <w:tab w:val="num" w:pos="2160"/>
+        </w:tabs>
+        <w:ind w:left="2160" w:hanging="360"/>
+      </w:pPr>
+      <w:rPr>
+        <w:rFonts w:ascii="Wingdings" w:hAnsi="Wingdings" w:hint="default"/>
+        <w:sz w:val="20"/>
+      </w:rPr>
+    </w:lvl>
+    <w:lvl w:ilvl="3" w:tentative="1">
+      <w:start w:val="1"/>
+      <w:numFmt w:val="bullet"/>
+      <w:lvlText w:val=""/>
+      <w:lvlJc w:val="left"/>
+      <w:pPr>
+        <w:tabs>
+          <w:tab w:val="num" w:pos="2880"/>
+        </w:tabs>
+        <w:ind w:left="2880" w:hanging="360"/>
+      </w:pPr>
+      <w:rPr>
+        <w:rFonts w:ascii="Wingdings" w:hAnsi="Wingdings" w:hint="default"/>
+        <w:sz w:val="20"/>
+      </w:rPr>
+    </w:lvl>
+    <w:lvl w:ilvl="4" w:tentative="1">
+      <w:start w:val="1"/>
+      <w:numFmt w:val="bullet"/>
+      <w:lvlText w:val=""/>
+      <w:lvlJc w:val="left"/>
+      <w:pPr>
+        <w:tabs>
+          <w:tab w:val="num" w:pos="3600"/>
+        </w:tabs>
+        <w:ind w:left="3600" w:hanging="360"/>
+      </w:pPr>
+      <w:rPr>
+        <w:rFonts w:ascii="Wingdings" w:hAnsi="Wingdings" w:hint="default"/>
+        <w:sz w:val="20"/>
+      </w:rPr>
+    </w:lvl>
+    <w:lvl w:ilvl="5" w:tentative="1">
+      <w:start w:val="1"/>
+      <w:numFmt w:val="bullet"/>
+      <w:lvlText w:val=""/>
+      <w:lvlJc w:val="left"/>
+      <w:pPr>
+        <w:tabs>
+          <w:tab w:val="num" w:pos="4320"/>
+        </w:tabs>
+        <w:ind w:left="4320" w:hanging="360"/>
+      </w:pPr>
+      <w:rPr>
+        <w:rFonts w:ascii="Wingdings" w:hAnsi="Wingdings" w:hint="default"/>
+        <w:sz w:val="20"/>
+      </w:rPr>
+    </w:lvl>
+    <w:lvl w:ilvl="6" w:tentative="1">
+      <w:start w:val="1"/>
+      <w:numFmt w:val="bullet"/>
+      <w:lvlText w:val=""/>
+      <w:lvlJc w:val="left"/>
+      <w:pPr>
+        <w:tabs>
+          <w:tab w:val="num" w:pos="5040"/>
+        </w:tabs>
+        <w:ind w:left="5040" w:hanging="360"/>
+      </w:pPr>
+      <w:rPr>
+        <w:rFonts w:ascii="Wingdings" w:hAnsi="Wingdings" w:hint="default"/>
+        <w:sz w:val="20"/>
+      </w:rPr>
+    </w:lvl>
+    <w:lvl w:ilvl="7" w:tentative="1">
+      <w:start w:val="1"/>
+      <w:numFmt w:val="bullet"/>
+      <w:lvlText w:val=""/>
+      <w:lvlJc w:val="left"/>
+      <w:pPr>
+        <w:tabs>
+          <w:tab w:val="num" w:pos="5760"/>
+        </w:tabs>
+        <w:ind w:left="5760" w:hanging="360"/>
+      </w:pPr>
+      <w:rPr>
+        <w:rFonts w:ascii="Wingdings" w:hAnsi="Wingdings" w:hint="default"/>
+        <w:sz w:val="20"/>
+      </w:rPr>
+    </w:lvl>
+    <w:lvl w:ilvl="8" w:tentative="1">
+      <w:start w:val="1"/>
+      <w:numFmt w:val="bullet"/>
+      <w:lvlText w:val=""/>
+      <w:lvlJc w:val="left"/>
+      <w:pPr>
+        <w:tabs>
+          <w:tab w:val="num" w:pos="6480"/>
+        </w:tabs>
+        <w:ind w:left="6480" w:hanging="360"/>
+      </w:pPr>
+      <w:rPr>
+        <w:rFonts w:ascii="Wingdings" w:hAnsi="Wingdings" w:hint="default"/>
+        <w:sz w:val="20"/>
+      </w:rPr>
+    </w:lvl>
+  </w:abstractNum>
+  <w:abstractNum w:abstractNumId="3" w15:restartNumberingAfterBreak="0">
     <w:nsid w:val="11E40175"/>
     <w:multiLevelType w:val="multilevel"/>
     <w:tmpl w:val="0AEC6410"/>
@@ -2839,7 +10934,7 @@
       </w:rPr>
     </w:lvl>
   </w:abstractNum>
-  <w:abstractNum w:abstractNumId="2" w15:restartNumberingAfterBreak="0">
+  <w:abstractNum w:abstractNumId="4" w15:restartNumberingAfterBreak="0">
     <w:nsid w:val="1248066E"/>
     <w:multiLevelType w:val="multilevel"/>
     <w:tmpl w:val="9CAAD0F2"/>
@@ -2952,7 +11047,7 @@
       </w:rPr>
     </w:lvl>
   </w:abstractNum>
-  <w:abstractNum w:abstractNumId="3" w15:restartNumberingAfterBreak="0">
+  <w:abstractNum w:abstractNumId="5" w15:restartNumberingAfterBreak="0">
     <w:nsid w:val="1416466F"/>
     <w:multiLevelType w:val="multilevel"/>
     <w:tmpl w:val="BF1ABEB2"/>
@@ -3065,7 +11160,156 @@
       </w:rPr>
     </w:lvl>
   </w:abstractNum>
-  <w:abstractNum w:abstractNumId="4" w15:restartNumberingAfterBreak="0">
+  <w:abstractNum w:abstractNumId="6" w15:restartNumberingAfterBreak="0">
+    <w:nsid w:val="3AA17216"/>
+    <w:multiLevelType w:val="multilevel"/>
+    <w:tmpl w:val="2CCCD3F4"/>
+    <w:lvl w:ilvl="0">
+      <w:start w:val="1"/>
+      <w:numFmt w:val="bullet"/>
+      <w:lvlText w:val=""/>
+      <w:lvlJc w:val="left"/>
+      <w:pPr>
+        <w:tabs>
+          <w:tab w:val="num" w:pos="720"/>
+        </w:tabs>
+        <w:ind w:left="720" w:hanging="360"/>
+      </w:pPr>
+      <w:rPr>
+        <w:rFonts w:ascii="Symbol" w:hAnsi="Symbol" w:hint="default"/>
+        <w:sz w:val="20"/>
+      </w:rPr>
+    </w:lvl>
+    <w:lvl w:ilvl="1" w:tentative="1">
+      <w:start w:val="1"/>
+      <w:numFmt w:val="bullet"/>
+      <w:lvlText w:val="o"/>
+      <w:lvlJc w:val="left"/>
+      <w:pPr>
+        <w:tabs>
+          <w:tab w:val="num" w:pos="1440"/>
+        </w:tabs>
+        <w:ind w:left="1440" w:hanging="360"/>
+      </w:pPr>
+      <w:rPr>
+        <w:rFonts w:ascii="Courier New" w:hAnsi="Courier New" w:hint="default"/>
+        <w:sz w:val="20"/>
+      </w:rPr>
+    </w:lvl>
+    <w:lvl w:ilvl="2" w:tentative="1">
+      <w:start w:val="1"/>
+      <w:numFmt w:val="bullet"/>
+      <w:lvlText w:val=""/>
+      <w:lvlJc w:val="left"/>
+      <w:pPr>
+        <w:tabs>
+          <w:tab w:val="num" w:pos="2160"/>
+        </w:tabs>
+        <w:ind w:left="2160" w:hanging="360"/>
+      </w:pPr>
+      <w:rPr>
+        <w:rFonts w:ascii="Wingdings" w:hAnsi="Wingdings" w:hint="default"/>
+        <w:sz w:val="20"/>
+      </w:rPr>
+    </w:lvl>
+    <w:lvl w:ilvl="3" w:tentative="1">
+      <w:start w:val="1"/>
+      <w:numFmt w:val="bullet"/>
+      <w:lvlText w:val=""/>
+      <w:lvlJc w:val="left"/>
+      <w:pPr>
+        <w:tabs>
+          <w:tab w:val="num" w:pos="2880"/>
+        </w:tabs>
+        <w:ind w:left="2880" w:hanging="360"/>
+      </w:pPr>
+      <w:rPr>
+        <w:rFonts w:ascii="Wingdings" w:hAnsi="Wingdings" w:hint="default"/>
+        <w:sz w:val="20"/>
+      </w:rPr>
+    </w:lvl>
+    <w:lvl w:ilvl="4" w:tentative="1">
+      <w:start w:val="1"/>
+      <w:numFmt w:val="bullet"/>
+      <w:lvlText w:val=""/>
+      <w:lvlJc w:val="left"/>
+      <w:pPr>
+        <w:tabs>
+          <w:tab w:val="num" w:pos="3600"/>
+        </w:tabs>
+        <w:ind w:left="3600" w:hanging="360"/>
+      </w:pPr>
+      <w:rPr>
+        <w:rFonts w:ascii="Wingdings" w:hAnsi="Wingdings" w:hint="default"/>
+        <w:sz w:val="20"/>
+      </w:rPr>
+    </w:lvl>
+    <w:lvl w:ilvl="5" w:tentative="1">
+      <w:start w:val="1"/>
+      <w:numFmt w:val="bullet"/>
+      <w:lvlText w:val=""/>
+      <w:lvlJc w:val="left"/>
+      <w:pPr>
+        <w:tabs>
+          <w:tab w:val="num" w:pos="4320"/>
+        </w:tabs>
+        <w:ind w:left="4320" w:hanging="360"/>
+      </w:pPr>
+      <w:rPr>
+        <w:rFonts w:ascii="Wingdings" w:hAnsi="Wingdings" w:hint="default"/>
+        <w:sz w:val="20"/>
+      </w:rPr>
+    </w:lvl>
+    <w:lvl w:ilvl="6" w:tentative="1">
+      <w:start w:val="1"/>
+      <w:numFmt w:val="bullet"/>
+      <w:lvlText w:val=""/>
+      <w:lvlJc w:val="left"/>
+      <w:pPr>
+        <w:tabs>
+          <w:tab w:val="num" w:pos="5040"/>
+        </w:tabs>
+        <w:ind w:left="5040" w:hanging="360"/>
+      </w:pPr>
+      <w:rPr>
+        <w:rFonts w:ascii="Wingdings" w:hAnsi="Wingdings" w:hint="default"/>
+        <w:sz w:val="20"/>
+      </w:rPr>
+    </w:lvl>
+    <w:lvl w:ilvl="7" w:tentative="1">
+      <w:start w:val="1"/>
+      <w:numFmt w:val="bullet"/>
+      <w:lvlText w:val=""/>
+      <w:lvlJc w:val="left"/>
+      <w:pPr>
+        <w:tabs>
+          <w:tab w:val="num" w:pos="5760"/>
+        </w:tabs>
+        <w:ind w:left="5760" w:hanging="360"/>
+      </w:pPr>
+      <w:rPr>
+        <w:rFonts w:ascii="Wingdings" w:hAnsi="Wingdings" w:hint="default"/>
+        <w:sz w:val="20"/>
+      </w:rPr>
+    </w:lvl>
+    <w:lvl w:ilvl="8" w:tentative="1">
+      <w:start w:val="1"/>
+      <w:numFmt w:val="bullet"/>
+      <w:lvlText w:val=""/>
+      <w:lvlJc w:val="left"/>
+      <w:pPr>
+        <w:tabs>
+          <w:tab w:val="num" w:pos="6480"/>
+        </w:tabs>
+        <w:ind w:left="6480" w:hanging="360"/>
+      </w:pPr>
+      <w:rPr>
+        <w:rFonts w:ascii="Wingdings" w:hAnsi="Wingdings" w:hint="default"/>
+        <w:sz w:val="20"/>
+      </w:rPr>
+    </w:lvl>
+  </w:abstractNum>
+  <w:abstractNum w:abstractNumId="7" w15:restartNumberingAfterBreak="0">
     <w:nsid w:val="3B671458"/>
     <w:multiLevelType w:val="multilevel"/>
     <w:tmpl w:val="5A560776"/>
@@ -3178,7 +11422,7 @@
       </w:rPr>
     </w:lvl>
   </w:abstractNum>
-  <w:abstractNum w:abstractNumId="5" w15:restartNumberingAfterBreak="0">
+  <w:abstractNum w:abstractNumId="8" w15:restartNumberingAfterBreak="0">
     <w:nsid w:val="4B252128"/>
     <w:multiLevelType w:val="multilevel"/>
     <w:tmpl w:val="5BB6C1EE"/>
@@ -3291,7 +11535,156 @@
       </w:rPr>
     </w:lvl>
   </w:abstractNum>
-  <w:abstractNum w:abstractNumId="6" w15:restartNumberingAfterBreak="0">
+  <w:abstractNum w:abstractNumId="9" w15:restartNumberingAfterBreak="0">
+    <w:nsid w:val="51B55BF0"/>
+    <w:multiLevelType w:val="multilevel"/>
+    <w:tmpl w:val="AC409DBA"/>
+    <w:lvl w:ilvl="0">
+      <w:start w:val="1"/>
+      <w:numFmt w:val="bullet"/>
+      <w:lvlText w:val=""/>
+      <w:lvlJc w:val="left"/>
+      <w:pPr>
+        <w:tabs>
+          <w:tab w:val="num" w:pos="720"/>
+        </w:tabs>
+        <w:ind w:left="720" w:hanging="360"/>
+      </w:pPr>
+      <w:rPr>
+        <w:rFonts w:ascii="Symbol" w:hAnsi="Symbol" w:hint="default"/>
+        <w:sz w:val="20"/>
+      </w:rPr>
+    </w:lvl>
+    <w:lvl w:ilvl="1" w:tentative="1">
+      <w:start w:val="1"/>
+      <w:numFmt w:val="bullet"/>
+      <w:lvlText w:val="o"/>
+      <w:lvlJc w:val="left"/>
+      <w:pPr>
+        <w:tabs>
+          <w:tab w:val="num" w:pos="1440"/>
+        </w:tabs>
+        <w:ind w:left="1440" w:hanging="360"/>
+      </w:pPr>
+      <w:rPr>
+        <w:rFonts w:ascii="Courier New" w:hAnsi="Courier New" w:hint="default"/>
+        <w:sz w:val="20"/>
+      </w:rPr>
+    </w:lvl>
+    <w:lvl w:ilvl="2" w:tentative="1">
+      <w:start w:val="1"/>
+      <w:numFmt w:val="bullet"/>
+      <w:lvlText w:val=""/>
+      <w:lvlJc w:val="left"/>
+      <w:pPr>
+        <w:tabs>
+          <w:tab w:val="num" w:pos="2160"/>
+        </w:tabs>
+        <w:ind w:left="2160" w:hanging="360"/>
+      </w:pPr>
+      <w:rPr>
+        <w:rFonts w:ascii="Wingdings" w:hAnsi="Wingdings" w:hint="default"/>
+        <w:sz w:val="20"/>
+      </w:rPr>
+    </w:lvl>
+    <w:lvl w:ilvl="3" w:tentative="1">
+      <w:start w:val="1"/>
+      <w:numFmt w:val="bullet"/>
+      <w:lvlText w:val=""/>
+      <w:lvlJc w:val="left"/>
+      <w:pPr>
+        <w:tabs>
+          <w:tab w:val="num" w:pos="2880"/>
+        </w:tabs>
+        <w:ind w:left="2880" w:hanging="360"/>
+      </w:pPr>
+      <w:rPr>
+        <w:rFonts w:ascii="Wingdings" w:hAnsi="Wingdings" w:hint="default"/>
+        <w:sz w:val="20"/>
+      </w:rPr>
+    </w:lvl>
+    <w:lvl w:ilvl="4" w:tentative="1">
+      <w:start w:val="1"/>
+      <w:numFmt w:val="bullet"/>
+      <w:lvlText w:val=""/>
+      <w:lvlJc w:val="left"/>
+      <w:pPr>
+        <w:tabs>
+          <w:tab w:val="num" w:pos="3600"/>
+        </w:tabs>
+        <w:ind w:left="3600" w:hanging="360"/>
+      </w:pPr>
+      <w:rPr>
+        <w:rFonts w:ascii="Wingdings" w:hAnsi="Wingdings" w:hint="default"/>
+        <w:sz w:val="20"/>
+      </w:rPr>
+    </w:lvl>
+    <w:lvl w:ilvl="5" w:tentative="1">
+      <w:start w:val="1"/>
+      <w:numFmt w:val="bullet"/>
+      <w:lvlText w:val=""/>
+      <w:lvlJc w:val="left"/>
+      <w:pPr>
+        <w:tabs>
+          <w:tab w:val="num" w:pos="4320"/>
+        </w:tabs>
+        <w:ind w:left="4320" w:hanging="360"/>
+      </w:pPr>
+      <w:rPr>
+        <w:rFonts w:ascii="Wingdings" w:hAnsi="Wingdings" w:hint="default"/>
+        <w:sz w:val="20"/>
+      </w:rPr>
+    </w:lvl>
+    <w:lvl w:ilvl="6" w:tentative="1">
+      <w:start w:val="1"/>
+      <w:numFmt w:val="bullet"/>
+      <w:lvlText w:val=""/>
+      <w:lvlJc w:val="left"/>
+      <w:pPr>
+        <w:tabs>
+          <w:tab w:val="num" w:pos="5040"/>
+        </w:tabs>
+        <w:ind w:left="5040" w:hanging="360"/>
+      </w:pPr>
+      <w:rPr>
+        <w:rFonts w:ascii="Wingdings" w:hAnsi="Wingdings" w:hint="default"/>
+        <w:sz w:val="20"/>
+      </w:rPr>
+    </w:lvl>
+    <w:lvl w:ilvl="7" w:tentative="1">
+      <w:start w:val="1"/>
+      <w:numFmt w:val="bullet"/>
+      <w:lvlText w:val=""/>
+      <w:lvlJc w:val="left"/>
+      <w:pPr>
+        <w:tabs>
+          <w:tab w:val="num" w:pos="5760"/>
+        </w:tabs>
+        <w:ind w:left="5760" w:hanging="360"/>
+      </w:pPr>
+      <w:rPr>
+        <w:rFonts w:ascii="Wingdings" w:hAnsi="Wingdings" w:hint="default"/>
+        <w:sz w:val="20"/>
+      </w:rPr>
+    </w:lvl>
+    <w:lvl w:ilvl="8" w:tentative="1">
+      <w:start w:val="1"/>
+      <w:numFmt w:val="bullet"/>
+      <w:lvlText w:val=""/>
+      <w:lvlJc w:val="left"/>
+      <w:pPr>
+        <w:tabs>
+          <w:tab w:val="num" w:pos="6480"/>
+        </w:tabs>
+        <w:ind w:left="6480" w:hanging="360"/>
+      </w:pPr>
+      <w:rPr>
+        <w:rFonts w:ascii="Wingdings" w:hAnsi="Wingdings" w:hint="default"/>
+        <w:sz w:val="20"/>
+      </w:rPr>
+    </w:lvl>
+  </w:abstractNum>
+  <w:abstractNum w:abstractNumId="10" w15:restartNumberingAfterBreak="0">
     <w:nsid w:val="51F56C7E"/>
     <w:multiLevelType w:val="multilevel"/>
     <w:tmpl w:val="F31C2F9E"/>
@@ -3404,7 +11797,7 @@
       </w:rPr>
     </w:lvl>
   </w:abstractNum>
-  <w:abstractNum w:abstractNumId="7" w15:restartNumberingAfterBreak="0">
+  <w:abstractNum w:abstractNumId="11" w15:restartNumberingAfterBreak="0">
     <w:nsid w:val="52AF52C4"/>
     <w:multiLevelType w:val="multilevel"/>
     <w:tmpl w:val="00E00FF2"/>
@@ -3517,7 +11910,7 @@
       </w:rPr>
     </w:lvl>
   </w:abstractNum>
-  <w:abstractNum w:abstractNumId="8" w15:restartNumberingAfterBreak="0">
+  <w:abstractNum w:abstractNumId="12" w15:restartNumberingAfterBreak="0">
     <w:nsid w:val="5956712C"/>
     <w:multiLevelType w:val="multilevel"/>
     <w:tmpl w:val="441C54F0"/>
@@ -3630,7 +12023,7 @@
       </w:rPr>
     </w:lvl>
   </w:abstractNum>
-  <w:abstractNum w:abstractNumId="9" w15:restartNumberingAfterBreak="0">
+  <w:abstractNum w:abstractNumId="13" w15:restartNumberingAfterBreak="0">
     <w:nsid w:val="59FE1C1A"/>
     <w:multiLevelType w:val="multilevel"/>
     <w:tmpl w:val="AD144B3E"/>
@@ -3743,7 +12136,7 @@
       </w:rPr>
     </w:lvl>
   </w:abstractNum>
-  <w:abstractNum w:abstractNumId="10" w15:restartNumberingAfterBreak="0">
+  <w:abstractNum w:abstractNumId="14" w15:restartNumberingAfterBreak="0">
     <w:nsid w:val="60520463"/>
     <w:multiLevelType w:val="multilevel"/>
     <w:tmpl w:val="EA1E18C0"/>
@@ -3856,7 +12249,7 @@
       </w:rPr>
     </w:lvl>
   </w:abstractNum>
-  <w:abstractNum w:abstractNumId="11" w15:restartNumberingAfterBreak="0">
+  <w:abstractNum w:abstractNumId="15" w15:restartNumberingAfterBreak="0">
     <w:nsid w:val="627F7A1B"/>
     <w:multiLevelType w:val="multilevel"/>
     <w:tmpl w:val="437C5BCC"/>
@@ -3969,7 +12362,120 @@
       </w:rPr>
     </w:lvl>
   </w:abstractNum>
-  <w:abstractNum w:abstractNumId="12" w15:restartNumberingAfterBreak="0">
+  <w:abstractNum w:abstractNumId="16" w15:restartNumberingAfterBreak="0">
+    <w:nsid w:val="668E3366"/>
+    <w:multiLevelType w:val="multilevel"/>
+    <w:tmpl w:val="06D45B9C"/>
+    <w:lvl w:ilvl="0">
+      <w:start w:val="1"/>
+      <w:numFmt w:val="decimal"/>
+      <w:lvlText w:val="%1."/>
+      <w:lvlJc w:val="left"/>
+      <w:pPr>
+        <w:tabs>
+          <w:tab w:val="num" w:pos="720"/>
+        </w:tabs>
+        <w:ind w:left="720" w:hanging="360"/>
+      </w:pPr>
+    </w:lvl>
+    <w:lvl w:ilvl="1" w:tentative="1">
+      <w:start w:val="1"/>
+      <w:numFmt w:val="decimal"/>
+      <w:lvlText w:val="%2."/>
+      <w:lvlJc w:val="left"/>
+      <w:pPr>
+        <w:tabs>
+          <w:tab w:val="num" w:pos="1440"/>
+        </w:tabs>
+        <w:ind w:left="1440" w:hanging="360"/>
+      </w:pPr>
+    </w:lvl>
+    <w:lvl w:ilvl="2" w:tentative="1">
+      <w:start w:val="1"/>
+      <w:numFmt w:val="decimal"/>
+      <w:lvlText w:val="%3."/>
+      <w:lvlJc w:val="left"/>
+      <w:pPr>
+        <w:tabs>
+          <w:tab w:val="num" w:pos="2160"/>
+        </w:tabs>
+        <w:ind w:left="2160" w:hanging="360"/>
+      </w:pPr>
+    </w:lvl>
+    <w:lvl w:ilvl="3" w:tentative="1">
+      <w:start w:val="1"/>
+      <w:numFmt w:val="decimal"/>
+      <w:lvlText w:val="%4."/>
+      <w:lvlJc w:val="left"/>
+      <w:pPr>
+        <w:tabs>
+          <w:tab w:val="num" w:pos="2880"/>
+        </w:tabs>
+        <w:ind w:left="2880" w:hanging="360"/>
+      </w:pPr>
+    </w:lvl>
+    <w:lvl w:ilvl="4" w:tentative="1">
+      <w:start w:val="1"/>
+      <w:numFmt w:val="decimal"/>
+      <w:lvlText w:val="%5."/>
+      <w:lvlJc w:val="left"/>
+      <w:pPr>
+        <w:tabs>
+          <w:tab w:val="num" w:pos="3600"/>
+        </w:tabs>
+        <w:ind w:left="3600" w:hanging="360"/>
+      </w:pPr>
+    </w:lvl>
+    <w:lvl w:ilvl="5" w:tentative="1">
+      <w:start w:val="1"/>
+      <w:numFmt w:val="decimal"/>
+      <w:lvlText w:val="%6."/>
+      <w:lvlJc w:val="left"/>
+      <w:pPr>
+        <w:tabs>
+          <w:tab w:val="num" w:pos="4320"/>
+        </w:tabs>
+        <w:ind w:left="4320" w:hanging="360"/>
+      </w:pPr>
+    </w:lvl>
+    <w:lvl w:ilvl="6" w:tentative="1">
+      <w:start w:val="1"/>
+      <w:numFmt w:val="decimal"/>
+      <w:lvlText w:val="%7."/>
+      <w:lvlJc w:val="left"/>
+      <w:pPr>
+        <w:tabs>
+          <w:tab w:val="num" w:pos="5040"/>
+        </w:tabs>
+        <w:ind w:left="5040" w:hanging="360"/>
+      </w:pPr>
+    </w:lvl>
+    <w:lvl w:ilvl="7" w:tentative="1">
+      <w:start w:val="1"/>
+      <w:numFmt w:val="decimal"/>
+      <w:lvlText w:val="%8."/>
+      <w:lvlJc w:val="left"/>
+      <w:pPr>
+        <w:tabs>
+          <w:tab w:val="num" w:pos="5760"/>
+        </w:tabs>
+        <w:ind w:left="5760" w:hanging="360"/>
+      </w:pPr>
+    </w:lvl>
+    <w:lvl w:ilvl="8" w:tentative="1">
+      <w:start w:val="1"/>
+      <w:numFmt w:val="decimal"/>
+      <w:lvlText w:val="%9."/>
+      <w:lvlJc w:val="left"/>
+      <w:pPr>
+        <w:tabs>
+          <w:tab w:val="num" w:pos="6480"/>
+        </w:tabs>
+        <w:ind w:left="6480" w:hanging="360"/>
+      </w:pPr>
+    </w:lvl>
+  </w:abstractNum>
+  <w:abstractNum w:abstractNumId="17" w15:restartNumberingAfterBreak="0">
     <w:nsid w:val="669121E0"/>
     <w:multiLevelType w:val="multilevel"/>
     <w:tmpl w:val="826A7F4A"/>
@@ -4082,7 +12588,7 @@
       </w:rPr>
     </w:lvl>
   </w:abstractNum>
-  <w:abstractNum w:abstractNumId="13" w15:restartNumberingAfterBreak="0">
+  <w:abstractNum w:abstractNumId="18" w15:restartNumberingAfterBreak="0">
     <w:nsid w:val="75F62300"/>
     <w:multiLevelType w:val="multilevel"/>
     <w:tmpl w:val="E618AC1E"/>
@@ -4195,7 +12701,7 @@
       </w:rPr>
     </w:lvl>
   </w:abstractNum>
-  <w:abstractNum w:abstractNumId="14" w15:restartNumberingAfterBreak="0">
+  <w:abstractNum w:abstractNumId="19" w15:restartNumberingAfterBreak="0">
     <w:nsid w:val="7C6042E1"/>
     <w:multiLevelType w:val="multilevel"/>
     <w:tmpl w:val="EBF48F1E"/>
@@ -4309,49 +12815,64 @@
     </w:lvl>
   </w:abstractNum>
   <w:num w:numId="1" w16cid:durableId="39668712">
+    <w:abstractNumId w:val="12"/>
+  </w:num>
+  <w:num w:numId="2" w16cid:durableId="1138187163">
+    <w:abstractNumId w:val="17"/>
+  </w:num>
+  <w:num w:numId="3" w16cid:durableId="1451783481">
+    <w:abstractNumId w:val="10"/>
+  </w:num>
+  <w:num w:numId="4" w16cid:durableId="1154685463">
+    <w:abstractNumId w:val="7"/>
+  </w:num>
+  <w:num w:numId="5" w16cid:durableId="1517888063">
+    <w:abstractNumId w:val="13"/>
+  </w:num>
+  <w:num w:numId="6" w16cid:durableId="1172648456">
+    <w:abstractNumId w:val="14"/>
+  </w:num>
+  <w:num w:numId="7" w16cid:durableId="2065325143">
+    <w:abstractNumId w:val="3"/>
+  </w:num>
+  <w:num w:numId="8" w16cid:durableId="1961565334">
+    <w:abstractNumId w:val="19"/>
+  </w:num>
+  <w:num w:numId="9" w16cid:durableId="150487590">
+    <w:abstractNumId w:val="18"/>
+  </w:num>
+  <w:num w:numId="10" w16cid:durableId="1311398778">
+    <w:abstractNumId w:val="15"/>
+  </w:num>
+  <w:num w:numId="11" w16cid:durableId="2039502473">
     <w:abstractNumId w:val="8"/>
   </w:num>
-  <w:num w:numId="2" w16cid:durableId="1138187163">
-    <w:abstractNumId w:val="12"/>
+  <w:num w:numId="12" w16cid:durableId="448820088">
+    <w:abstractNumId w:val="5"/>
   </w:num>
-  <w:num w:numId="3" w16cid:durableId="1451783481">
+  <w:num w:numId="13" w16cid:durableId="1401365545">
+    <w:abstractNumId w:val="1"/>
+  </w:num>
+  <w:num w:numId="14" w16cid:durableId="1471480347">
+    <w:abstractNumId w:val="4"/>
+  </w:num>
+  <w:num w:numId="15" w16cid:durableId="619604744">
+    <w:abstractNumId w:val="11"/>
+  </w:num>
+  <w:num w:numId="16" w16cid:durableId="1861502586">
     <w:abstractNumId w:val="6"/>
   </w:num>
-  <w:num w:numId="4" w16cid:durableId="1154685463">
-    <w:abstractNumId w:val="4"/>
+  <w:num w:numId="17" w16cid:durableId="1217820758">
+    <w:abstractNumId w:val="0"/>
   </w:num>
-  <w:num w:numId="5" w16cid:durableId="1517888063">
+  <w:num w:numId="18" w16cid:durableId="958219451">
     <w:abstractNumId w:val="9"/>
   </w:num>
-  <w:num w:numId="6" w16cid:durableId="1172648456">
-    <w:abstractNumId w:val="10"/>
-  </w:num>
-  <w:num w:numId="7" w16cid:durableId="2065325143">
-    <w:abstractNumId w:val="1"/>
-  </w:num>
-  <w:num w:numId="8" w16cid:durableId="1961565334">
-    <w:abstractNumId w:val="14"/>
-  </w:num>
-  <w:num w:numId="9" w16cid:durableId="150487590">
-    <w:abstractNumId w:val="13"/>
-  </w:num>
-  <w:num w:numId="10" w16cid:durableId="1311398778">
-    <w:abstractNumId w:val="11"/>
-  </w:num>
-  <w:num w:numId="11" w16cid:durableId="2039502473">
-    <w:abstractNumId w:val="5"/>
-  </w:num>
-  <w:num w:numId="12" w16cid:durableId="448820088">
-    <w:abstractNumId w:val="3"/>
-  </w:num>
-  <w:num w:numId="13" w16cid:durableId="1401365545">
-    <w:abstractNumId w:val="0"/>
-  </w:num>
-  <w:num w:numId="14" w16cid:durableId="1471480347">
+  <w:num w:numId="19" w16cid:durableId="1477523945">
     <w:abstractNumId w:val="2"/>
   </w:num>
-  <w:num w:numId="15" w16cid:durableId="619604744">
-    <w:abstractNumId w:val="7"/>
+  <w:num w:numId="20" w16cid:durableId="1942764804">
+    <w:abstractNumId w:val="16"/>
   </w:num>
 </w:numbering>
 </file>
@@ -4869,7 +13390,6 @@
   <w:style w:type="character" w:default="1" w:styleId="DefaultParagraphFont">
     <w:name w:val="Default Paragraph Font"/>
     <w:uiPriority w:val="1"/>
-    <w:semiHidden/>
     <w:unhideWhenUsed/>
   </w:style>
   <w:style w:type="table" w:default="1" w:styleId="TableNormal">
